--- a/REDCap/PARADISE_REDCap_opzet.docx
+++ b/REDCap/PARADISE_REDCap_opzet.docx
@@ -4968,6 +4968,52 @@
     </w:p>
     <w:p>
       <w:pPr>
+        <w:keepNext/>
+        <w:spacing w:before="160" w:after="40"/>
+      </w:pPr>
+      <w:r>
+        <w:rPr>
+          <w:rFonts w:ascii="Segoe UI" w:hAnsi="Segoe UI" w:eastAsia="Segoe UI"/>
+          <w:b/>
+          <w:i w:val="0"/>
+          <w:color w:val="00407A"/>
+          <w:sz w:val="19"/>
+        </w:rPr>
+        <w:t>Schoeiseltype stuurt de opbouw van de zool</w:t>
+      </w:r>
+    </w:p>
+    <w:p>
+      <w:pPr>
+        <w:spacing w:before="0" w:after="80"/>
+      </w:pPr>
+      <w:r>
+        <w:rPr>
+          <w:rFonts w:ascii="Segoe UI" w:hAnsi="Segoe UI" w:eastAsia="Segoe UI"/>
+          <w:b w:val="0"/>
+          <w:i w:val="0"/>
+          <w:color w:val="1B2630"/>
+          <w:sz w:val="19"/>
+        </w:rPr>
+        <w:t>Bestaand orthopedisch schoeisel is toegelaten zolang de nieuwe CMFO erin past. Dat maakt het schoeiseltype een veld dat vóór e10 en e23 moet bestaan, want het bepaalt de opbouw: microkurk plus EVA in maatschoeisel, alleen EVA in een confectieschoen. Drie velden minstens: het type schoeisel, of het bestaand of nieuw is, en of de nieuwe zool erin past. Dat laatste is een beslispunt — past ze niet, dan volgt aanpassing, ander schoeisel of geen inclusie, en welke van de drie het werd hoort vastgelegd.</w:t>
+      </w:r>
+    </w:p>
+    <w:p>
+      <w:pPr>
+        <w:spacing w:before="0" w:after="80"/>
+      </w:pPr>
+      <w:r>
+        <w:rPr>
+          <w:rFonts w:ascii="Segoe UI" w:hAnsi="Segoe UI" w:eastAsia="Segoe UI"/>
+          <w:b w:val="0"/>
+          <w:i w:val="0"/>
+          <w:color w:val="5A6A78"/>
+          <w:sz w:val="17"/>
+        </w:rPr>
+        <w:t>Onder welke kolom bestaand orthopedisch schoeisel valt voor de opbouw is nog niet bevestigd; zie de noot in §5 van PARADISE_BRONNEN.md.</w:t>
+      </w:r>
+    </w:p>
+    <w:p>
+      <w:pPr>
         <w:spacing w:before="0" w:after="80"/>
       </w:pPr>
       <w:r>
@@ -4979,6 +5025,4402 @@
           <w:sz w:val="19"/>
         </w:rPr>
         <w:t>Het gezondheidseconomisch dagboek 45b valt driemaandelijks samen met visites 3 tot 8; ik heb het daar aan vastgeknoopt in plaats van er een apart event voor te maken. Dat scheelt zes events en verliest niets, zolang het dagboek inderdaad op de visite binnenkomt.</w:t>
+      </w:r>
+    </w:p>
+    <w:p>
+      <w:pPr>
+        <w:keepNext/>
+        <w:spacing w:before="240" w:after="60"/>
+      </w:pPr>
+      <w:r>
+        <w:rPr>
+          <w:rFonts w:ascii="Segoe UI" w:hAnsi="Segoe UI" w:eastAsia="Segoe UI"/>
+          <w:b/>
+          <w:i w:val="0"/>
+          <w:color w:val="FF7A00"/>
+          <w:sz w:val="22"/>
+        </w:rPr>
+        <w:t xml:space="preserve">10  </w:t>
+      </w:r>
+      <w:r>
+        <w:rPr>
+          <w:rFonts w:ascii="Segoe UI" w:hAnsi="Segoe UI" w:eastAsia="Segoe UI"/>
+          <w:b/>
+          <w:i w:val="0"/>
+          <w:color w:val="00407A"/>
+          <w:sz w:val="22"/>
+        </w:rPr>
+        <w:t>Elk eCRF-nummer verantwoord</w:t>
+      </w:r>
+    </w:p>
+    <w:p>
+      <w:pPr>
+        <w:spacing w:before="0" w:after="80"/>
+      </w:pPr>
+      <w:r>
+        <w:rPr>
+          <w:rFonts w:ascii="Segoe UI" w:hAnsi="Segoe UI" w:eastAsia="Segoe UI"/>
+          <w:b w:val="0"/>
+          <w:i w:val="0"/>
+          <w:color w:val="1B2630"/>
+          <w:sz w:val="19"/>
+        </w:rPr>
+        <w:t>Volledige kruistabel tegen het register in §12 van PARADISE_BRONNEN.md. Elk nummer staat er, ook de nummers die bewust niet in REDCap komen — anders weet niemand later of een ontbrekend formulier een keuze was of een vergetelheid.</w:t>
+      </w:r>
+    </w:p>
+    <w:tbl>
+      <w:tblPr>
+        <w:tblW w:type="auto" w:w="0"/>
+        <w:jc w:val="left"/>
+        <w:tblLayout w:type="fixed"/>
+        <w:tblLook w:firstColumn="1" w:firstRow="1" w:lastColumn="0" w:lastRow="0" w:noHBand="0" w:noVBand="1" w:val="04A0"/>
+        <w:tblBorders>
+          <w:top w:val="single" w:sz="4" w:space="0" w:color="D8E2EA"/>
+          <w:left w:val="single" w:sz="4" w:space="0" w:color="D8E2EA"/>
+          <w:bottom w:val="single" w:sz="4" w:space="0" w:color="D8E2EA"/>
+          <w:right w:val="single" w:sz="4" w:space="0" w:color="D8E2EA"/>
+          <w:insideH w:val="single" w:sz="4" w:space="0" w:color="D8E2EA"/>
+          <w:insideV w:val="single" w:sz="4" w:space="0" w:color="D8E2EA"/>
+        </w:tblBorders>
+      </w:tblPr>
+      <w:tblGrid>
+        <w:gridCol w:w="2466"/>
+        <w:gridCol w:w="2466"/>
+        <w:gridCol w:w="2466"/>
+        <w:gridCol w:w="2466"/>
+      </w:tblGrid>
+      <w:tr>
+        <w:tc>
+          <w:tcPr>
+            <w:tcW w:type="dxa" w:w="680"/>
+            <w:shd w:val="clear" w:color="auto" w:fill="1D8DB0"/>
+          </w:tcPr>
+          <w:p>
+            <w:pPr>
+              <w:spacing w:before="30" w:after="30" w:line="252" w:lineRule="auto"/>
+            </w:pPr>
+            <w:r/>
+            <w:r>
+              <w:rPr>
+                <w:rFonts w:ascii="Segoe UI" w:hAnsi="Segoe UI" w:eastAsia="Segoe UI"/>
+                <w:b/>
+                <w:i w:val="0"/>
+                <w:color w:val="FFFFFF"/>
+                <w:sz w:val="15"/>
+              </w:rPr>
+              <w:t>Nr</w:t>
+            </w:r>
+          </w:p>
+        </w:tc>
+        <w:tc>
+          <w:tcPr>
+            <w:tcW w:type="dxa" w:w="2608"/>
+            <w:shd w:val="clear" w:color="auto" w:fill="1D8DB0"/>
+          </w:tcPr>
+          <w:p>
+            <w:pPr>
+              <w:spacing w:before="30" w:after="30" w:line="252" w:lineRule="auto"/>
+            </w:pPr>
+            <w:r/>
+            <w:r>
+              <w:rPr>
+                <w:rFonts w:ascii="Segoe UI" w:hAnsi="Segoe UI" w:eastAsia="Segoe UI"/>
+                <w:b/>
+                <w:i w:val="0"/>
+                <w:color w:val="FFFFFF"/>
+                <w:sz w:val="15"/>
+              </w:rPr>
+              <w:t>Document</w:t>
+            </w:r>
+          </w:p>
+        </w:tc>
+        <w:tc>
+          <w:tcPr>
+            <w:tcW w:type="dxa" w:w="2948"/>
+            <w:shd w:val="clear" w:color="auto" w:fill="1D8DB0"/>
+          </w:tcPr>
+          <w:p>
+            <w:pPr>
+              <w:spacing w:before="30" w:after="30" w:line="252" w:lineRule="auto"/>
+            </w:pPr>
+            <w:r/>
+            <w:r>
+              <w:rPr>
+                <w:rFonts w:ascii="Segoe UI" w:hAnsi="Segoe UI" w:eastAsia="Segoe UI"/>
+                <w:b/>
+                <w:i w:val="0"/>
+                <w:color w:val="FFFFFF"/>
+                <w:sz w:val="15"/>
+              </w:rPr>
+              <w:t>In REDCap als</w:t>
+            </w:r>
+          </w:p>
+        </w:tc>
+        <w:tc>
+          <w:tcPr>
+            <w:tcW w:type="dxa" w:w="3628"/>
+            <w:shd w:val="clear" w:color="auto" w:fill="1D8DB0"/>
+          </w:tcPr>
+          <w:p>
+            <w:pPr>
+              <w:spacing w:before="30" w:after="30" w:line="252" w:lineRule="auto"/>
+            </w:pPr>
+            <w:r/>
+            <w:r>
+              <w:rPr>
+                <w:rFonts w:ascii="Segoe UI" w:hAnsi="Segoe UI" w:eastAsia="Segoe UI"/>
+                <w:b/>
+                <w:i w:val="0"/>
+                <w:color w:val="FFFFFF"/>
+                <w:sz w:val="15"/>
+              </w:rPr>
+              <w:t>Zo niet, waarom</w:t>
+            </w:r>
+          </w:p>
+        </w:tc>
+      </w:tr>
+      <w:tr>
+        <w:tc>
+          <w:tcPr>
+            <w:tcW w:type="dxa" w:w="680"/>
+          </w:tcPr>
+          <w:p>
+            <w:pPr>
+              <w:spacing w:before="30" w:after="30" w:line="252" w:lineRule="auto"/>
+            </w:pPr>
+            <w:r/>
+            <w:r>
+              <w:rPr>
+                <w:rFonts w:ascii="Segoe UI" w:hAnsi="Segoe UI" w:eastAsia="Segoe UI"/>
+                <w:b w:val="0"/>
+                <w:i w:val="0"/>
+                <w:color w:val="1B2630"/>
+                <w:sz w:val="15"/>
+              </w:rPr>
+              <w:t>00</w:t>
+            </w:r>
+          </w:p>
+        </w:tc>
+        <w:tc>
+          <w:tcPr>
+            <w:tcW w:type="dxa" w:w="2608"/>
+          </w:tcPr>
+          <w:p>
+            <w:pPr>
+              <w:spacing w:before="30" w:after="30" w:line="252" w:lineRule="auto"/>
+            </w:pPr>
+            <w:r/>
+            <w:r>
+              <w:rPr>
+                <w:rFonts w:ascii="Segoe UI" w:hAnsi="Segoe UI" w:eastAsia="Segoe UI"/>
+                <w:b w:val="0"/>
+                <w:i w:val="0"/>
+                <w:color w:val="1B2630"/>
+                <w:sz w:val="15"/>
+              </w:rPr>
+              <w:t>Patiëntenidentificatielijst</w:t>
+            </w:r>
+          </w:p>
+        </w:tc>
+        <w:tc>
+          <w:tcPr>
+            <w:tcW w:type="dxa" w:w="2948"/>
+          </w:tcPr>
+          <w:p>
+            <w:pPr>
+              <w:spacing w:before="30" w:after="30" w:line="252" w:lineRule="auto"/>
+            </w:pPr>
+            <w:r/>
+            <w:r>
+              <w:rPr>
+                <w:rFonts w:ascii="Segoe UI" w:hAnsi="Segoe UI" w:eastAsia="Segoe UI"/>
+                <w:b w:val="0"/>
+                <w:i w:val="0"/>
+                <w:color w:val="1B2630"/>
+                <w:sz w:val="15"/>
+              </w:rPr>
+              <w:t>—</w:t>
+            </w:r>
+          </w:p>
+        </w:tc>
+        <w:tc>
+          <w:tcPr>
+            <w:tcW w:type="dxa" w:w="3628"/>
+          </w:tcPr>
+          <w:p>
+            <w:pPr>
+              <w:spacing w:before="30" w:after="30" w:line="252" w:lineRule="auto"/>
+            </w:pPr>
+            <w:r/>
+            <w:r>
+              <w:rPr>
+                <w:rFonts w:ascii="Segoe UI" w:hAnsi="Segoe UI" w:eastAsia="Segoe UI"/>
+                <w:b w:val="0"/>
+                <w:i w:val="0"/>
+                <w:color w:val="1B2630"/>
+                <w:sz w:val="15"/>
+              </w:rPr>
+              <w:t>Sleutel tussen code en persoon. Hoort buiten de pseudonieme databank.</w:t>
+            </w:r>
+          </w:p>
+        </w:tc>
+      </w:tr>
+      <w:tr>
+        <w:tc>
+          <w:tcPr>
+            <w:tcW w:type="dxa" w:w="680"/>
+          </w:tcPr>
+          <w:p>
+            <w:pPr>
+              <w:spacing w:before="30" w:after="30" w:line="252" w:lineRule="auto"/>
+            </w:pPr>
+            <w:r/>
+            <w:r>
+              <w:rPr>
+                <w:rFonts w:ascii="Segoe UI" w:hAnsi="Segoe UI" w:eastAsia="Segoe UI"/>
+                <w:b w:val="0"/>
+                <w:i w:val="0"/>
+                <w:color w:val="1B2630"/>
+                <w:sz w:val="15"/>
+              </w:rPr>
+              <w:t>01</w:t>
+            </w:r>
+          </w:p>
+        </w:tc>
+        <w:tc>
+          <w:tcPr>
+            <w:tcW w:type="dxa" w:w="2608"/>
+          </w:tcPr>
+          <w:p>
+            <w:pPr>
+              <w:spacing w:before="30" w:after="30" w:line="252" w:lineRule="auto"/>
+            </w:pPr>
+            <w:r/>
+            <w:r>
+              <w:rPr>
+                <w:rFonts w:ascii="Segoe UI" w:hAnsi="Segoe UI" w:eastAsia="Segoe UI"/>
+                <w:b w:val="0"/>
+                <w:i w:val="0"/>
+                <w:color w:val="1B2630"/>
+                <w:sz w:val="15"/>
+              </w:rPr>
+              <w:t>Screening voor toestemming</w:t>
+            </w:r>
+          </w:p>
+        </w:tc>
+        <w:tc>
+          <w:tcPr>
+            <w:tcW w:type="dxa" w:w="2948"/>
+          </w:tcPr>
+          <w:p>
+            <w:pPr>
+              <w:spacing w:before="30" w:after="30" w:line="252" w:lineRule="auto"/>
+            </w:pPr>
+            <w:r/>
+            <w:r>
+              <w:rPr>
+                <w:rFonts w:ascii="Segoe UI" w:hAnsi="Segoe UI" w:eastAsia="Segoe UI"/>
+                <w:b w:val="0"/>
+                <w:i w:val="0"/>
+                <w:color w:val="1B2630"/>
+                <w:sz w:val="15"/>
+              </w:rPr>
+              <w:t>e01_screening</w:t>
+            </w:r>
+          </w:p>
+        </w:tc>
+        <w:tc>
+          <w:tcPr>
+            <w:tcW w:type="dxa" w:w="3628"/>
+          </w:tcPr>
+          <w:p>
+            <w:pPr>
+              <w:spacing w:before="30" w:after="30" w:line="252" w:lineRule="auto"/>
+            </w:pPr>
+            <w:r/>
+          </w:p>
+        </w:tc>
+      </w:tr>
+      <w:tr>
+        <w:tc>
+          <w:tcPr>
+            <w:tcW w:type="dxa" w:w="680"/>
+          </w:tcPr>
+          <w:p>
+            <w:pPr>
+              <w:spacing w:before="30" w:after="30" w:line="252" w:lineRule="auto"/>
+            </w:pPr>
+            <w:r/>
+            <w:r>
+              <w:rPr>
+                <w:rFonts w:ascii="Segoe UI" w:hAnsi="Segoe UI" w:eastAsia="Segoe UI"/>
+                <w:b w:val="0"/>
+                <w:i w:val="0"/>
+                <w:color w:val="1B2630"/>
+                <w:sz w:val="15"/>
+              </w:rPr>
+              <w:t>02</w:t>
+            </w:r>
+          </w:p>
+        </w:tc>
+        <w:tc>
+          <w:tcPr>
+            <w:tcW w:type="dxa" w:w="2608"/>
+          </w:tcPr>
+          <w:p>
+            <w:pPr>
+              <w:spacing w:before="30" w:after="30" w:line="252" w:lineRule="auto"/>
+            </w:pPr>
+            <w:r/>
+            <w:r>
+              <w:rPr>
+                <w:rFonts w:ascii="Segoe UI" w:hAnsi="Segoe UI" w:eastAsia="Segoe UI"/>
+                <w:b w:val="0"/>
+                <w:i w:val="0"/>
+                <w:color w:val="1B2630"/>
+                <w:sz w:val="15"/>
+              </w:rPr>
+              <w:t>Toestemmings- en kostenformulier patiënt</w:t>
+            </w:r>
+          </w:p>
+        </w:tc>
+        <w:tc>
+          <w:tcPr>
+            <w:tcW w:type="dxa" w:w="2948"/>
+          </w:tcPr>
+          <w:p>
+            <w:pPr>
+              <w:spacing w:before="30" w:after="30" w:line="252" w:lineRule="auto"/>
+            </w:pPr>
+            <w:r/>
+            <w:r>
+              <w:rPr>
+                <w:rFonts w:ascii="Segoe UI" w:hAnsi="Segoe UI" w:eastAsia="Segoe UI"/>
+                <w:b w:val="0"/>
+                <w:i w:val="0"/>
+                <w:color w:val="1B2630"/>
+                <w:sz w:val="15"/>
+              </w:rPr>
+              <w:t>e02_toestemming</w:t>
+            </w:r>
+          </w:p>
+        </w:tc>
+        <w:tc>
+          <w:tcPr>
+            <w:tcW w:type="dxa" w:w="3628"/>
+          </w:tcPr>
+          <w:p>
+            <w:pPr>
+              <w:spacing w:before="30" w:after="30" w:line="252" w:lineRule="auto"/>
+            </w:pPr>
+            <w:r/>
+          </w:p>
+        </w:tc>
+      </w:tr>
+      <w:tr>
+        <w:tc>
+          <w:tcPr>
+            <w:tcW w:type="dxa" w:w="680"/>
+          </w:tcPr>
+          <w:p>
+            <w:pPr>
+              <w:spacing w:before="30" w:after="30" w:line="252" w:lineRule="auto"/>
+            </w:pPr>
+            <w:r/>
+            <w:r>
+              <w:rPr>
+                <w:rFonts w:ascii="Segoe UI" w:hAnsi="Segoe UI" w:eastAsia="Segoe UI"/>
+                <w:b w:val="0"/>
+                <w:i w:val="0"/>
+                <w:color w:val="1B2630"/>
+                <w:sz w:val="15"/>
+              </w:rPr>
+              <w:t>03</w:t>
+            </w:r>
+          </w:p>
+        </w:tc>
+        <w:tc>
+          <w:tcPr>
+            <w:tcW w:type="dxa" w:w="2608"/>
+          </w:tcPr>
+          <w:p>
+            <w:pPr>
+              <w:spacing w:before="30" w:after="30" w:line="252" w:lineRule="auto"/>
+            </w:pPr>
+            <w:r/>
+            <w:r>
+              <w:rPr>
+                <w:rFonts w:ascii="Segoe UI" w:hAnsi="Segoe UI" w:eastAsia="Segoe UI"/>
+                <w:b w:val="0"/>
+                <w:i w:val="0"/>
+                <w:color w:val="1B2630"/>
+                <w:sz w:val="15"/>
+              </w:rPr>
+              <w:t>Toestemmingsformulier sitepersoneel</w:t>
+            </w:r>
+          </w:p>
+        </w:tc>
+        <w:tc>
+          <w:tcPr>
+            <w:tcW w:type="dxa" w:w="2948"/>
+          </w:tcPr>
+          <w:p>
+            <w:pPr>
+              <w:spacing w:before="30" w:after="30" w:line="252" w:lineRule="auto"/>
+            </w:pPr>
+            <w:r/>
+            <w:r>
+              <w:rPr>
+                <w:rFonts w:ascii="Segoe UI" w:hAnsi="Segoe UI" w:eastAsia="Segoe UI"/>
+                <w:b w:val="0"/>
+                <w:i w:val="0"/>
+                <w:color w:val="1B2630"/>
+                <w:sz w:val="15"/>
+              </w:rPr>
+              <w:t>—</w:t>
+            </w:r>
+          </w:p>
+        </w:tc>
+        <w:tc>
+          <w:tcPr>
+            <w:tcW w:type="dxa" w:w="3628"/>
+          </w:tcPr>
+          <w:p>
+            <w:pPr>
+              <w:spacing w:before="30" w:after="30" w:line="252" w:lineRule="auto"/>
+            </w:pPr>
+            <w:r/>
+            <w:r>
+              <w:rPr>
+                <w:rFonts w:ascii="Segoe UI" w:hAnsi="Segoe UI" w:eastAsia="Segoe UI"/>
+                <w:b w:val="0"/>
+                <w:i w:val="0"/>
+                <w:color w:val="1B2630"/>
+                <w:sz w:val="15"/>
+              </w:rPr>
+              <w:t>Toestemming van sitepersoneel — geen deelnemerrecord, eigen populatie.</w:t>
+            </w:r>
+          </w:p>
+        </w:tc>
+      </w:tr>
+      <w:tr>
+        <w:tc>
+          <w:tcPr>
+            <w:tcW w:type="dxa" w:w="680"/>
+          </w:tcPr>
+          <w:p>
+            <w:pPr>
+              <w:spacing w:before="30" w:after="30" w:line="252" w:lineRule="auto"/>
+            </w:pPr>
+            <w:r/>
+            <w:r>
+              <w:rPr>
+                <w:rFonts w:ascii="Segoe UI" w:hAnsi="Segoe UI" w:eastAsia="Segoe UI"/>
+                <w:b w:val="0"/>
+                <w:i w:val="0"/>
+                <w:color w:val="1B2630"/>
+                <w:sz w:val="15"/>
+              </w:rPr>
+              <w:t>04</w:t>
+            </w:r>
+          </w:p>
+        </w:tc>
+        <w:tc>
+          <w:tcPr>
+            <w:tcW w:type="dxa" w:w="2608"/>
+          </w:tcPr>
+          <w:p>
+            <w:pPr>
+              <w:spacing w:before="30" w:after="30" w:line="252" w:lineRule="auto"/>
+            </w:pPr>
+            <w:r/>
+            <w:r>
+              <w:rPr>
+                <w:rFonts w:ascii="Segoe UI" w:hAnsi="Segoe UI" w:eastAsia="Segoe UI"/>
+                <w:b w:val="0"/>
+                <w:i w:val="0"/>
+                <w:color w:val="1B2630"/>
+                <w:sz w:val="15"/>
+              </w:rPr>
+              <w:t>Toestemmingsformulier therapeut</w:t>
+            </w:r>
+          </w:p>
+        </w:tc>
+        <w:tc>
+          <w:tcPr>
+            <w:tcW w:type="dxa" w:w="2948"/>
+          </w:tcPr>
+          <w:p>
+            <w:pPr>
+              <w:spacing w:before="30" w:after="30" w:line="252" w:lineRule="auto"/>
+            </w:pPr>
+            <w:r/>
+            <w:r>
+              <w:rPr>
+                <w:rFonts w:ascii="Segoe UI" w:hAnsi="Segoe UI" w:eastAsia="Segoe UI"/>
+                <w:b w:val="0"/>
+                <w:i w:val="0"/>
+                <w:color w:val="1B2630"/>
+                <w:sz w:val="15"/>
+              </w:rPr>
+              <w:t>—</w:t>
+            </w:r>
+          </w:p>
+        </w:tc>
+        <w:tc>
+          <w:tcPr>
+            <w:tcW w:type="dxa" w:w="3628"/>
+          </w:tcPr>
+          <w:p>
+            <w:pPr>
+              <w:spacing w:before="30" w:after="30" w:line="252" w:lineRule="auto"/>
+            </w:pPr>
+            <w:r/>
+            <w:r>
+              <w:rPr>
+                <w:rFonts w:ascii="Segoe UI" w:hAnsi="Segoe UI" w:eastAsia="Segoe UI"/>
+                <w:b w:val="0"/>
+                <w:i w:val="0"/>
+                <w:color w:val="1B2630"/>
+                <w:sz w:val="15"/>
+              </w:rPr>
+              <w:t>Toestemming van de therapeut — geen deelnemerrecord.</w:t>
+            </w:r>
+          </w:p>
+        </w:tc>
+      </w:tr>
+      <w:tr>
+        <w:tc>
+          <w:tcPr>
+            <w:tcW w:type="dxa" w:w="680"/>
+          </w:tcPr>
+          <w:p>
+            <w:pPr>
+              <w:spacing w:before="30" w:after="30" w:line="252" w:lineRule="auto"/>
+            </w:pPr>
+            <w:r/>
+            <w:r>
+              <w:rPr>
+                <w:rFonts w:ascii="Segoe UI" w:hAnsi="Segoe UI" w:eastAsia="Segoe UI"/>
+                <w:b w:val="0"/>
+                <w:i w:val="0"/>
+                <w:color w:val="1B2630"/>
+                <w:sz w:val="15"/>
+              </w:rPr>
+              <w:t>05</w:t>
+            </w:r>
+          </w:p>
+        </w:tc>
+        <w:tc>
+          <w:tcPr>
+            <w:tcW w:type="dxa" w:w="2608"/>
+          </w:tcPr>
+          <w:p>
+            <w:pPr>
+              <w:spacing w:before="30" w:after="30" w:line="252" w:lineRule="auto"/>
+            </w:pPr>
+            <w:r/>
+            <w:r>
+              <w:rPr>
+                <w:rFonts w:ascii="Segoe UI" w:hAnsi="Segoe UI" w:eastAsia="Segoe UI"/>
+                <w:b w:val="0"/>
+                <w:i w:val="0"/>
+                <w:color w:val="1B2630"/>
+                <w:sz w:val="15"/>
+              </w:rPr>
+              <w:t>Toestemmingsformulier manager</w:t>
+            </w:r>
+          </w:p>
+        </w:tc>
+        <w:tc>
+          <w:tcPr>
+            <w:tcW w:type="dxa" w:w="2948"/>
+          </w:tcPr>
+          <w:p>
+            <w:pPr>
+              <w:spacing w:before="30" w:after="30" w:line="252" w:lineRule="auto"/>
+            </w:pPr>
+            <w:r/>
+            <w:r>
+              <w:rPr>
+                <w:rFonts w:ascii="Segoe UI" w:hAnsi="Segoe UI" w:eastAsia="Segoe UI"/>
+                <w:b w:val="0"/>
+                <w:i w:val="0"/>
+                <w:color w:val="1B2630"/>
+                <w:sz w:val="15"/>
+              </w:rPr>
+              <w:t>—</w:t>
+            </w:r>
+          </w:p>
+        </w:tc>
+        <w:tc>
+          <w:tcPr>
+            <w:tcW w:type="dxa" w:w="3628"/>
+          </w:tcPr>
+          <w:p>
+            <w:pPr>
+              <w:spacing w:before="30" w:after="30" w:line="252" w:lineRule="auto"/>
+            </w:pPr>
+            <w:r/>
+            <w:r>
+              <w:rPr>
+                <w:rFonts w:ascii="Segoe UI" w:hAnsi="Segoe UI" w:eastAsia="Segoe UI"/>
+                <w:b w:val="0"/>
+                <w:i w:val="0"/>
+                <w:color w:val="1B2630"/>
+                <w:sz w:val="15"/>
+              </w:rPr>
+              <w:t>Toestemming van de manager — geen deelnemerrecord.</w:t>
+            </w:r>
+          </w:p>
+        </w:tc>
+      </w:tr>
+      <w:tr>
+        <w:tc>
+          <w:tcPr>
+            <w:tcW w:type="dxa" w:w="680"/>
+          </w:tcPr>
+          <w:p>
+            <w:pPr>
+              <w:spacing w:before="30" w:after="30" w:line="252" w:lineRule="auto"/>
+            </w:pPr>
+            <w:r/>
+            <w:r>
+              <w:rPr>
+                <w:rFonts w:ascii="Segoe UI" w:hAnsi="Segoe UI" w:eastAsia="Segoe UI"/>
+                <w:b w:val="0"/>
+                <w:i w:val="0"/>
+                <w:color w:val="1B2630"/>
+                <w:sz w:val="15"/>
+              </w:rPr>
+              <w:t>06</w:t>
+            </w:r>
+          </w:p>
+        </w:tc>
+        <w:tc>
+          <w:tcPr>
+            <w:tcW w:type="dxa" w:w="2608"/>
+          </w:tcPr>
+          <w:p>
+            <w:pPr>
+              <w:spacing w:before="30" w:after="30" w:line="252" w:lineRule="auto"/>
+            </w:pPr>
+            <w:r/>
+            <w:r>
+              <w:rPr>
+                <w:rFonts w:ascii="Segoe UI" w:hAnsi="Segoe UI" w:eastAsia="Segoe UI"/>
+                <w:b w:val="0"/>
+                <w:i w:val="0"/>
+                <w:color w:val="1B2630"/>
+                <w:sz w:val="15"/>
+              </w:rPr>
+              <w:t>Bevestiging geschiktheid baseline</w:t>
+            </w:r>
+          </w:p>
+        </w:tc>
+        <w:tc>
+          <w:tcPr>
+            <w:tcW w:type="dxa" w:w="2948"/>
+          </w:tcPr>
+          <w:p>
+            <w:pPr>
+              <w:spacing w:before="30" w:after="30" w:line="252" w:lineRule="auto"/>
+            </w:pPr>
+            <w:r/>
+            <w:r>
+              <w:rPr>
+                <w:rFonts w:ascii="Segoe UI" w:hAnsi="Segoe UI" w:eastAsia="Segoe UI"/>
+                <w:b w:val="0"/>
+                <w:i w:val="0"/>
+                <w:color w:val="1B2630"/>
+                <w:sz w:val="15"/>
+              </w:rPr>
+              <w:t>e06_geschiktheid</w:t>
+            </w:r>
+          </w:p>
+        </w:tc>
+        <w:tc>
+          <w:tcPr>
+            <w:tcW w:type="dxa" w:w="3628"/>
+          </w:tcPr>
+          <w:p>
+            <w:pPr>
+              <w:spacing w:before="30" w:after="30" w:line="252" w:lineRule="auto"/>
+            </w:pPr>
+            <w:r/>
+          </w:p>
+        </w:tc>
+      </w:tr>
+      <w:tr>
+        <w:tc>
+          <w:tcPr>
+            <w:tcW w:type="dxa" w:w="680"/>
+          </w:tcPr>
+          <w:p>
+            <w:pPr>
+              <w:spacing w:before="30" w:after="30" w:line="252" w:lineRule="auto"/>
+            </w:pPr>
+            <w:r/>
+            <w:r>
+              <w:rPr>
+                <w:rFonts w:ascii="Segoe UI" w:hAnsi="Segoe UI" w:eastAsia="Segoe UI"/>
+                <w:b w:val="0"/>
+                <w:i w:val="0"/>
+                <w:color w:val="1B2630"/>
+                <w:sz w:val="15"/>
+              </w:rPr>
+              <w:t>07</w:t>
+            </w:r>
+          </w:p>
+        </w:tc>
+        <w:tc>
+          <w:tcPr>
+            <w:tcW w:type="dxa" w:w="2608"/>
+          </w:tcPr>
+          <w:p>
+            <w:pPr>
+              <w:spacing w:before="30" w:after="30" w:line="252" w:lineRule="auto"/>
+            </w:pPr>
+            <w:r/>
+            <w:r>
+              <w:rPr>
+                <w:rFonts w:ascii="Segoe UI" w:hAnsi="Segoe UI" w:eastAsia="Segoe UI"/>
+                <w:b w:val="0"/>
+                <w:i w:val="0"/>
+                <w:color w:val="1B2630"/>
+                <w:sz w:val="15"/>
+              </w:rPr>
+              <w:t>Demografie en medische voorgeschiedenis</w:t>
+            </w:r>
+          </w:p>
+        </w:tc>
+        <w:tc>
+          <w:tcPr>
+            <w:tcW w:type="dxa" w:w="2948"/>
+          </w:tcPr>
+          <w:p>
+            <w:pPr>
+              <w:spacing w:before="30" w:after="30" w:line="252" w:lineRule="auto"/>
+            </w:pPr>
+            <w:r/>
+            <w:r>
+              <w:rPr>
+                <w:rFonts w:ascii="Segoe UI" w:hAnsi="Segoe UI" w:eastAsia="Segoe UI"/>
+                <w:b w:val="0"/>
+                <w:i w:val="0"/>
+                <w:color w:val="1B2630"/>
+                <w:sz w:val="15"/>
+              </w:rPr>
+              <w:t>e07_demografie</w:t>
+            </w:r>
+          </w:p>
+        </w:tc>
+        <w:tc>
+          <w:tcPr>
+            <w:tcW w:type="dxa" w:w="3628"/>
+          </w:tcPr>
+          <w:p>
+            <w:pPr>
+              <w:spacing w:before="30" w:after="30" w:line="252" w:lineRule="auto"/>
+            </w:pPr>
+            <w:r/>
+          </w:p>
+        </w:tc>
+      </w:tr>
+      <w:tr>
+        <w:tc>
+          <w:tcPr>
+            <w:tcW w:type="dxa" w:w="680"/>
+          </w:tcPr>
+          <w:p>
+            <w:pPr>
+              <w:spacing w:before="30" w:after="30" w:line="252" w:lineRule="auto"/>
+            </w:pPr>
+            <w:r/>
+            <w:r>
+              <w:rPr>
+                <w:rFonts w:ascii="Segoe UI" w:hAnsi="Segoe UI" w:eastAsia="Segoe UI"/>
+                <w:b w:val="0"/>
+                <w:i w:val="0"/>
+                <w:color w:val="1B2630"/>
+                <w:sz w:val="15"/>
+              </w:rPr>
+              <w:t>08</w:t>
+            </w:r>
+          </w:p>
+        </w:tc>
+        <w:tc>
+          <w:tcPr>
+            <w:tcW w:type="dxa" w:w="2608"/>
+          </w:tcPr>
+          <w:p>
+            <w:pPr>
+              <w:spacing w:before="30" w:after="30" w:line="252" w:lineRule="auto"/>
+            </w:pPr>
+            <w:r/>
+            <w:r>
+              <w:rPr>
+                <w:rFonts w:ascii="Segoe UI" w:hAnsi="Segoe UI" w:eastAsia="Segoe UI"/>
+                <w:b w:val="0"/>
+                <w:i w:val="0"/>
+                <w:color w:val="1B2630"/>
+                <w:sz w:val="15"/>
+              </w:rPr>
+              <w:t>Screening voet en schoeisel</w:t>
+            </w:r>
+          </w:p>
+        </w:tc>
+        <w:tc>
+          <w:tcPr>
+            <w:tcW w:type="dxa" w:w="2948"/>
+          </w:tcPr>
+          <w:p>
+            <w:pPr>
+              <w:spacing w:before="30" w:after="30" w:line="252" w:lineRule="auto"/>
+            </w:pPr>
+            <w:r/>
+            <w:r>
+              <w:rPr>
+                <w:rFonts w:ascii="Segoe UI" w:hAnsi="Segoe UI" w:eastAsia="Segoe UI"/>
+                <w:b w:val="0"/>
+                <w:i w:val="0"/>
+                <w:color w:val="1B2630"/>
+                <w:sz w:val="15"/>
+              </w:rPr>
+              <w:t>e08_voet_schoeisel</w:t>
+            </w:r>
+          </w:p>
+        </w:tc>
+        <w:tc>
+          <w:tcPr>
+            <w:tcW w:type="dxa" w:w="3628"/>
+          </w:tcPr>
+          <w:p>
+            <w:pPr>
+              <w:spacing w:before="30" w:after="30" w:line="252" w:lineRule="auto"/>
+            </w:pPr>
+            <w:r/>
+          </w:p>
+        </w:tc>
+      </w:tr>
+      <w:tr>
+        <w:tc>
+          <w:tcPr>
+            <w:tcW w:type="dxa" w:w="680"/>
+          </w:tcPr>
+          <w:p>
+            <w:pPr>
+              <w:spacing w:before="30" w:after="30" w:line="252" w:lineRule="auto"/>
+            </w:pPr>
+            <w:r/>
+            <w:r>
+              <w:rPr>
+                <w:rFonts w:ascii="Segoe UI" w:hAnsi="Segoe UI" w:eastAsia="Segoe UI"/>
+                <w:b w:val="0"/>
+                <w:i w:val="0"/>
+                <w:color w:val="1B2630"/>
+                <w:sz w:val="15"/>
+              </w:rPr>
+              <w:t>09</w:t>
+            </w:r>
+          </w:p>
+        </w:tc>
+        <w:tc>
+          <w:tcPr>
+            <w:tcW w:type="dxa" w:w="2608"/>
+          </w:tcPr>
+          <w:p>
+            <w:pPr>
+              <w:spacing w:before="30" w:after="30" w:line="252" w:lineRule="auto"/>
+            </w:pPr>
+            <w:r/>
+            <w:r>
+              <w:rPr>
+                <w:rFonts w:ascii="Segoe UI" w:hAnsi="Segoe UI" w:eastAsia="Segoe UI"/>
+                <w:b w:val="0"/>
+                <w:i w:val="0"/>
+                <w:color w:val="1B2630"/>
+                <w:sz w:val="15"/>
+              </w:rPr>
+              <w:t>Meting plantaire druk, baseline</w:t>
+            </w:r>
+          </w:p>
+        </w:tc>
+        <w:tc>
+          <w:tcPr>
+            <w:tcW w:type="dxa" w:w="2948"/>
+          </w:tcPr>
+          <w:p>
+            <w:pPr>
+              <w:spacing w:before="30" w:after="30" w:line="252" w:lineRule="auto"/>
+            </w:pPr>
+            <w:r/>
+            <w:r>
+              <w:rPr>
+                <w:rFonts w:ascii="Segoe UI" w:hAnsi="Segoe UI" w:eastAsia="Segoe UI"/>
+                <w:b w:val="0"/>
+                <w:i w:val="0"/>
+                <w:color w:val="1B2630"/>
+                <w:sz w:val="15"/>
+              </w:rPr>
+              <w:t>e09_drukmeting_baseline</w:t>
+            </w:r>
+          </w:p>
+        </w:tc>
+        <w:tc>
+          <w:tcPr>
+            <w:tcW w:type="dxa" w:w="3628"/>
+          </w:tcPr>
+          <w:p>
+            <w:pPr>
+              <w:spacing w:before="30" w:after="30" w:line="252" w:lineRule="auto"/>
+            </w:pPr>
+            <w:r/>
+          </w:p>
+        </w:tc>
+      </w:tr>
+      <w:tr>
+        <w:tc>
+          <w:tcPr>
+            <w:tcW w:type="dxa" w:w="680"/>
+          </w:tcPr>
+          <w:p>
+            <w:pPr>
+              <w:spacing w:before="30" w:after="30" w:line="252" w:lineRule="auto"/>
+            </w:pPr>
+            <w:r/>
+            <w:r>
+              <w:rPr>
+                <w:rFonts w:ascii="Segoe UI" w:hAnsi="Segoe UI" w:eastAsia="Segoe UI"/>
+                <w:b w:val="0"/>
+                <w:i w:val="0"/>
+                <w:color w:val="1B2630"/>
+                <w:sz w:val="15"/>
+              </w:rPr>
+              <w:t>10</w:t>
+            </w:r>
+          </w:p>
+        </w:tc>
+        <w:tc>
+          <w:tcPr>
+            <w:tcW w:type="dxa" w:w="2608"/>
+          </w:tcPr>
+          <w:p>
+            <w:pPr>
+              <w:spacing w:before="30" w:after="30" w:line="252" w:lineRule="auto"/>
+            </w:pPr>
+            <w:r/>
+            <w:r>
+              <w:rPr>
+                <w:rFonts w:ascii="Segoe UI" w:hAnsi="Segoe UI" w:eastAsia="Segoe UI"/>
+                <w:b w:val="0"/>
+                <w:i w:val="0"/>
+                <w:color w:val="1B2630"/>
+                <w:sz w:val="15"/>
+              </w:rPr>
+              <w:t>Voorschrift CMFO</w:t>
+            </w:r>
+          </w:p>
+        </w:tc>
+        <w:tc>
+          <w:tcPr>
+            <w:tcW w:type="dxa" w:w="2948"/>
+          </w:tcPr>
+          <w:p>
+            <w:pPr>
+              <w:spacing w:before="30" w:after="30" w:line="252" w:lineRule="auto"/>
+            </w:pPr>
+            <w:r/>
+            <w:r>
+              <w:rPr>
+                <w:rFonts w:ascii="Segoe UI" w:hAnsi="Segoe UI" w:eastAsia="Segoe UI"/>
+                <w:b w:val="0"/>
+                <w:i w:val="0"/>
+                <w:color w:val="1B2630"/>
+                <w:sz w:val="15"/>
+              </w:rPr>
+              <w:t>e10_voorschrift_cmfo</w:t>
+            </w:r>
+          </w:p>
+        </w:tc>
+        <w:tc>
+          <w:tcPr>
+            <w:tcW w:type="dxa" w:w="3628"/>
+          </w:tcPr>
+          <w:p>
+            <w:pPr>
+              <w:spacing w:before="30" w:after="30" w:line="252" w:lineRule="auto"/>
+            </w:pPr>
+            <w:r/>
+          </w:p>
+        </w:tc>
+      </w:tr>
+      <w:tr>
+        <w:tc>
+          <w:tcPr>
+            <w:tcW w:type="dxa" w:w="680"/>
+          </w:tcPr>
+          <w:p>
+            <w:pPr>
+              <w:spacing w:before="30" w:after="30" w:line="252" w:lineRule="auto"/>
+            </w:pPr>
+            <w:r/>
+            <w:r>
+              <w:rPr>
+                <w:rFonts w:ascii="Segoe UI" w:hAnsi="Segoe UI" w:eastAsia="Segoe UI"/>
+                <w:b w:val="0"/>
+                <w:i w:val="0"/>
+                <w:color w:val="1B2630"/>
+                <w:sz w:val="15"/>
+              </w:rPr>
+              <w:t>12</w:t>
+            </w:r>
+          </w:p>
+        </w:tc>
+        <w:tc>
+          <w:tcPr>
+            <w:tcW w:type="dxa" w:w="2608"/>
+          </w:tcPr>
+          <w:p>
+            <w:pPr>
+              <w:spacing w:before="30" w:after="30" w:line="252" w:lineRule="auto"/>
+            </w:pPr>
+            <w:r/>
+            <w:r>
+              <w:rPr>
+                <w:rFonts w:ascii="Segoe UI" w:hAnsi="Segoe UI" w:eastAsia="Segoe UI"/>
+                <w:b w:val="0"/>
+                <w:i w:val="0"/>
+                <w:color w:val="1B2630"/>
+                <w:sz w:val="15"/>
+              </w:rPr>
+              <w:t>Tevredenheid ulcuspreventie (VAS)</w:t>
+            </w:r>
+          </w:p>
+        </w:tc>
+        <w:tc>
+          <w:tcPr>
+            <w:tcW w:type="dxa" w:w="2948"/>
+          </w:tcPr>
+          <w:p>
+            <w:pPr>
+              <w:spacing w:before="30" w:after="30" w:line="252" w:lineRule="auto"/>
+            </w:pPr>
+            <w:r/>
+            <w:r>
+              <w:rPr>
+                <w:rFonts w:ascii="Segoe UI" w:hAnsi="Segoe UI" w:eastAsia="Segoe UI"/>
+                <w:b w:val="0"/>
+                <w:i w:val="0"/>
+                <w:color w:val="1B2630"/>
+                <w:sz w:val="15"/>
+              </w:rPr>
+              <w:t>e12_vas_tevredenheid</w:t>
+            </w:r>
+          </w:p>
+        </w:tc>
+        <w:tc>
+          <w:tcPr>
+            <w:tcW w:type="dxa" w:w="3628"/>
+          </w:tcPr>
+          <w:p>
+            <w:pPr>
+              <w:spacing w:before="30" w:after="30" w:line="252" w:lineRule="auto"/>
+            </w:pPr>
+            <w:r/>
+          </w:p>
+        </w:tc>
+      </w:tr>
+      <w:tr>
+        <w:tc>
+          <w:tcPr>
+            <w:tcW w:type="dxa" w:w="680"/>
+          </w:tcPr>
+          <w:p>
+            <w:pPr>
+              <w:spacing w:before="30" w:after="30" w:line="252" w:lineRule="auto"/>
+            </w:pPr>
+            <w:r/>
+            <w:r>
+              <w:rPr>
+                <w:rFonts w:ascii="Segoe UI" w:hAnsi="Segoe UI" w:eastAsia="Segoe UI"/>
+                <w:b w:val="0"/>
+                <w:i w:val="0"/>
+                <w:color w:val="1B2630"/>
+                <w:sz w:val="15"/>
+              </w:rPr>
+              <w:t>13</w:t>
+            </w:r>
+          </w:p>
+        </w:tc>
+        <w:tc>
+          <w:tcPr>
+            <w:tcW w:type="dxa" w:w="2608"/>
+          </w:tcPr>
+          <w:p>
+            <w:pPr>
+              <w:spacing w:before="30" w:after="30" w:line="252" w:lineRule="auto"/>
+            </w:pPr>
+            <w:r/>
+            <w:r>
+              <w:rPr>
+                <w:rFonts w:ascii="Segoe UI" w:hAnsi="Segoe UI" w:eastAsia="Segoe UI"/>
+                <w:b w:val="0"/>
+                <w:i w:val="0"/>
+                <w:color w:val="1B2630"/>
+                <w:sz w:val="15"/>
+              </w:rPr>
+              <w:t>Gebruik en bruikbaarheid maatschoeisel</w:t>
+            </w:r>
+          </w:p>
+        </w:tc>
+        <w:tc>
+          <w:tcPr>
+            <w:tcW w:type="dxa" w:w="2948"/>
+          </w:tcPr>
+          <w:p>
+            <w:pPr>
+              <w:spacing w:before="30" w:after="30" w:line="252" w:lineRule="auto"/>
+            </w:pPr>
+            <w:r/>
+            <w:r>
+              <w:rPr>
+                <w:rFonts w:ascii="Segoe UI" w:hAnsi="Segoe UI" w:eastAsia="Segoe UI"/>
+                <w:b w:val="0"/>
+                <w:i w:val="0"/>
+                <w:color w:val="1B2630"/>
+                <w:sz w:val="15"/>
+              </w:rPr>
+              <w:t>e13_gebruik_schoeisel</w:t>
+            </w:r>
+          </w:p>
+        </w:tc>
+        <w:tc>
+          <w:tcPr>
+            <w:tcW w:type="dxa" w:w="3628"/>
+          </w:tcPr>
+          <w:p>
+            <w:pPr>
+              <w:spacing w:before="30" w:after="30" w:line="252" w:lineRule="auto"/>
+            </w:pPr>
+            <w:r/>
+          </w:p>
+        </w:tc>
+      </w:tr>
+      <w:tr>
+        <w:tc>
+          <w:tcPr>
+            <w:tcW w:type="dxa" w:w="680"/>
+          </w:tcPr>
+          <w:p>
+            <w:pPr>
+              <w:spacing w:before="30" w:after="30" w:line="252" w:lineRule="auto"/>
+            </w:pPr>
+            <w:r/>
+            <w:r>
+              <w:rPr>
+                <w:rFonts w:ascii="Segoe UI" w:hAnsi="Segoe UI" w:eastAsia="Segoe UI"/>
+                <w:b w:val="0"/>
+                <w:i w:val="0"/>
+                <w:color w:val="1B2630"/>
+                <w:sz w:val="15"/>
+              </w:rPr>
+              <w:t>14</w:t>
+            </w:r>
+          </w:p>
+        </w:tc>
+        <w:tc>
+          <w:tcPr>
+            <w:tcW w:type="dxa" w:w="2608"/>
+          </w:tcPr>
+          <w:p>
+            <w:pPr>
+              <w:spacing w:before="30" w:after="30" w:line="252" w:lineRule="auto"/>
+            </w:pPr>
+            <w:r/>
+            <w:r>
+              <w:rPr>
+                <w:rFonts w:ascii="Segoe UI" w:hAnsi="Segoe UI" w:eastAsia="Segoe UI"/>
+                <w:b w:val="0"/>
+                <w:i w:val="0"/>
+                <w:color w:val="1B2630"/>
+                <w:sz w:val="15"/>
+              </w:rPr>
+              <w:t>Kennis voetzorg (NAFF)</w:t>
+            </w:r>
+          </w:p>
+        </w:tc>
+        <w:tc>
+          <w:tcPr>
+            <w:tcW w:type="dxa" w:w="2948"/>
+          </w:tcPr>
+          <w:p>
+            <w:pPr>
+              <w:spacing w:before="30" w:after="30" w:line="252" w:lineRule="auto"/>
+            </w:pPr>
+            <w:r/>
+            <w:r>
+              <w:rPr>
+                <w:rFonts w:ascii="Segoe UI" w:hAnsi="Segoe UI" w:eastAsia="Segoe UI"/>
+                <w:b w:val="0"/>
+                <w:i w:val="0"/>
+                <w:color w:val="1B2630"/>
+                <w:sz w:val="15"/>
+              </w:rPr>
+              <w:t>e14_naff</w:t>
+            </w:r>
+          </w:p>
+        </w:tc>
+        <w:tc>
+          <w:tcPr>
+            <w:tcW w:type="dxa" w:w="3628"/>
+          </w:tcPr>
+          <w:p>
+            <w:pPr>
+              <w:spacing w:before="30" w:after="30" w:line="252" w:lineRule="auto"/>
+            </w:pPr>
+            <w:r/>
+          </w:p>
+        </w:tc>
+      </w:tr>
+      <w:tr>
+        <w:tc>
+          <w:tcPr>
+            <w:tcW w:type="dxa" w:w="680"/>
+          </w:tcPr>
+          <w:p>
+            <w:pPr>
+              <w:spacing w:before="30" w:after="30" w:line="252" w:lineRule="auto"/>
+            </w:pPr>
+            <w:r/>
+            <w:r>
+              <w:rPr>
+                <w:rFonts w:ascii="Segoe UI" w:hAnsi="Segoe UI" w:eastAsia="Segoe UI"/>
+                <w:b w:val="0"/>
+                <w:i w:val="0"/>
+                <w:color w:val="1B2630"/>
+                <w:sz w:val="15"/>
+              </w:rPr>
+              <w:t>15</w:t>
+            </w:r>
+          </w:p>
+        </w:tc>
+        <w:tc>
+          <w:tcPr>
+            <w:tcW w:type="dxa" w:w="2608"/>
+          </w:tcPr>
+          <w:p>
+            <w:pPr>
+              <w:spacing w:before="30" w:after="30" w:line="252" w:lineRule="auto"/>
+            </w:pPr>
+            <w:r/>
+            <w:r>
+              <w:rPr>
+                <w:rFonts w:ascii="Segoe UI" w:hAnsi="Segoe UI" w:eastAsia="Segoe UI"/>
+                <w:b w:val="0"/>
+                <w:i w:val="0"/>
+                <w:color w:val="1B2630"/>
+                <w:sz w:val="15"/>
+              </w:rPr>
+              <w:t>Gezondheidsvaardigheden (HLS-EU-6)</w:t>
+            </w:r>
+          </w:p>
+        </w:tc>
+        <w:tc>
+          <w:tcPr>
+            <w:tcW w:type="dxa" w:w="2948"/>
+          </w:tcPr>
+          <w:p>
+            <w:pPr>
+              <w:spacing w:before="30" w:after="30" w:line="252" w:lineRule="auto"/>
+            </w:pPr>
+            <w:r/>
+            <w:r>
+              <w:rPr>
+                <w:rFonts w:ascii="Segoe UI" w:hAnsi="Segoe UI" w:eastAsia="Segoe UI"/>
+                <w:b w:val="0"/>
+                <w:i w:val="0"/>
+                <w:color w:val="1B2630"/>
+                <w:sz w:val="15"/>
+              </w:rPr>
+              <w:t>e15_hls_eu_6</w:t>
+            </w:r>
+          </w:p>
+        </w:tc>
+        <w:tc>
+          <w:tcPr>
+            <w:tcW w:type="dxa" w:w="3628"/>
+          </w:tcPr>
+          <w:p>
+            <w:pPr>
+              <w:spacing w:before="30" w:after="30" w:line="252" w:lineRule="auto"/>
+            </w:pPr>
+            <w:r/>
+          </w:p>
+        </w:tc>
+      </w:tr>
+      <w:tr>
+        <w:tc>
+          <w:tcPr>
+            <w:tcW w:type="dxa" w:w="680"/>
+          </w:tcPr>
+          <w:p>
+            <w:pPr>
+              <w:spacing w:before="30" w:after="30" w:line="252" w:lineRule="auto"/>
+            </w:pPr>
+            <w:r/>
+            <w:r>
+              <w:rPr>
+                <w:rFonts w:ascii="Segoe UI" w:hAnsi="Segoe UI" w:eastAsia="Segoe UI"/>
+                <w:b w:val="0"/>
+                <w:i w:val="0"/>
+                <w:color w:val="1B2630"/>
+                <w:sz w:val="15"/>
+              </w:rPr>
+              <w:t>16</w:t>
+            </w:r>
+          </w:p>
+        </w:tc>
+        <w:tc>
+          <w:tcPr>
+            <w:tcW w:type="dxa" w:w="2608"/>
+          </w:tcPr>
+          <w:p>
+            <w:pPr>
+              <w:spacing w:before="30" w:after="30" w:line="252" w:lineRule="auto"/>
+            </w:pPr>
+            <w:r/>
+            <w:r>
+              <w:rPr>
+                <w:rFonts w:ascii="Segoe UI" w:hAnsi="Segoe UI" w:eastAsia="Segoe UI"/>
+                <w:b w:val="0"/>
+                <w:i w:val="0"/>
+                <w:color w:val="1B2630"/>
+                <w:sz w:val="15"/>
+              </w:rPr>
+              <w:t>Educatieboekje voetzorg</w:t>
+            </w:r>
+          </w:p>
+        </w:tc>
+        <w:tc>
+          <w:tcPr>
+            <w:tcW w:type="dxa" w:w="2948"/>
+          </w:tcPr>
+          <w:p>
+            <w:pPr>
+              <w:spacing w:before="30" w:after="30" w:line="252" w:lineRule="auto"/>
+            </w:pPr>
+            <w:r/>
+            <w:r>
+              <w:rPr>
+                <w:rFonts w:ascii="Segoe UI" w:hAnsi="Segoe UI" w:eastAsia="Segoe UI"/>
+                <w:b w:val="0"/>
+                <w:i w:val="0"/>
+                <w:color w:val="1B2630"/>
+                <w:sz w:val="15"/>
+              </w:rPr>
+              <w:t>—</w:t>
+            </w:r>
+          </w:p>
+        </w:tc>
+        <w:tc>
+          <w:tcPr>
+            <w:tcW w:type="dxa" w:w="3628"/>
+          </w:tcPr>
+          <w:p>
+            <w:pPr>
+              <w:spacing w:before="30" w:after="30" w:line="252" w:lineRule="auto"/>
+            </w:pPr>
+            <w:r/>
+            <w:r>
+              <w:rPr>
+                <w:rFonts w:ascii="Segoe UI" w:hAnsi="Segoe UI" w:eastAsia="Segoe UI"/>
+                <w:b w:val="0"/>
+                <w:i w:val="0"/>
+                <w:color w:val="1B2630"/>
+                <w:sz w:val="15"/>
+              </w:rPr>
+              <w:t>Educatieboekje. Geen datacaptatie; de uitreiking wordt gelogd in e18.</w:t>
+            </w:r>
+          </w:p>
+        </w:tc>
+      </w:tr>
+      <w:tr>
+        <w:tc>
+          <w:tcPr>
+            <w:tcW w:type="dxa" w:w="680"/>
+          </w:tcPr>
+          <w:p>
+            <w:pPr>
+              <w:spacing w:before="30" w:after="30" w:line="252" w:lineRule="auto"/>
+            </w:pPr>
+            <w:r/>
+            <w:r>
+              <w:rPr>
+                <w:rFonts w:ascii="Segoe UI" w:hAnsi="Segoe UI" w:eastAsia="Segoe UI"/>
+                <w:b w:val="0"/>
+                <w:i w:val="0"/>
+                <w:color w:val="1B2630"/>
+                <w:sz w:val="15"/>
+              </w:rPr>
+              <w:t>17</w:t>
+            </w:r>
+          </w:p>
+        </w:tc>
+        <w:tc>
+          <w:tcPr>
+            <w:tcW w:type="dxa" w:w="2608"/>
+          </w:tcPr>
+          <w:p>
+            <w:pPr>
+              <w:spacing w:before="30" w:after="30" w:line="252" w:lineRule="auto"/>
+            </w:pPr>
+            <w:r/>
+            <w:r>
+              <w:rPr>
+                <w:rFonts w:ascii="Segoe UI" w:hAnsi="Segoe UI" w:eastAsia="Segoe UI"/>
+                <w:b w:val="0"/>
+                <w:i w:val="0"/>
+                <w:color w:val="1B2630"/>
+                <w:sz w:val="15"/>
+              </w:rPr>
+              <w:t>Script mondelinge voetzorgeducatie (SEBIA)</w:t>
+            </w:r>
+          </w:p>
+        </w:tc>
+        <w:tc>
+          <w:tcPr>
+            <w:tcW w:type="dxa" w:w="2948"/>
+          </w:tcPr>
+          <w:p>
+            <w:pPr>
+              <w:spacing w:before="30" w:after="30" w:line="252" w:lineRule="auto"/>
+            </w:pPr>
+            <w:r/>
+            <w:r>
+              <w:rPr>
+                <w:rFonts w:ascii="Segoe UI" w:hAnsi="Segoe UI" w:eastAsia="Segoe UI"/>
+                <w:b w:val="0"/>
+                <w:i w:val="0"/>
+                <w:color w:val="1B2630"/>
+                <w:sz w:val="15"/>
+              </w:rPr>
+              <w:t>—</w:t>
+            </w:r>
+          </w:p>
+        </w:tc>
+        <w:tc>
+          <w:tcPr>
+            <w:tcW w:type="dxa" w:w="3628"/>
+          </w:tcPr>
+          <w:p>
+            <w:pPr>
+              <w:spacing w:before="30" w:after="30" w:line="252" w:lineRule="auto"/>
+            </w:pPr>
+            <w:r/>
+            <w:r>
+              <w:rPr>
+                <w:rFonts w:ascii="Segoe UI" w:hAnsi="Segoe UI" w:eastAsia="Segoe UI"/>
+                <w:b w:val="0"/>
+                <w:i w:val="0"/>
+                <w:color w:val="1B2630"/>
+                <w:sz w:val="15"/>
+              </w:rPr>
+              <w:t>Script voor de mondelinge educatie. Geen datacaptatie; trouw aan het script zit in 44.</w:t>
+            </w:r>
+          </w:p>
+        </w:tc>
+      </w:tr>
+      <w:tr>
+        <w:tc>
+          <w:tcPr>
+            <w:tcW w:type="dxa" w:w="680"/>
+          </w:tcPr>
+          <w:p>
+            <w:pPr>
+              <w:spacing w:before="30" w:after="30" w:line="252" w:lineRule="auto"/>
+            </w:pPr>
+            <w:r/>
+            <w:r>
+              <w:rPr>
+                <w:rFonts w:ascii="Segoe UI" w:hAnsi="Segoe UI" w:eastAsia="Segoe UI"/>
+                <w:b w:val="0"/>
+                <w:i w:val="0"/>
+                <w:color w:val="1B2630"/>
+                <w:sz w:val="15"/>
+              </w:rPr>
+              <w:t>18</w:t>
+            </w:r>
+          </w:p>
+        </w:tc>
+        <w:tc>
+          <w:tcPr>
+            <w:tcW w:type="dxa" w:w="2608"/>
+          </w:tcPr>
+          <w:p>
+            <w:pPr>
+              <w:spacing w:before="30" w:after="30" w:line="252" w:lineRule="auto"/>
+            </w:pPr>
+            <w:r/>
+            <w:r>
+              <w:rPr>
+                <w:rFonts w:ascii="Segoe UI" w:hAnsi="Segoe UI" w:eastAsia="Segoe UI"/>
+                <w:b w:val="0"/>
+                <w:i w:val="0"/>
+                <w:color w:val="1B2630"/>
+                <w:sz w:val="15"/>
+              </w:rPr>
+              <w:t>Logboek educatie en vaardigheidstraining</w:t>
+            </w:r>
+          </w:p>
+        </w:tc>
+        <w:tc>
+          <w:tcPr>
+            <w:tcW w:type="dxa" w:w="2948"/>
+          </w:tcPr>
+          <w:p>
+            <w:pPr>
+              <w:spacing w:before="30" w:after="30" w:line="252" w:lineRule="auto"/>
+            </w:pPr>
+            <w:r/>
+            <w:r>
+              <w:rPr>
+                <w:rFonts w:ascii="Segoe UI" w:hAnsi="Segoe UI" w:eastAsia="Segoe UI"/>
+                <w:b w:val="0"/>
+                <w:i w:val="0"/>
+                <w:color w:val="1B2630"/>
+                <w:sz w:val="15"/>
+              </w:rPr>
+              <w:t>e18_logboek_educatie</w:t>
+            </w:r>
+          </w:p>
+        </w:tc>
+        <w:tc>
+          <w:tcPr>
+            <w:tcW w:type="dxa" w:w="3628"/>
+          </w:tcPr>
+          <w:p>
+            <w:pPr>
+              <w:spacing w:before="30" w:after="30" w:line="252" w:lineRule="auto"/>
+            </w:pPr>
+            <w:r/>
+          </w:p>
+        </w:tc>
+      </w:tr>
+      <w:tr>
+        <w:tc>
+          <w:tcPr>
+            <w:tcW w:type="dxa" w:w="680"/>
+          </w:tcPr>
+          <w:p>
+            <w:pPr>
+              <w:spacing w:before="30" w:after="30" w:line="252" w:lineRule="auto"/>
+            </w:pPr>
+            <w:r/>
+            <w:r>
+              <w:rPr>
+                <w:rFonts w:ascii="Segoe UI" w:hAnsi="Segoe UI" w:eastAsia="Segoe UI"/>
+                <w:b w:val="0"/>
+                <w:i w:val="0"/>
+                <w:color w:val="1B2630"/>
+                <w:sz w:val="15"/>
+              </w:rPr>
+              <w:t>19</w:t>
+            </w:r>
+          </w:p>
+        </w:tc>
+        <w:tc>
+          <w:tcPr>
+            <w:tcW w:type="dxa" w:w="2608"/>
+          </w:tcPr>
+          <w:p>
+            <w:pPr>
+              <w:spacing w:before="30" w:after="30" w:line="252" w:lineRule="auto"/>
+            </w:pPr>
+            <w:r/>
+            <w:r>
+              <w:rPr>
+                <w:rFonts w:ascii="Segoe UI" w:hAnsi="Segoe UI" w:eastAsia="Segoe UI"/>
+                <w:b w:val="0"/>
+                <w:i w:val="0"/>
+                <w:color w:val="1B2630"/>
+                <w:sz w:val="15"/>
+              </w:rPr>
+              <w:t>Gebruikershandleiding en SOP MoveMonitor</w:t>
+            </w:r>
+          </w:p>
+        </w:tc>
+        <w:tc>
+          <w:tcPr>
+            <w:tcW w:type="dxa" w:w="2948"/>
+          </w:tcPr>
+          <w:p>
+            <w:pPr>
+              <w:spacing w:before="30" w:after="30" w:line="252" w:lineRule="auto"/>
+            </w:pPr>
+            <w:r/>
+            <w:r>
+              <w:rPr>
+                <w:rFonts w:ascii="Segoe UI" w:hAnsi="Segoe UI" w:eastAsia="Segoe UI"/>
+                <w:b w:val="0"/>
+                <w:i w:val="0"/>
+                <w:color w:val="1B2630"/>
+                <w:sz w:val="15"/>
+              </w:rPr>
+              <w:t>—</w:t>
+            </w:r>
+          </w:p>
+        </w:tc>
+        <w:tc>
+          <w:tcPr>
+            <w:tcW w:type="dxa" w:w="3628"/>
+          </w:tcPr>
+          <w:p>
+            <w:pPr>
+              <w:spacing w:before="30" w:after="30" w:line="252" w:lineRule="auto"/>
+            </w:pPr>
+            <w:r/>
+            <w:r>
+              <w:rPr>
+                <w:rFonts w:ascii="Segoe UI" w:hAnsi="Segoe UI" w:eastAsia="Segoe UI"/>
+                <w:b w:val="0"/>
+                <w:i w:val="0"/>
+                <w:color w:val="1B2630"/>
+                <w:sz w:val="15"/>
+              </w:rPr>
+              <w:t>Gebruikershandleiding MoveMonitor. Geen datacaptatie.</w:t>
+            </w:r>
+          </w:p>
+        </w:tc>
+      </w:tr>
+      <w:tr>
+        <w:tc>
+          <w:tcPr>
+            <w:tcW w:type="dxa" w:w="680"/>
+          </w:tcPr>
+          <w:p>
+            <w:pPr>
+              <w:spacing w:before="30" w:after="30" w:line="252" w:lineRule="auto"/>
+            </w:pPr>
+            <w:r/>
+            <w:r>
+              <w:rPr>
+                <w:rFonts w:ascii="Segoe UI" w:hAnsi="Segoe UI" w:eastAsia="Segoe UI"/>
+                <w:b w:val="0"/>
+                <w:i w:val="0"/>
+                <w:color w:val="1B2630"/>
+                <w:sz w:val="15"/>
+              </w:rPr>
+              <w:t>19b</w:t>
+            </w:r>
+          </w:p>
+        </w:tc>
+        <w:tc>
+          <w:tcPr>
+            <w:tcW w:type="dxa" w:w="2608"/>
+          </w:tcPr>
+          <w:p>
+            <w:pPr>
+              <w:spacing w:before="30" w:after="30" w:line="252" w:lineRule="auto"/>
+            </w:pPr>
+            <w:r/>
+            <w:r>
+              <w:rPr>
+                <w:rFonts w:ascii="Segoe UI" w:hAnsi="Segoe UI" w:eastAsia="Segoe UI"/>
+                <w:b w:val="0"/>
+                <w:i w:val="0"/>
+                <w:color w:val="1B2630"/>
+                <w:sz w:val="15"/>
+              </w:rPr>
+              <w:t>Gebruikershandleiding en SOP MoveMonitor</w:t>
+            </w:r>
+          </w:p>
+        </w:tc>
+        <w:tc>
+          <w:tcPr>
+            <w:tcW w:type="dxa" w:w="2948"/>
+          </w:tcPr>
+          <w:p>
+            <w:pPr>
+              <w:spacing w:before="30" w:after="30" w:line="252" w:lineRule="auto"/>
+            </w:pPr>
+            <w:r/>
+            <w:r>
+              <w:rPr>
+                <w:rFonts w:ascii="Segoe UI" w:hAnsi="Segoe UI" w:eastAsia="Segoe UI"/>
+                <w:b w:val="0"/>
+                <w:i w:val="0"/>
+                <w:color w:val="1B2630"/>
+                <w:sz w:val="15"/>
+              </w:rPr>
+              <w:t>—</w:t>
+            </w:r>
+          </w:p>
+        </w:tc>
+        <w:tc>
+          <w:tcPr>
+            <w:tcW w:type="dxa" w:w="3628"/>
+          </w:tcPr>
+          <w:p>
+            <w:pPr>
+              <w:spacing w:before="30" w:after="30" w:line="252" w:lineRule="auto"/>
+            </w:pPr>
+            <w:r/>
+            <w:r>
+              <w:rPr>
+                <w:rFonts w:ascii="Segoe UI" w:hAnsi="Segoe UI" w:eastAsia="Segoe UI"/>
+                <w:b w:val="0"/>
+                <w:i w:val="0"/>
+                <w:color w:val="1B2630"/>
+                <w:sz w:val="15"/>
+              </w:rPr>
+              <w:t>SOP MoveMonitor. Geen datacaptatie.</w:t>
+            </w:r>
+          </w:p>
+        </w:tc>
+      </w:tr>
+      <w:tr>
+        <w:tc>
+          <w:tcPr>
+            <w:tcW w:type="dxa" w:w="680"/>
+          </w:tcPr>
+          <w:p>
+            <w:pPr>
+              <w:spacing w:before="30" w:after="30" w:line="252" w:lineRule="auto"/>
+            </w:pPr>
+            <w:r/>
+            <w:r>
+              <w:rPr>
+                <w:rFonts w:ascii="Segoe UI" w:hAnsi="Segoe UI" w:eastAsia="Segoe UI"/>
+                <w:b w:val="0"/>
+                <w:i w:val="0"/>
+                <w:color w:val="1B2630"/>
+                <w:sz w:val="15"/>
+              </w:rPr>
+              <w:t>20</w:t>
+            </w:r>
+          </w:p>
+        </w:tc>
+        <w:tc>
+          <w:tcPr>
+            <w:tcW w:type="dxa" w:w="2608"/>
+          </w:tcPr>
+          <w:p>
+            <w:pPr>
+              <w:spacing w:before="30" w:after="30" w:line="252" w:lineRule="auto"/>
+            </w:pPr>
+            <w:r/>
+            <w:r>
+              <w:rPr>
+                <w:rFonts w:ascii="Segoe UI" w:hAnsi="Segoe UI" w:eastAsia="Segoe UI"/>
+                <w:b w:val="0"/>
+                <w:i w:val="0"/>
+                <w:color w:val="1B2630"/>
+                <w:sz w:val="15"/>
+              </w:rPr>
+              <w:t>UDI MoveMonitor</w:t>
+            </w:r>
+          </w:p>
+        </w:tc>
+        <w:tc>
+          <w:tcPr>
+            <w:tcW w:type="dxa" w:w="2948"/>
+          </w:tcPr>
+          <w:p>
+            <w:pPr>
+              <w:spacing w:before="30" w:after="30" w:line="252" w:lineRule="auto"/>
+            </w:pPr>
+            <w:r/>
+            <w:r>
+              <w:rPr>
+                <w:rFonts w:ascii="Segoe UI" w:hAnsi="Segoe UI" w:eastAsia="Segoe UI"/>
+                <w:b w:val="0"/>
+                <w:i w:val="0"/>
+                <w:color w:val="1B2630"/>
+                <w:sz w:val="15"/>
+              </w:rPr>
+              <w:t>e20_udi_movemonitor</w:t>
+            </w:r>
+          </w:p>
+        </w:tc>
+        <w:tc>
+          <w:tcPr>
+            <w:tcW w:type="dxa" w:w="3628"/>
+          </w:tcPr>
+          <w:p>
+            <w:pPr>
+              <w:spacing w:before="30" w:after="30" w:line="252" w:lineRule="auto"/>
+            </w:pPr>
+            <w:r/>
+          </w:p>
+        </w:tc>
+      </w:tr>
+      <w:tr>
+        <w:tc>
+          <w:tcPr>
+            <w:tcW w:type="dxa" w:w="680"/>
+          </w:tcPr>
+          <w:p>
+            <w:pPr>
+              <w:spacing w:before="30" w:after="30" w:line="252" w:lineRule="auto"/>
+            </w:pPr>
+            <w:r/>
+            <w:r>
+              <w:rPr>
+                <w:rFonts w:ascii="Segoe UI" w:hAnsi="Segoe UI" w:eastAsia="Segoe UI"/>
+                <w:b w:val="0"/>
+                <w:i w:val="0"/>
+                <w:color w:val="1B2630"/>
+                <w:sz w:val="15"/>
+              </w:rPr>
+              <w:t>21</w:t>
+            </w:r>
+          </w:p>
+        </w:tc>
+        <w:tc>
+          <w:tcPr>
+            <w:tcW w:type="dxa" w:w="2608"/>
+          </w:tcPr>
+          <w:p>
+            <w:pPr>
+              <w:spacing w:before="30" w:after="30" w:line="252" w:lineRule="auto"/>
+            </w:pPr>
+            <w:r/>
+            <w:r>
+              <w:rPr>
+                <w:rFonts w:ascii="Segoe UI" w:hAnsi="Segoe UI" w:eastAsia="Segoe UI"/>
+                <w:b w:val="0"/>
+                <w:i w:val="0"/>
+                <w:color w:val="1B2630"/>
+                <w:sz w:val="15"/>
+              </w:rPr>
+              <w:t>EQ-5D-5L</w:t>
+            </w:r>
+          </w:p>
+        </w:tc>
+        <w:tc>
+          <w:tcPr>
+            <w:tcW w:type="dxa" w:w="2948"/>
+          </w:tcPr>
+          <w:p>
+            <w:pPr>
+              <w:spacing w:before="30" w:after="30" w:line="252" w:lineRule="auto"/>
+            </w:pPr>
+            <w:r/>
+            <w:r>
+              <w:rPr>
+                <w:rFonts w:ascii="Segoe UI" w:hAnsi="Segoe UI" w:eastAsia="Segoe UI"/>
+                <w:b w:val="0"/>
+                <w:i w:val="0"/>
+                <w:color w:val="1B2630"/>
+                <w:sz w:val="15"/>
+              </w:rPr>
+              <w:t>e21_eq5d5l</w:t>
+            </w:r>
+          </w:p>
+        </w:tc>
+        <w:tc>
+          <w:tcPr>
+            <w:tcW w:type="dxa" w:w="3628"/>
+          </w:tcPr>
+          <w:p>
+            <w:pPr>
+              <w:spacing w:before="30" w:after="30" w:line="252" w:lineRule="auto"/>
+            </w:pPr>
+            <w:r/>
+          </w:p>
+        </w:tc>
+      </w:tr>
+      <w:tr>
+        <w:tc>
+          <w:tcPr>
+            <w:tcW w:type="dxa" w:w="680"/>
+          </w:tcPr>
+          <w:p>
+            <w:pPr>
+              <w:spacing w:before="30" w:after="30" w:line="252" w:lineRule="auto"/>
+            </w:pPr>
+            <w:r/>
+            <w:r>
+              <w:rPr>
+                <w:rFonts w:ascii="Segoe UI" w:hAnsi="Segoe UI" w:eastAsia="Segoe UI"/>
+                <w:b w:val="0"/>
+                <w:i w:val="0"/>
+                <w:color w:val="1B2630"/>
+                <w:sz w:val="15"/>
+              </w:rPr>
+              <w:t>23</w:t>
+            </w:r>
+          </w:p>
+        </w:tc>
+        <w:tc>
+          <w:tcPr>
+            <w:tcW w:type="dxa" w:w="2608"/>
+          </w:tcPr>
+          <w:p>
+            <w:pPr>
+              <w:spacing w:before="30" w:after="30" w:line="252" w:lineRule="auto"/>
+            </w:pPr>
+            <w:r/>
+            <w:r>
+              <w:rPr>
+                <w:rFonts w:ascii="Segoe UI" w:hAnsi="Segoe UI" w:eastAsia="Segoe UI"/>
+                <w:b w:val="0"/>
+                <w:i w:val="0"/>
+                <w:color w:val="1B2630"/>
+                <w:sz w:val="15"/>
+              </w:rPr>
+              <w:t>Aanpassing en controle voetorthese</w:t>
+            </w:r>
+          </w:p>
+        </w:tc>
+        <w:tc>
+          <w:tcPr>
+            <w:tcW w:type="dxa" w:w="2948"/>
+          </w:tcPr>
+          <w:p>
+            <w:pPr>
+              <w:spacing w:before="30" w:after="30" w:line="252" w:lineRule="auto"/>
+            </w:pPr>
+            <w:r/>
+            <w:r>
+              <w:rPr>
+                <w:rFonts w:ascii="Segoe UI" w:hAnsi="Segoe UI" w:eastAsia="Segoe UI"/>
+                <w:b w:val="0"/>
+                <w:i w:val="0"/>
+                <w:color w:val="1B2630"/>
+                <w:sz w:val="15"/>
+              </w:rPr>
+              <w:t>e23_aanpassing_cmfo</w:t>
+            </w:r>
+          </w:p>
+        </w:tc>
+        <w:tc>
+          <w:tcPr>
+            <w:tcW w:type="dxa" w:w="3628"/>
+          </w:tcPr>
+          <w:p>
+            <w:pPr>
+              <w:spacing w:before="30" w:after="30" w:line="252" w:lineRule="auto"/>
+            </w:pPr>
+            <w:r/>
+          </w:p>
+        </w:tc>
+      </w:tr>
+      <w:tr>
+        <w:tc>
+          <w:tcPr>
+            <w:tcW w:type="dxa" w:w="680"/>
+          </w:tcPr>
+          <w:p>
+            <w:pPr>
+              <w:spacing w:before="30" w:after="30" w:line="252" w:lineRule="auto"/>
+            </w:pPr>
+            <w:r/>
+            <w:r>
+              <w:rPr>
+                <w:rFonts w:ascii="Segoe UI" w:hAnsi="Segoe UI" w:eastAsia="Segoe UI"/>
+                <w:b w:val="0"/>
+                <w:i w:val="0"/>
+                <w:color w:val="1B2630"/>
+                <w:sz w:val="15"/>
+              </w:rPr>
+              <w:t>24</w:t>
+            </w:r>
+          </w:p>
+        </w:tc>
+        <w:tc>
+          <w:tcPr>
+            <w:tcW w:type="dxa" w:w="2608"/>
+          </w:tcPr>
+          <w:p>
+            <w:pPr>
+              <w:spacing w:before="30" w:after="30" w:line="252" w:lineRule="auto"/>
+            </w:pPr>
+            <w:r/>
+            <w:r>
+              <w:rPr>
+                <w:rFonts w:ascii="Segoe UI" w:hAnsi="Segoe UI" w:eastAsia="Segoe UI"/>
+                <w:b w:val="0"/>
+                <w:i w:val="0"/>
+                <w:color w:val="1B2630"/>
+                <w:sz w:val="15"/>
+              </w:rPr>
+              <w:t>Drukherverdeling en opvolgtool piekdruk</w:t>
+            </w:r>
+          </w:p>
+        </w:tc>
+        <w:tc>
+          <w:tcPr>
+            <w:tcW w:type="dxa" w:w="2948"/>
+          </w:tcPr>
+          <w:p>
+            <w:pPr>
+              <w:spacing w:before="30" w:after="30" w:line="252" w:lineRule="auto"/>
+            </w:pPr>
+            <w:r/>
+            <w:r>
+              <w:rPr>
+                <w:rFonts w:ascii="Segoe UI" w:hAnsi="Segoe UI" w:eastAsia="Segoe UI"/>
+                <w:b w:val="0"/>
+                <w:i w:val="0"/>
+                <w:color w:val="1B2630"/>
+                <w:sz w:val="15"/>
+              </w:rPr>
+              <w:t>e24_drukmeting_uc, e24_drukherverdeling_oc</w:t>
+            </w:r>
+          </w:p>
+        </w:tc>
+        <w:tc>
+          <w:tcPr>
+            <w:tcW w:type="dxa" w:w="3628"/>
+          </w:tcPr>
+          <w:p>
+            <w:pPr>
+              <w:spacing w:before="30" w:after="30" w:line="252" w:lineRule="auto"/>
+            </w:pPr>
+            <w:r/>
+          </w:p>
+        </w:tc>
+      </w:tr>
+      <w:tr>
+        <w:tc>
+          <w:tcPr>
+            <w:tcW w:type="dxa" w:w="680"/>
+          </w:tcPr>
+          <w:p>
+            <w:pPr>
+              <w:spacing w:before="30" w:after="30" w:line="252" w:lineRule="auto"/>
+            </w:pPr>
+            <w:r/>
+            <w:r>
+              <w:rPr>
+                <w:rFonts w:ascii="Segoe UI" w:hAnsi="Segoe UI" w:eastAsia="Segoe UI"/>
+                <w:b w:val="0"/>
+                <w:i w:val="0"/>
+                <w:color w:val="1B2630"/>
+                <w:sz w:val="15"/>
+              </w:rPr>
+              <w:t>24b</w:t>
+            </w:r>
+          </w:p>
+        </w:tc>
+        <w:tc>
+          <w:tcPr>
+            <w:tcW w:type="dxa" w:w="2608"/>
+          </w:tcPr>
+          <w:p>
+            <w:pPr>
+              <w:spacing w:before="30" w:after="30" w:line="252" w:lineRule="auto"/>
+            </w:pPr>
+            <w:r/>
+            <w:r>
+              <w:rPr>
+                <w:rFonts w:ascii="Segoe UI" w:hAnsi="Segoe UI" w:eastAsia="Segoe UI"/>
+                <w:b w:val="0"/>
+                <w:i w:val="0"/>
+                <w:color w:val="1B2630"/>
+                <w:sz w:val="15"/>
+              </w:rPr>
+              <w:t>Drukherverdeling en opvolgtool piekdruk</w:t>
+            </w:r>
+          </w:p>
+        </w:tc>
+        <w:tc>
+          <w:tcPr>
+            <w:tcW w:type="dxa" w:w="2948"/>
+          </w:tcPr>
+          <w:p>
+            <w:pPr>
+              <w:spacing w:before="30" w:after="30" w:line="252" w:lineRule="auto"/>
+            </w:pPr>
+            <w:r/>
+            <w:r>
+              <w:rPr>
+                <w:rFonts w:ascii="Segoe UI" w:hAnsi="Segoe UI" w:eastAsia="Segoe UI"/>
+                <w:b w:val="0"/>
+                <w:i w:val="0"/>
+                <w:color w:val="1B2630"/>
+                <w:sz w:val="15"/>
+              </w:rPr>
+              <w:t>—</w:t>
+            </w:r>
+          </w:p>
+        </w:tc>
+        <w:tc>
+          <w:tcPr>
+            <w:tcW w:type="dxa" w:w="3628"/>
+          </w:tcPr>
+          <w:p>
+            <w:pPr>
+              <w:spacing w:before="30" w:after="30" w:line="252" w:lineRule="auto"/>
+            </w:pPr>
+            <w:r/>
+            <w:r>
+              <w:rPr>
+                <w:rFonts w:ascii="Segoe UI" w:hAnsi="Segoe UI" w:eastAsia="Segoe UI"/>
+                <w:b w:val="0"/>
+                <w:i w:val="0"/>
+                <w:color w:val="1B2630"/>
+                <w:sz w:val="15"/>
+              </w:rPr>
+              <w:t>Excel-opvolgtool piekdruk. Rekenhulp, geen formulier; de uitkomst landt in e24.</w:t>
+            </w:r>
+          </w:p>
+        </w:tc>
+      </w:tr>
+      <w:tr>
+        <w:tc>
+          <w:tcPr>
+            <w:tcW w:type="dxa" w:w="680"/>
+          </w:tcPr>
+          <w:p>
+            <w:pPr>
+              <w:spacing w:before="30" w:after="30" w:line="252" w:lineRule="auto"/>
+            </w:pPr>
+            <w:r/>
+            <w:r>
+              <w:rPr>
+                <w:rFonts w:ascii="Segoe UI" w:hAnsi="Segoe UI" w:eastAsia="Segoe UI"/>
+                <w:b w:val="0"/>
+                <w:i w:val="0"/>
+                <w:color w:val="1B2630"/>
+                <w:sz w:val="15"/>
+              </w:rPr>
+              <w:t>25</w:t>
+            </w:r>
+          </w:p>
+        </w:tc>
+        <w:tc>
+          <w:tcPr>
+            <w:tcW w:type="dxa" w:w="2608"/>
+          </w:tcPr>
+          <w:p>
+            <w:pPr>
+              <w:spacing w:before="30" w:after="30" w:line="252" w:lineRule="auto"/>
+            </w:pPr>
+            <w:r/>
+            <w:r>
+              <w:rPr>
+                <w:rFonts w:ascii="Segoe UI" w:hAnsi="Segoe UI" w:eastAsia="Segoe UI"/>
+                <w:b w:val="0"/>
+                <w:i w:val="0"/>
+                <w:color w:val="1B2630"/>
+                <w:sz w:val="15"/>
+              </w:rPr>
+              <w:t>UDI en SOP Orthotimer</w:t>
+            </w:r>
+          </w:p>
+        </w:tc>
+        <w:tc>
+          <w:tcPr>
+            <w:tcW w:type="dxa" w:w="2948"/>
+          </w:tcPr>
+          <w:p>
+            <w:pPr>
+              <w:spacing w:before="30" w:after="30" w:line="252" w:lineRule="auto"/>
+            </w:pPr>
+            <w:r/>
+            <w:r>
+              <w:rPr>
+                <w:rFonts w:ascii="Segoe UI" w:hAnsi="Segoe UI" w:eastAsia="Segoe UI"/>
+                <w:b w:val="0"/>
+                <w:i w:val="0"/>
+                <w:color w:val="1B2630"/>
+                <w:sz w:val="15"/>
+              </w:rPr>
+              <w:t>e25_udi_orthotimer</w:t>
+            </w:r>
+          </w:p>
+        </w:tc>
+        <w:tc>
+          <w:tcPr>
+            <w:tcW w:type="dxa" w:w="3628"/>
+          </w:tcPr>
+          <w:p>
+            <w:pPr>
+              <w:spacing w:before="30" w:after="30" w:line="252" w:lineRule="auto"/>
+            </w:pPr>
+            <w:r/>
+          </w:p>
+        </w:tc>
+      </w:tr>
+      <w:tr>
+        <w:tc>
+          <w:tcPr>
+            <w:tcW w:type="dxa" w:w="680"/>
+          </w:tcPr>
+          <w:p>
+            <w:pPr>
+              <w:spacing w:before="30" w:after="30" w:line="252" w:lineRule="auto"/>
+            </w:pPr>
+            <w:r/>
+            <w:r>
+              <w:rPr>
+                <w:rFonts w:ascii="Segoe UI" w:hAnsi="Segoe UI" w:eastAsia="Segoe UI"/>
+                <w:b w:val="0"/>
+                <w:i w:val="0"/>
+                <w:color w:val="1B2630"/>
+                <w:sz w:val="15"/>
+              </w:rPr>
+              <w:t>25b</w:t>
+            </w:r>
+          </w:p>
+        </w:tc>
+        <w:tc>
+          <w:tcPr>
+            <w:tcW w:type="dxa" w:w="2608"/>
+          </w:tcPr>
+          <w:p>
+            <w:pPr>
+              <w:spacing w:before="30" w:after="30" w:line="252" w:lineRule="auto"/>
+            </w:pPr>
+            <w:r/>
+            <w:r>
+              <w:rPr>
+                <w:rFonts w:ascii="Segoe UI" w:hAnsi="Segoe UI" w:eastAsia="Segoe UI"/>
+                <w:b w:val="0"/>
+                <w:i w:val="0"/>
+                <w:color w:val="1B2630"/>
+                <w:sz w:val="15"/>
+              </w:rPr>
+              <w:t>UDI en SOP Orthotimer</w:t>
+            </w:r>
+          </w:p>
+        </w:tc>
+        <w:tc>
+          <w:tcPr>
+            <w:tcW w:type="dxa" w:w="2948"/>
+          </w:tcPr>
+          <w:p>
+            <w:pPr>
+              <w:spacing w:before="30" w:after="30" w:line="252" w:lineRule="auto"/>
+            </w:pPr>
+            <w:r/>
+            <w:r>
+              <w:rPr>
+                <w:rFonts w:ascii="Segoe UI" w:hAnsi="Segoe UI" w:eastAsia="Segoe UI"/>
+                <w:b w:val="0"/>
+                <w:i w:val="0"/>
+                <w:color w:val="1B2630"/>
+                <w:sz w:val="15"/>
+              </w:rPr>
+              <w:t>—</w:t>
+            </w:r>
+          </w:p>
+        </w:tc>
+        <w:tc>
+          <w:tcPr>
+            <w:tcW w:type="dxa" w:w="3628"/>
+          </w:tcPr>
+          <w:p>
+            <w:pPr>
+              <w:spacing w:before="30" w:after="30" w:line="252" w:lineRule="auto"/>
+            </w:pPr>
+            <w:r/>
+            <w:r>
+              <w:rPr>
+                <w:rFonts w:ascii="Segoe UI" w:hAnsi="Segoe UI" w:eastAsia="Segoe UI"/>
+                <w:b w:val="0"/>
+                <w:i w:val="0"/>
+                <w:color w:val="1B2630"/>
+                <w:sz w:val="15"/>
+              </w:rPr>
+              <w:t>SOP Orthotimer. Geen datacaptatie.</w:t>
+            </w:r>
+          </w:p>
+        </w:tc>
+      </w:tr>
+      <w:tr>
+        <w:tc>
+          <w:tcPr>
+            <w:tcW w:type="dxa" w:w="680"/>
+          </w:tcPr>
+          <w:p>
+            <w:pPr>
+              <w:spacing w:before="30" w:after="30" w:line="252" w:lineRule="auto"/>
+            </w:pPr>
+            <w:r/>
+            <w:r>
+              <w:rPr>
+                <w:rFonts w:ascii="Segoe UI" w:hAnsi="Segoe UI" w:eastAsia="Segoe UI"/>
+                <w:b w:val="0"/>
+                <w:i w:val="0"/>
+                <w:color w:val="1B2630"/>
+                <w:sz w:val="15"/>
+              </w:rPr>
+              <w:t>26</w:t>
+            </w:r>
+          </w:p>
+        </w:tc>
+        <w:tc>
+          <w:tcPr>
+            <w:tcW w:type="dxa" w:w="2608"/>
+          </w:tcPr>
+          <w:p>
+            <w:pPr>
+              <w:spacing w:before="30" w:after="30" w:line="252" w:lineRule="auto"/>
+            </w:pPr>
+            <w:r/>
+            <w:r>
+              <w:rPr>
+                <w:rFonts w:ascii="Segoe UI" w:hAnsi="Segoe UI" w:eastAsia="Segoe UI"/>
+                <w:b w:val="0"/>
+                <w:i w:val="0"/>
+                <w:color w:val="1B2630"/>
+                <w:sz w:val="15"/>
+              </w:rPr>
+              <w:t>Overtuigingen en gewoontes rond schoeisel</w:t>
+            </w:r>
+          </w:p>
+        </w:tc>
+        <w:tc>
+          <w:tcPr>
+            <w:tcW w:type="dxa" w:w="2948"/>
+          </w:tcPr>
+          <w:p>
+            <w:pPr>
+              <w:spacing w:before="30" w:after="30" w:line="252" w:lineRule="auto"/>
+            </w:pPr>
+            <w:r/>
+            <w:r>
+              <w:rPr>
+                <w:rFonts w:ascii="Segoe UI" w:hAnsi="Segoe UI" w:eastAsia="Segoe UI"/>
+                <w:b w:val="0"/>
+                <w:i w:val="0"/>
+                <w:color w:val="1B2630"/>
+                <w:sz w:val="15"/>
+              </w:rPr>
+              <w:t>e26_overtuigingen</w:t>
+            </w:r>
+          </w:p>
+        </w:tc>
+        <w:tc>
+          <w:tcPr>
+            <w:tcW w:type="dxa" w:w="3628"/>
+          </w:tcPr>
+          <w:p>
+            <w:pPr>
+              <w:spacing w:before="30" w:after="30" w:line="252" w:lineRule="auto"/>
+            </w:pPr>
+            <w:r/>
+          </w:p>
+        </w:tc>
+      </w:tr>
+      <w:tr>
+        <w:tc>
+          <w:tcPr>
+            <w:tcW w:type="dxa" w:w="680"/>
+          </w:tcPr>
+          <w:p>
+            <w:pPr>
+              <w:spacing w:before="30" w:after="30" w:line="252" w:lineRule="auto"/>
+            </w:pPr>
+            <w:r/>
+            <w:r>
+              <w:rPr>
+                <w:rFonts w:ascii="Segoe UI" w:hAnsi="Segoe UI" w:eastAsia="Segoe UI"/>
+                <w:b w:val="0"/>
+                <w:i w:val="0"/>
+                <w:color w:val="1B2630"/>
+                <w:sz w:val="15"/>
+              </w:rPr>
+              <w:t>27</w:t>
+            </w:r>
+          </w:p>
+        </w:tc>
+        <w:tc>
+          <w:tcPr>
+            <w:tcW w:type="dxa" w:w="2608"/>
+          </w:tcPr>
+          <w:p>
+            <w:pPr>
+              <w:spacing w:before="30" w:after="30" w:line="252" w:lineRule="auto"/>
+            </w:pPr>
+            <w:r/>
+            <w:r>
+              <w:rPr>
+                <w:rFonts w:ascii="Segoe UI" w:hAnsi="Segoe UI" w:eastAsia="Segoe UI"/>
+                <w:b w:val="0"/>
+                <w:i w:val="0"/>
+                <w:color w:val="1B2630"/>
+                <w:sz w:val="15"/>
+              </w:rPr>
+              <w:t>Teruggave MoveMonitor (UDI)</w:t>
+            </w:r>
+          </w:p>
+        </w:tc>
+        <w:tc>
+          <w:tcPr>
+            <w:tcW w:type="dxa" w:w="2948"/>
+          </w:tcPr>
+          <w:p>
+            <w:pPr>
+              <w:spacing w:before="30" w:after="30" w:line="252" w:lineRule="auto"/>
+            </w:pPr>
+            <w:r/>
+            <w:r>
+              <w:rPr>
+                <w:rFonts w:ascii="Segoe UI" w:hAnsi="Segoe UI" w:eastAsia="Segoe UI"/>
+                <w:b w:val="0"/>
+                <w:i w:val="0"/>
+                <w:color w:val="1B2630"/>
+                <w:sz w:val="15"/>
+              </w:rPr>
+              <w:t>e27_udi_movemonitor_retour</w:t>
+            </w:r>
+          </w:p>
+        </w:tc>
+        <w:tc>
+          <w:tcPr>
+            <w:tcW w:type="dxa" w:w="3628"/>
+          </w:tcPr>
+          <w:p>
+            <w:pPr>
+              <w:spacing w:before="30" w:after="30" w:line="252" w:lineRule="auto"/>
+            </w:pPr>
+            <w:r/>
+          </w:p>
+        </w:tc>
+      </w:tr>
+      <w:tr>
+        <w:tc>
+          <w:tcPr>
+            <w:tcW w:type="dxa" w:w="680"/>
+          </w:tcPr>
+          <w:p>
+            <w:pPr>
+              <w:spacing w:before="30" w:after="30" w:line="252" w:lineRule="auto"/>
+            </w:pPr>
+            <w:r/>
+            <w:r>
+              <w:rPr>
+                <w:rFonts w:ascii="Segoe UI" w:hAnsi="Segoe UI" w:eastAsia="Segoe UI"/>
+                <w:b w:val="0"/>
+                <w:i w:val="0"/>
+                <w:color w:val="1B2630"/>
+                <w:sz w:val="15"/>
+              </w:rPr>
+              <w:t>28</w:t>
+            </w:r>
+          </w:p>
+        </w:tc>
+        <w:tc>
+          <w:tcPr>
+            <w:tcW w:type="dxa" w:w="2608"/>
+          </w:tcPr>
+          <w:p>
+            <w:pPr>
+              <w:spacing w:before="30" w:after="30" w:line="252" w:lineRule="auto"/>
+            </w:pPr>
+            <w:r/>
+            <w:r>
+              <w:rPr>
+                <w:rFonts w:ascii="Segoe UI" w:hAnsi="Segoe UI" w:eastAsia="Segoe UI"/>
+                <w:b w:val="0"/>
+                <w:i w:val="0"/>
+                <w:color w:val="1B2630"/>
+                <w:sz w:val="15"/>
+              </w:rPr>
+              <w:t>Rapport activiteitenprofiel</w:t>
+            </w:r>
+          </w:p>
+        </w:tc>
+        <w:tc>
+          <w:tcPr>
+            <w:tcW w:type="dxa" w:w="2948"/>
+          </w:tcPr>
+          <w:p>
+            <w:pPr>
+              <w:spacing w:before="30" w:after="30" w:line="252" w:lineRule="auto"/>
+            </w:pPr>
+            <w:r/>
+            <w:r>
+              <w:rPr>
+                <w:rFonts w:ascii="Segoe UI" w:hAnsi="Segoe UI" w:eastAsia="Segoe UI"/>
+                <w:b w:val="0"/>
+                <w:i w:val="0"/>
+                <w:color w:val="1B2630"/>
+                <w:sz w:val="15"/>
+              </w:rPr>
+              <w:t>e28_activiteitenprofiel</w:t>
+            </w:r>
+          </w:p>
+        </w:tc>
+        <w:tc>
+          <w:tcPr>
+            <w:tcW w:type="dxa" w:w="3628"/>
+          </w:tcPr>
+          <w:p>
+            <w:pPr>
+              <w:spacing w:before="30" w:after="30" w:line="252" w:lineRule="auto"/>
+            </w:pPr>
+            <w:r/>
+          </w:p>
+        </w:tc>
+      </w:tr>
+      <w:tr>
+        <w:tc>
+          <w:tcPr>
+            <w:tcW w:type="dxa" w:w="680"/>
+          </w:tcPr>
+          <w:p>
+            <w:pPr>
+              <w:spacing w:before="30" w:after="30" w:line="252" w:lineRule="auto"/>
+            </w:pPr>
+            <w:r/>
+            <w:r>
+              <w:rPr>
+                <w:rFonts w:ascii="Segoe UI" w:hAnsi="Segoe UI" w:eastAsia="Segoe UI"/>
+                <w:b w:val="0"/>
+                <w:i w:val="0"/>
+                <w:color w:val="1B2630"/>
+                <w:sz w:val="15"/>
+              </w:rPr>
+              <w:t>29</w:t>
+            </w:r>
+          </w:p>
+        </w:tc>
+        <w:tc>
+          <w:tcPr>
+            <w:tcW w:type="dxa" w:w="2608"/>
+          </w:tcPr>
+          <w:p>
+            <w:pPr>
+              <w:spacing w:before="30" w:after="30" w:line="252" w:lineRule="auto"/>
+            </w:pPr>
+            <w:r/>
+            <w:r>
+              <w:rPr>
+                <w:rFonts w:ascii="Segoe UI" w:hAnsi="Segoe UI" w:eastAsia="Segoe UI"/>
+                <w:b w:val="0"/>
+                <w:i w:val="0"/>
+                <w:color w:val="1B2630"/>
+                <w:sz w:val="15"/>
+              </w:rPr>
+              <w:t>Teach-back</w:t>
+            </w:r>
+          </w:p>
+        </w:tc>
+        <w:tc>
+          <w:tcPr>
+            <w:tcW w:type="dxa" w:w="2948"/>
+          </w:tcPr>
+          <w:p>
+            <w:pPr>
+              <w:spacing w:before="30" w:after="30" w:line="252" w:lineRule="auto"/>
+            </w:pPr>
+            <w:r/>
+            <w:r>
+              <w:rPr>
+                <w:rFonts w:ascii="Segoe UI" w:hAnsi="Segoe UI" w:eastAsia="Segoe UI"/>
+                <w:b w:val="0"/>
+                <w:i w:val="0"/>
+                <w:color w:val="1B2630"/>
+                <w:sz w:val="15"/>
+              </w:rPr>
+              <w:t>e29_teach_back</w:t>
+            </w:r>
+          </w:p>
+        </w:tc>
+        <w:tc>
+          <w:tcPr>
+            <w:tcW w:type="dxa" w:w="3628"/>
+          </w:tcPr>
+          <w:p>
+            <w:pPr>
+              <w:spacing w:before="30" w:after="30" w:line="252" w:lineRule="auto"/>
+            </w:pPr>
+            <w:r/>
+          </w:p>
+        </w:tc>
+      </w:tr>
+      <w:tr>
+        <w:tc>
+          <w:tcPr>
+            <w:tcW w:type="dxa" w:w="680"/>
+          </w:tcPr>
+          <w:p>
+            <w:pPr>
+              <w:spacing w:before="30" w:after="30" w:line="252" w:lineRule="auto"/>
+            </w:pPr>
+            <w:r/>
+            <w:r>
+              <w:rPr>
+                <w:rFonts w:ascii="Segoe UI" w:hAnsi="Segoe UI" w:eastAsia="Segoe UI"/>
+                <w:b w:val="0"/>
+                <w:i w:val="0"/>
+                <w:color w:val="1B2630"/>
+                <w:sz w:val="15"/>
+              </w:rPr>
+              <w:t>30</w:t>
+            </w:r>
+          </w:p>
+        </w:tc>
+        <w:tc>
+          <w:tcPr>
+            <w:tcW w:type="dxa" w:w="2608"/>
+          </w:tcPr>
+          <w:p>
+            <w:pPr>
+              <w:spacing w:before="30" w:after="30" w:line="252" w:lineRule="auto"/>
+            </w:pPr>
+            <w:r/>
+            <w:r>
+              <w:rPr>
+                <w:rFonts w:ascii="Segoe UI" w:hAnsi="Segoe UI" w:eastAsia="Segoe UI"/>
+                <w:b w:val="0"/>
+                <w:i w:val="0"/>
+                <w:color w:val="1B2630"/>
+                <w:sz w:val="15"/>
+              </w:rPr>
+              <w:t>Informatiefolder Orthotimer voor patiënt</w:t>
+            </w:r>
+          </w:p>
+        </w:tc>
+        <w:tc>
+          <w:tcPr>
+            <w:tcW w:type="dxa" w:w="2948"/>
+          </w:tcPr>
+          <w:p>
+            <w:pPr>
+              <w:spacing w:before="30" w:after="30" w:line="252" w:lineRule="auto"/>
+            </w:pPr>
+            <w:r/>
+            <w:r>
+              <w:rPr>
+                <w:rFonts w:ascii="Segoe UI" w:hAnsi="Segoe UI" w:eastAsia="Segoe UI"/>
+                <w:b w:val="0"/>
+                <w:i w:val="0"/>
+                <w:color w:val="1B2630"/>
+                <w:sz w:val="15"/>
+              </w:rPr>
+              <w:t>—</w:t>
+            </w:r>
+          </w:p>
+        </w:tc>
+        <w:tc>
+          <w:tcPr>
+            <w:tcW w:type="dxa" w:w="3628"/>
+          </w:tcPr>
+          <w:p>
+            <w:pPr>
+              <w:spacing w:before="30" w:after="30" w:line="252" w:lineRule="auto"/>
+            </w:pPr>
+            <w:r/>
+            <w:r>
+              <w:rPr>
+                <w:rFonts w:ascii="Segoe UI" w:hAnsi="Segoe UI" w:eastAsia="Segoe UI"/>
+                <w:b w:val="0"/>
+                <w:i w:val="0"/>
+                <w:color w:val="1B2630"/>
+                <w:sz w:val="15"/>
+              </w:rPr>
+              <w:t>Informatiefolder voor de patiënt. Geen datacaptatie.</w:t>
+            </w:r>
+          </w:p>
+        </w:tc>
+      </w:tr>
+      <w:tr>
+        <w:tc>
+          <w:tcPr>
+            <w:tcW w:type="dxa" w:w="680"/>
+          </w:tcPr>
+          <w:p>
+            <w:pPr>
+              <w:spacing w:before="30" w:after="30" w:line="252" w:lineRule="auto"/>
+            </w:pPr>
+            <w:r/>
+            <w:r>
+              <w:rPr>
+                <w:rFonts w:ascii="Segoe UI" w:hAnsi="Segoe UI" w:eastAsia="Segoe UI"/>
+                <w:b w:val="0"/>
+                <w:i w:val="0"/>
+                <w:color w:val="1B2630"/>
+                <w:sz w:val="15"/>
+              </w:rPr>
+              <w:t>31</w:t>
+            </w:r>
+          </w:p>
+        </w:tc>
+        <w:tc>
+          <w:tcPr>
+            <w:tcW w:type="dxa" w:w="2608"/>
+          </w:tcPr>
+          <w:p>
+            <w:pPr>
+              <w:spacing w:before="30" w:after="30" w:line="252" w:lineRule="auto"/>
+            </w:pPr>
+            <w:r/>
+            <w:r>
+              <w:rPr>
+                <w:rFonts w:ascii="Segoe UI" w:hAnsi="Segoe UI" w:eastAsia="Segoe UI"/>
+                <w:b w:val="0"/>
+                <w:i w:val="0"/>
+                <w:color w:val="1B2630"/>
+                <w:sz w:val="15"/>
+              </w:rPr>
+              <w:t>Bevraging therapietrouw schoeisel</w:t>
+            </w:r>
+          </w:p>
+        </w:tc>
+        <w:tc>
+          <w:tcPr>
+            <w:tcW w:type="dxa" w:w="2948"/>
+          </w:tcPr>
+          <w:p>
+            <w:pPr>
+              <w:spacing w:before="30" w:after="30" w:line="252" w:lineRule="auto"/>
+            </w:pPr>
+            <w:r/>
+            <w:r>
+              <w:rPr>
+                <w:rFonts w:ascii="Segoe UI" w:hAnsi="Segoe UI" w:eastAsia="Segoe UI"/>
+                <w:b w:val="0"/>
+                <w:i w:val="0"/>
+                <w:color w:val="1B2630"/>
+                <w:sz w:val="15"/>
+              </w:rPr>
+              <w:t>e31_therapietrouw</w:t>
+            </w:r>
+          </w:p>
+        </w:tc>
+        <w:tc>
+          <w:tcPr>
+            <w:tcW w:type="dxa" w:w="3628"/>
+          </w:tcPr>
+          <w:p>
+            <w:pPr>
+              <w:spacing w:before="30" w:after="30" w:line="252" w:lineRule="auto"/>
+            </w:pPr>
+            <w:r/>
+          </w:p>
+        </w:tc>
+      </w:tr>
+      <w:tr>
+        <w:tc>
+          <w:tcPr>
+            <w:tcW w:type="dxa" w:w="680"/>
+          </w:tcPr>
+          <w:p>
+            <w:pPr>
+              <w:spacing w:before="30" w:after="30" w:line="252" w:lineRule="auto"/>
+            </w:pPr>
+            <w:r/>
+            <w:r>
+              <w:rPr>
+                <w:rFonts w:ascii="Segoe UI" w:hAnsi="Segoe UI" w:eastAsia="Segoe UI"/>
+                <w:b w:val="0"/>
+                <w:i w:val="0"/>
+                <w:color w:val="1B2630"/>
+                <w:sz w:val="15"/>
+              </w:rPr>
+              <w:t>32</w:t>
+            </w:r>
+          </w:p>
+        </w:tc>
+        <w:tc>
+          <w:tcPr>
+            <w:tcW w:type="dxa" w:w="2608"/>
+          </w:tcPr>
+          <w:p>
+            <w:pPr>
+              <w:spacing w:before="30" w:after="30" w:line="252" w:lineRule="auto"/>
+            </w:pPr>
+            <w:r/>
+            <w:r>
+              <w:rPr>
+                <w:rFonts w:ascii="Segoe UI" w:hAnsi="Segoe UI" w:eastAsia="Segoe UI"/>
+                <w:b w:val="0"/>
+                <w:i w:val="0"/>
+                <w:color w:val="1B2630"/>
+                <w:sz w:val="15"/>
+              </w:rPr>
+              <w:t>Feedback over therapietrouw</w:t>
+            </w:r>
+          </w:p>
+        </w:tc>
+        <w:tc>
+          <w:tcPr>
+            <w:tcW w:type="dxa" w:w="2948"/>
+          </w:tcPr>
+          <w:p>
+            <w:pPr>
+              <w:spacing w:before="30" w:after="30" w:line="252" w:lineRule="auto"/>
+            </w:pPr>
+            <w:r/>
+            <w:r>
+              <w:rPr>
+                <w:rFonts w:ascii="Segoe UI" w:hAnsi="Segoe UI" w:eastAsia="Segoe UI"/>
+                <w:b w:val="0"/>
+                <w:i w:val="0"/>
+                <w:color w:val="1B2630"/>
+                <w:sz w:val="15"/>
+              </w:rPr>
+              <w:t>e32_feedback_therapietrouw</w:t>
+            </w:r>
+          </w:p>
+        </w:tc>
+        <w:tc>
+          <w:tcPr>
+            <w:tcW w:type="dxa" w:w="3628"/>
+          </w:tcPr>
+          <w:p>
+            <w:pPr>
+              <w:spacing w:before="30" w:after="30" w:line="252" w:lineRule="auto"/>
+            </w:pPr>
+            <w:r/>
+          </w:p>
+        </w:tc>
+      </w:tr>
+      <w:tr>
+        <w:tc>
+          <w:tcPr>
+            <w:tcW w:type="dxa" w:w="680"/>
+          </w:tcPr>
+          <w:p>
+            <w:pPr>
+              <w:spacing w:before="30" w:after="30" w:line="252" w:lineRule="auto"/>
+            </w:pPr>
+            <w:r/>
+            <w:r>
+              <w:rPr>
+                <w:rFonts w:ascii="Segoe UI" w:hAnsi="Segoe UI" w:eastAsia="Segoe UI"/>
+                <w:b w:val="0"/>
+                <w:i w:val="0"/>
+                <w:color w:val="1B2630"/>
+                <w:sz w:val="15"/>
+              </w:rPr>
+              <w:t>33</w:t>
+            </w:r>
+          </w:p>
+        </w:tc>
+        <w:tc>
+          <w:tcPr>
+            <w:tcW w:type="dxa" w:w="2608"/>
+          </w:tcPr>
+          <w:p>
+            <w:pPr>
+              <w:spacing w:before="30" w:after="30" w:line="252" w:lineRule="auto"/>
+            </w:pPr>
+            <w:r/>
+            <w:r>
+              <w:rPr>
+                <w:rFonts w:ascii="Segoe UI" w:hAnsi="Segoe UI" w:eastAsia="Segoe UI"/>
+                <w:b w:val="0"/>
+                <w:i w:val="0"/>
+                <w:color w:val="1B2630"/>
+                <w:sz w:val="15"/>
+              </w:rPr>
+              <w:t>Vervanging voetorthese of sensor</w:t>
+            </w:r>
+          </w:p>
+        </w:tc>
+        <w:tc>
+          <w:tcPr>
+            <w:tcW w:type="dxa" w:w="2948"/>
+          </w:tcPr>
+          <w:p>
+            <w:pPr>
+              <w:spacing w:before="30" w:after="30" w:line="252" w:lineRule="auto"/>
+            </w:pPr>
+            <w:r/>
+            <w:r>
+              <w:rPr>
+                <w:rFonts w:ascii="Segoe UI" w:hAnsi="Segoe UI" w:eastAsia="Segoe UI"/>
+                <w:b w:val="0"/>
+                <w:i w:val="0"/>
+                <w:color w:val="1B2630"/>
+                <w:sz w:val="15"/>
+              </w:rPr>
+              <w:t>e33_vervanging</w:t>
+            </w:r>
+          </w:p>
+        </w:tc>
+        <w:tc>
+          <w:tcPr>
+            <w:tcW w:type="dxa" w:w="3628"/>
+          </w:tcPr>
+          <w:p>
+            <w:pPr>
+              <w:spacing w:before="30" w:after="30" w:line="252" w:lineRule="auto"/>
+            </w:pPr>
+            <w:r/>
+          </w:p>
+        </w:tc>
+      </w:tr>
+      <w:tr>
+        <w:tc>
+          <w:tcPr>
+            <w:tcW w:type="dxa" w:w="680"/>
+          </w:tcPr>
+          <w:p>
+            <w:pPr>
+              <w:spacing w:before="30" w:after="30" w:line="252" w:lineRule="auto"/>
+            </w:pPr>
+            <w:r/>
+            <w:r>
+              <w:rPr>
+                <w:rFonts w:ascii="Segoe UI" w:hAnsi="Segoe UI" w:eastAsia="Segoe UI"/>
+                <w:b w:val="0"/>
+                <w:i w:val="0"/>
+                <w:color w:val="1B2630"/>
+                <w:sz w:val="15"/>
+              </w:rPr>
+              <w:t>34</w:t>
+            </w:r>
+          </w:p>
+        </w:tc>
+        <w:tc>
+          <w:tcPr>
+            <w:tcW w:type="dxa" w:w="2608"/>
+          </w:tcPr>
+          <w:p>
+            <w:pPr>
+              <w:spacing w:before="30" w:after="30" w:line="252" w:lineRule="auto"/>
+            </w:pPr>
+            <w:r/>
+            <w:r>
+              <w:rPr>
+                <w:rFonts w:ascii="Segoe UI" w:hAnsi="Segoe UI" w:eastAsia="Segoe UI"/>
+                <w:b w:val="0"/>
+                <w:i w:val="0"/>
+                <w:color w:val="1B2630"/>
+                <w:sz w:val="15"/>
+              </w:rPr>
+              <w:t>Handleiding en vragenlijst iMCQ</w:t>
+            </w:r>
+          </w:p>
+        </w:tc>
+        <w:tc>
+          <w:tcPr>
+            <w:tcW w:type="dxa" w:w="2948"/>
+          </w:tcPr>
+          <w:p>
+            <w:pPr>
+              <w:spacing w:before="30" w:after="30" w:line="252" w:lineRule="auto"/>
+            </w:pPr>
+            <w:r/>
+            <w:r>
+              <w:rPr>
+                <w:rFonts w:ascii="Segoe UI" w:hAnsi="Segoe UI" w:eastAsia="Segoe UI"/>
+                <w:b w:val="0"/>
+                <w:i w:val="0"/>
+                <w:color w:val="1B2630"/>
+                <w:sz w:val="15"/>
+              </w:rPr>
+              <w:t>—</w:t>
+            </w:r>
+          </w:p>
+        </w:tc>
+        <w:tc>
+          <w:tcPr>
+            <w:tcW w:type="dxa" w:w="3628"/>
+          </w:tcPr>
+          <w:p>
+            <w:pPr>
+              <w:spacing w:before="30" w:after="30" w:line="252" w:lineRule="auto"/>
+            </w:pPr>
+            <w:r/>
+            <w:r>
+              <w:rPr>
+                <w:rFonts w:ascii="Segoe UI" w:hAnsi="Segoe UI" w:eastAsia="Segoe UI"/>
+                <w:b w:val="0"/>
+                <w:i w:val="0"/>
+                <w:color w:val="1B2630"/>
+                <w:sz w:val="15"/>
+              </w:rPr>
+              <w:t>Handleiding bij de iMCQ. De vragenlijst zelf is 34b.</w:t>
+            </w:r>
+          </w:p>
+        </w:tc>
+      </w:tr>
+      <w:tr>
+        <w:tc>
+          <w:tcPr>
+            <w:tcW w:type="dxa" w:w="680"/>
+          </w:tcPr>
+          <w:p>
+            <w:pPr>
+              <w:spacing w:before="30" w:after="30" w:line="252" w:lineRule="auto"/>
+            </w:pPr>
+            <w:r/>
+            <w:r>
+              <w:rPr>
+                <w:rFonts w:ascii="Segoe UI" w:hAnsi="Segoe UI" w:eastAsia="Segoe UI"/>
+                <w:b w:val="0"/>
+                <w:i w:val="0"/>
+                <w:color w:val="1B2630"/>
+                <w:sz w:val="15"/>
+              </w:rPr>
+              <w:t>34b</w:t>
+            </w:r>
+          </w:p>
+        </w:tc>
+        <w:tc>
+          <w:tcPr>
+            <w:tcW w:type="dxa" w:w="2608"/>
+          </w:tcPr>
+          <w:p>
+            <w:pPr>
+              <w:spacing w:before="30" w:after="30" w:line="252" w:lineRule="auto"/>
+            </w:pPr>
+            <w:r/>
+            <w:r>
+              <w:rPr>
+                <w:rFonts w:ascii="Segoe UI" w:hAnsi="Segoe UI" w:eastAsia="Segoe UI"/>
+                <w:b w:val="0"/>
+                <w:i w:val="0"/>
+                <w:color w:val="1B2630"/>
+                <w:sz w:val="15"/>
+              </w:rPr>
+              <w:t>Handleiding en vragenlijst iMCQ</w:t>
+            </w:r>
+          </w:p>
+        </w:tc>
+        <w:tc>
+          <w:tcPr>
+            <w:tcW w:type="dxa" w:w="2948"/>
+          </w:tcPr>
+          <w:p>
+            <w:pPr>
+              <w:spacing w:before="30" w:after="30" w:line="252" w:lineRule="auto"/>
+            </w:pPr>
+            <w:r/>
+            <w:r>
+              <w:rPr>
+                <w:rFonts w:ascii="Segoe UI" w:hAnsi="Segoe UI" w:eastAsia="Segoe UI"/>
+                <w:b w:val="0"/>
+                <w:i w:val="0"/>
+                <w:color w:val="1B2630"/>
+                <w:sz w:val="15"/>
+              </w:rPr>
+              <w:t>e34_imcq</w:t>
+            </w:r>
+          </w:p>
+        </w:tc>
+        <w:tc>
+          <w:tcPr>
+            <w:tcW w:type="dxa" w:w="3628"/>
+          </w:tcPr>
+          <w:p>
+            <w:pPr>
+              <w:spacing w:before="30" w:after="30" w:line="252" w:lineRule="auto"/>
+            </w:pPr>
+            <w:r/>
+          </w:p>
+        </w:tc>
+      </w:tr>
+      <w:tr>
+        <w:tc>
+          <w:tcPr>
+            <w:tcW w:type="dxa" w:w="680"/>
+          </w:tcPr>
+          <w:p>
+            <w:pPr>
+              <w:spacing w:before="30" w:after="30" w:line="252" w:lineRule="auto"/>
+            </w:pPr>
+            <w:r/>
+            <w:r>
+              <w:rPr>
+                <w:rFonts w:ascii="Segoe UI" w:hAnsi="Segoe UI" w:eastAsia="Segoe UI"/>
+                <w:b w:val="0"/>
+                <w:i w:val="0"/>
+                <w:color w:val="1B2630"/>
+                <w:sz w:val="15"/>
+              </w:rPr>
+              <w:t>35</w:t>
+            </w:r>
+          </w:p>
+        </w:tc>
+        <w:tc>
+          <w:tcPr>
+            <w:tcW w:type="dxa" w:w="2608"/>
+          </w:tcPr>
+          <w:p>
+            <w:pPr>
+              <w:spacing w:before="30" w:after="30" w:line="252" w:lineRule="auto"/>
+            </w:pPr>
+            <w:r/>
+            <w:r>
+              <w:rPr>
+                <w:rFonts w:ascii="Segoe UI" w:hAnsi="Segoe UI" w:eastAsia="Segoe UI"/>
+                <w:b w:val="0"/>
+                <w:i w:val="0"/>
+                <w:color w:val="1B2630"/>
+                <w:sz w:val="15"/>
+              </w:rPr>
+              <w:t>Handleiding en vragenlijst iPCQ</w:t>
+            </w:r>
+          </w:p>
+        </w:tc>
+        <w:tc>
+          <w:tcPr>
+            <w:tcW w:type="dxa" w:w="2948"/>
+          </w:tcPr>
+          <w:p>
+            <w:pPr>
+              <w:spacing w:before="30" w:after="30" w:line="252" w:lineRule="auto"/>
+            </w:pPr>
+            <w:r/>
+            <w:r>
+              <w:rPr>
+                <w:rFonts w:ascii="Segoe UI" w:hAnsi="Segoe UI" w:eastAsia="Segoe UI"/>
+                <w:b w:val="0"/>
+                <w:i w:val="0"/>
+                <w:color w:val="1B2630"/>
+                <w:sz w:val="15"/>
+              </w:rPr>
+              <w:t>—</w:t>
+            </w:r>
+          </w:p>
+        </w:tc>
+        <w:tc>
+          <w:tcPr>
+            <w:tcW w:type="dxa" w:w="3628"/>
+          </w:tcPr>
+          <w:p>
+            <w:pPr>
+              <w:spacing w:before="30" w:after="30" w:line="252" w:lineRule="auto"/>
+            </w:pPr>
+            <w:r/>
+            <w:r>
+              <w:rPr>
+                <w:rFonts w:ascii="Segoe UI" w:hAnsi="Segoe UI" w:eastAsia="Segoe UI"/>
+                <w:b w:val="0"/>
+                <w:i w:val="0"/>
+                <w:color w:val="1B2630"/>
+                <w:sz w:val="15"/>
+              </w:rPr>
+              <w:t>Handleiding bij de iPCQ. De vragenlijst zelf is 35b.</w:t>
+            </w:r>
+          </w:p>
+        </w:tc>
+      </w:tr>
+      <w:tr>
+        <w:tc>
+          <w:tcPr>
+            <w:tcW w:type="dxa" w:w="680"/>
+          </w:tcPr>
+          <w:p>
+            <w:pPr>
+              <w:spacing w:before="30" w:after="30" w:line="252" w:lineRule="auto"/>
+            </w:pPr>
+            <w:r/>
+            <w:r>
+              <w:rPr>
+                <w:rFonts w:ascii="Segoe UI" w:hAnsi="Segoe UI" w:eastAsia="Segoe UI"/>
+                <w:b w:val="0"/>
+                <w:i w:val="0"/>
+                <w:color w:val="1B2630"/>
+                <w:sz w:val="15"/>
+              </w:rPr>
+              <w:t>35b</w:t>
+            </w:r>
+          </w:p>
+        </w:tc>
+        <w:tc>
+          <w:tcPr>
+            <w:tcW w:type="dxa" w:w="2608"/>
+          </w:tcPr>
+          <w:p>
+            <w:pPr>
+              <w:spacing w:before="30" w:after="30" w:line="252" w:lineRule="auto"/>
+            </w:pPr>
+            <w:r/>
+            <w:r>
+              <w:rPr>
+                <w:rFonts w:ascii="Segoe UI" w:hAnsi="Segoe UI" w:eastAsia="Segoe UI"/>
+                <w:b w:val="0"/>
+                <w:i w:val="0"/>
+                <w:color w:val="1B2630"/>
+                <w:sz w:val="15"/>
+              </w:rPr>
+              <w:t>Handleiding en vragenlijst iPCQ</w:t>
+            </w:r>
+          </w:p>
+        </w:tc>
+        <w:tc>
+          <w:tcPr>
+            <w:tcW w:type="dxa" w:w="2948"/>
+          </w:tcPr>
+          <w:p>
+            <w:pPr>
+              <w:spacing w:before="30" w:after="30" w:line="252" w:lineRule="auto"/>
+            </w:pPr>
+            <w:r/>
+            <w:r>
+              <w:rPr>
+                <w:rFonts w:ascii="Segoe UI" w:hAnsi="Segoe UI" w:eastAsia="Segoe UI"/>
+                <w:b w:val="0"/>
+                <w:i w:val="0"/>
+                <w:color w:val="1B2630"/>
+                <w:sz w:val="15"/>
+              </w:rPr>
+              <w:t>e35_ipcq</w:t>
+            </w:r>
+          </w:p>
+        </w:tc>
+        <w:tc>
+          <w:tcPr>
+            <w:tcW w:type="dxa" w:w="3628"/>
+          </w:tcPr>
+          <w:p>
+            <w:pPr>
+              <w:spacing w:before="30" w:after="30" w:line="252" w:lineRule="auto"/>
+            </w:pPr>
+            <w:r/>
+          </w:p>
+        </w:tc>
+      </w:tr>
+      <w:tr>
+        <w:tc>
+          <w:tcPr>
+            <w:tcW w:type="dxa" w:w="680"/>
+          </w:tcPr>
+          <w:p>
+            <w:pPr>
+              <w:spacing w:before="30" w:after="30" w:line="252" w:lineRule="auto"/>
+            </w:pPr>
+            <w:r/>
+            <w:r>
+              <w:rPr>
+                <w:rFonts w:ascii="Segoe UI" w:hAnsi="Segoe UI" w:eastAsia="Segoe UI"/>
+                <w:b w:val="0"/>
+                <w:i w:val="0"/>
+                <w:color w:val="1B2630"/>
+                <w:sz w:val="15"/>
+              </w:rPr>
+              <w:t>36</w:t>
+            </w:r>
+          </w:p>
+        </w:tc>
+        <w:tc>
+          <w:tcPr>
+            <w:tcW w:type="dxa" w:w="2608"/>
+          </w:tcPr>
+          <w:p>
+            <w:pPr>
+              <w:spacing w:before="30" w:after="30" w:line="252" w:lineRule="auto"/>
+            </w:pPr>
+            <w:r/>
+            <w:r>
+              <w:rPr>
+                <w:rFonts w:ascii="Segoe UI" w:hAnsi="Segoe UI" w:eastAsia="Segoe UI"/>
+                <w:b w:val="0"/>
+                <w:i w:val="0"/>
+                <w:color w:val="1B2630"/>
+                <w:sz w:val="15"/>
+              </w:rPr>
+              <w:t>Classificatie ulcus (PEDIS)</w:t>
+            </w:r>
+          </w:p>
+        </w:tc>
+        <w:tc>
+          <w:tcPr>
+            <w:tcW w:type="dxa" w:w="2948"/>
+          </w:tcPr>
+          <w:p>
+            <w:pPr>
+              <w:spacing w:before="30" w:after="30" w:line="252" w:lineRule="auto"/>
+            </w:pPr>
+            <w:r/>
+            <w:r>
+              <w:rPr>
+                <w:rFonts w:ascii="Segoe UI" w:hAnsi="Segoe UI" w:eastAsia="Segoe UI"/>
+                <w:b w:val="0"/>
+                <w:i w:val="0"/>
+                <w:color w:val="1B2630"/>
+                <w:sz w:val="15"/>
+              </w:rPr>
+              <w:t>e36_pedis</w:t>
+            </w:r>
+          </w:p>
+        </w:tc>
+        <w:tc>
+          <w:tcPr>
+            <w:tcW w:type="dxa" w:w="3628"/>
+          </w:tcPr>
+          <w:p>
+            <w:pPr>
+              <w:spacing w:before="30" w:after="30" w:line="252" w:lineRule="auto"/>
+            </w:pPr>
+            <w:r/>
+          </w:p>
+        </w:tc>
+      </w:tr>
+      <w:tr>
+        <w:tc>
+          <w:tcPr>
+            <w:tcW w:type="dxa" w:w="680"/>
+          </w:tcPr>
+          <w:p>
+            <w:pPr>
+              <w:spacing w:before="30" w:after="30" w:line="252" w:lineRule="auto"/>
+            </w:pPr>
+            <w:r/>
+            <w:r>
+              <w:rPr>
+                <w:rFonts w:ascii="Segoe UI" w:hAnsi="Segoe UI" w:eastAsia="Segoe UI"/>
+                <w:b w:val="0"/>
+                <w:i w:val="0"/>
+                <w:color w:val="1B2630"/>
+                <w:sz w:val="15"/>
+              </w:rPr>
+              <w:t>38</w:t>
+            </w:r>
+          </w:p>
+        </w:tc>
+        <w:tc>
+          <w:tcPr>
+            <w:tcW w:type="dxa" w:w="2608"/>
+          </w:tcPr>
+          <w:p>
+            <w:pPr>
+              <w:spacing w:before="30" w:after="30" w:line="252" w:lineRule="auto"/>
+            </w:pPr>
+            <w:r/>
+            <w:r>
+              <w:rPr>
+                <w:rFonts w:ascii="Segoe UI" w:hAnsi="Segoe UI" w:eastAsia="Segoe UI"/>
+                <w:b w:val="0"/>
+                <w:i w:val="0"/>
+                <w:color w:val="1B2630"/>
+                <w:sz w:val="15"/>
+              </w:rPr>
+              <w:t>Classificatie ulcus (WIfI)</w:t>
+            </w:r>
+          </w:p>
+        </w:tc>
+        <w:tc>
+          <w:tcPr>
+            <w:tcW w:type="dxa" w:w="2948"/>
+          </w:tcPr>
+          <w:p>
+            <w:pPr>
+              <w:spacing w:before="30" w:after="30" w:line="252" w:lineRule="auto"/>
+            </w:pPr>
+            <w:r/>
+            <w:r>
+              <w:rPr>
+                <w:rFonts w:ascii="Segoe UI" w:hAnsi="Segoe UI" w:eastAsia="Segoe UI"/>
+                <w:b w:val="0"/>
+                <w:i w:val="0"/>
+                <w:color w:val="1B2630"/>
+                <w:sz w:val="15"/>
+              </w:rPr>
+              <w:t>e38_wifi</w:t>
+            </w:r>
+          </w:p>
+        </w:tc>
+        <w:tc>
+          <w:tcPr>
+            <w:tcW w:type="dxa" w:w="3628"/>
+          </w:tcPr>
+          <w:p>
+            <w:pPr>
+              <w:spacing w:before="30" w:after="30" w:line="252" w:lineRule="auto"/>
+            </w:pPr>
+            <w:r/>
+          </w:p>
+        </w:tc>
+      </w:tr>
+      <w:tr>
+        <w:tc>
+          <w:tcPr>
+            <w:tcW w:type="dxa" w:w="680"/>
+          </w:tcPr>
+          <w:p>
+            <w:pPr>
+              <w:spacing w:before="30" w:after="30" w:line="252" w:lineRule="auto"/>
+            </w:pPr>
+            <w:r/>
+            <w:r>
+              <w:rPr>
+                <w:rFonts w:ascii="Segoe UI" w:hAnsi="Segoe UI" w:eastAsia="Segoe UI"/>
+                <w:b w:val="0"/>
+                <w:i w:val="0"/>
+                <w:color w:val="1B2630"/>
+                <w:sz w:val="15"/>
+              </w:rPr>
+              <w:t>39</w:t>
+            </w:r>
+          </w:p>
+        </w:tc>
+        <w:tc>
+          <w:tcPr>
+            <w:tcW w:type="dxa" w:w="2608"/>
+          </w:tcPr>
+          <w:p>
+            <w:pPr>
+              <w:spacing w:before="30" w:after="30" w:line="252" w:lineRule="auto"/>
+            </w:pPr>
+            <w:r/>
+            <w:r>
+              <w:rPr>
+                <w:rFonts w:ascii="Segoe UI" w:hAnsi="Segoe UI" w:eastAsia="Segoe UI"/>
+                <w:b w:val="0"/>
+                <w:i w:val="0"/>
+                <w:color w:val="1B2630"/>
+                <w:sz w:val="15"/>
+              </w:rPr>
+              <w:t>Protocol procesevaluatie</w:t>
+            </w:r>
+          </w:p>
+        </w:tc>
+        <w:tc>
+          <w:tcPr>
+            <w:tcW w:type="dxa" w:w="2948"/>
+          </w:tcPr>
+          <w:p>
+            <w:pPr>
+              <w:spacing w:before="30" w:after="30" w:line="252" w:lineRule="auto"/>
+            </w:pPr>
+            <w:r/>
+            <w:r>
+              <w:rPr>
+                <w:rFonts w:ascii="Segoe UI" w:hAnsi="Segoe UI" w:eastAsia="Segoe UI"/>
+                <w:b w:val="0"/>
+                <w:i w:val="0"/>
+                <w:color w:val="1B2630"/>
+                <w:sz w:val="15"/>
+              </w:rPr>
+              <w:t>—</w:t>
+            </w:r>
+          </w:p>
+        </w:tc>
+        <w:tc>
+          <w:tcPr>
+            <w:tcW w:type="dxa" w:w="3628"/>
+          </w:tcPr>
+          <w:p>
+            <w:pPr>
+              <w:spacing w:before="30" w:after="30" w:line="252" w:lineRule="auto"/>
+            </w:pPr>
+            <w:r/>
+            <w:r>
+              <w:rPr>
+                <w:rFonts w:ascii="Segoe UI" w:hAnsi="Segoe UI" w:eastAsia="Segoe UI"/>
+                <w:b w:val="0"/>
+                <w:i w:val="0"/>
+                <w:color w:val="1B2630"/>
+                <w:sz w:val="15"/>
+              </w:rPr>
+              <w:t>Procesevaluatie. Ander project, andere levenscyclus.</w:t>
+            </w:r>
+          </w:p>
+        </w:tc>
+      </w:tr>
+      <w:tr>
+        <w:tc>
+          <w:tcPr>
+            <w:tcW w:type="dxa" w:w="680"/>
+          </w:tcPr>
+          <w:p>
+            <w:pPr>
+              <w:spacing w:before="30" w:after="30" w:line="252" w:lineRule="auto"/>
+            </w:pPr>
+            <w:r/>
+            <w:r>
+              <w:rPr>
+                <w:rFonts w:ascii="Segoe UI" w:hAnsi="Segoe UI" w:eastAsia="Segoe UI"/>
+                <w:b w:val="0"/>
+                <w:i w:val="0"/>
+                <w:color w:val="1B2630"/>
+                <w:sz w:val="15"/>
+              </w:rPr>
+              <w:t>40</w:t>
+            </w:r>
+          </w:p>
+        </w:tc>
+        <w:tc>
+          <w:tcPr>
+            <w:tcW w:type="dxa" w:w="2608"/>
+          </w:tcPr>
+          <w:p>
+            <w:pPr>
+              <w:spacing w:before="30" w:after="30" w:line="252" w:lineRule="auto"/>
+            </w:pPr>
+            <w:r/>
+            <w:r>
+              <w:rPr>
+                <w:rFonts w:ascii="Segoe UI" w:hAnsi="Segoe UI" w:eastAsia="Segoe UI"/>
+                <w:b w:val="0"/>
+                <w:i w:val="0"/>
+                <w:color w:val="1B2630"/>
+                <w:sz w:val="15"/>
+              </w:rPr>
+              <w:t>Gestructureerd dagboek therapeut</w:t>
+            </w:r>
+          </w:p>
+        </w:tc>
+        <w:tc>
+          <w:tcPr>
+            <w:tcW w:type="dxa" w:w="2948"/>
+          </w:tcPr>
+          <w:p>
+            <w:pPr>
+              <w:spacing w:before="30" w:after="30" w:line="252" w:lineRule="auto"/>
+            </w:pPr>
+            <w:r/>
+            <w:r>
+              <w:rPr>
+                <w:rFonts w:ascii="Segoe UI" w:hAnsi="Segoe UI" w:eastAsia="Segoe UI"/>
+                <w:b w:val="0"/>
+                <w:i w:val="0"/>
+                <w:color w:val="1B2630"/>
+                <w:sz w:val="15"/>
+              </w:rPr>
+              <w:t>—</w:t>
+            </w:r>
+          </w:p>
+        </w:tc>
+        <w:tc>
+          <w:tcPr>
+            <w:tcW w:type="dxa" w:w="3628"/>
+          </w:tcPr>
+          <w:p>
+            <w:pPr>
+              <w:spacing w:before="30" w:after="30" w:line="252" w:lineRule="auto"/>
+            </w:pPr>
+            <w:r/>
+            <w:r>
+              <w:rPr>
+                <w:rFonts w:ascii="Segoe UI" w:hAnsi="Segoe UI" w:eastAsia="Segoe UI"/>
+                <w:b w:val="0"/>
+                <w:i w:val="0"/>
+                <w:color w:val="1B2630"/>
+                <w:sz w:val="15"/>
+              </w:rPr>
+              <w:t>Procesevaluatie.</w:t>
+            </w:r>
+          </w:p>
+        </w:tc>
+      </w:tr>
+      <w:tr>
+        <w:tc>
+          <w:tcPr>
+            <w:tcW w:type="dxa" w:w="680"/>
+          </w:tcPr>
+          <w:p>
+            <w:pPr>
+              <w:spacing w:before="30" w:after="30" w:line="252" w:lineRule="auto"/>
+            </w:pPr>
+            <w:r/>
+            <w:r>
+              <w:rPr>
+                <w:rFonts w:ascii="Segoe UI" w:hAnsi="Segoe UI" w:eastAsia="Segoe UI"/>
+                <w:b w:val="0"/>
+                <w:i w:val="0"/>
+                <w:color w:val="1B2630"/>
+                <w:sz w:val="15"/>
+              </w:rPr>
+              <w:t>41</w:t>
+            </w:r>
+          </w:p>
+        </w:tc>
+        <w:tc>
+          <w:tcPr>
+            <w:tcW w:type="dxa" w:w="2608"/>
+          </w:tcPr>
+          <w:p>
+            <w:pPr>
+              <w:spacing w:before="30" w:after="30" w:line="252" w:lineRule="auto"/>
+            </w:pPr>
+            <w:r/>
+            <w:r>
+              <w:rPr>
+                <w:rFonts w:ascii="Segoe UI" w:hAnsi="Segoe UI" w:eastAsia="Segoe UI"/>
+                <w:b w:val="0"/>
+                <w:i w:val="0"/>
+                <w:color w:val="1B2630"/>
+                <w:sz w:val="15"/>
+              </w:rPr>
+              <w:t>Interviewgidsen patiënt, therapeut, manageme</w:t>
+            </w:r>
+          </w:p>
+        </w:tc>
+        <w:tc>
+          <w:tcPr>
+            <w:tcW w:type="dxa" w:w="2948"/>
+          </w:tcPr>
+          <w:p>
+            <w:pPr>
+              <w:spacing w:before="30" w:after="30" w:line="252" w:lineRule="auto"/>
+            </w:pPr>
+            <w:r/>
+            <w:r>
+              <w:rPr>
+                <w:rFonts w:ascii="Segoe UI" w:hAnsi="Segoe UI" w:eastAsia="Segoe UI"/>
+                <w:b w:val="0"/>
+                <w:i w:val="0"/>
+                <w:color w:val="1B2630"/>
+                <w:sz w:val="15"/>
+              </w:rPr>
+              <w:t>—</w:t>
+            </w:r>
+          </w:p>
+        </w:tc>
+        <w:tc>
+          <w:tcPr>
+            <w:tcW w:type="dxa" w:w="3628"/>
+          </w:tcPr>
+          <w:p>
+            <w:pPr>
+              <w:spacing w:before="30" w:after="30" w:line="252" w:lineRule="auto"/>
+            </w:pPr>
+            <w:r/>
+            <w:r>
+              <w:rPr>
+                <w:rFonts w:ascii="Segoe UI" w:hAnsi="Segoe UI" w:eastAsia="Segoe UI"/>
+                <w:b w:val="0"/>
+                <w:i w:val="0"/>
+                <w:color w:val="1B2630"/>
+                <w:sz w:val="15"/>
+              </w:rPr>
+              <w:t>Procesevaluatie.</w:t>
+            </w:r>
+          </w:p>
+        </w:tc>
+      </w:tr>
+      <w:tr>
+        <w:tc>
+          <w:tcPr>
+            <w:tcW w:type="dxa" w:w="680"/>
+          </w:tcPr>
+          <w:p>
+            <w:pPr>
+              <w:spacing w:before="30" w:after="30" w:line="252" w:lineRule="auto"/>
+            </w:pPr>
+            <w:r/>
+            <w:r>
+              <w:rPr>
+                <w:rFonts w:ascii="Segoe UI" w:hAnsi="Segoe UI" w:eastAsia="Segoe UI"/>
+                <w:b w:val="0"/>
+                <w:i w:val="0"/>
+                <w:color w:val="1B2630"/>
+                <w:sz w:val="15"/>
+              </w:rPr>
+              <w:t>42</w:t>
+            </w:r>
+          </w:p>
+        </w:tc>
+        <w:tc>
+          <w:tcPr>
+            <w:tcW w:type="dxa" w:w="2608"/>
+          </w:tcPr>
+          <w:p>
+            <w:pPr>
+              <w:spacing w:before="30" w:after="30" w:line="252" w:lineRule="auto"/>
+            </w:pPr>
+            <w:r/>
+            <w:r>
+              <w:rPr>
+                <w:rFonts w:ascii="Segoe UI" w:hAnsi="Segoe UI" w:eastAsia="Segoe UI"/>
+                <w:b w:val="0"/>
+                <w:i w:val="0"/>
+                <w:color w:val="1B2630"/>
+                <w:sz w:val="15"/>
+              </w:rPr>
+              <w:t>Interviewgidsen patiënt, therapeut, manageme</w:t>
+            </w:r>
+          </w:p>
+        </w:tc>
+        <w:tc>
+          <w:tcPr>
+            <w:tcW w:type="dxa" w:w="2948"/>
+          </w:tcPr>
+          <w:p>
+            <w:pPr>
+              <w:spacing w:before="30" w:after="30" w:line="252" w:lineRule="auto"/>
+            </w:pPr>
+            <w:r/>
+            <w:r>
+              <w:rPr>
+                <w:rFonts w:ascii="Segoe UI" w:hAnsi="Segoe UI" w:eastAsia="Segoe UI"/>
+                <w:b w:val="0"/>
+                <w:i w:val="0"/>
+                <w:color w:val="1B2630"/>
+                <w:sz w:val="15"/>
+              </w:rPr>
+              <w:t>—</w:t>
+            </w:r>
+          </w:p>
+        </w:tc>
+        <w:tc>
+          <w:tcPr>
+            <w:tcW w:type="dxa" w:w="3628"/>
+          </w:tcPr>
+          <w:p>
+            <w:pPr>
+              <w:spacing w:before="30" w:after="30" w:line="252" w:lineRule="auto"/>
+            </w:pPr>
+            <w:r/>
+            <w:r>
+              <w:rPr>
+                <w:rFonts w:ascii="Segoe UI" w:hAnsi="Segoe UI" w:eastAsia="Segoe UI"/>
+                <w:b w:val="0"/>
+                <w:i w:val="0"/>
+                <w:color w:val="1B2630"/>
+                <w:sz w:val="15"/>
+              </w:rPr>
+              <w:t>Procesevaluatie.</w:t>
+            </w:r>
+          </w:p>
+        </w:tc>
+      </w:tr>
+      <w:tr>
+        <w:tc>
+          <w:tcPr>
+            <w:tcW w:type="dxa" w:w="680"/>
+          </w:tcPr>
+          <w:p>
+            <w:pPr>
+              <w:spacing w:before="30" w:after="30" w:line="252" w:lineRule="auto"/>
+            </w:pPr>
+            <w:r/>
+            <w:r>
+              <w:rPr>
+                <w:rFonts w:ascii="Segoe UI" w:hAnsi="Segoe UI" w:eastAsia="Segoe UI"/>
+                <w:b w:val="0"/>
+                <w:i w:val="0"/>
+                <w:color w:val="1B2630"/>
+                <w:sz w:val="15"/>
+              </w:rPr>
+              <w:t>43</w:t>
+            </w:r>
+          </w:p>
+        </w:tc>
+        <w:tc>
+          <w:tcPr>
+            <w:tcW w:type="dxa" w:w="2608"/>
+          </w:tcPr>
+          <w:p>
+            <w:pPr>
+              <w:spacing w:before="30" w:after="30" w:line="252" w:lineRule="auto"/>
+            </w:pPr>
+            <w:r/>
+            <w:r>
+              <w:rPr>
+                <w:rFonts w:ascii="Segoe UI" w:hAnsi="Segoe UI" w:eastAsia="Segoe UI"/>
+                <w:b w:val="0"/>
+                <w:i w:val="0"/>
+                <w:color w:val="1B2630"/>
+                <w:sz w:val="15"/>
+              </w:rPr>
+              <w:t>Interviewgidsen patiënt, therapeut, manageme</w:t>
+            </w:r>
+          </w:p>
+        </w:tc>
+        <w:tc>
+          <w:tcPr>
+            <w:tcW w:type="dxa" w:w="2948"/>
+          </w:tcPr>
+          <w:p>
+            <w:pPr>
+              <w:spacing w:before="30" w:after="30" w:line="252" w:lineRule="auto"/>
+            </w:pPr>
+            <w:r/>
+            <w:r>
+              <w:rPr>
+                <w:rFonts w:ascii="Segoe UI" w:hAnsi="Segoe UI" w:eastAsia="Segoe UI"/>
+                <w:b w:val="0"/>
+                <w:i w:val="0"/>
+                <w:color w:val="1B2630"/>
+                <w:sz w:val="15"/>
+              </w:rPr>
+              <w:t>—</w:t>
+            </w:r>
+          </w:p>
+        </w:tc>
+        <w:tc>
+          <w:tcPr>
+            <w:tcW w:type="dxa" w:w="3628"/>
+          </w:tcPr>
+          <w:p>
+            <w:pPr>
+              <w:spacing w:before="30" w:after="30" w:line="252" w:lineRule="auto"/>
+            </w:pPr>
+            <w:r/>
+            <w:r>
+              <w:rPr>
+                <w:rFonts w:ascii="Segoe UI" w:hAnsi="Segoe UI" w:eastAsia="Segoe UI"/>
+                <w:b w:val="0"/>
+                <w:i w:val="0"/>
+                <w:color w:val="1B2630"/>
+                <w:sz w:val="15"/>
+              </w:rPr>
+              <w:t>Procesevaluatie.</w:t>
+            </w:r>
+          </w:p>
+        </w:tc>
+      </w:tr>
+      <w:tr>
+        <w:tc>
+          <w:tcPr>
+            <w:tcW w:type="dxa" w:w="680"/>
+          </w:tcPr>
+          <w:p>
+            <w:pPr>
+              <w:spacing w:before="30" w:after="30" w:line="252" w:lineRule="auto"/>
+            </w:pPr>
+            <w:r/>
+            <w:r>
+              <w:rPr>
+                <w:rFonts w:ascii="Segoe UI" w:hAnsi="Segoe UI" w:eastAsia="Segoe UI"/>
+                <w:b w:val="0"/>
+                <w:i w:val="0"/>
+                <w:color w:val="1B2630"/>
+                <w:sz w:val="15"/>
+              </w:rPr>
+              <w:t>44</w:t>
+            </w:r>
+          </w:p>
+        </w:tc>
+        <w:tc>
+          <w:tcPr>
+            <w:tcW w:type="dxa" w:w="2608"/>
+          </w:tcPr>
+          <w:p>
+            <w:pPr>
+              <w:spacing w:before="30" w:after="30" w:line="252" w:lineRule="auto"/>
+            </w:pPr>
+            <w:r/>
+            <w:r>
+              <w:rPr>
+                <w:rFonts w:ascii="Segoe UI" w:hAnsi="Segoe UI" w:eastAsia="Segoe UI"/>
+                <w:b w:val="0"/>
+                <w:i w:val="0"/>
+                <w:color w:val="1B2630"/>
+                <w:sz w:val="15"/>
+              </w:rPr>
+              <w:t>Fidelity checklist SEBIA</w:t>
+            </w:r>
+          </w:p>
+        </w:tc>
+        <w:tc>
+          <w:tcPr>
+            <w:tcW w:type="dxa" w:w="2948"/>
+          </w:tcPr>
+          <w:p>
+            <w:pPr>
+              <w:spacing w:before="30" w:after="30" w:line="252" w:lineRule="auto"/>
+            </w:pPr>
+            <w:r/>
+            <w:r>
+              <w:rPr>
+                <w:rFonts w:ascii="Segoe UI" w:hAnsi="Segoe UI" w:eastAsia="Segoe UI"/>
+                <w:b w:val="0"/>
+                <w:i w:val="0"/>
+                <w:color w:val="1B2630"/>
+                <w:sz w:val="15"/>
+              </w:rPr>
+              <w:t>—</w:t>
+            </w:r>
+          </w:p>
+        </w:tc>
+        <w:tc>
+          <w:tcPr>
+            <w:tcW w:type="dxa" w:w="3628"/>
+          </w:tcPr>
+          <w:p>
+            <w:pPr>
+              <w:spacing w:before="30" w:after="30" w:line="252" w:lineRule="auto"/>
+            </w:pPr>
+            <w:r/>
+            <w:r>
+              <w:rPr>
+                <w:rFonts w:ascii="Segoe UI" w:hAnsi="Segoe UI" w:eastAsia="Segoe UI"/>
+                <w:b w:val="0"/>
+                <w:i w:val="0"/>
+                <w:color w:val="1B2630"/>
+                <w:sz w:val="15"/>
+              </w:rPr>
+              <w:t>Procesevaluatie.</w:t>
+            </w:r>
+          </w:p>
+        </w:tc>
+      </w:tr>
+      <w:tr>
+        <w:tc>
+          <w:tcPr>
+            <w:tcW w:type="dxa" w:w="680"/>
+          </w:tcPr>
+          <w:p>
+            <w:pPr>
+              <w:spacing w:before="30" w:after="30" w:line="252" w:lineRule="auto"/>
+            </w:pPr>
+            <w:r/>
+            <w:r>
+              <w:rPr>
+                <w:rFonts w:ascii="Segoe UI" w:hAnsi="Segoe UI" w:eastAsia="Segoe UI"/>
+                <w:b w:val="0"/>
+                <w:i w:val="0"/>
+                <w:color w:val="1B2630"/>
+                <w:sz w:val="15"/>
+              </w:rPr>
+              <w:t>45</w:t>
+            </w:r>
+          </w:p>
+        </w:tc>
+        <w:tc>
+          <w:tcPr>
+            <w:tcW w:type="dxa" w:w="2608"/>
+          </w:tcPr>
+          <w:p>
+            <w:pPr>
+              <w:spacing w:before="30" w:after="30" w:line="252" w:lineRule="auto"/>
+            </w:pPr>
+            <w:r/>
+            <w:r>
+              <w:rPr>
+                <w:rFonts w:ascii="Segoe UI" w:hAnsi="Segoe UI" w:eastAsia="Segoe UI"/>
+                <w:b w:val="0"/>
+                <w:i w:val="0"/>
+                <w:color w:val="1B2630"/>
+                <w:sz w:val="15"/>
+              </w:rPr>
+              <w:t>Gezondheidseconomisch dagboek</w:t>
+            </w:r>
+          </w:p>
+        </w:tc>
+        <w:tc>
+          <w:tcPr>
+            <w:tcW w:type="dxa" w:w="2948"/>
+          </w:tcPr>
+          <w:p>
+            <w:pPr>
+              <w:spacing w:before="30" w:after="30" w:line="252" w:lineRule="auto"/>
+            </w:pPr>
+            <w:r/>
+            <w:r>
+              <w:rPr>
+                <w:rFonts w:ascii="Segoe UI" w:hAnsi="Segoe UI" w:eastAsia="Segoe UI"/>
+                <w:b w:val="0"/>
+                <w:i w:val="0"/>
+                <w:color w:val="1B2630"/>
+                <w:sz w:val="15"/>
+              </w:rPr>
+              <w:t>e45_dagboek_baseline</w:t>
+            </w:r>
+          </w:p>
+        </w:tc>
+        <w:tc>
+          <w:tcPr>
+            <w:tcW w:type="dxa" w:w="3628"/>
+          </w:tcPr>
+          <w:p>
+            <w:pPr>
+              <w:spacing w:before="30" w:after="30" w:line="252" w:lineRule="auto"/>
+            </w:pPr>
+            <w:r/>
+          </w:p>
+        </w:tc>
+      </w:tr>
+      <w:tr>
+        <w:tc>
+          <w:tcPr>
+            <w:tcW w:type="dxa" w:w="680"/>
+          </w:tcPr>
+          <w:p>
+            <w:pPr>
+              <w:spacing w:before="30" w:after="30" w:line="252" w:lineRule="auto"/>
+            </w:pPr>
+            <w:r/>
+            <w:r>
+              <w:rPr>
+                <w:rFonts w:ascii="Segoe UI" w:hAnsi="Segoe UI" w:eastAsia="Segoe UI"/>
+                <w:b w:val="0"/>
+                <w:i w:val="0"/>
+                <w:color w:val="1B2630"/>
+                <w:sz w:val="15"/>
+              </w:rPr>
+              <w:t>45a</w:t>
+            </w:r>
+          </w:p>
+        </w:tc>
+        <w:tc>
+          <w:tcPr>
+            <w:tcW w:type="dxa" w:w="2608"/>
+          </w:tcPr>
+          <w:p>
+            <w:pPr>
+              <w:spacing w:before="30" w:after="30" w:line="252" w:lineRule="auto"/>
+            </w:pPr>
+            <w:r/>
+            <w:r>
+              <w:rPr>
+                <w:rFonts w:ascii="Segoe UI" w:hAnsi="Segoe UI" w:eastAsia="Segoe UI"/>
+                <w:b w:val="0"/>
+                <w:i w:val="0"/>
+                <w:color w:val="1B2630"/>
+                <w:sz w:val="15"/>
+              </w:rPr>
+              <w:t>Gezondheidseconomisch dagboek</w:t>
+            </w:r>
+          </w:p>
+        </w:tc>
+        <w:tc>
+          <w:tcPr>
+            <w:tcW w:type="dxa" w:w="2948"/>
+          </w:tcPr>
+          <w:p>
+            <w:pPr>
+              <w:spacing w:before="30" w:after="30" w:line="252" w:lineRule="auto"/>
+            </w:pPr>
+            <w:r/>
+            <w:r>
+              <w:rPr>
+                <w:rFonts w:ascii="Segoe UI" w:hAnsi="Segoe UI" w:eastAsia="Segoe UI"/>
+                <w:b w:val="0"/>
+                <w:i w:val="0"/>
+                <w:color w:val="1B2630"/>
+                <w:sz w:val="15"/>
+              </w:rPr>
+              <w:t>e45a_dagboek_2wk</w:t>
+            </w:r>
+          </w:p>
+        </w:tc>
+        <w:tc>
+          <w:tcPr>
+            <w:tcW w:type="dxa" w:w="3628"/>
+          </w:tcPr>
+          <w:p>
+            <w:pPr>
+              <w:spacing w:before="30" w:after="30" w:line="252" w:lineRule="auto"/>
+            </w:pPr>
+            <w:r/>
+          </w:p>
+        </w:tc>
+      </w:tr>
+      <w:tr>
+        <w:tc>
+          <w:tcPr>
+            <w:tcW w:type="dxa" w:w="680"/>
+          </w:tcPr>
+          <w:p>
+            <w:pPr>
+              <w:spacing w:before="30" w:after="30" w:line="252" w:lineRule="auto"/>
+            </w:pPr>
+            <w:r/>
+            <w:r>
+              <w:rPr>
+                <w:rFonts w:ascii="Segoe UI" w:hAnsi="Segoe UI" w:eastAsia="Segoe UI"/>
+                <w:b w:val="0"/>
+                <w:i w:val="0"/>
+                <w:color w:val="1B2630"/>
+                <w:sz w:val="15"/>
+              </w:rPr>
+              <w:t>45b</w:t>
+            </w:r>
+          </w:p>
+        </w:tc>
+        <w:tc>
+          <w:tcPr>
+            <w:tcW w:type="dxa" w:w="2608"/>
+          </w:tcPr>
+          <w:p>
+            <w:pPr>
+              <w:spacing w:before="30" w:after="30" w:line="252" w:lineRule="auto"/>
+            </w:pPr>
+            <w:r/>
+            <w:r>
+              <w:rPr>
+                <w:rFonts w:ascii="Segoe UI" w:hAnsi="Segoe UI" w:eastAsia="Segoe UI"/>
+                <w:b w:val="0"/>
+                <w:i w:val="0"/>
+                <w:color w:val="1B2630"/>
+                <w:sz w:val="15"/>
+              </w:rPr>
+              <w:t>Gezondheidseconomisch dagboek</w:t>
+            </w:r>
+          </w:p>
+        </w:tc>
+        <w:tc>
+          <w:tcPr>
+            <w:tcW w:type="dxa" w:w="2948"/>
+          </w:tcPr>
+          <w:p>
+            <w:pPr>
+              <w:spacing w:before="30" w:after="30" w:line="252" w:lineRule="auto"/>
+            </w:pPr>
+            <w:r/>
+            <w:r>
+              <w:rPr>
+                <w:rFonts w:ascii="Segoe UI" w:hAnsi="Segoe UI" w:eastAsia="Segoe UI"/>
+                <w:b w:val="0"/>
+                <w:i w:val="0"/>
+                <w:color w:val="1B2630"/>
+                <w:sz w:val="15"/>
+              </w:rPr>
+              <w:t>e45b_dagboek_3mnd</w:t>
+            </w:r>
+          </w:p>
+        </w:tc>
+        <w:tc>
+          <w:tcPr>
+            <w:tcW w:type="dxa" w:w="3628"/>
+          </w:tcPr>
+          <w:p>
+            <w:pPr>
+              <w:spacing w:before="30" w:after="30" w:line="252" w:lineRule="auto"/>
+            </w:pPr>
+            <w:r/>
+          </w:p>
+        </w:tc>
+      </w:tr>
+      <w:tr>
+        <w:tc>
+          <w:tcPr>
+            <w:tcW w:type="dxa" w:w="680"/>
+          </w:tcPr>
+          <w:p>
+            <w:pPr>
+              <w:spacing w:before="30" w:after="30" w:line="252" w:lineRule="auto"/>
+            </w:pPr>
+            <w:r/>
+            <w:r>
+              <w:rPr>
+                <w:rFonts w:ascii="Segoe UI" w:hAnsi="Segoe UI" w:eastAsia="Segoe UI"/>
+                <w:b w:val="0"/>
+                <w:i w:val="0"/>
+                <w:color w:val="1B2630"/>
+                <w:sz w:val="15"/>
+              </w:rPr>
+              <w:t>46</w:t>
+            </w:r>
+          </w:p>
+        </w:tc>
+        <w:tc>
+          <w:tcPr>
+            <w:tcW w:type="dxa" w:w="2608"/>
+          </w:tcPr>
+          <w:p>
+            <w:pPr>
+              <w:spacing w:before="30" w:after="30" w:line="252" w:lineRule="auto"/>
+            </w:pPr>
+            <w:r/>
+            <w:r>
+              <w:rPr>
+                <w:rFonts w:ascii="Segoe UI" w:hAnsi="Segoe UI" w:eastAsia="Segoe UI"/>
+                <w:b w:val="0"/>
+                <w:i w:val="0"/>
+                <w:color w:val="1B2630"/>
+                <w:sz w:val="15"/>
+              </w:rPr>
+              <w:t>AE/SAE Report Form</w:t>
+            </w:r>
+          </w:p>
+        </w:tc>
+        <w:tc>
+          <w:tcPr>
+            <w:tcW w:type="dxa" w:w="2948"/>
+          </w:tcPr>
+          <w:p>
+            <w:pPr>
+              <w:spacing w:before="30" w:after="30" w:line="252" w:lineRule="auto"/>
+            </w:pPr>
+            <w:r/>
+            <w:r>
+              <w:rPr>
+                <w:rFonts w:ascii="Segoe UI" w:hAnsi="Segoe UI" w:eastAsia="Segoe UI"/>
+                <w:b w:val="0"/>
+                <w:i w:val="0"/>
+                <w:color w:val="1B2630"/>
+                <w:sz w:val="15"/>
+              </w:rPr>
+              <w:t>e46_ae_sae</w:t>
+            </w:r>
+          </w:p>
+        </w:tc>
+        <w:tc>
+          <w:tcPr>
+            <w:tcW w:type="dxa" w:w="3628"/>
+          </w:tcPr>
+          <w:p>
+            <w:pPr>
+              <w:spacing w:before="30" w:after="30" w:line="252" w:lineRule="auto"/>
+            </w:pPr>
+            <w:r/>
+          </w:p>
+        </w:tc>
+      </w:tr>
+      <w:tr>
+        <w:tc>
+          <w:tcPr>
+            <w:tcW w:type="dxa" w:w="680"/>
+          </w:tcPr>
+          <w:p>
+            <w:pPr>
+              <w:spacing w:before="30" w:after="30" w:line="252" w:lineRule="auto"/>
+            </w:pPr>
+            <w:r/>
+            <w:r>
+              <w:rPr>
+                <w:rFonts w:ascii="Segoe UI" w:hAnsi="Segoe UI" w:eastAsia="Segoe UI"/>
+                <w:b w:val="0"/>
+                <w:i w:val="0"/>
+                <w:color w:val="1B2630"/>
+                <w:sz w:val="15"/>
+              </w:rPr>
+              <w:t>47</w:t>
+            </w:r>
+          </w:p>
+        </w:tc>
+        <w:tc>
+          <w:tcPr>
+            <w:tcW w:type="dxa" w:w="2608"/>
+          </w:tcPr>
+          <w:p>
+            <w:pPr>
+              <w:spacing w:before="30" w:after="30" w:line="252" w:lineRule="auto"/>
+            </w:pPr>
+            <w:r/>
+            <w:r>
+              <w:rPr>
+                <w:rFonts w:ascii="Segoe UI" w:hAnsi="Segoe UI" w:eastAsia="Segoe UI"/>
+                <w:b w:val="0"/>
+                <w:i w:val="0"/>
+                <w:color w:val="1B2630"/>
+                <w:sz w:val="15"/>
+              </w:rPr>
+              <w:t>Ulcus-vervolgformulier</w:t>
+            </w:r>
+          </w:p>
+        </w:tc>
+        <w:tc>
+          <w:tcPr>
+            <w:tcW w:type="dxa" w:w="2948"/>
+          </w:tcPr>
+          <w:p>
+            <w:pPr>
+              <w:spacing w:before="30" w:after="30" w:line="252" w:lineRule="auto"/>
+            </w:pPr>
+            <w:r/>
+            <w:r>
+              <w:rPr>
+                <w:rFonts w:ascii="Segoe UI" w:hAnsi="Segoe UI" w:eastAsia="Segoe UI"/>
+                <w:b w:val="0"/>
+                <w:i w:val="0"/>
+                <w:color w:val="1B2630"/>
+                <w:sz w:val="15"/>
+              </w:rPr>
+              <w:t>e47_ulcus_vervolg</w:t>
+            </w:r>
+          </w:p>
+        </w:tc>
+        <w:tc>
+          <w:tcPr>
+            <w:tcW w:type="dxa" w:w="3628"/>
+          </w:tcPr>
+          <w:p>
+            <w:pPr>
+              <w:spacing w:before="30" w:after="30" w:line="252" w:lineRule="auto"/>
+            </w:pPr>
+            <w:r/>
+          </w:p>
+        </w:tc>
+      </w:tr>
+      <w:tr>
+        <w:tc>
+          <w:tcPr>
+            <w:tcW w:type="dxa" w:w="680"/>
+          </w:tcPr>
+          <w:p>
+            <w:pPr>
+              <w:spacing w:before="30" w:after="30" w:line="252" w:lineRule="auto"/>
+            </w:pPr>
+            <w:r/>
+            <w:r>
+              <w:rPr>
+                <w:rFonts w:ascii="Segoe UI" w:hAnsi="Segoe UI" w:eastAsia="Segoe UI"/>
+                <w:b w:val="0"/>
+                <w:i w:val="0"/>
+                <w:color w:val="1B2630"/>
+                <w:sz w:val="15"/>
+              </w:rPr>
+              <w:t>48</w:t>
+            </w:r>
+          </w:p>
+        </w:tc>
+        <w:tc>
+          <w:tcPr>
+            <w:tcW w:type="dxa" w:w="2608"/>
+          </w:tcPr>
+          <w:p>
+            <w:pPr>
+              <w:spacing w:before="30" w:after="30" w:line="252" w:lineRule="auto"/>
+            </w:pPr>
+            <w:r/>
+            <w:r>
+              <w:rPr>
+                <w:rFonts w:ascii="Segoe UI" w:hAnsi="Segoe UI" w:eastAsia="Segoe UI"/>
+                <w:b w:val="0"/>
+                <w:i w:val="0"/>
+                <w:color w:val="1B2630"/>
+                <w:sz w:val="15"/>
+              </w:rPr>
+              <w:t>Voetzorgfolder voor de patiënt</w:t>
+            </w:r>
+          </w:p>
+        </w:tc>
+        <w:tc>
+          <w:tcPr>
+            <w:tcW w:type="dxa" w:w="2948"/>
+          </w:tcPr>
+          <w:p>
+            <w:pPr>
+              <w:spacing w:before="30" w:after="30" w:line="252" w:lineRule="auto"/>
+            </w:pPr>
+            <w:r/>
+            <w:r>
+              <w:rPr>
+                <w:rFonts w:ascii="Segoe UI" w:hAnsi="Segoe UI" w:eastAsia="Segoe UI"/>
+                <w:b w:val="0"/>
+                <w:i w:val="0"/>
+                <w:color w:val="1B2630"/>
+                <w:sz w:val="15"/>
+              </w:rPr>
+              <w:t>—</w:t>
+            </w:r>
+          </w:p>
+        </w:tc>
+        <w:tc>
+          <w:tcPr>
+            <w:tcW w:type="dxa" w:w="3628"/>
+          </w:tcPr>
+          <w:p>
+            <w:pPr>
+              <w:spacing w:before="30" w:after="30" w:line="252" w:lineRule="auto"/>
+            </w:pPr>
+            <w:r/>
+            <w:r>
+              <w:rPr>
+                <w:rFonts w:ascii="Segoe UI" w:hAnsi="Segoe UI" w:eastAsia="Segoe UI"/>
+                <w:b w:val="0"/>
+                <w:i w:val="0"/>
+                <w:color w:val="1B2630"/>
+                <w:sz w:val="15"/>
+              </w:rPr>
+              <w:t>Voetzorgfolder voor de patiënt. Geen datacaptatie.</w:t>
+            </w:r>
+          </w:p>
+        </w:tc>
+      </w:tr>
+    </w:tbl>
+    <w:p>
+      <w:pPr>
+        <w:spacing w:before="0" w:after="80"/>
+      </w:pPr>
+      <w:r>
+        <w:rPr>
+          <w:rFonts w:ascii="Segoe UI" w:hAnsi="Segoe UI" w:eastAsia="Segoe UI"/>
+          <w:b w:val="0"/>
+          <w:i w:val="0"/>
+          <w:color w:val="5A6A78"/>
+          <w:sz w:val="17"/>
+        </w:rPr>
+        <w:t>De nummers 11, 22 en 37 bestaan niet in de set; §12 vermeldt dat uitdrukkelijk. In REDCap staan daarnaast twee instrumenten zonder eCRF-nummer: randomisatie en einde_studie. Die leggen vast wat het protocol wel vraagt maar geen formulier voor heeft.</w:t>
       </w:r>
     </w:p>
     <w:p>

--- a/REDCap/PARADISE_REDCap_opzet.docx
+++ b/REDCap/PARADISE_REDCap_opzet.docx
@@ -44,7 +44,7 @@
           <w:color w:val="5A6A78"/>
           <w:sz w:val="17"/>
         </w:rPr>
-        <w:t>Longitudinaal skelet: armen, events, instrumenten en de mapping daartussen. Gebouwd uit §9 van PARADISE_BRONNEN.md, het bezoekschema, en het eCRF-register in §12. Bij deze gids horen drie bestanden in dezelfde map: instrumenten.csv, events.csv en instrument_event_mapping.csv.</w:t>
+        <w:t>Longitudinaal skelet: armen, events, instrumenten en de mapping daartussen. Gebouwd uit §9 van PARADISE_BRONNEN.md, het bezoekschema, en het eCRF-register in §12. Bij deze gids horen vier bestanden in dezelfde map: instrumenten.csv, events.csv, instrument_event_mapping.csv en data_dictionary_skelet.csv.</w:t>
       </w:r>
     </w:p>
     <w:p>
@@ -3243,7 +3243,22 @@
           <w:color w:val="00407A"/>
           <w:sz w:val="22"/>
         </w:rPr>
-        <w:t>Volgorde van opbouw</w:t>
+        <w:t>Volgorde van opbouw, en waar je veilig fouten maakt</w:t>
+      </w:r>
+    </w:p>
+    <w:p>
+      <w:pPr>
+        <w:spacing w:before="0" w:after="80"/>
+      </w:pPr>
+      <w:r>
+        <w:rPr>
+          <w:rFonts w:ascii="Segoe UI" w:hAnsi="Segoe UI" w:eastAsia="Segoe UI"/>
+          <w:b w:val="0"/>
+          <w:i w:val="0"/>
+          <w:color w:val="1B2630"/>
+          <w:sz w:val="19"/>
+        </w:rPr>
+        <w:t>Een nieuw REDCap-project staat in **Development**-status, en dat is je testomgeving. Daar mag alles: velden toevoegen, verwijderen, van type veranderen, testrecords invoeren en weer wissen. Pas bij *Move to Production* gaan structurele wijzigingen via Draft Mode en goedkeuring. Je hebt dus geen apart oefenproject nodig — het echte project is de zandbak, tot jij beslist dat het dat niet meer is.</w:t>
       </w:r>
     </w:p>
     <w:tbl>
@@ -3373,7 +3388,7 @@
                 <w:color w:val="1B2630"/>
                 <w:sz w:val="15"/>
               </w:rPr>
-              <w:t>Project aanmaken als longitudinaal, met armen ingeschakeld.</w:t>
+              <w:t>Project aanmaken als longitudinaal, met armen ingeschakeld. Blijft in Development.</w:t>
             </w:r>
           </w:p>
         </w:tc>
@@ -3698,7 +3713,7 @@
                 <w:color w:val="1B2630"/>
                 <w:sz w:val="15"/>
               </w:rPr>
-              <w:t>De instrumenten aanmaken en hun velden invoeren, of importeren via de data dictionary.</w:t>
+              <w:t>data_dictionary_skelet.csv importeren. Dat maakt alle 36 instrumenten aan, elk met een datumveld, een invoerdersveld en een zichtbare markering dat de inhoud nog volgt.</w:t>
             </w:r>
           </w:p>
         </w:tc>
@@ -3719,7 +3734,7 @@
                 <w:color w:val="1B2630"/>
                 <w:sz w:val="15"/>
               </w:rPr>
-              <w:t>Designer, of Data Dictionary upload</w:t>
+              <w:t>Data Dictionary upload</w:t>
             </w:r>
           </w:p>
         </w:tc>
@@ -3763,7 +3778,7 @@
                 <w:color w:val="1B2630"/>
                 <w:sz w:val="15"/>
               </w:rPr>
-              <w:t>instrument_event_mapping.csv importeren.</w:t>
+              <w:t>instrument_event_mapping.csv importeren. Vanaf hier staat het skelet en kun je door de events klikken.</w:t>
             </w:r>
           </w:p>
         </w:tc>
@@ -3958,7 +3973,7 @@
                 <w:color w:val="1B2630"/>
                 <w:sz w:val="15"/>
               </w:rPr>
-              <w:t>Acceptatietest draaien met een testdeelnemer per arm, daarna alle testdata wissen.</w:t>
+              <w:t>De inhoudelijke velden per instrument bouwen, de markering telkens verwijderen.</w:t>
             </w:r>
           </w:p>
         </w:tc>
@@ -3979,7 +3994,7 @@
                 <w:color w:val="1B2630"/>
                 <w:sz w:val="15"/>
               </w:rPr>
-              <w:t>Record Status Dashboard</w:t>
+              <w:t>Designer, of Data Dictionary upload</w:t>
             </w:r>
           </w:p>
         </w:tc>
@@ -4023,7 +4038,7 @@
                 <w:color w:val="1B2630"/>
                 <w:sz w:val="15"/>
               </w:rPr>
-              <w:t>Project naar productie zetten en de versie vastleggen.</w:t>
+              <w:t>Acceptatietest met een testdeelnemer per arm; branching en mapping nalopen.</w:t>
             </w:r>
           </w:p>
         </w:tc>
@@ -4044,7 +4059,72 @@
                 <w:color w:val="1B2630"/>
                 <w:sz w:val="15"/>
               </w:rPr>
-              <w:t>Project Setup</w:t>
+              <w:t>Record Status Dashboard</w:t>
+            </w:r>
+          </w:p>
+        </w:tc>
+      </w:tr>
+      <w:tr>
+        <w:tc>
+          <w:tcPr>
+            <w:tcW w:type="dxa" w:w="680"/>
+          </w:tcPr>
+          <w:p>
+            <w:pPr>
+              <w:spacing w:before="30" w:after="30" w:line="252" w:lineRule="auto"/>
+            </w:pPr>
+            <w:r/>
+            <w:r>
+              <w:rPr>
+                <w:rFonts w:ascii="Segoe UI" w:hAnsi="Segoe UI" w:eastAsia="Segoe UI"/>
+                <w:b w:val="0"/>
+                <w:i w:val="0"/>
+                <w:color w:val="1B2630"/>
+                <w:sz w:val="15"/>
+              </w:rPr>
+              <w:t>12</w:t>
+            </w:r>
+          </w:p>
+        </w:tc>
+        <w:tc>
+          <w:tcPr>
+            <w:tcW w:type="dxa" w:w="5783"/>
+          </w:tcPr>
+          <w:p>
+            <w:pPr>
+              <w:spacing w:before="30" w:after="30" w:line="252" w:lineRule="auto"/>
+            </w:pPr>
+            <w:r/>
+            <w:r>
+              <w:rPr>
+                <w:rFonts w:ascii="Segoe UI" w:hAnsi="Segoe UI" w:eastAsia="Segoe UI"/>
+                <w:b w:val="0"/>
+                <w:i w:val="0"/>
+                <w:color w:val="1B2630"/>
+                <w:sz w:val="15"/>
+              </w:rPr>
+              <w:t>Alle testdata wissen, project naar productie, versie vastleggen.</w:t>
+            </w:r>
+          </w:p>
+        </w:tc>
+        <w:tc>
+          <w:tcPr>
+            <w:tcW w:type="dxa" w:w="3402"/>
+          </w:tcPr>
+          <w:p>
+            <w:pPr>
+              <w:spacing w:before="30" w:after="30" w:line="252" w:lineRule="auto"/>
+            </w:pPr>
+            <w:r/>
+            <w:r>
+              <w:rPr>
+                <w:rFonts w:ascii="Segoe UI" w:hAnsi="Segoe UI" w:eastAsia="Segoe UI"/>
+                <w:b w:val="0"/>
+                <w:i w:val="0"/>
+                <w:color w:val="1B2630"/>
+                <w:sz w:val="15"/>
+              </w:rPr>
+              <w:t>Other Functionality, dan Project Setup</w:t>
             </w:r>
           </w:p>
         </w:tc>
@@ -4062,7 +4142,22 @@
           <w:color w:val="5A6A78"/>
           <w:sz w:val="17"/>
         </w:rPr>
-        <w:t>Stap 6 is het grote werk en volgt pas als de drie punten hieronder beslecht zijn. Stap 1 tot 5 en 8 tot 9 kun je vandaag doen.</w:t>
+        <w:t>Stap 1 tot 9 kun je vandaag doen; ze hangen niet aan de openstaande punten. Stap 10 is het grote werk en volgt pas als de drie punten hieronder beslecht zijn.</w:t>
+      </w:r>
+    </w:p>
+    <w:p>
+      <w:pPr>
+        <w:spacing w:before="0" w:after="80"/>
+      </w:pPr>
+      <w:r>
+        <w:rPr>
+          <w:rFonts w:ascii="Segoe UI" w:hAnsi="Segoe UI" w:eastAsia="Segoe UI"/>
+          <w:b w:val="0"/>
+          <w:i w:val="0"/>
+          <w:color w:val="5A6A78"/>
+          <w:sz w:val="17"/>
+        </w:rPr>
+        <w:t>Wis de testrecords vóór je naar productie gaat. REDCap biedt dat aan bij het overzetten, maar een testrecord dat blijft staan, telt later mee in je PRISMA- en CONSORT-aantallen.</w:t>
       </w:r>
     </w:p>
     <w:p>

--- a/REDCap/PARADISE_REDCap_opzet.docx
+++ b/REDCap/PARADISE_REDCap_opzet.docx
@@ -44,7 +44,7 @@
           <w:color w:val="5A6A78"/>
           <w:sz w:val="17"/>
         </w:rPr>
-        <w:t>Longitudinaal skelet: armen, events, instrumenten en de mapping daartussen. Gebouwd uit §9 van PARADISE_BRONNEN.md, het bezoekschema, en het eCRF-register in §12. Bij deze gids horen vier bestanden in dezelfde map: instrumenten.csv, events.csv, instrument_event_mapping.csv en data_dictionary_skelet.csv.</w:t>
+        <w:t>Longitudinaal skelet: armen, events, instrumenten en de mapping daartussen. Gebouwd uit §9 van PARADISE_BRONNEN.md, het bezoekschema, en het eCRF-register in §12. Bij deze gids horen vier bestanden in dezelfde map: data_dictionary_PARADISE.csv, instrumenten.csv, events.csv en instrument_event_mapping.csv. De dictionary voegt de CTU-template voor een hulpmiddelenstudie samen met de klinische PARADISE-instrumenten: 324 velden over 41 formulieren.</w:t>
       </w:r>
     </w:p>
     <w:p>
@@ -3713,7 +3713,7 @@
                 <w:color w:val="1B2630"/>
                 <w:sz w:val="15"/>
               </w:rPr>
-              <w:t>data_dictionary_skelet.csv importeren. Dat maakt alle 36 instrumenten aan, elk met een datumveld, een invoerdersveld en een zichtbare markering dat de inhoud nog volgt.</w:t>
+              <w:t>data_dictionary_PARADISE.csv importeren. Dat zet de tien CTU-formulieren volledig neer en de eenendertig klinische instrumenten als skelet, elk met een datumveld, een invoerdersveld en een markering dat de inhoud nog volgt.</w:t>
             </w:r>
           </w:p>
         </w:tc>
@@ -5496,7 +5496,7 @@
                 <w:color w:val="1B2630"/>
                 <w:sz w:val="15"/>
               </w:rPr>
-              <w:t>e02_toestemming</w:t>
+              <w:t>—</w:t>
             </w:r>
           </w:p>
         </w:tc>
@@ -5509,6 +5509,16 @@
               <w:spacing w:before="30" w:after="30" w:line="252" w:lineRule="auto"/>
             </w:pPr>
             <w:r/>
+            <w:r>
+              <w:rPr>
+                <w:rFonts w:ascii="Segoe UI" w:hAnsi="Segoe UI" w:eastAsia="Segoe UI"/>
+                <w:b w:val="0"/>
+                <w:i w:val="0"/>
+                <w:color w:val="1B2630"/>
+                <w:sz w:val="15"/>
+              </w:rPr>
+              <w:t>Gedekt door het CTU-formulier eligibility: toestemming ja of nee, en de datum.</w:t>
+            </w:r>
           </w:p>
         </w:tc>
       </w:tr>
@@ -5830,7 +5840,7 @@
                 <w:color w:val="1B2630"/>
                 <w:sz w:val="15"/>
               </w:rPr>
-              <w:t>e06_geschiktheid</w:t>
+              <w:t>—</w:t>
             </w:r>
           </w:p>
         </w:tc>
@@ -5843,6 +5853,16 @@
               <w:spacing w:before="30" w:after="30" w:line="252" w:lineRule="auto"/>
             </w:pPr>
             <w:r/>
+            <w:r>
+              <w:rPr>
+                <w:rFonts w:ascii="Segoe UI" w:hAnsi="Segoe UI" w:eastAsia="Segoe UI"/>
+                <w:b w:val="0"/>
+                <w:i w:val="0"/>
+                <w:color w:val="1B2630"/>
+                <w:sz w:val="15"/>
+              </w:rPr>
+              <w:t>Gedekt door het CTU-formulier eligibility: de in- en exclusiecriteria.</w:t>
+            </w:r>
           </w:p>
         </w:tc>
       </w:tr>
@@ -5906,7 +5926,7 @@
                 <w:color w:val="1B2630"/>
                 <w:sz w:val="15"/>
               </w:rPr>
-              <w:t>e07_demografie</w:t>
+              <w:t>e07_med_voorgeschiedenis</w:t>
             </w:r>
           </w:p>
         </w:tc>
@@ -9324,7 +9344,7 @@
                 <w:color w:val="1B2630"/>
                 <w:sz w:val="15"/>
               </w:rPr>
-              <w:t>e46_ae_sae</w:t>
+              <w:t>—</w:t>
             </w:r>
           </w:p>
         </w:tc>
@@ -9337,6 +9357,16 @@
               <w:spacing w:before="30" w:after="30" w:line="252" w:lineRule="auto"/>
             </w:pPr>
             <w:r/>
+            <w:r>
+              <w:rPr>
+                <w:rFonts w:ascii="Segoe UI" w:hAnsi="Segoe UI" w:eastAsia="Segoe UI"/>
+                <w:b w:val="0"/>
+                <w:i w:val="0"/>
+                <w:color w:val="1B2630"/>
+                <w:sz w:val="15"/>
+              </w:rPr>
+              <w:t>Gedekt door de CTU-formulieren voor AE en SAE en voor device deficiency.</w:t>
+            </w:r>
           </w:p>
         </w:tc>
       </w:tr>
@@ -9520,6 +9550,671 @@
     </w:p>
     <w:p>
       <w:pPr>
+        <w:keepNext/>
+        <w:spacing w:before="240" w:after="60"/>
+      </w:pPr>
+      <w:r>
+        <w:rPr>
+          <w:rFonts w:ascii="Segoe UI" w:hAnsi="Segoe UI" w:eastAsia="Segoe UI"/>
+          <w:b/>
+          <w:i w:val="0"/>
+          <w:color w:val="FF7A00"/>
+          <w:sz w:val="22"/>
+        </w:rPr>
+        <w:t xml:space="preserve">11  </w:t>
+      </w:r>
+      <w:r>
+        <w:rPr>
+          <w:rFonts w:ascii="Segoe UI" w:hAnsi="Segoe UI" w:eastAsia="Segoe UI"/>
+          <w:b/>
+          <w:i w:val="0"/>
+          <w:color w:val="00407A"/>
+          <w:sz w:val="22"/>
+        </w:rPr>
+        <w:t>De CTU-template moet nog op PARADISE gezet worden</w:t>
+      </w:r>
+    </w:p>
+    <w:p>
+      <w:pPr>
+        <w:spacing w:before="0" w:after="80"/>
+      </w:pPr>
+      <w:r>
+        <w:rPr>
+          <w:rFonts w:ascii="Segoe UI" w:hAnsi="Segoe UI" w:eastAsia="Segoe UI"/>
+          <w:b w:val="0"/>
+          <w:i w:val="0"/>
+          <w:color w:val="1B2630"/>
+          <w:sz w:val="19"/>
+        </w:rPr>
+        <w:t>De tien formulieren uit de template zijn generiek en dragen placeholders. Wat hieronder staat moet weg vóór de eerste deelnemer, en het eerste punt zelfs vóór de import.</w:t>
+      </w:r>
+    </w:p>
+    <w:tbl>
+      <w:tblPr>
+        <w:tblW w:type="auto" w:w="0"/>
+        <w:jc w:val="left"/>
+        <w:tblLayout w:type="fixed"/>
+        <w:tblLook w:firstColumn="1" w:firstRow="1" w:lastColumn="0" w:lastRow="0" w:noHBand="0" w:noVBand="1" w:val="04A0"/>
+        <w:tblBorders>
+          <w:top w:val="single" w:sz="4" w:space="0" w:color="D8E2EA"/>
+          <w:left w:val="single" w:sz="4" w:space="0" w:color="D8E2EA"/>
+          <w:bottom w:val="single" w:sz="4" w:space="0" w:color="D8E2EA"/>
+          <w:right w:val="single" w:sz="4" w:space="0" w:color="D8E2EA"/>
+          <w:insideH w:val="single" w:sz="4" w:space="0" w:color="D8E2EA"/>
+          <w:insideV w:val="single" w:sz="4" w:space="0" w:color="D8E2EA"/>
+        </w:tblBorders>
+      </w:tblPr>
+      <w:tblGrid>
+        <w:gridCol w:w="3289"/>
+        <w:gridCol w:w="3289"/>
+        <w:gridCol w:w="3289"/>
+      </w:tblGrid>
+      <w:tr>
+        <w:tc>
+          <w:tcPr>
+            <w:tcW w:type="dxa" w:w="2494"/>
+            <w:shd w:val="clear" w:color="auto" w:fill="1D8DB0"/>
+          </w:tcPr>
+          <w:p>
+            <w:pPr>
+              <w:spacing w:before="30" w:after="30" w:line="252" w:lineRule="auto"/>
+            </w:pPr>
+            <w:r/>
+            <w:r>
+              <w:rPr>
+                <w:rFonts w:ascii="Segoe UI" w:hAnsi="Segoe UI" w:eastAsia="Segoe UI"/>
+                <w:b/>
+                <w:i w:val="0"/>
+                <w:color w:val="FFFFFF"/>
+                <w:sz w:val="15"/>
+              </w:rPr>
+              <w:t>Wat</w:t>
+            </w:r>
+          </w:p>
+        </w:tc>
+        <w:tc>
+          <w:tcPr>
+            <w:tcW w:type="dxa" w:w="2381"/>
+            <w:shd w:val="clear" w:color="auto" w:fill="1D8DB0"/>
+          </w:tcPr>
+          <w:p>
+            <w:pPr>
+              <w:spacing w:before="30" w:after="30" w:line="252" w:lineRule="auto"/>
+            </w:pPr>
+            <w:r/>
+            <w:r>
+              <w:rPr>
+                <w:rFonts w:ascii="Segoe UI" w:hAnsi="Segoe UI" w:eastAsia="Segoe UI"/>
+                <w:b/>
+                <w:i w:val="0"/>
+                <w:color w:val="FFFFFF"/>
+                <w:sz w:val="15"/>
+              </w:rPr>
+              <w:t>Waar</w:t>
+            </w:r>
+          </w:p>
+        </w:tc>
+        <w:tc>
+          <w:tcPr>
+            <w:tcW w:type="dxa" w:w="4989"/>
+            <w:shd w:val="clear" w:color="auto" w:fill="1D8DB0"/>
+          </w:tcPr>
+          <w:p>
+            <w:pPr>
+              <w:spacing w:before="30" w:after="30" w:line="252" w:lineRule="auto"/>
+            </w:pPr>
+            <w:r/>
+            <w:r>
+              <w:rPr>
+                <w:rFonts w:ascii="Segoe UI" w:hAnsi="Segoe UI" w:eastAsia="Segoe UI"/>
+                <w:b/>
+                <w:i w:val="0"/>
+                <w:color w:val="FFFFFF"/>
+                <w:sz w:val="15"/>
+              </w:rPr>
+              <w:t>Wat er moet gebeuren</w:t>
+            </w:r>
+          </w:p>
+        </w:tc>
+      </w:tr>
+      <w:tr>
+        <w:tc>
+          <w:tcPr>
+            <w:tcW w:type="dxa" w:w="2494"/>
+          </w:tcPr>
+          <w:p>
+            <w:pPr>
+              <w:spacing w:before="30" w:after="30" w:line="252" w:lineRule="auto"/>
+            </w:pPr>
+            <w:r/>
+            <w:r>
+              <w:rPr>
+                <w:rFonts w:ascii="Segoe UI" w:hAnsi="Segoe UI" w:eastAsia="Segoe UI"/>
+                <w:b w:val="0"/>
+                <w:i w:val="0"/>
+                <w:color w:val="1B2630"/>
+                <w:sz w:val="15"/>
+              </w:rPr>
+              <w:t>Vier variabelenamen waren 27 tekens</w:t>
+            </w:r>
+          </w:p>
+        </w:tc>
+        <w:tc>
+          <w:tcPr>
+            <w:tcW w:type="dxa" w:w="2381"/>
+          </w:tcPr>
+          <w:p>
+            <w:pPr>
+              <w:spacing w:before="30" w:after="30" w:line="252" w:lineRule="auto"/>
+            </w:pPr>
+            <w:r/>
+            <w:r>
+              <w:rPr>
+                <w:rFonts w:ascii="Segoe UI" w:hAnsi="Segoe UI" w:eastAsia="Segoe UI"/>
+                <w:b w:val="0"/>
+                <w:i w:val="0"/>
+                <w:color w:val="1B2630"/>
+                <w:sz w:val="15"/>
+              </w:rPr>
+              <w:t>tweede AE/SAE-formulier</w:t>
+            </w:r>
+          </w:p>
+        </w:tc>
+        <w:tc>
+          <w:tcPr>
+            <w:tcW w:type="dxa" w:w="4989"/>
+          </w:tcPr>
+          <w:p>
+            <w:pPr>
+              <w:spacing w:before="30" w:after="30" w:line="252" w:lineRule="auto"/>
+            </w:pPr>
+            <w:r/>
+            <w:r>
+              <w:rPr>
+                <w:rFonts w:ascii="Segoe UI" w:hAnsi="Segoe UI" w:eastAsia="Segoe UI"/>
+                <w:b w:val="0"/>
+                <w:i w:val="0"/>
+                <w:color w:val="1B2630"/>
+                <w:sz w:val="15"/>
+              </w:rPr>
+              <w:t>REDCap weigert namen boven 26 tekens bij de import. Het formulier is een kopie van het eerste met _v2 achter elke naam, en 39 namen eindigden daar al op — vandaar _v2_v2. Hersteld: het dubbele achtervoegsel werd _v2b. Ze werden nergens aangehaald, dus dit is veilig; controleer of je het zo wil houden.</w:t>
+            </w:r>
+          </w:p>
+        </w:tc>
+      </w:tr>
+      <w:tr>
+        <w:tc>
+          <w:tcPr>
+            <w:tcW w:type="dxa" w:w="2494"/>
+          </w:tcPr>
+          <w:p>
+            <w:pPr>
+              <w:spacing w:before="30" w:after="30" w:line="252" w:lineRule="auto"/>
+            </w:pPr>
+            <w:r/>
+            <w:r>
+              <w:rPr>
+                <w:rFonts w:ascii="Segoe UI" w:hAnsi="Segoe UI" w:eastAsia="Segoe UI"/>
+                <w:b w:val="0"/>
+                <w:i w:val="0"/>
+                <w:color w:val="1B2630"/>
+                <w:sz w:val="15"/>
+              </w:rPr>
+              <w:t>Twee AE/SAE-formulieren van elk 55 velden</w:t>
+            </w:r>
+          </w:p>
+        </w:tc>
+        <w:tc>
+          <w:tcPr>
+            <w:tcW w:type="dxa" w:w="2381"/>
+          </w:tcPr>
+          <w:p>
+            <w:pPr>
+              <w:spacing w:before="30" w:after="30" w:line="252" w:lineRule="auto"/>
+            </w:pPr>
+            <w:r/>
+            <w:r>
+              <w:rPr>
+                <w:rFonts w:ascii="Segoe UI" w:hAnsi="Segoe UI" w:eastAsia="Segoe UI"/>
+                <w:b w:val="0"/>
+                <w:i w:val="0"/>
+                <w:color w:val="1B2630"/>
+                <w:sz w:val="15"/>
+              </w:rPr>
+              <w:t>ae_sae_form_for_imd_study_device en ...celabel_2</w:t>
+            </w:r>
+          </w:p>
+        </w:tc>
+        <w:tc>
+          <w:tcPr>
+            <w:tcW w:type="dxa" w:w="4989"/>
+          </w:tcPr>
+          <w:p>
+            <w:pPr>
+              <w:spacing w:before="30" w:after="30" w:line="252" w:lineRule="auto"/>
+            </w:pPr>
+            <w:r/>
+            <w:r>
+              <w:rPr>
+                <w:rFonts w:ascii="Segoe UI" w:hAnsi="Segoe UI" w:eastAsia="Segoe UI"/>
+                <w:b w:val="0"/>
+                <w:i w:val="0"/>
+                <w:color w:val="1B2630"/>
+                <w:sz w:val="15"/>
+              </w:rPr>
+              <w:t>De ene is voor een onderzoekshulpmiddel, de andere voor een CE-gemarkeerd hulpmiddel binnen zijn label. Er geldt er één. Kies welke en verwijder de andere — dat scheelt 55 velden en maakt het vorige punt meteen overbodig.</w:t>
+            </w:r>
+          </w:p>
+        </w:tc>
+      </w:tr>
+      <w:tr>
+        <w:tc>
+          <w:tcPr>
+            <w:tcW w:type="dxa" w:w="2494"/>
+          </w:tcPr>
+          <w:p>
+            <w:pPr>
+              <w:spacing w:before="30" w:after="30" w:line="252" w:lineRule="auto"/>
+            </w:pPr>
+            <w:r/>
+            <w:r>
+              <w:rPr>
+                <w:rFonts w:ascii="Segoe UI" w:hAnsi="Segoe UI" w:eastAsia="Segoe UI"/>
+                <w:b w:val="0"/>
+                <w:i w:val="0"/>
+                <w:color w:val="1B2630"/>
+                <w:sz w:val="15"/>
+              </w:rPr>
+              <w:t>Tien versieplaceholders</w:t>
+            </w:r>
+          </w:p>
+        </w:tc>
+        <w:tc>
+          <w:tcPr>
+            <w:tcW w:type="dxa" w:w="2381"/>
+          </w:tcPr>
+          <w:p>
+            <w:pPr>
+              <w:spacing w:before="30" w:after="30" w:line="252" w:lineRule="auto"/>
+            </w:pPr>
+            <w:r/>
+            <w:r>
+              <w:rPr>
+                <w:rFonts w:ascii="Segoe UI" w:hAnsi="Segoe UI" w:eastAsia="Segoe UI"/>
+                <w:b w:val="0"/>
+                <w:i w:val="0"/>
+                <w:color w:val="1B2630"/>
+                <w:sz w:val="15"/>
+              </w:rPr>
+              <w:t>elk formulier, veld *_version_*</w:t>
+            </w:r>
+          </w:p>
+        </w:tc>
+        <w:tc>
+          <w:tcPr>
+            <w:tcW w:type="dxa" w:w="4989"/>
+          </w:tcPr>
+          <w:p>
+            <w:pPr>
+              <w:spacing w:before="30" w:after="30" w:line="252" w:lineRule="auto"/>
+            </w:pPr>
+            <w:r/>
+            <w:r>
+              <w:rPr>
+                <w:rFonts w:ascii="Segoe UI" w:hAnsi="Segoe UI" w:eastAsia="Segoe UI"/>
+                <w:b w:val="0"/>
+                <w:i w:val="0"/>
+                <w:color w:val="1B2630"/>
+                <w:sz w:val="15"/>
+              </w:rPr>
+              <w:t>Ze zeggen nu “eCRF version X.0 - Protocol version X.0”. Invullen met het echte eCRF- en protocolversienummer en de datum.</w:t>
+            </w:r>
+          </w:p>
+        </w:tc>
+      </w:tr>
+      <w:tr>
+        <w:tc>
+          <w:tcPr>
+            <w:tcW w:type="dxa" w:w="2494"/>
+          </w:tcPr>
+          <w:p>
+            <w:pPr>
+              <w:spacing w:before="30" w:after="30" w:line="252" w:lineRule="auto"/>
+            </w:pPr>
+            <w:r/>
+            <w:r>
+              <w:rPr>
+                <w:rFonts w:ascii="Segoe UI" w:hAnsi="Segoe UI" w:eastAsia="Segoe UI"/>
+                <w:b w:val="0"/>
+                <w:i w:val="0"/>
+                <w:color w:val="1B2630"/>
+                <w:sz w:val="15"/>
+              </w:rPr>
+              <w:t>Vijf velden verwijzen naar events die niet bestaan</w:t>
+            </w:r>
+          </w:p>
+        </w:tc>
+        <w:tc>
+          <w:tcPr>
+            <w:tcW w:type="dxa" w:w="2381"/>
+          </w:tcPr>
+          <w:p>
+            <w:pPr>
+              <w:spacing w:before="30" w:after="30" w:line="252" w:lineRule="auto"/>
+            </w:pPr>
+            <w:r/>
+            <w:r>
+              <w:rPr>
+                <w:rFonts w:ascii="Segoe UI" w:hAnsi="Segoe UI" w:eastAsia="Segoe UI"/>
+                <w:b w:val="0"/>
+                <w:i w:val="0"/>
+                <w:color w:val="1B2630"/>
+                <w:sz w:val="15"/>
+              </w:rPr>
+              <w:t>visit, en de AE-formulieren</w:t>
+            </w:r>
+          </w:p>
+        </w:tc>
+        <w:tc>
+          <w:tcPr>
+            <w:tcW w:type="dxa" w:w="4989"/>
+          </w:tcPr>
+          <w:p>
+            <w:pPr>
+              <w:spacing w:before="30" w:after="30" w:line="252" w:lineRule="auto"/>
+            </w:pPr>
+            <w:r/>
+            <w:r>
+              <w:rPr>
+                <w:rFonts w:ascii="Segoe UI" w:hAnsi="Segoe UI" w:eastAsia="Segoe UI"/>
+                <w:b w:val="0"/>
+                <w:i w:val="0"/>
+                <w:color w:val="1B2630"/>
+                <w:sz w:val="15"/>
+              </w:rPr>
+              <w:t>De labels bevatten [adverse_event_arm_1] en [concomitant_medica_arm_1]. Geen van beide namen komt voor in dit project. Verwijs naar ae_sae_arm_1 en naar concomitant_therapy binnen hetzelfde event, of haal de link uit het label.</w:t>
+            </w:r>
+          </w:p>
+        </w:tc>
+      </w:tr>
+      <w:tr>
+        <w:tc>
+          <w:tcPr>
+            <w:tcW w:type="dxa" w:w="2494"/>
+          </w:tcPr>
+          <w:p>
+            <w:pPr>
+              <w:spacing w:before="30" w:after="30" w:line="252" w:lineRule="auto"/>
+            </w:pPr>
+            <w:r/>
+            <w:r>
+              <w:rPr>
+                <w:rFonts w:ascii="Segoe UI" w:hAnsi="Segoe UI" w:eastAsia="Segoe UI"/>
+                <w:b w:val="0"/>
+                <w:i w:val="0"/>
+                <w:color w:val="1B2630"/>
+                <w:sz w:val="15"/>
+              </w:rPr>
+              <w:t>Een vaste eventlink werkt maar voor één arm</w:t>
+            </w:r>
+          </w:p>
+        </w:tc>
+        <w:tc>
+          <w:tcPr>
+            <w:tcW w:type="dxa" w:w="2381"/>
+          </w:tcPr>
+          <w:p>
+            <w:pPr>
+              <w:spacing w:before="30" w:after="30" w:line="252" w:lineRule="auto"/>
+            </w:pPr>
+            <w:r/>
+            <w:r>
+              <w:rPr>
+                <w:rFonts w:ascii="Segoe UI" w:hAnsi="Segoe UI" w:eastAsia="Segoe UI"/>
+                <w:b w:val="0"/>
+                <w:i w:val="0"/>
+                <w:color w:val="1B2630"/>
+                <w:sz w:val="15"/>
+              </w:rPr>
+              <w:t>idem</w:t>
+            </w:r>
+          </w:p>
+        </w:tc>
+        <w:tc>
+          <w:tcPr>
+            <w:tcW w:type="dxa" w:w="4989"/>
+          </w:tcPr>
+          <w:p>
+            <w:pPr>
+              <w:spacing w:before="30" w:after="30" w:line="252" w:lineRule="auto"/>
+            </w:pPr>
+            <w:r/>
+            <w:r>
+              <w:rPr>
+                <w:rFonts w:ascii="Segoe UI" w:hAnsi="Segoe UI" w:eastAsia="Segoe UI"/>
+                <w:b w:val="0"/>
+                <w:i w:val="0"/>
+                <w:color w:val="1B2630"/>
+                <w:sz w:val="15"/>
+              </w:rPr>
+              <w:t>Met twee armen wijst [ae_sae_arm_1] de deelnemers uit arm 2 naar de verkeerde plaats. Ofwel twee beschrijvende velden met branching op de arm, ofwel geen link en de instructie in gewone tekst.</w:t>
+            </w:r>
+          </w:p>
+        </w:tc>
+      </w:tr>
+      <w:tr>
+        <w:tc>
+          <w:tcPr>
+            <w:tcW w:type="dxa" w:w="2494"/>
+          </w:tcPr>
+          <w:p>
+            <w:pPr>
+              <w:spacing w:before="30" w:after="30" w:line="252" w:lineRule="auto"/>
+            </w:pPr>
+            <w:r/>
+            <w:r>
+              <w:rPr>
+                <w:rFonts w:ascii="Segoe UI" w:hAnsi="Segoe UI" w:eastAsia="Segoe UI"/>
+                <w:b w:val="0"/>
+                <w:i w:val="0"/>
+                <w:color w:val="1B2630"/>
+                <w:sz w:val="15"/>
+              </w:rPr>
+              <w:t>randomization bevat geen toewijzingsveld</w:t>
+            </w:r>
+          </w:p>
+        </w:tc>
+        <w:tc>
+          <w:tcPr>
+            <w:tcW w:type="dxa" w:w="2381"/>
+          </w:tcPr>
+          <w:p>
+            <w:pPr>
+              <w:spacing w:before="30" w:after="30" w:line="252" w:lineRule="auto"/>
+            </w:pPr>
+            <w:r/>
+            <w:r>
+              <w:rPr>
+                <w:rFonts w:ascii="Segoe UI" w:hAnsi="Segoe UI" w:eastAsia="Segoe UI"/>
+                <w:b w:val="0"/>
+                <w:i w:val="0"/>
+                <w:color w:val="1B2630"/>
+                <w:sz w:val="15"/>
+              </w:rPr>
+              <w:t>randomization</w:t>
+            </w:r>
+          </w:p>
+        </w:tc>
+        <w:tc>
+          <w:tcPr>
+            <w:tcW w:type="dxa" w:w="4989"/>
+          </w:tcPr>
+          <w:p>
+            <w:pPr>
+              <w:spacing w:before="30" w:after="30" w:line="252" w:lineRule="auto"/>
+            </w:pPr>
+            <w:r/>
+            <w:r>
+              <w:rPr>
+                <w:rFonts w:ascii="Segoe UI" w:hAnsi="Segoe UI" w:eastAsia="Segoe UI"/>
+                <w:b w:val="0"/>
+                <w:i w:val="0"/>
+                <w:color w:val="1B2630"/>
+                <w:sz w:val="15"/>
+              </w:rPr>
+              <w:t>Vijf velden, alle vijf beschrijvend, bedoeld om een e-mailwaarschuwing te sturen. PARADISE randomiseert met genummerde verzegelde enveloppen die de PI opent. Er moet minstens een veld komen voor het envelopnummer, de toegewezen arm en de datum.</w:t>
+            </w:r>
+          </w:p>
+        </w:tc>
+      </w:tr>
+      <w:tr>
+        <w:tc>
+          <w:tcPr>
+            <w:tcW w:type="dxa" w:w="2494"/>
+          </w:tcPr>
+          <w:p>
+            <w:pPr>
+              <w:spacing w:before="30" w:after="30" w:line="252" w:lineRule="auto"/>
+            </w:pPr>
+            <w:r/>
+            <w:r>
+              <w:rPr>
+                <w:rFonts w:ascii="Segoe UI" w:hAnsi="Segoe UI" w:eastAsia="Segoe UI"/>
+                <w:b w:val="0"/>
+                <w:i w:val="0"/>
+                <w:color w:val="1B2630"/>
+                <w:sz w:val="15"/>
+              </w:rPr>
+              <w:t>demo_sex draagt een instructie in het label</w:t>
+            </w:r>
+          </w:p>
+        </w:tc>
+        <w:tc>
+          <w:tcPr>
+            <w:tcW w:type="dxa" w:w="2381"/>
+          </w:tcPr>
+          <w:p>
+            <w:pPr>
+              <w:spacing w:before="30" w:after="30" w:line="252" w:lineRule="auto"/>
+            </w:pPr>
+            <w:r/>
+            <w:r>
+              <w:rPr>
+                <w:rFonts w:ascii="Segoe UI" w:hAnsi="Segoe UI" w:eastAsia="Segoe UI"/>
+                <w:b w:val="0"/>
+                <w:i w:val="0"/>
+                <w:color w:val="1B2630"/>
+                <w:sz w:val="15"/>
+              </w:rPr>
+              <w:t>demographics</w:t>
+            </w:r>
+          </w:p>
+        </w:tc>
+        <w:tc>
+          <w:tcPr>
+            <w:tcW w:type="dxa" w:w="4989"/>
+          </w:tcPr>
+          <w:p>
+            <w:pPr>
+              <w:spacing w:before="30" w:after="30" w:line="252" w:lineRule="auto"/>
+            </w:pPr>
+            <w:r/>
+            <w:r>
+              <w:rPr>
+                <w:rFonts w:ascii="Segoe UI" w:hAnsi="Segoe UI" w:eastAsia="Segoe UI"/>
+                <w:b w:val="0"/>
+                <w:i w:val="0"/>
+                <w:color w:val="1B2630"/>
+                <w:sz w:val="15"/>
+              </w:rPr>
+              <w:t>Het label eindigt op “REMOVE DATA FIELD IF NO ADDED VALUE”. Geslacht staat in de Core Descriptor Set, dus waarschijnlijk behouden — maar haal die zin uit het label.</w:t>
+            </w:r>
+          </w:p>
+        </w:tc>
+      </w:tr>
+      <w:tr>
+        <w:tc>
+          <w:tcPr>
+            <w:tcW w:type="dxa" w:w="2494"/>
+          </w:tcPr>
+          <w:p>
+            <w:pPr>
+              <w:spacing w:before="30" w:after="30" w:line="252" w:lineRule="auto"/>
+            </w:pPr>
+            <w:r/>
+            <w:r>
+              <w:rPr>
+                <w:rFonts w:ascii="Segoe UI" w:hAnsi="Segoe UI" w:eastAsia="Segoe UI"/>
+                <w:b w:val="0"/>
+                <w:i w:val="0"/>
+                <w:color w:val="1B2630"/>
+                <w:sz w:val="15"/>
+              </w:rPr>
+              <w:t>elcr_inclusion is ingevuld, maar eCRF 01 wijkt af</w:t>
+            </w:r>
+          </w:p>
+        </w:tc>
+        <w:tc>
+          <w:tcPr>
+            <w:tcW w:type="dxa" w:w="2381"/>
+          </w:tcPr>
+          <w:p>
+            <w:pPr>
+              <w:spacing w:before="30" w:after="30" w:line="252" w:lineRule="auto"/>
+            </w:pPr>
+            <w:r/>
+            <w:r>
+              <w:rPr>
+                <w:rFonts w:ascii="Segoe UI" w:hAnsi="Segoe UI" w:eastAsia="Segoe UI"/>
+                <w:b w:val="0"/>
+                <w:i w:val="0"/>
+                <w:color w:val="1B2630"/>
+                <w:sz w:val="15"/>
+              </w:rPr>
+              <w:t>eligibility</w:t>
+            </w:r>
+          </w:p>
+        </w:tc>
+        <w:tc>
+          <w:tcPr>
+            <w:tcW w:type="dxa" w:w="4989"/>
+          </w:tcPr>
+          <w:p>
+            <w:pPr>
+              <w:spacing w:before="30" w:after="30" w:line="252" w:lineRule="auto"/>
+            </w:pPr>
+            <w:r/>
+            <w:r>
+              <w:rPr>
+                <w:rFonts w:ascii="Segoe UI" w:hAnsi="Segoe UI" w:eastAsia="Segoe UI"/>
+                <w:b w:val="0"/>
+                <w:i w:val="0"/>
+                <w:color w:val="1B2630"/>
+                <w:sz w:val="15"/>
+              </w:rPr>
+              <w:t>Ik heb de keuzelijst gevuld met de zes inclusie- en negen exclusiecriteria uit §3 van PARADISE_BRONNEN.md. eCRF 01 noemt er zeven en mist E3, E5 en de inclusie-eis I4 — openstaand punt 2. Beide moeten gelijk komen vóór de EC-indiening.</w:t>
+            </w:r>
+          </w:p>
+        </w:tc>
+      </w:tr>
+    </w:tbl>
+    <w:p>
+      <w:pPr>
+        <w:spacing w:before="0" w:after="80"/>
+      </w:pPr>
+      <w:r>
+        <w:rPr>
+          <w:rFonts w:ascii="Segoe UI" w:hAnsi="Segoe UI" w:eastAsia="Segoe UI"/>
+          <w:b w:val="0"/>
+          <w:i w:val="0"/>
+          <w:color w:val="5A6A78"/>
+          <w:sz w:val="17"/>
+        </w:rPr>
+        <w:t>Wat de template al wél dekt en waarvoor dus geen eigen instrument meer nodig is: de toestemming en de geschiktheidstoets (eligibility), leeftijd en geslacht (demographics), de groepstoewijzing (randomization), de bijkomende therapie, het generieke bezoekformulier, de AE- en SAE-rapportage, het formulier voor hulpmiddeldefecten, het logboek voor protocolafwijkingen en serious breaches, en het einde van de studie. Die negen vervangen eCRF 02, 06 en 46 uit mijn eerdere skelet.</w:t>
+      </w:r>
+    </w:p>
+    <w:p>
+      <w:pPr>
         <w:spacing w:before="0" w:after="80"/>
       </w:pPr>
     </w:p>
@@ -9535,7 +10230,7 @@
           <w:color w:val="5A6A78"/>
           <w:sz w:val="17"/>
         </w:rPr>
-        <w:t>De drie CSV-bestanden in deze map zijn onderling gecontroleerd: elk instrument komt op minstens één event voor, de mapping verwijst nergens naar een instrument dat niet bestaat, en de armkolom klopt met de instrumentenlijst. 36 instrumenten, 28 events, 170 mappingregels.</w:t>
+        <w:t>De drie CSV-bestanden in deze map zijn onderling gecontroleerd: elk instrument komt op minstens één event voor, de mapping verwijst nergens naar een instrument dat niet bestaat, en de armkolom klopt met de instrumentenlijst. 41 instrumenten, 30 events, 208 mappingregels, 324 velden in de dictionary, geen variabelenaam boven 26 tekens.</w:t>
       </w:r>
     </w:p>
     <w:sectPr>

--- a/REDCap/PARADISE_REDCap_opzet.docx
+++ b/REDCap/PARADISE_REDCap_opzet.docx
@@ -9911,7 +9911,7 @@
                 <w:color w:val="1B2630"/>
                 <w:sz w:val="15"/>
               </w:rPr>
-              <w:t>visit, en de AE-formulieren</w:t>
+              <w:t>visit, de AE-formulieren, device_deficiency</w:t>
             </w:r>
           </w:p>
         </w:tc>
@@ -9932,7 +9932,267 @@
                 <w:color w:val="1B2630"/>
                 <w:sz w:val="15"/>
               </w:rPr>
-              <w:t>De labels bevatten [adverse_event_arm_1] en [concomitant_medica_arm_1]. Geen van beide namen komt voor in dit project. Verwijs naar ae_sae_arm_1 en naar concomitant_therapy binnen hetzelfde event, of haal de link uit het label.</w:t>
+              <w:t>De labels bevatten [adverse_event_arm_1] en [concomitant_medica_arm_1]. Geen van beide namen komt voor in dit project — het zijn resten van het project waar de template uit komt. Twee ervan verwijzen bovendien naar [form-link:adverse_events], en een formulier met die naam bestaat hier evenmin.</w:t>
+            </w:r>
+          </w:p>
+        </w:tc>
+      </w:tr>
+      <w:tr>
+        <w:tc>
+          <w:tcPr>
+            <w:tcW w:type="dxa" w:w="2494"/>
+          </w:tcPr>
+          <w:p>
+            <w:pPr>
+              <w:spacing w:before="30" w:after="30" w:line="252" w:lineRule="auto"/>
+            </w:pPr>
+            <w:r/>
+            <w:r>
+              <w:rPr>
+                <w:rFonts w:ascii="Segoe UI" w:hAnsi="Segoe UI" w:eastAsia="Segoe UI"/>
+                <w:b w:val="0"/>
+                <w:i w:val="0"/>
+                <w:color w:val="1B2630"/>
+                <w:sz w:val="15"/>
+              </w:rPr>
+              <w:t>Twee labels tonen [ae_total], een variabele die nergens bestaat</w:t>
+            </w:r>
+          </w:p>
+        </w:tc>
+        <w:tc>
+          <w:tcPr>
+            <w:tcW w:type="dxa" w:w="2381"/>
+          </w:tcPr>
+          <w:p>
+            <w:pPr>
+              <w:spacing w:before="30" w:after="30" w:line="252" w:lineRule="auto"/>
+            </w:pPr>
+            <w:r/>
+            <w:r>
+              <w:rPr>
+                <w:rFonts w:ascii="Segoe UI" w:hAnsi="Segoe UI" w:eastAsia="Segoe UI"/>
+                <w:b w:val="0"/>
+                <w:i w:val="0"/>
+                <w:color w:val="1B2630"/>
+                <w:sz w:val="15"/>
+              </w:rPr>
+              <w:t>ae_compl in visit, txt_link_ae in device_deficiency</w:t>
+            </w:r>
+          </w:p>
+        </w:tc>
+        <w:tc>
+          <w:tcPr>
+            <w:tcW w:type="dxa" w:w="4989"/>
+          </w:tcPr>
+          <w:p>
+            <w:pPr>
+              <w:spacing w:before="30" w:after="30" w:line="252" w:lineRule="auto"/>
+            </w:pPr>
+            <w:r/>
+            <w:r>
+              <w:rPr>
+                <w:rFonts w:ascii="Segoe UI" w:hAnsi="Segoe UI" w:eastAsia="Segoe UI"/>
+                <w:b w:val="0"/>
+                <w:i w:val="0"/>
+                <w:color w:val="1B2630"/>
+                <w:sz w:val="15"/>
+              </w:rPr>
+              <w:t>Het formulier concomitant_therapy heeft wel zo’n teller, contx_total. De AE-formulieren hebben er geen. Ofwel een gelijkaardig calc-veld ae_total toevoegen aan het AE-formulier dat je behoudt, ofwel die zin uit beide labels halen. Nu toont REDCap er niets.</w:t>
+            </w:r>
+          </w:p>
+        </w:tc>
+      </w:tr>
+      <w:tr>
+        <w:tc>
+          <w:tcPr>
+            <w:tcW w:type="dxa" w:w="2494"/>
+          </w:tcPr>
+          <w:p>
+            <w:pPr>
+              <w:spacing w:before="30" w:after="30" w:line="252" w:lineRule="auto"/>
+            </w:pPr>
+            <w:r/>
+            <w:r>
+              <w:rPr>
+                <w:rFonts w:ascii="Segoe UI" w:hAnsi="Segoe UI" w:eastAsia="Segoe UI"/>
+                <w:b w:val="0"/>
+                <w:i w:val="0"/>
+                <w:color w:val="1B2630"/>
+                <w:sz w:val="15"/>
+              </w:rPr>
+              <w:t>MedDRA-veld hangt aan een externe dienst</w:t>
+            </w:r>
+          </w:p>
+        </w:tc>
+        <w:tc>
+          <w:tcPr>
+            <w:tcW w:type="dxa" w:w="2381"/>
+          </w:tcPr>
+          <w:p>
+            <w:pPr>
+              <w:spacing w:before="30" w:after="30" w:line="252" w:lineRule="auto"/>
+            </w:pPr>
+            <w:r/>
+            <w:r>
+              <w:rPr>
+                <w:rFonts w:ascii="Segoe UI" w:hAnsi="Segoe UI" w:eastAsia="Segoe UI"/>
+                <w:b w:val="0"/>
+                <w:i w:val="0"/>
+                <w:color w:val="1B2630"/>
+                <w:sz w:val="15"/>
+              </w:rPr>
+              <w:t>ae_medra in beide AE-formulieren</w:t>
+            </w:r>
+          </w:p>
+        </w:tc>
+        <w:tc>
+          <w:tcPr>
+            <w:tcW w:type="dxa" w:w="4989"/>
+          </w:tcPr>
+          <w:p>
+            <w:pPr>
+              <w:spacing w:before="30" w:after="30" w:line="252" w:lineRule="auto"/>
+            </w:pPr>
+            <w:r/>
+            <w:r>
+              <w:rPr>
+                <w:rFonts w:ascii="Segoe UI" w:hAnsi="Segoe UI" w:eastAsia="Segoe UI"/>
+                <w:b w:val="0"/>
+                <w:i w:val="0"/>
+                <w:color w:val="1B2630"/>
+                <w:sz w:val="15"/>
+              </w:rPr>
+              <w:t>Het is een tekstveld met BIOPORTAL:MEDDRA als keuzebron — de ontologie-autoaanvulling van REDCap. Dat werkt alleen als je instantie BioPortal-integratie aan heeft én toegang tot MedDRA, dat gelicentieerd is. Test het; anders valt het stil terug op een gewoon tekstvak zonder dat iemand het merkt.</w:t>
+            </w:r>
+          </w:p>
+        </w:tc>
+      </w:tr>
+      <w:tr>
+        <w:tc>
+          <w:tcPr>
+            <w:tcW w:type="dxa" w:w="2494"/>
+          </w:tcPr>
+          <w:p>
+            <w:pPr>
+              <w:spacing w:before="30" w:after="30" w:line="252" w:lineRule="auto"/>
+            </w:pPr>
+            <w:r/>
+            <w:r>
+              <w:rPr>
+                <w:rFonts w:ascii="Segoe UI" w:hAnsi="Segoe UI" w:eastAsia="Segoe UI"/>
+                <w:b w:val="0"/>
+                <w:i w:val="0"/>
+                <w:color w:val="1B2630"/>
+                <w:sz w:val="15"/>
+              </w:rPr>
+              <w:t>contx_total rekent met [last-instance]</w:t>
+            </w:r>
+          </w:p>
+        </w:tc>
+        <w:tc>
+          <w:tcPr>
+            <w:tcW w:type="dxa" w:w="2381"/>
+          </w:tcPr>
+          <w:p>
+            <w:pPr>
+              <w:spacing w:before="30" w:after="30" w:line="252" w:lineRule="auto"/>
+            </w:pPr>
+            <w:r/>
+            <w:r>
+              <w:rPr>
+                <w:rFonts w:ascii="Segoe UI" w:hAnsi="Segoe UI" w:eastAsia="Segoe UI"/>
+                <w:b w:val="0"/>
+                <w:i w:val="0"/>
+                <w:color w:val="1B2630"/>
+                <w:sz w:val="15"/>
+              </w:rPr>
+              <w:t>concomitant_therapy</w:t>
+            </w:r>
+          </w:p>
+        </w:tc>
+        <w:tc>
+          <w:tcPr>
+            <w:tcW w:type="dxa" w:w="4989"/>
+          </w:tcPr>
+          <w:p>
+            <w:pPr>
+              <w:spacing w:before="30" w:after="30" w:line="252" w:lineRule="auto"/>
+            </w:pPr>
+            <w:r/>
+            <w:r>
+              <w:rPr>
+                <w:rFonts w:ascii="Segoe UI" w:hAnsi="Segoe UI" w:eastAsia="Segoe UI"/>
+                <w:b w:val="0"/>
+                <w:i w:val="0"/>
+                <w:color w:val="1B2630"/>
+                <w:sz w:val="15"/>
+              </w:rPr>
+              <w:t>Die berekening werkt alleen als concomitant_therapy als herhalend instrument is ingesteld op de bezoek-events. Dat is dus geen optie maar een vereiste, en ze staat niet in de twaalf stappen omdat ze pas bij de import zichtbaar werd.</w:t>
+            </w:r>
+          </w:p>
+        </w:tc>
+      </w:tr>
+      <w:tr>
+        <w:tc>
+          <w:tcPr>
+            <w:tcW w:type="dxa" w:w="2494"/>
+          </w:tcPr>
+          <w:p>
+            <w:pPr>
+              <w:spacing w:before="30" w:after="30" w:line="252" w:lineRule="auto"/>
+            </w:pPr>
+            <w:r/>
+            <w:r>
+              <w:rPr>
+                <w:rFonts w:ascii="Segoe UI" w:hAnsi="Segoe UI" w:eastAsia="Segoe UI"/>
+                <w:b w:val="0"/>
+                <w:i w:val="0"/>
+                <w:color w:val="1B2630"/>
+                <w:sz w:val="15"/>
+              </w:rPr>
+              <w:t>eligibility staat alleen op visite 0</w:t>
+            </w:r>
+          </w:p>
+        </w:tc>
+        <w:tc>
+          <w:tcPr>
+            <w:tcW w:type="dxa" w:w="2381"/>
+          </w:tcPr>
+          <w:p>
+            <w:pPr>
+              <w:spacing w:before="30" w:after="30" w:line="252" w:lineRule="auto"/>
+            </w:pPr>
+            <w:r/>
+            <w:r>
+              <w:rPr>
+                <w:rFonts w:ascii="Segoe UI" w:hAnsi="Segoe UI" w:eastAsia="Segoe UI"/>
+                <w:b w:val="0"/>
+                <w:i w:val="0"/>
+                <w:color w:val="1B2630"/>
+                <w:sz w:val="15"/>
+              </w:rPr>
+              <w:t>mapping</w:t>
+            </w:r>
+          </w:p>
+        </w:tc>
+        <w:tc>
+          <w:tcPr>
+            <w:tcW w:type="dxa" w:w="4989"/>
+          </w:tcPr>
+          <w:p>
+            <w:pPr>
+              <w:spacing w:before="30" w:after="30" w:line="252" w:lineRule="auto"/>
+            </w:pPr>
+            <w:r/>
+            <w:r>
+              <w:rPr>
+                <w:rFonts w:ascii="Segoe UI" w:hAnsi="Segoe UI" w:eastAsia="Segoe UI"/>
+                <w:b w:val="0"/>
+                <w:i w:val="0"/>
+                <w:color w:val="1B2630"/>
+                <w:sz w:val="15"/>
+              </w:rPr>
+              <w:t>Het formulier bevat de velden voor screenfalen (elcr_scrfailure, elcr_scrfailreason), maar screening gebeurt op het screening-event, vóór de toestemming. Overweeg eligibility ook op screening te zetten, anders leg je een screenfalen vast op een bezoek dat de deelnemer nooit gehad heeft.</w:t>
             </w:r>
           </w:p>
         </w:tc>

--- a/REDCap/PARADISE_REDCap_opzet.docx
+++ b/REDCap/PARADISE_REDCap_opzet.docx
@@ -44,7 +44,7 @@
           <w:color w:val="5A6A78"/>
           <w:sz w:val="17"/>
         </w:rPr>
-        <w:t>Longitudinaal skelet: armen, events, instrumenten en de mapping daartussen. Gebouwd uit §9 van PARADISE_BRONNEN.md, het bezoekschema, en het eCRF-register in §12. Bij deze gids horen vier bestanden in dezelfde map: data_dictionary_PARADISE.csv, instrumenten.csv, events.csv en instrument_event_mapping.csv. De dictionary voegt de CTU-template voor een hulpmiddelenstudie samen met de klinische PARADISE-instrumenten: 324 velden over 41 formulieren.</w:t>
+        <w:t>Longitudinaal skelet: armen, events, instrumenten en de mapping daartussen. Gebouwd uit §9 van PARADISE_BRONNEN.md, het bezoekschema, en het eCRF-register in §12. Bij deze gids horen vier bestanden in dezelfde map: data_dictionary_PARADISE.csv, instrumenten.csv, events.csv en instrument_event_mapping.csv. De dictionary voegt de CTU-template voor een hulpmiddelenstudie samen met de klinische PARADISE-instrumenten: 271 velden over 40 formulieren.</w:t>
       </w:r>
     </w:p>
     <w:p>
@@ -3648,7 +3648,7 @@
                 <w:color w:val="1B2630"/>
                 <w:sz w:val="15"/>
               </w:rPr>
-              <w:t>Dagboek, Ulcus en AE SAE als herhalend markeren.</w:t>
+              <w:t>Dagboek, Ulcus, AE SAE en Deviatie als herhalend event markeren, en concomitant_therapy als herhalend instrument op de bezoek-events.</w:t>
             </w:r>
           </w:p>
         </w:tc>
@@ -9365,7 +9365,7 @@
                 <w:color w:val="1B2630"/>
                 <w:sz w:val="15"/>
               </w:rPr>
-              <w:t>Gedekt door de CTU-formulieren voor AE en SAE en voor device deficiency.</w:t>
+              <w:t>Gedekt door ae_sae_form_imd_within_ce_label en device_deficiency_dd_form.</w:t>
             </w:r>
           </w:p>
         </w:tc>
@@ -9571,7 +9571,7 @@
           <w:color w:val="00407A"/>
           <w:sz w:val="22"/>
         </w:rPr>
-        <w:t>De CTU-template moet nog op PARADISE gezet worden</w:t>
+        <w:t>Wat ik in de CTU-template heb rechtgezet</w:t>
       </w:r>
     </w:p>
     <w:p>
@@ -9586,7 +9586,7 @@
           <w:color w:val="1B2630"/>
           <w:sz w:val="19"/>
         </w:rPr>
-        <w:t>De tien formulieren uit de template zijn generiek en dragen placeholders. Wat hieronder staat moet weg vóór de eerste deelnemer, en het eerste punt zelfs vóór de import.</w:t>
+        <w:t>De template is generiek en komt uit een ander project. De negen punten hieronder zijn verwerkt in data_dictionary_PARADISE.csv. Het origineel blijft ongemoeid in RedCap Data dictionairy.xlsx, zodat alles terug te vinden is.</w:t>
       </w:r>
     </w:p>
     <w:tbl>
@@ -9612,7 +9612,7 @@
       <w:tr>
         <w:tc>
           <w:tcPr>
-            <w:tcW w:type="dxa" w:w="2494"/>
+            <w:tcW w:type="dxa" w:w="2268"/>
             <w:shd w:val="clear" w:color="auto" w:fill="1D8DB0"/>
           </w:tcPr>
           <w:p>
@@ -9634,7 +9634,7 @@
         </w:tc>
         <w:tc>
           <w:tcPr>
-            <w:tcW w:type="dxa" w:w="2381"/>
+            <w:tcW w:type="dxa" w:w="3175"/>
             <w:shd w:val="clear" w:color="auto" w:fill="1D8DB0"/>
           </w:tcPr>
           <w:p>
@@ -9650,13 +9650,13 @@
                 <w:color w:val="FFFFFF"/>
                 <w:sz w:val="15"/>
               </w:rPr>
-              <w:t>Waar</w:t>
-            </w:r>
-          </w:p>
-        </w:tc>
-        <w:tc>
-          <w:tcPr>
-            <w:tcW w:type="dxa" w:w="4989"/>
+              <w:t>Waarom</w:t>
+            </w:r>
+          </w:p>
+        </w:tc>
+        <w:tc>
+          <w:tcPr>
+            <w:tcW w:type="dxa" w:w="4422"/>
             <w:shd w:val="clear" w:color="auto" w:fill="1D8DB0"/>
           </w:tcPr>
           <w:p>
@@ -9672,7 +9672,7 @@
                 <w:color w:val="FFFFFF"/>
                 <w:sz w:val="15"/>
               </w:rPr>
-              <w:t>Wat er moet gebeuren</w:t>
+              <w:t>Wat er nu staat</w:t>
             </w:r>
           </w:p>
         </w:tc>
@@ -9680,64 +9680,64 @@
       <w:tr>
         <w:tc>
           <w:tcPr>
-            <w:tcW w:type="dxa" w:w="2494"/>
-          </w:tcPr>
-          <w:p>
-            <w:pPr>
-              <w:spacing w:before="30" w:after="30" w:line="252" w:lineRule="auto"/>
-            </w:pPr>
-            <w:r/>
-            <w:r>
-              <w:rPr>
-                <w:rFonts w:ascii="Segoe UI" w:hAnsi="Segoe UI" w:eastAsia="Segoe UI"/>
-                <w:b w:val="0"/>
-                <w:i w:val="0"/>
-                <w:color w:val="1B2630"/>
-                <w:sz w:val="15"/>
-              </w:rPr>
-              <w:t>Vier variabelenamen waren 27 tekens</w:t>
-            </w:r>
-          </w:p>
-        </w:tc>
-        <w:tc>
-          <w:tcPr>
-            <w:tcW w:type="dxa" w:w="2381"/>
-          </w:tcPr>
-          <w:p>
-            <w:pPr>
-              <w:spacing w:before="30" w:after="30" w:line="252" w:lineRule="auto"/>
-            </w:pPr>
-            <w:r/>
-            <w:r>
-              <w:rPr>
-                <w:rFonts w:ascii="Segoe UI" w:hAnsi="Segoe UI" w:eastAsia="Segoe UI"/>
-                <w:b w:val="0"/>
-                <w:i w:val="0"/>
-                <w:color w:val="1B2630"/>
-                <w:sz w:val="15"/>
-              </w:rPr>
-              <w:t>tweede AE/SAE-formulier</w:t>
-            </w:r>
-          </w:p>
-        </w:tc>
-        <w:tc>
-          <w:tcPr>
-            <w:tcW w:type="dxa" w:w="4989"/>
-          </w:tcPr>
-          <w:p>
-            <w:pPr>
-              <w:spacing w:before="30" w:after="30" w:line="252" w:lineRule="auto"/>
-            </w:pPr>
-            <w:r/>
-            <w:r>
-              <w:rPr>
-                <w:rFonts w:ascii="Segoe UI" w:hAnsi="Segoe UI" w:eastAsia="Segoe UI"/>
-                <w:b w:val="0"/>
-                <w:i w:val="0"/>
-                <w:color w:val="1B2630"/>
-                <w:sz w:val="15"/>
-              </w:rPr>
-              <w:t>REDCap weigert namen boven 26 tekens bij de import. Het formulier is een kopie van het eerste met _v2 achter elke naam, en 39 namen eindigden daar al op — vandaar _v2_v2. Hersteld: het dubbele achtervoegsel werd _v2b. Ze werden nergens aangehaald, dus dit is veilig; controleer of je het zo wil houden.</w:t>
+            <w:tcW w:type="dxa" w:w="2268"/>
+          </w:tcPr>
+          <w:p>
+            <w:pPr>
+              <w:spacing w:before="30" w:after="30" w:line="252" w:lineRule="auto"/>
+            </w:pPr>
+            <w:r/>
+            <w:r>
+              <w:rPr>
+                <w:rFonts w:ascii="Segoe UI" w:hAnsi="Segoe UI" w:eastAsia="Segoe UI"/>
+                <w:b w:val="0"/>
+                <w:i w:val="0"/>
+                <w:color w:val="1B2630"/>
+                <w:sz w:val="15"/>
+              </w:rPr>
+              <w:t>Twee AE/SAE-formulieren van elk 55 velden</w:t>
+            </w:r>
+          </w:p>
+        </w:tc>
+        <w:tc>
+          <w:tcPr>
+            <w:tcW w:type="dxa" w:w="3175"/>
+          </w:tcPr>
+          <w:p>
+            <w:pPr>
+              <w:spacing w:before="30" w:after="30" w:line="252" w:lineRule="auto"/>
+            </w:pPr>
+            <w:r/>
+            <w:r>
+              <w:rPr>
+                <w:rFonts w:ascii="Segoe UI" w:hAnsi="Segoe UI" w:eastAsia="Segoe UI"/>
+                <w:b w:val="0"/>
+                <w:i w:val="0"/>
+                <w:color w:val="1B2630"/>
+                <w:sz w:val="15"/>
+              </w:rPr>
+              <w:t>Er geldt er één, en je eCRF-set heeft er ook maar één: eCRF 46.</w:t>
+            </w:r>
+          </w:p>
+        </w:tc>
+        <w:tc>
+          <w:tcPr>
+            <w:tcW w:type="dxa" w:w="4422"/>
+          </w:tcPr>
+          <w:p>
+            <w:pPr>
+              <w:spacing w:before="30" w:after="30" w:line="252" w:lineRule="auto"/>
+            </w:pPr>
+            <w:r/>
+            <w:r>
+              <w:rPr>
+                <w:rFonts w:ascii="Segoe UI" w:hAnsi="Segoe UI" w:eastAsia="Segoe UI"/>
+                <w:b w:val="0"/>
+                <w:i w:val="0"/>
+                <w:color w:val="1B2630"/>
+                <w:sz w:val="15"/>
+              </w:rPr>
+              <w:t>De variant voor een CE-gemarkeerd hulpmiddel binnen zijn label is behouden, want dat is wat PARADISE gebruikt. Ze bleek inhoudelijk te verschillen van de andere — uitgeschreven ernstdefinities en een attestatie op naam van de PI — en draagt nu de schone variabelenamen van de verwijderde variant. Ze heet ae_sae_form_imd_within_ce_label.</w:t>
             </w:r>
           </w:p>
         </w:tc>
@@ -9745,64 +9745,64 @@
       <w:tr>
         <w:tc>
           <w:tcPr>
-            <w:tcW w:type="dxa" w:w="2494"/>
-          </w:tcPr>
-          <w:p>
-            <w:pPr>
-              <w:spacing w:before="30" w:after="30" w:line="252" w:lineRule="auto"/>
-            </w:pPr>
-            <w:r/>
-            <w:r>
-              <w:rPr>
-                <w:rFonts w:ascii="Segoe UI" w:hAnsi="Segoe UI" w:eastAsia="Segoe UI"/>
-                <w:b w:val="0"/>
-                <w:i w:val="0"/>
-                <w:color w:val="1B2630"/>
-                <w:sz w:val="15"/>
-              </w:rPr>
-              <w:t>Twee AE/SAE-formulieren van elk 55 velden</w:t>
-            </w:r>
-          </w:p>
-        </w:tc>
-        <w:tc>
-          <w:tcPr>
-            <w:tcW w:type="dxa" w:w="2381"/>
-          </w:tcPr>
-          <w:p>
-            <w:pPr>
-              <w:spacing w:before="30" w:after="30" w:line="252" w:lineRule="auto"/>
-            </w:pPr>
-            <w:r/>
-            <w:r>
-              <w:rPr>
-                <w:rFonts w:ascii="Segoe UI" w:hAnsi="Segoe UI" w:eastAsia="Segoe UI"/>
-                <w:b w:val="0"/>
-                <w:i w:val="0"/>
-                <w:color w:val="1B2630"/>
-                <w:sz w:val="15"/>
-              </w:rPr>
-              <w:t>ae_sae_form_for_imd_study_device en ...celabel_2</w:t>
-            </w:r>
-          </w:p>
-        </w:tc>
-        <w:tc>
-          <w:tcPr>
-            <w:tcW w:type="dxa" w:w="4989"/>
-          </w:tcPr>
-          <w:p>
-            <w:pPr>
-              <w:spacing w:before="30" w:after="30" w:line="252" w:lineRule="auto"/>
-            </w:pPr>
-            <w:r/>
-            <w:r>
-              <w:rPr>
-                <w:rFonts w:ascii="Segoe UI" w:hAnsi="Segoe UI" w:eastAsia="Segoe UI"/>
-                <w:b w:val="0"/>
-                <w:i w:val="0"/>
-                <w:color w:val="1B2630"/>
-                <w:sz w:val="15"/>
-              </w:rPr>
-              <w:t>De ene is voor een onderzoekshulpmiddel, de andere voor een CE-gemarkeerd hulpmiddel binnen zijn label. Er geldt er één. Kies welke en verwijder de andere — dat scheelt 55 velden en maakt het vorige punt meteen overbodig.</w:t>
+            <w:tcW w:type="dxa" w:w="2268"/>
+          </w:tcPr>
+          <w:p>
+            <w:pPr>
+              <w:spacing w:before="30" w:after="30" w:line="252" w:lineRule="auto"/>
+            </w:pPr>
+            <w:r/>
+            <w:r>
+              <w:rPr>
+                <w:rFonts w:ascii="Segoe UI" w:hAnsi="Segoe UI" w:eastAsia="Segoe UI"/>
+                <w:b w:val="0"/>
+                <w:i w:val="0"/>
+                <w:color w:val="1B2630"/>
+                <w:sz w:val="15"/>
+              </w:rPr>
+              <w:t>Vier variabelenamen waren 27 tekens</w:t>
+            </w:r>
+          </w:p>
+        </w:tc>
+        <w:tc>
+          <w:tcPr>
+            <w:tcW w:type="dxa" w:w="3175"/>
+          </w:tcPr>
+          <w:p>
+            <w:pPr>
+              <w:spacing w:before="30" w:after="30" w:line="252" w:lineRule="auto"/>
+            </w:pPr>
+            <w:r/>
+            <w:r>
+              <w:rPr>
+                <w:rFonts w:ascii="Segoe UI" w:hAnsi="Segoe UI" w:eastAsia="Segoe UI"/>
+                <w:b w:val="0"/>
+                <w:i w:val="0"/>
+                <w:color w:val="1B2630"/>
+                <w:sz w:val="15"/>
+              </w:rPr>
+              <w:t>REDCap weigert bij de import alles boven 26 tekens.</w:t>
+            </w:r>
+          </w:p>
+        </w:tc>
+        <w:tc>
+          <w:tcPr>
+            <w:tcW w:type="dxa" w:w="4422"/>
+          </w:tcPr>
+          <w:p>
+            <w:pPr>
+              <w:spacing w:before="30" w:after="30" w:line="252" w:lineRule="auto"/>
+            </w:pPr>
+            <w:r/>
+            <w:r>
+              <w:rPr>
+                <w:rFonts w:ascii="Segoe UI" w:hAnsi="Segoe UI" w:eastAsia="Segoe UI"/>
+                <w:b w:val="0"/>
+                <w:i w:val="0"/>
+                <w:color w:val="1B2630"/>
+                <w:sz w:val="15"/>
+              </w:rPr>
+              <w:t>Opgelost: die namen zaten in het formulier dat verdween.</w:t>
             </w:r>
           </w:p>
         </w:tc>
@@ -9810,64 +9810,64 @@
       <w:tr>
         <w:tc>
           <w:tcPr>
-            <w:tcW w:type="dxa" w:w="2494"/>
-          </w:tcPr>
-          <w:p>
-            <w:pPr>
-              <w:spacing w:before="30" w:after="30" w:line="252" w:lineRule="auto"/>
-            </w:pPr>
-            <w:r/>
-            <w:r>
-              <w:rPr>
-                <w:rFonts w:ascii="Segoe UI" w:hAnsi="Segoe UI" w:eastAsia="Segoe UI"/>
-                <w:b w:val="0"/>
-                <w:i w:val="0"/>
-                <w:color w:val="1B2630"/>
-                <w:sz w:val="15"/>
-              </w:rPr>
-              <w:t>Tien versieplaceholders</w:t>
-            </w:r>
-          </w:p>
-        </w:tc>
-        <w:tc>
-          <w:tcPr>
-            <w:tcW w:type="dxa" w:w="2381"/>
-          </w:tcPr>
-          <w:p>
-            <w:pPr>
-              <w:spacing w:before="30" w:after="30" w:line="252" w:lineRule="auto"/>
-            </w:pPr>
-            <w:r/>
-            <w:r>
-              <w:rPr>
-                <w:rFonts w:ascii="Segoe UI" w:hAnsi="Segoe UI" w:eastAsia="Segoe UI"/>
-                <w:b w:val="0"/>
-                <w:i w:val="0"/>
-                <w:color w:val="1B2630"/>
-                <w:sz w:val="15"/>
-              </w:rPr>
-              <w:t>elk formulier, veld *_version_*</w:t>
-            </w:r>
-          </w:p>
-        </w:tc>
-        <w:tc>
-          <w:tcPr>
-            <w:tcW w:type="dxa" w:w="4989"/>
-          </w:tcPr>
-          <w:p>
-            <w:pPr>
-              <w:spacing w:before="30" w:after="30" w:line="252" w:lineRule="auto"/>
-            </w:pPr>
-            <w:r/>
-            <w:r>
-              <w:rPr>
-                <w:rFonts w:ascii="Segoe UI" w:hAnsi="Segoe UI" w:eastAsia="Segoe UI"/>
-                <w:b w:val="0"/>
-                <w:i w:val="0"/>
-                <w:color w:val="1B2630"/>
-                <w:sz w:val="15"/>
-              </w:rPr>
-              <w:t>Ze zeggen nu “eCRF version X.0 - Protocol version X.0”. Invullen met het echte eCRF- en protocolversienummer en de datum.</w:t>
+            <w:tcW w:type="dxa" w:w="2268"/>
+          </w:tcPr>
+          <w:p>
+            <w:pPr>
+              <w:spacing w:before="30" w:after="30" w:line="252" w:lineRule="auto"/>
+            </w:pPr>
+            <w:r/>
+            <w:r>
+              <w:rPr>
+                <w:rFonts w:ascii="Segoe UI" w:hAnsi="Segoe UI" w:eastAsia="Segoe UI"/>
+                <w:b w:val="0"/>
+                <w:i w:val="0"/>
+                <w:color w:val="1B2630"/>
+                <w:sz w:val="15"/>
+              </w:rPr>
+              <w:t>Twee causaliteitsvelden waren dubbel</w:t>
+            </w:r>
+          </w:p>
+        </w:tc>
+        <w:tc>
+          <w:tcPr>
+            <w:tcW w:type="dxa" w:w="3175"/>
+          </w:tcPr>
+          <w:p>
+            <w:pPr>
+              <w:spacing w:before="30" w:after="30" w:line="252" w:lineRule="auto"/>
+            </w:pPr>
+            <w:r/>
+            <w:r>
+              <w:rPr>
+                <w:rFonts w:ascii="Segoe UI" w:hAnsi="Segoe UI" w:eastAsia="Segoe UI"/>
+                <w:b w:val="0"/>
+                <w:i w:val="0"/>
+                <w:color w:val="1B2630"/>
+                <w:sz w:val="15"/>
+              </w:rPr>
+              <w:t>De template draagt een variant voor een monocentrische en één voor een multicentrische studie, met een notitie aan de ontwikkelaar om te kiezen.</w:t>
+            </w:r>
+          </w:p>
+        </w:tc>
+        <w:tc>
+          <w:tcPr>
+            <w:tcW w:type="dxa" w:w="4422"/>
+          </w:tcPr>
+          <w:p>
+            <w:pPr>
+              <w:spacing w:before="30" w:after="30" w:line="252" w:lineRule="auto"/>
+            </w:pPr>
+            <w:r/>
+            <w:r>
+              <w:rPr>
+                <w:rFonts w:ascii="Segoe UI" w:hAnsi="Segoe UI" w:eastAsia="Segoe UI"/>
+                <w:b w:val="0"/>
+                <w:i w:val="0"/>
+                <w:color w:val="1B2630"/>
+                <w:sz w:val="15"/>
+              </w:rPr>
+              <w:t>PARADISE loopt in zes centra, dus de multicentrische variant blijft staan. De twee monocentrische velden zijn verwijderd en de notitie is uit beide labels gehaald.</w:t>
             </w:r>
           </w:p>
         </w:tc>
@@ -9875,64 +9875,64 @@
       <w:tr>
         <w:tc>
           <w:tcPr>
-            <w:tcW w:type="dxa" w:w="2494"/>
-          </w:tcPr>
-          <w:p>
-            <w:pPr>
-              <w:spacing w:before="30" w:after="30" w:line="252" w:lineRule="auto"/>
-            </w:pPr>
-            <w:r/>
-            <w:r>
-              <w:rPr>
-                <w:rFonts w:ascii="Segoe UI" w:hAnsi="Segoe UI" w:eastAsia="Segoe UI"/>
-                <w:b w:val="0"/>
-                <w:i w:val="0"/>
-                <w:color w:val="1B2630"/>
-                <w:sz w:val="15"/>
-              </w:rPr>
-              <w:t>Vijf velden verwijzen naar events die niet bestaan</w:t>
-            </w:r>
-          </w:p>
-        </w:tc>
-        <w:tc>
-          <w:tcPr>
-            <w:tcW w:type="dxa" w:w="2381"/>
-          </w:tcPr>
-          <w:p>
-            <w:pPr>
-              <w:spacing w:before="30" w:after="30" w:line="252" w:lineRule="auto"/>
-            </w:pPr>
-            <w:r/>
-            <w:r>
-              <w:rPr>
-                <w:rFonts w:ascii="Segoe UI" w:hAnsi="Segoe UI" w:eastAsia="Segoe UI"/>
-                <w:b w:val="0"/>
-                <w:i w:val="0"/>
-                <w:color w:val="1B2630"/>
-                <w:sz w:val="15"/>
-              </w:rPr>
-              <w:t>visit, de AE-formulieren, device_deficiency</w:t>
-            </w:r>
-          </w:p>
-        </w:tc>
-        <w:tc>
-          <w:tcPr>
-            <w:tcW w:type="dxa" w:w="4989"/>
-          </w:tcPr>
-          <w:p>
-            <w:pPr>
-              <w:spacing w:before="30" w:after="30" w:line="252" w:lineRule="auto"/>
-            </w:pPr>
-            <w:r/>
-            <w:r>
-              <w:rPr>
-                <w:rFonts w:ascii="Segoe UI" w:hAnsi="Segoe UI" w:eastAsia="Segoe UI"/>
-                <w:b w:val="0"/>
-                <w:i w:val="0"/>
-                <w:color w:val="1B2630"/>
-                <w:sz w:val="15"/>
-              </w:rPr>
-              <w:t>De labels bevatten [adverse_event_arm_1] en [concomitant_medica_arm_1]. Geen van beide namen komt voor in dit project — het zijn resten van het project waar de template uit komt. Twee ervan verwijzen bovendien naar [form-link:adverse_events], en een formulier met die naam bestaat hier evenmin.</w:t>
+            <w:tcW w:type="dxa" w:w="2268"/>
+          </w:tcPr>
+          <w:p>
+            <w:pPr>
+              <w:spacing w:before="30" w:after="30" w:line="252" w:lineRule="auto"/>
+            </w:pPr>
+            <w:r/>
+            <w:r>
+              <w:rPr>
+                <w:rFonts w:ascii="Segoe UI" w:hAnsi="Segoe UI" w:eastAsia="Segoe UI"/>
+                <w:b w:val="0"/>
+                <w:i w:val="0"/>
+                <w:color w:val="1B2630"/>
+                <w:sz w:val="15"/>
+              </w:rPr>
+              <w:t>Vijf labels verwezen naar events die niet bestaan</w:t>
+            </w:r>
+          </w:p>
+        </w:tc>
+        <w:tc>
+          <w:tcPr>
+            <w:tcW w:type="dxa" w:w="3175"/>
+          </w:tcPr>
+          <w:p>
+            <w:pPr>
+              <w:spacing w:before="30" w:after="30" w:line="252" w:lineRule="auto"/>
+            </w:pPr>
+            <w:r/>
+            <w:r>
+              <w:rPr>
+                <w:rFonts w:ascii="Segoe UI" w:hAnsi="Segoe UI" w:eastAsia="Segoe UI"/>
+                <w:b w:val="0"/>
+                <w:i w:val="0"/>
+                <w:color w:val="1B2630"/>
+                <w:sz w:val="15"/>
+              </w:rPr>
+              <w:t>[adverse_event_arm_1] en [concomitant_medica_arm_1] zijn resten van het bronproject.</w:t>
+            </w:r>
+          </w:p>
+        </w:tc>
+        <w:tc>
+          <w:tcPr>
+            <w:tcW w:type="dxa" w:w="4422"/>
+          </w:tcPr>
+          <w:p>
+            <w:pPr>
+              <w:spacing w:before="30" w:after="30" w:line="252" w:lineRule="auto"/>
+            </w:pPr>
+            <w:r/>
+            <w:r>
+              <w:rPr>
+                <w:rFonts w:ascii="Segoe UI" w:hAnsi="Segoe UI" w:eastAsia="Segoe UI"/>
+                <w:b w:val="0"/>
+                <w:i w:val="0"/>
+                <w:color w:val="1B2630"/>
+                <w:sz w:val="15"/>
+              </w:rPr>
+              <w:t>Staan bron en doel op hetzelfde event, dan is de link behouden zonder eventprefix — dat geldt voor concomitant_therapy vanaf het bezoekformulier. Staan ze op verschillende events, dan is de link vervangen door instructietekst, omdat een vaste eventlink met twee armen maar voor één arm werkt.</w:t>
             </w:r>
           </w:p>
         </w:tc>
@@ -9940,64 +9940,64 @@
       <w:tr>
         <w:tc>
           <w:tcPr>
-            <w:tcW w:type="dxa" w:w="2494"/>
-          </w:tcPr>
-          <w:p>
-            <w:pPr>
-              <w:spacing w:before="30" w:after="30" w:line="252" w:lineRule="auto"/>
-            </w:pPr>
-            <w:r/>
-            <w:r>
-              <w:rPr>
-                <w:rFonts w:ascii="Segoe UI" w:hAnsi="Segoe UI" w:eastAsia="Segoe UI"/>
-                <w:b w:val="0"/>
-                <w:i w:val="0"/>
-                <w:color w:val="1B2630"/>
-                <w:sz w:val="15"/>
-              </w:rPr>
-              <w:t>Twee labels tonen [ae_total], een variabele die nergens bestaat</w:t>
-            </w:r>
-          </w:p>
-        </w:tc>
-        <w:tc>
-          <w:tcPr>
-            <w:tcW w:type="dxa" w:w="2381"/>
-          </w:tcPr>
-          <w:p>
-            <w:pPr>
-              <w:spacing w:before="30" w:after="30" w:line="252" w:lineRule="auto"/>
-            </w:pPr>
-            <w:r/>
-            <w:r>
-              <w:rPr>
-                <w:rFonts w:ascii="Segoe UI" w:hAnsi="Segoe UI" w:eastAsia="Segoe UI"/>
-                <w:b w:val="0"/>
-                <w:i w:val="0"/>
-                <w:color w:val="1B2630"/>
-                <w:sz w:val="15"/>
-              </w:rPr>
-              <w:t>ae_compl in visit, txt_link_ae in device_deficiency</w:t>
-            </w:r>
-          </w:p>
-        </w:tc>
-        <w:tc>
-          <w:tcPr>
-            <w:tcW w:type="dxa" w:w="4989"/>
-          </w:tcPr>
-          <w:p>
-            <w:pPr>
-              <w:spacing w:before="30" w:after="30" w:line="252" w:lineRule="auto"/>
-            </w:pPr>
-            <w:r/>
-            <w:r>
-              <w:rPr>
-                <w:rFonts w:ascii="Segoe UI" w:hAnsi="Segoe UI" w:eastAsia="Segoe UI"/>
-                <w:b w:val="0"/>
-                <w:i w:val="0"/>
-                <w:color w:val="1B2630"/>
-                <w:sz w:val="15"/>
-              </w:rPr>
-              <w:t>Het formulier concomitant_therapy heeft wel zo’n teller, contx_total. De AE-formulieren hebben er geen. Ofwel een gelijkaardig calc-veld ae_total toevoegen aan het AE-formulier dat je behoudt, ofwel die zin uit beide labels halen. Nu toont REDCap er niets.</w:t>
+            <w:tcW w:type="dxa" w:w="2268"/>
+          </w:tcPr>
+          <w:p>
+            <w:pPr>
+              <w:spacing w:before="30" w:after="30" w:line="252" w:lineRule="auto"/>
+            </w:pPr>
+            <w:r/>
+            <w:r>
+              <w:rPr>
+                <w:rFonts w:ascii="Segoe UI" w:hAnsi="Segoe UI" w:eastAsia="Segoe UI"/>
+                <w:b w:val="0"/>
+                <w:i w:val="0"/>
+                <w:color w:val="1B2630"/>
+                <w:sz w:val="15"/>
+              </w:rPr>
+              <w:t>Twee labels toonden [ae_total]</w:t>
+            </w:r>
+          </w:p>
+        </w:tc>
+        <w:tc>
+          <w:tcPr>
+            <w:tcW w:type="dxa" w:w="3175"/>
+          </w:tcPr>
+          <w:p>
+            <w:pPr>
+              <w:spacing w:before="30" w:after="30" w:line="252" w:lineRule="auto"/>
+            </w:pPr>
+            <w:r/>
+            <w:r>
+              <w:rPr>
+                <w:rFonts w:ascii="Segoe UI" w:hAnsi="Segoe UI" w:eastAsia="Segoe UI"/>
+                <w:b w:val="0"/>
+                <w:i w:val="0"/>
+                <w:color w:val="1B2630"/>
+                <w:sz w:val="15"/>
+              </w:rPr>
+              <w:t>Die variabele bestond nergens.</w:t>
+            </w:r>
+          </w:p>
+        </w:tc>
+        <w:tc>
+          <w:tcPr>
+            <w:tcW w:type="dxa" w:w="4422"/>
+          </w:tcPr>
+          <w:p>
+            <w:pPr>
+              <w:spacing w:before="30" w:after="30" w:line="252" w:lineRule="auto"/>
+            </w:pPr>
+            <w:r/>
+            <w:r>
+              <w:rPr>
+                <w:rFonts w:ascii="Segoe UI" w:hAnsi="Segoe UI" w:eastAsia="Segoe UI"/>
+                <w:b w:val="0"/>
+                <w:i w:val="0"/>
+                <w:color w:val="1B2630"/>
+                <w:sz w:val="15"/>
+              </w:rPr>
+              <w:t>De zinnen die ernaar verwezen zijn weg. Een teller toevoegen had niet geholpen: ze zou op een ander event staan dan waar ze getoond werd.</w:t>
             </w:r>
           </w:p>
         </w:tc>
@@ -10005,64 +10005,64 @@
       <w:tr>
         <w:tc>
           <w:tcPr>
-            <w:tcW w:type="dxa" w:w="2494"/>
-          </w:tcPr>
-          <w:p>
-            <w:pPr>
-              <w:spacing w:before="30" w:after="30" w:line="252" w:lineRule="auto"/>
-            </w:pPr>
-            <w:r/>
-            <w:r>
-              <w:rPr>
-                <w:rFonts w:ascii="Segoe UI" w:hAnsi="Segoe UI" w:eastAsia="Segoe UI"/>
-                <w:b w:val="0"/>
-                <w:i w:val="0"/>
-                <w:color w:val="1B2630"/>
-                <w:sz w:val="15"/>
-              </w:rPr>
-              <w:t>MedDRA-veld hangt aan een externe dienst</w:t>
-            </w:r>
-          </w:p>
-        </w:tc>
-        <w:tc>
-          <w:tcPr>
-            <w:tcW w:type="dxa" w:w="2381"/>
-          </w:tcPr>
-          <w:p>
-            <w:pPr>
-              <w:spacing w:before="30" w:after="30" w:line="252" w:lineRule="auto"/>
-            </w:pPr>
-            <w:r/>
-            <w:r>
-              <w:rPr>
-                <w:rFonts w:ascii="Segoe UI" w:hAnsi="Segoe UI" w:eastAsia="Segoe UI"/>
-                <w:b w:val="0"/>
-                <w:i w:val="0"/>
-                <w:color w:val="1B2630"/>
-                <w:sz w:val="15"/>
-              </w:rPr>
-              <w:t>ae_medra in beide AE-formulieren</w:t>
-            </w:r>
-          </w:p>
-        </w:tc>
-        <w:tc>
-          <w:tcPr>
-            <w:tcW w:type="dxa" w:w="4989"/>
-          </w:tcPr>
-          <w:p>
-            <w:pPr>
-              <w:spacing w:before="30" w:after="30" w:line="252" w:lineRule="auto"/>
-            </w:pPr>
-            <w:r/>
-            <w:r>
-              <w:rPr>
-                <w:rFonts w:ascii="Segoe UI" w:hAnsi="Segoe UI" w:eastAsia="Segoe UI"/>
-                <w:b w:val="0"/>
-                <w:i w:val="0"/>
-                <w:color w:val="1B2630"/>
-                <w:sz w:val="15"/>
-              </w:rPr>
-              <w:t>Het is een tekstveld met BIOPORTAL:MEDDRA als keuzebron — de ontologie-autoaanvulling van REDCap. Dat werkt alleen als je instantie BioPortal-integratie aan heeft én toegang tot MedDRA, dat gelicentieerd is. Test het; anders valt het stil terug op een gewoon tekstvak zonder dat iemand het merkt.</w:t>
+            <w:tcW w:type="dxa" w:w="2268"/>
+          </w:tcPr>
+          <w:p>
+            <w:pPr>
+              <w:spacing w:before="30" w:after="30" w:line="252" w:lineRule="auto"/>
+            </w:pPr>
+            <w:r/>
+            <w:r>
+              <w:rPr>
+                <w:rFonts w:ascii="Segoe UI" w:hAnsi="Segoe UI" w:eastAsia="Segoe UI"/>
+                <w:b w:val="0"/>
+                <w:i w:val="0"/>
+                <w:color w:val="1B2630"/>
+                <w:sz w:val="15"/>
+              </w:rPr>
+              <w:t>randomization had geen toewijzingsveld</w:t>
+            </w:r>
+          </w:p>
+        </w:tc>
+        <w:tc>
+          <w:tcPr>
+            <w:tcW w:type="dxa" w:w="3175"/>
+          </w:tcPr>
+          <w:p>
+            <w:pPr>
+              <w:spacing w:before="30" w:after="30" w:line="252" w:lineRule="auto"/>
+            </w:pPr>
+            <w:r/>
+            <w:r>
+              <w:rPr>
+                <w:rFonts w:ascii="Segoe UI" w:hAnsi="Segoe UI" w:eastAsia="Segoe UI"/>
+                <w:b w:val="0"/>
+                <w:i w:val="0"/>
+                <w:color w:val="1B2630"/>
+                <w:sz w:val="15"/>
+              </w:rPr>
+              <w:t>Vijf velden, alle vijf beschrijvend. De toewijzing zelf werd nergens vastgelegd.</w:t>
+            </w:r>
+          </w:p>
+        </w:tc>
+        <w:tc>
+          <w:tcPr>
+            <w:tcW w:type="dxa" w:w="4422"/>
+          </w:tcPr>
+          <w:p>
+            <w:pPr>
+              <w:spacing w:before="30" w:after="30" w:line="252" w:lineRule="auto"/>
+            </w:pPr>
+            <w:r/>
+            <w:r>
+              <w:rPr>
+                <w:rFonts w:ascii="Segoe UI" w:hAnsi="Segoe UI" w:eastAsia="Segoe UI"/>
+                <w:b w:val="0"/>
+                <w:i w:val="0"/>
+                <w:color w:val="1B2630"/>
+                <w:sz w:val="15"/>
+              </w:rPr>
+              <w:t>Vier velden toegevoegd: datum, envelopnummer, toegewezen arm, en de initialen van wie de envelop opende. De eerste drie zijn verplicht.</w:t>
             </w:r>
           </w:p>
         </w:tc>
@@ -10070,64 +10070,64 @@
       <w:tr>
         <w:tc>
           <w:tcPr>
-            <w:tcW w:type="dxa" w:w="2494"/>
-          </w:tcPr>
-          <w:p>
-            <w:pPr>
-              <w:spacing w:before="30" w:after="30" w:line="252" w:lineRule="auto"/>
-            </w:pPr>
-            <w:r/>
-            <w:r>
-              <w:rPr>
-                <w:rFonts w:ascii="Segoe UI" w:hAnsi="Segoe UI" w:eastAsia="Segoe UI"/>
-                <w:b w:val="0"/>
-                <w:i w:val="0"/>
-                <w:color w:val="1B2630"/>
-                <w:sz w:val="15"/>
-              </w:rPr>
-              <w:t>contx_total rekent met [last-instance]</w:t>
-            </w:r>
-          </w:p>
-        </w:tc>
-        <w:tc>
-          <w:tcPr>
-            <w:tcW w:type="dxa" w:w="2381"/>
-          </w:tcPr>
-          <w:p>
-            <w:pPr>
-              <w:spacing w:before="30" w:after="30" w:line="252" w:lineRule="auto"/>
-            </w:pPr>
-            <w:r/>
-            <w:r>
-              <w:rPr>
-                <w:rFonts w:ascii="Segoe UI" w:hAnsi="Segoe UI" w:eastAsia="Segoe UI"/>
-                <w:b w:val="0"/>
-                <w:i w:val="0"/>
-                <w:color w:val="1B2630"/>
-                <w:sz w:val="15"/>
-              </w:rPr>
-              <w:t>concomitant_therapy</w:t>
-            </w:r>
-          </w:p>
-        </w:tc>
-        <w:tc>
-          <w:tcPr>
-            <w:tcW w:type="dxa" w:w="4989"/>
-          </w:tcPr>
-          <w:p>
-            <w:pPr>
-              <w:spacing w:before="30" w:after="30" w:line="252" w:lineRule="auto"/>
-            </w:pPr>
-            <w:r/>
-            <w:r>
-              <w:rPr>
-                <w:rFonts w:ascii="Segoe UI" w:hAnsi="Segoe UI" w:eastAsia="Segoe UI"/>
-                <w:b w:val="0"/>
-                <w:i w:val="0"/>
-                <w:color w:val="1B2630"/>
-                <w:sz w:val="15"/>
-              </w:rPr>
-              <w:t>Die berekening werkt alleen als concomitant_therapy als herhalend instrument is ingesteld op de bezoek-events. Dat is dus geen optie maar een vereiste, en ze staat niet in de twaalf stappen omdat ze pas bij de import zichtbaar werd.</w:t>
+            <w:tcW w:type="dxa" w:w="2268"/>
+          </w:tcPr>
+          <w:p>
+            <w:pPr>
+              <w:spacing w:before="30" w:after="30" w:line="252" w:lineRule="auto"/>
+            </w:pPr>
+            <w:r/>
+            <w:r>
+              <w:rPr>
+                <w:rFonts w:ascii="Segoe UI" w:hAnsi="Segoe UI" w:eastAsia="Segoe UI"/>
+                <w:b w:val="0"/>
+                <w:i w:val="0"/>
+                <w:color w:val="1B2630"/>
+                <w:sz w:val="15"/>
+              </w:rPr>
+              <w:t>eligibility stond alleen op visite 0</w:t>
+            </w:r>
+          </w:p>
+        </w:tc>
+        <w:tc>
+          <w:tcPr>
+            <w:tcW w:type="dxa" w:w="3175"/>
+          </w:tcPr>
+          <w:p>
+            <w:pPr>
+              <w:spacing w:before="30" w:after="30" w:line="252" w:lineRule="auto"/>
+            </w:pPr>
+            <w:r/>
+            <w:r>
+              <w:rPr>
+                <w:rFonts w:ascii="Segoe UI" w:hAnsi="Segoe UI" w:eastAsia="Segoe UI"/>
+                <w:b w:val="0"/>
+                <w:i w:val="0"/>
+                <w:color w:val="1B2630"/>
+                <w:sz w:val="15"/>
+              </w:rPr>
+              <w:t>Het formulier draagt de velden voor screenfalen, en screening gebeurt vóór de toestemming.</w:t>
+            </w:r>
+          </w:p>
+        </w:tc>
+        <w:tc>
+          <w:tcPr>
+            <w:tcW w:type="dxa" w:w="4422"/>
+          </w:tcPr>
+          <w:p>
+            <w:pPr>
+              <w:spacing w:before="30" w:after="30" w:line="252" w:lineRule="auto"/>
+            </w:pPr>
+            <w:r/>
+            <w:r>
+              <w:rPr>
+                <w:rFonts w:ascii="Segoe UI" w:hAnsi="Segoe UI" w:eastAsia="Segoe UI"/>
+                <w:b w:val="0"/>
+                <w:i w:val="0"/>
+                <w:color w:val="1B2630"/>
+                <w:sz w:val="15"/>
+              </w:rPr>
+              <w:t>Staat nu ook op het screening-event, in beide armen.</w:t>
             </w:r>
           </w:p>
         </w:tc>
@@ -10135,64 +10135,64 @@
       <w:tr>
         <w:tc>
           <w:tcPr>
-            <w:tcW w:type="dxa" w:w="2494"/>
-          </w:tcPr>
-          <w:p>
-            <w:pPr>
-              <w:spacing w:before="30" w:after="30" w:line="252" w:lineRule="auto"/>
-            </w:pPr>
-            <w:r/>
-            <w:r>
-              <w:rPr>
-                <w:rFonts w:ascii="Segoe UI" w:hAnsi="Segoe UI" w:eastAsia="Segoe UI"/>
-                <w:b w:val="0"/>
-                <w:i w:val="0"/>
-                <w:color w:val="1B2630"/>
-                <w:sz w:val="15"/>
-              </w:rPr>
-              <w:t>eligibility staat alleen op visite 0</w:t>
-            </w:r>
-          </w:p>
-        </w:tc>
-        <w:tc>
-          <w:tcPr>
-            <w:tcW w:type="dxa" w:w="2381"/>
-          </w:tcPr>
-          <w:p>
-            <w:pPr>
-              <w:spacing w:before="30" w:after="30" w:line="252" w:lineRule="auto"/>
-            </w:pPr>
-            <w:r/>
-            <w:r>
-              <w:rPr>
-                <w:rFonts w:ascii="Segoe UI" w:hAnsi="Segoe UI" w:eastAsia="Segoe UI"/>
-                <w:b w:val="0"/>
-                <w:i w:val="0"/>
-                <w:color w:val="1B2630"/>
-                <w:sz w:val="15"/>
-              </w:rPr>
-              <w:t>mapping</w:t>
-            </w:r>
-          </w:p>
-        </w:tc>
-        <w:tc>
-          <w:tcPr>
-            <w:tcW w:type="dxa" w:w="4989"/>
-          </w:tcPr>
-          <w:p>
-            <w:pPr>
-              <w:spacing w:before="30" w:after="30" w:line="252" w:lineRule="auto"/>
-            </w:pPr>
-            <w:r/>
-            <w:r>
-              <w:rPr>
-                <w:rFonts w:ascii="Segoe UI" w:hAnsi="Segoe UI" w:eastAsia="Segoe UI"/>
-                <w:b w:val="0"/>
-                <w:i w:val="0"/>
-                <w:color w:val="1B2630"/>
-                <w:sz w:val="15"/>
-              </w:rPr>
-              <w:t>Het formulier bevat de velden voor screenfalen (elcr_scrfailure, elcr_scrfailreason), maar screening gebeurt op het screening-event, vóór de toestemming. Overweeg eligibility ook op screening te zetten, anders leg je een screenfalen vast op een bezoek dat de deelnemer nooit gehad heeft.</w:t>
+            <w:tcW w:type="dxa" w:w="2268"/>
+          </w:tcPr>
+          <w:p>
+            <w:pPr>
+              <w:spacing w:before="30" w:after="30" w:line="252" w:lineRule="auto"/>
+            </w:pPr>
+            <w:r/>
+            <w:r>
+              <w:rPr>
+                <w:rFonts w:ascii="Segoe UI" w:hAnsi="Segoe UI" w:eastAsia="Segoe UI"/>
+                <w:b w:val="0"/>
+                <w:i w:val="0"/>
+                <w:color w:val="1B2630"/>
+                <w:sz w:val="15"/>
+              </w:rPr>
+              <w:t>demo_sex droeg een instructie in het label</w:t>
+            </w:r>
+          </w:p>
+        </w:tc>
+        <w:tc>
+          <w:tcPr>
+            <w:tcW w:type="dxa" w:w="3175"/>
+          </w:tcPr>
+          <w:p>
+            <w:pPr>
+              <w:spacing w:before="30" w:after="30" w:line="252" w:lineRule="auto"/>
+            </w:pPr>
+            <w:r/>
+            <w:r>
+              <w:rPr>
+                <w:rFonts w:ascii="Segoe UI" w:hAnsi="Segoe UI" w:eastAsia="Segoe UI"/>
+                <w:b w:val="0"/>
+                <w:i w:val="0"/>
+                <w:color w:val="1B2630"/>
+                <w:sz w:val="15"/>
+              </w:rPr>
+              <w:t>Het label eindigde op “REMOVE DATA FIELD IF NO ADDED VALUE”.</w:t>
+            </w:r>
+          </w:p>
+        </w:tc>
+        <w:tc>
+          <w:tcPr>
+            <w:tcW w:type="dxa" w:w="4422"/>
+          </w:tcPr>
+          <w:p>
+            <w:pPr>
+              <w:spacing w:before="30" w:after="30" w:line="252" w:lineRule="auto"/>
+            </w:pPr>
+            <w:r/>
+            <w:r>
+              <w:rPr>
+                <w:rFonts w:ascii="Segoe UI" w:hAnsi="Segoe UI" w:eastAsia="Segoe UI"/>
+                <w:b w:val="0"/>
+                <w:i w:val="0"/>
+                <w:color w:val="1B2630"/>
+                <w:sz w:val="15"/>
+              </w:rPr>
+              <w:t>Instructie weg, veld behouden — geslacht staat in de Core Descriptor Set.</w:t>
             </w:r>
           </w:p>
         </w:tc>
@@ -10200,264 +10200,95 @@
       <w:tr>
         <w:tc>
           <w:tcPr>
-            <w:tcW w:type="dxa" w:w="2494"/>
-          </w:tcPr>
-          <w:p>
-            <w:pPr>
-              <w:spacing w:before="30" w:after="30" w:line="252" w:lineRule="auto"/>
-            </w:pPr>
-            <w:r/>
-            <w:r>
-              <w:rPr>
-                <w:rFonts w:ascii="Segoe UI" w:hAnsi="Segoe UI" w:eastAsia="Segoe UI"/>
-                <w:b w:val="0"/>
-                <w:i w:val="0"/>
-                <w:color w:val="1B2630"/>
-                <w:sz w:val="15"/>
-              </w:rPr>
-              <w:t>Een vaste eventlink werkt maar voor één arm</w:t>
-            </w:r>
-          </w:p>
-        </w:tc>
-        <w:tc>
-          <w:tcPr>
-            <w:tcW w:type="dxa" w:w="2381"/>
-          </w:tcPr>
-          <w:p>
-            <w:pPr>
-              <w:spacing w:before="30" w:after="30" w:line="252" w:lineRule="auto"/>
-            </w:pPr>
-            <w:r/>
-            <w:r>
-              <w:rPr>
-                <w:rFonts w:ascii="Segoe UI" w:hAnsi="Segoe UI" w:eastAsia="Segoe UI"/>
-                <w:b w:val="0"/>
-                <w:i w:val="0"/>
-                <w:color w:val="1B2630"/>
-                <w:sz w:val="15"/>
-              </w:rPr>
-              <w:t>idem</w:t>
-            </w:r>
-          </w:p>
-        </w:tc>
-        <w:tc>
-          <w:tcPr>
-            <w:tcW w:type="dxa" w:w="4989"/>
-          </w:tcPr>
-          <w:p>
-            <w:pPr>
-              <w:spacing w:before="30" w:after="30" w:line="252" w:lineRule="auto"/>
-            </w:pPr>
-            <w:r/>
-            <w:r>
-              <w:rPr>
-                <w:rFonts w:ascii="Segoe UI" w:hAnsi="Segoe UI" w:eastAsia="Segoe UI"/>
-                <w:b w:val="0"/>
-                <w:i w:val="0"/>
-                <w:color w:val="1B2630"/>
-                <w:sz w:val="15"/>
-              </w:rPr>
-              <w:t>Met twee armen wijst [ae_sae_arm_1] de deelnemers uit arm 2 naar de verkeerde plaats. Ofwel twee beschrijvende velden met branching op de arm, ofwel geen link en de instructie in gewone tekst.</w:t>
-            </w:r>
-          </w:p>
-        </w:tc>
-      </w:tr>
-      <w:tr>
-        <w:tc>
-          <w:tcPr>
-            <w:tcW w:type="dxa" w:w="2494"/>
-          </w:tcPr>
-          <w:p>
-            <w:pPr>
-              <w:spacing w:before="30" w:after="30" w:line="252" w:lineRule="auto"/>
-            </w:pPr>
-            <w:r/>
-            <w:r>
-              <w:rPr>
-                <w:rFonts w:ascii="Segoe UI" w:hAnsi="Segoe UI" w:eastAsia="Segoe UI"/>
-                <w:b w:val="0"/>
-                <w:i w:val="0"/>
-                <w:color w:val="1B2630"/>
-                <w:sz w:val="15"/>
-              </w:rPr>
-              <w:t>randomization bevat geen toewijzingsveld</w:t>
-            </w:r>
-          </w:p>
-        </w:tc>
-        <w:tc>
-          <w:tcPr>
-            <w:tcW w:type="dxa" w:w="2381"/>
-          </w:tcPr>
-          <w:p>
-            <w:pPr>
-              <w:spacing w:before="30" w:after="30" w:line="252" w:lineRule="auto"/>
-            </w:pPr>
-            <w:r/>
-            <w:r>
-              <w:rPr>
-                <w:rFonts w:ascii="Segoe UI" w:hAnsi="Segoe UI" w:eastAsia="Segoe UI"/>
-                <w:b w:val="0"/>
-                <w:i w:val="0"/>
-                <w:color w:val="1B2630"/>
-                <w:sz w:val="15"/>
-              </w:rPr>
-              <w:t>randomization</w:t>
-            </w:r>
-          </w:p>
-        </w:tc>
-        <w:tc>
-          <w:tcPr>
-            <w:tcW w:type="dxa" w:w="4989"/>
-          </w:tcPr>
-          <w:p>
-            <w:pPr>
-              <w:spacing w:before="30" w:after="30" w:line="252" w:lineRule="auto"/>
-            </w:pPr>
-            <w:r/>
-            <w:r>
-              <w:rPr>
-                <w:rFonts w:ascii="Segoe UI" w:hAnsi="Segoe UI" w:eastAsia="Segoe UI"/>
-                <w:b w:val="0"/>
-                <w:i w:val="0"/>
-                <w:color w:val="1B2630"/>
-                <w:sz w:val="15"/>
-              </w:rPr>
-              <w:t>Vijf velden, alle vijf beschrijvend, bedoeld om een e-mailwaarschuwing te sturen. PARADISE randomiseert met genummerde verzegelde enveloppen die de PI opent. Er moet minstens een veld komen voor het envelopnummer, de toegewezen arm en de datum.</w:t>
-            </w:r>
-          </w:p>
-        </w:tc>
-      </w:tr>
-      <w:tr>
-        <w:tc>
-          <w:tcPr>
-            <w:tcW w:type="dxa" w:w="2494"/>
-          </w:tcPr>
-          <w:p>
-            <w:pPr>
-              <w:spacing w:before="30" w:after="30" w:line="252" w:lineRule="auto"/>
-            </w:pPr>
-            <w:r/>
-            <w:r>
-              <w:rPr>
-                <w:rFonts w:ascii="Segoe UI" w:hAnsi="Segoe UI" w:eastAsia="Segoe UI"/>
-                <w:b w:val="0"/>
-                <w:i w:val="0"/>
-                <w:color w:val="1B2630"/>
-                <w:sz w:val="15"/>
-              </w:rPr>
-              <w:t>demo_sex draagt een instructie in het label</w:t>
-            </w:r>
-          </w:p>
-        </w:tc>
-        <w:tc>
-          <w:tcPr>
-            <w:tcW w:type="dxa" w:w="2381"/>
-          </w:tcPr>
-          <w:p>
-            <w:pPr>
-              <w:spacing w:before="30" w:after="30" w:line="252" w:lineRule="auto"/>
-            </w:pPr>
-            <w:r/>
-            <w:r>
-              <w:rPr>
-                <w:rFonts w:ascii="Segoe UI" w:hAnsi="Segoe UI" w:eastAsia="Segoe UI"/>
-                <w:b w:val="0"/>
-                <w:i w:val="0"/>
-                <w:color w:val="1B2630"/>
-                <w:sz w:val="15"/>
-              </w:rPr>
-              <w:t>demographics</w:t>
-            </w:r>
-          </w:p>
-        </w:tc>
-        <w:tc>
-          <w:tcPr>
-            <w:tcW w:type="dxa" w:w="4989"/>
-          </w:tcPr>
-          <w:p>
-            <w:pPr>
-              <w:spacing w:before="30" w:after="30" w:line="252" w:lineRule="auto"/>
-            </w:pPr>
-            <w:r/>
-            <w:r>
-              <w:rPr>
-                <w:rFonts w:ascii="Segoe UI" w:hAnsi="Segoe UI" w:eastAsia="Segoe UI"/>
-                <w:b w:val="0"/>
-                <w:i w:val="0"/>
-                <w:color w:val="1B2630"/>
-                <w:sz w:val="15"/>
-              </w:rPr>
-              <w:t>Het label eindigt op “REMOVE DATA FIELD IF NO ADDED VALUE”. Geslacht staat in de Core Descriptor Set, dus waarschijnlijk behouden — maar haal die zin uit het label.</w:t>
-            </w:r>
-          </w:p>
-        </w:tc>
-      </w:tr>
-      <w:tr>
-        <w:tc>
-          <w:tcPr>
-            <w:tcW w:type="dxa" w:w="2494"/>
-          </w:tcPr>
-          <w:p>
-            <w:pPr>
-              <w:spacing w:before="30" w:after="30" w:line="252" w:lineRule="auto"/>
-            </w:pPr>
-            <w:r/>
-            <w:r>
-              <w:rPr>
-                <w:rFonts w:ascii="Segoe UI" w:hAnsi="Segoe UI" w:eastAsia="Segoe UI"/>
-                <w:b w:val="0"/>
-                <w:i w:val="0"/>
-                <w:color w:val="1B2630"/>
-                <w:sz w:val="15"/>
-              </w:rPr>
-              <w:t>elcr_inclusion is ingevuld, maar eCRF 01 wijkt af</w:t>
-            </w:r>
-          </w:p>
-        </w:tc>
-        <w:tc>
-          <w:tcPr>
-            <w:tcW w:type="dxa" w:w="2381"/>
-          </w:tcPr>
-          <w:p>
-            <w:pPr>
-              <w:spacing w:before="30" w:after="30" w:line="252" w:lineRule="auto"/>
-            </w:pPr>
-            <w:r/>
-            <w:r>
-              <w:rPr>
-                <w:rFonts w:ascii="Segoe UI" w:hAnsi="Segoe UI" w:eastAsia="Segoe UI"/>
-                <w:b w:val="0"/>
-                <w:i w:val="0"/>
-                <w:color w:val="1B2630"/>
-                <w:sz w:val="15"/>
-              </w:rPr>
-              <w:t>eligibility</w:t>
-            </w:r>
-          </w:p>
-        </w:tc>
-        <w:tc>
-          <w:tcPr>
-            <w:tcW w:type="dxa" w:w="4989"/>
-          </w:tcPr>
-          <w:p>
-            <w:pPr>
-              <w:spacing w:before="30" w:after="30" w:line="252" w:lineRule="auto"/>
-            </w:pPr>
-            <w:r/>
-            <w:r>
-              <w:rPr>
-                <w:rFonts w:ascii="Segoe UI" w:hAnsi="Segoe UI" w:eastAsia="Segoe UI"/>
-                <w:b w:val="0"/>
-                <w:i w:val="0"/>
-                <w:color w:val="1B2630"/>
-                <w:sz w:val="15"/>
-              </w:rPr>
-              <w:t>Ik heb de keuzelijst gevuld met de zes inclusie- en negen exclusiecriteria uit §3 van PARADISE_BRONNEN.md. eCRF 01 noemt er zeven en mist E3, E5 en de inclusie-eis I4 — openstaand punt 2. Beide moeten gelijk komen vóór de EC-indiening.</w:t>
+            <w:tcW w:type="dxa" w:w="2268"/>
+          </w:tcPr>
+          <w:p>
+            <w:pPr>
+              <w:spacing w:before="30" w:after="30" w:line="252" w:lineRule="auto"/>
+            </w:pPr>
+            <w:r/>
+            <w:r>
+              <w:rPr>
+                <w:rFonts w:ascii="Segoe UI" w:hAnsi="Segoe UI" w:eastAsia="Segoe UI"/>
+                <w:b w:val="0"/>
+                <w:i w:val="0"/>
+                <w:color w:val="1B2630"/>
+                <w:sz w:val="15"/>
+              </w:rPr>
+              <w:t>elcr_inclusion had generieke keuzes</w:t>
+            </w:r>
+          </w:p>
+        </w:tc>
+        <w:tc>
+          <w:tcPr>
+            <w:tcW w:type="dxa" w:w="3175"/>
+          </w:tcPr>
+          <w:p>
+            <w:pPr>
+              <w:spacing w:before="30" w:after="30" w:line="252" w:lineRule="auto"/>
+            </w:pPr>
+            <w:r/>
+            <w:r>
+              <w:rPr>
+                <w:rFonts w:ascii="Segoe UI" w:hAnsi="Segoe UI" w:eastAsia="Segoe UI"/>
+                <w:b w:val="0"/>
+                <w:i w:val="0"/>
+                <w:color w:val="1B2630"/>
+                <w:sz w:val="15"/>
+              </w:rPr>
+              <w:t>De lijst zei “Inclusion criterion 1, 2, 3”.</w:t>
+            </w:r>
+          </w:p>
+        </w:tc>
+        <w:tc>
+          <w:tcPr>
+            <w:tcW w:type="dxa" w:w="4422"/>
+          </w:tcPr>
+          <w:p>
+            <w:pPr>
+              <w:spacing w:before="30" w:after="30" w:line="252" w:lineRule="auto"/>
+            </w:pPr>
+            <w:r/>
+            <w:r>
+              <w:rPr>
+                <w:rFonts w:ascii="Segoe UI" w:hAnsi="Segoe UI" w:eastAsia="Segoe UI"/>
+                <w:b w:val="0"/>
+                <w:i w:val="0"/>
+                <w:color w:val="1B2630"/>
+                <w:sz w:val="15"/>
+              </w:rPr>
+              <w:t>Gevuld met de zes inclusie- en negen exclusiecriteria uit §3 van PARADISE_BRONNEN.md.</w:t>
             </w:r>
           </w:p>
         </w:tc>
       </w:tr>
     </w:tbl>
+    <w:p>
+      <w:pPr>
+        <w:keepNext/>
+        <w:spacing w:before="240" w:after="60"/>
+      </w:pPr>
+      <w:r>
+        <w:rPr>
+          <w:rFonts w:ascii="Segoe UI" w:hAnsi="Segoe UI" w:eastAsia="Segoe UI"/>
+          <w:b/>
+          <w:i w:val="0"/>
+          <w:color w:val="FF7A00"/>
+          <w:sz w:val="22"/>
+        </w:rPr>
+        <w:t xml:space="preserve">12  </w:t>
+      </w:r>
+      <w:r>
+        <w:rPr>
+          <w:rFonts w:ascii="Segoe UI" w:hAnsi="Segoe UI" w:eastAsia="Segoe UI"/>
+          <w:b/>
+          <w:i w:val="0"/>
+          <w:color w:val="00407A"/>
+          <w:sz w:val="22"/>
+        </w:rPr>
+        <w:t>Wat er in de template nog openstaat</w:t>
+      </w:r>
+    </w:p>
     <w:p>
       <w:pPr>
         <w:spacing w:before="0" w:after="80"/>
@@ -10467,12 +10298,342 @@
           <w:rFonts w:ascii="Segoe UI" w:hAnsi="Segoe UI" w:eastAsia="Segoe UI"/>
           <w:b w:val="0"/>
           <w:i w:val="0"/>
-          <w:color w:val="5A6A78"/>
-          <w:sz w:val="17"/>
+          <w:color w:val="1B2630"/>
+          <w:sz w:val="19"/>
         </w:rPr>
-        <w:t>Wat de template al wél dekt en waarvoor dus geen eigen instrument meer nodig is: de toestemming en de geschiktheidstoets (eligibility), leeftijd en geslacht (demographics), de groepstoewijzing (randomization), de bijkomende therapie, het generieke bezoekformulier, de AE- en SAE-rapportage, het formulier voor hulpmiddeldefecten, het logboek voor protocolafwijkingen en serious breaches, en het einde van de studie. Die negen vervangen eCRF 02, 06 en 46 uit mijn eerdere skelet.</w:t>
+        <w:t>Dit kan ik niet invullen, want het vraagt gegevens of beslissingen die ik niet heb.</w:t>
       </w:r>
     </w:p>
+    <w:tbl>
+      <w:tblPr>
+        <w:tblW w:type="auto" w:w="0"/>
+        <w:jc w:val="left"/>
+        <w:tblLayout w:type="fixed"/>
+        <w:tblLook w:firstColumn="1" w:firstRow="1" w:lastColumn="0" w:lastRow="0" w:noHBand="0" w:noVBand="1" w:val="04A0"/>
+        <w:tblBorders>
+          <w:top w:val="single" w:sz="4" w:space="0" w:color="D8E2EA"/>
+          <w:left w:val="single" w:sz="4" w:space="0" w:color="D8E2EA"/>
+          <w:bottom w:val="single" w:sz="4" w:space="0" w:color="D8E2EA"/>
+          <w:right w:val="single" w:sz="4" w:space="0" w:color="D8E2EA"/>
+          <w:insideH w:val="single" w:sz="4" w:space="0" w:color="D8E2EA"/>
+          <w:insideV w:val="single" w:sz="4" w:space="0" w:color="D8E2EA"/>
+        </w:tblBorders>
+      </w:tblPr>
+      <w:tblGrid>
+        <w:gridCol w:w="4933"/>
+        <w:gridCol w:w="4933"/>
+      </w:tblGrid>
+      <w:tr>
+        <w:tc>
+          <w:tcPr>
+            <w:tcW w:type="dxa" w:w="2608"/>
+            <w:shd w:val="clear" w:color="auto" w:fill="1D8DB0"/>
+          </w:tcPr>
+          <w:p>
+            <w:pPr>
+              <w:spacing w:before="30" w:after="30" w:line="252" w:lineRule="auto"/>
+            </w:pPr>
+            <w:r/>
+            <w:r>
+              <w:rPr>
+                <w:rFonts w:ascii="Segoe UI" w:hAnsi="Segoe UI" w:eastAsia="Segoe UI"/>
+                <w:b/>
+                <w:i w:val="0"/>
+                <w:color w:val="FFFFFF"/>
+                <w:sz w:val="15"/>
+              </w:rPr>
+              <w:t>Wat</w:t>
+            </w:r>
+          </w:p>
+        </w:tc>
+        <w:tc>
+          <w:tcPr>
+            <w:tcW w:type="dxa" w:w="7257"/>
+            <w:shd w:val="clear" w:color="auto" w:fill="1D8DB0"/>
+          </w:tcPr>
+          <w:p>
+            <w:pPr>
+              <w:spacing w:before="30" w:after="30" w:line="252" w:lineRule="auto"/>
+            </w:pPr>
+            <w:r/>
+            <w:r>
+              <w:rPr>
+                <w:rFonts w:ascii="Segoe UI" w:hAnsi="Segoe UI" w:eastAsia="Segoe UI"/>
+                <w:b/>
+                <w:i w:val="0"/>
+                <w:color w:val="FFFFFF"/>
+                <w:sz w:val="15"/>
+              </w:rPr>
+              <w:t>Wat er moet gebeuren</w:t>
+            </w:r>
+          </w:p>
+        </w:tc>
+      </w:tr>
+      <w:tr>
+        <w:tc>
+          <w:tcPr>
+            <w:tcW w:type="dxa" w:w="2608"/>
+          </w:tcPr>
+          <w:p>
+            <w:pPr>
+              <w:spacing w:before="30" w:after="30" w:line="252" w:lineRule="auto"/>
+            </w:pPr>
+            <w:r/>
+            <w:r>
+              <w:rPr>
+                <w:rFonts w:ascii="Segoe UI" w:hAnsi="Segoe UI" w:eastAsia="Segoe UI"/>
+                <w:b w:val="0"/>
+                <w:i w:val="0"/>
+                <w:color w:val="1B2630"/>
+                <w:sz w:val="15"/>
+              </w:rPr>
+              <w:t>Acht versieplaceholders</w:t>
+            </w:r>
+          </w:p>
+        </w:tc>
+        <w:tc>
+          <w:tcPr>
+            <w:tcW w:type="dxa" w:w="7257"/>
+          </w:tcPr>
+          <w:p>
+            <w:pPr>
+              <w:spacing w:before="30" w:after="30" w:line="252" w:lineRule="auto"/>
+            </w:pPr>
+            <w:r/>
+            <w:r>
+              <w:rPr>
+                <w:rFonts w:ascii="Segoe UI" w:hAnsi="Segoe UI" w:eastAsia="Segoe UI"/>
+                <w:b w:val="0"/>
+                <w:i w:val="0"/>
+                <w:color w:val="1B2630"/>
+                <w:sz w:val="15"/>
+              </w:rPr>
+              <w:t>De velden *_version_* zeggen “eCRF version X.0 - Protocol version X.0”. Invullen met de echte nummers en de datum, en gelijk houden met wat je bij de EC indient.</w:t>
+            </w:r>
+          </w:p>
+        </w:tc>
+      </w:tr>
+      <w:tr>
+        <w:tc>
+          <w:tcPr>
+            <w:tcW w:type="dxa" w:w="2608"/>
+          </w:tcPr>
+          <w:p>
+            <w:pPr>
+              <w:spacing w:before="30" w:after="30" w:line="252" w:lineRule="auto"/>
+            </w:pPr>
+            <w:r/>
+            <w:r>
+              <w:rPr>
+                <w:rFonts w:ascii="Segoe UI" w:hAnsi="Segoe UI" w:eastAsia="Segoe UI"/>
+                <w:b w:val="0"/>
+                <w:i w:val="0"/>
+                <w:color w:val="1B2630"/>
+                <w:sz w:val="15"/>
+              </w:rPr>
+              <w:t>Vier velden “Note to eCRF developer”</w:t>
+            </w:r>
+          </w:p>
+        </w:tc>
+        <w:tc>
+          <w:tcPr>
+            <w:tcW w:type="dxa" w:w="7257"/>
+          </w:tcPr>
+          <w:p>
+            <w:pPr>
+              <w:spacing w:before="30" w:after="30" w:line="252" w:lineRule="auto"/>
+            </w:pPr>
+            <w:r/>
+            <w:r>
+              <w:rPr>
+                <w:rFonts w:ascii="Segoe UI" w:hAnsi="Segoe UI" w:eastAsia="Segoe UI"/>
+                <w:b w:val="0"/>
+                <w:i w:val="0"/>
+                <w:color w:val="1B2630"/>
+                <w:sz w:val="15"/>
+              </w:rPr>
+              <w:t>note_1_dev, note_2_dev, note_3_dev en note_5_dev_dd dragen opdrachten over alerts die je moet configureren en over projectspecifieke velden. Lees ze, voer ze uit, en verwijder ze daarna — ze horen niet op het scherm van wie data invoert.</w:t>
+            </w:r>
+          </w:p>
+        </w:tc>
+      </w:tr>
+      <w:tr>
+        <w:tc>
+          <w:tcPr>
+            <w:tcW w:type="dxa" w:w="2608"/>
+          </w:tcPr>
+          <w:p>
+            <w:pPr>
+              <w:spacing w:before="30" w:after="30" w:line="252" w:lineRule="auto"/>
+            </w:pPr>
+            <w:r/>
+            <w:r>
+              <w:rPr>
+                <w:rFonts w:ascii="Segoe UI" w:hAnsi="Segoe UI" w:eastAsia="Segoe UI"/>
+                <w:b w:val="0"/>
+                <w:i w:val="0"/>
+                <w:color w:val="1B2630"/>
+                <w:sz w:val="15"/>
+              </w:rPr>
+              <w:t>Drie werkvariabelen in randomization</w:t>
+            </w:r>
+          </w:p>
+        </w:tc>
+        <w:tc>
+          <w:tcPr>
+            <w:tcW w:type="dxa" w:w="7257"/>
+          </w:tcPr>
+          <w:p>
+            <w:pPr>
+              <w:spacing w:before="30" w:after="30" w:line="252" w:lineRule="auto"/>
+            </w:pPr>
+            <w:r/>
+            <w:r>
+              <w:rPr>
+                <w:rFonts w:ascii="Segoe UI" w:hAnsi="Segoe UI" w:eastAsia="Segoe UI"/>
+                <w:b w:val="0"/>
+                <w:i w:val="0"/>
+                <w:color w:val="1B2630"/>
+                <w:sz w:val="15"/>
+              </w:rPr>
+              <w:t>rand_email_work, rand_site_work en rand_name_work voeden een bevestigingsmail met de smart variables [user-email], [user-dag-label] en [user-fullname]. Ze doen niets tot je die alert aanmaakt. Maak hem aan, of haal de drie velden weg.</w:t>
+            </w:r>
+          </w:p>
+        </w:tc>
+      </w:tr>
+      <w:tr>
+        <w:tc>
+          <w:tcPr>
+            <w:tcW w:type="dxa" w:w="2608"/>
+          </w:tcPr>
+          <w:p>
+            <w:pPr>
+              <w:spacing w:before="30" w:after="30" w:line="252" w:lineRule="auto"/>
+            </w:pPr>
+            <w:r/>
+            <w:r>
+              <w:rPr>
+                <w:rFonts w:ascii="Segoe UI" w:hAnsi="Segoe UI" w:eastAsia="Segoe UI"/>
+                <w:b w:val="0"/>
+                <w:i w:val="0"/>
+                <w:color w:val="1B2630"/>
+                <w:sz w:val="15"/>
+              </w:rPr>
+              <w:t>concomitant_therapy moet herhalend zijn</w:t>
+            </w:r>
+          </w:p>
+        </w:tc>
+        <w:tc>
+          <w:tcPr>
+            <w:tcW w:type="dxa" w:w="7257"/>
+          </w:tcPr>
+          <w:p>
+            <w:pPr>
+              <w:spacing w:before="30" w:after="30" w:line="252" w:lineRule="auto"/>
+            </w:pPr>
+            <w:r/>
+            <w:r>
+              <w:rPr>
+                <w:rFonts w:ascii="Segoe UI" w:hAnsi="Segoe UI" w:eastAsia="Segoe UI"/>
+                <w:b w:val="0"/>
+                <w:i w:val="0"/>
+                <w:color w:val="1B2630"/>
+                <w:sz w:val="15"/>
+              </w:rPr>
+              <w:t>Het veld contx_total rekent met [last-instance]. Dat werkt alleen als het formulier als herhalend instrument is ingesteld op de bezoek-events. Geen optie dus, maar een vereiste; ze staat daarom in stap 5 van de opbouw.</w:t>
+            </w:r>
+          </w:p>
+        </w:tc>
+      </w:tr>
+      <w:tr>
+        <w:tc>
+          <w:tcPr>
+            <w:tcW w:type="dxa" w:w="2608"/>
+          </w:tcPr>
+          <w:p>
+            <w:pPr>
+              <w:spacing w:before="30" w:after="30" w:line="252" w:lineRule="auto"/>
+            </w:pPr>
+            <w:r/>
+            <w:r>
+              <w:rPr>
+                <w:rFonts w:ascii="Segoe UI" w:hAnsi="Segoe UI" w:eastAsia="Segoe UI"/>
+                <w:b w:val="0"/>
+                <w:i w:val="0"/>
+                <w:color w:val="1B2630"/>
+                <w:sz w:val="15"/>
+              </w:rPr>
+              <w:t>Het MedDRA-veld hangt aan BioPortal</w:t>
+            </w:r>
+          </w:p>
+        </w:tc>
+        <w:tc>
+          <w:tcPr>
+            <w:tcW w:type="dxa" w:w="7257"/>
+          </w:tcPr>
+          <w:p>
+            <w:pPr>
+              <w:spacing w:before="30" w:after="30" w:line="252" w:lineRule="auto"/>
+            </w:pPr>
+            <w:r/>
+            <w:r>
+              <w:rPr>
+                <w:rFonts w:ascii="Segoe UI" w:hAnsi="Segoe UI" w:eastAsia="Segoe UI"/>
+                <w:b w:val="0"/>
+                <w:i w:val="0"/>
+                <w:color w:val="1B2630"/>
+                <w:sz w:val="15"/>
+              </w:rPr>
+              <w:t>ae_medra_v2 is een tekstveld met BIOPORTAL:MEDDRA als bron — de ontologie-autoaanvulling van REDCap. Dat vraagt BioPortal-integratie op je instantie én toegang tot MedDRA, dat gelicentieerd is. Test het; anders valt het stil terug op een gewoon tekstvak.</w:t>
+            </w:r>
+          </w:p>
+        </w:tc>
+      </w:tr>
+      <w:tr>
+        <w:tc>
+          <w:tcPr>
+            <w:tcW w:type="dxa" w:w="2608"/>
+          </w:tcPr>
+          <w:p>
+            <w:pPr>
+              <w:spacing w:before="30" w:after="30" w:line="252" w:lineRule="auto"/>
+            </w:pPr>
+            <w:r/>
+            <w:r>
+              <w:rPr>
+                <w:rFonts w:ascii="Segoe UI" w:hAnsi="Segoe UI" w:eastAsia="Segoe UI"/>
+                <w:b w:val="0"/>
+                <w:i w:val="0"/>
+                <w:color w:val="1B2630"/>
+                <w:sz w:val="15"/>
+              </w:rPr>
+              <w:t>elcr_inclusion tegenover eCRF 01</w:t>
+            </w:r>
+          </w:p>
+        </w:tc>
+        <w:tc>
+          <w:tcPr>
+            <w:tcW w:type="dxa" w:w="7257"/>
+          </w:tcPr>
+          <w:p>
+            <w:pPr>
+              <w:spacing w:before="30" w:after="30" w:line="252" w:lineRule="auto"/>
+            </w:pPr>
+            <w:r/>
+            <w:r>
+              <w:rPr>
+                <w:rFonts w:ascii="Segoe UI" w:hAnsi="Segoe UI" w:eastAsia="Segoe UI"/>
+                <w:b w:val="0"/>
+                <w:i w:val="0"/>
+                <w:color w:val="1B2630"/>
+                <w:sz w:val="15"/>
+              </w:rPr>
+              <w:t>Ik vulde de criteria uit §3. eCRF 01 noemt er zeven en mist E3 (PEDIS graad 3), E5 (immunosuppressie) en de inclusie-eis I4 (stabiele vaatstatus). Beide moeten gelijk komen vóór de EC-indiening — openstaand punt 2.</w:t>
+            </w:r>
+          </w:p>
+        </w:tc>
+      </w:tr>
+    </w:tbl>
     <w:p>
       <w:pPr>
         <w:spacing w:before="0" w:after="80"/>
@@ -10490,7 +10651,7 @@
           <w:color w:val="5A6A78"/>
           <w:sz w:val="17"/>
         </w:rPr>
-        <w:t>De drie CSV-bestanden in deze map zijn onderling gecontroleerd: elk instrument komt op minstens één event voor, de mapping verwijst nergens naar een instrument dat niet bestaat, en de armkolom klopt met de instrumentenlijst. 41 instrumenten, 30 events, 208 mappingregels, 324 velden in de dictionary, geen variabelenaam boven 26 tekens.</w:t>
+        <w:t>De drie CSV-bestanden in deze map zijn onderling gecontroleerd: elk instrument komt op minstens één event voor, de mapping verwijst nergens naar een instrument dat niet bestaat, en de armkolom klopt met de instrumentenlijst. 40 instrumenten, 30 events, 208 mappingregels, 271 velden in de dictionary, geen variabelenaam boven 26 tekens, en geen dode verwijzing.</w:t>
       </w:r>
     </w:p>
     <w:sectPr>

--- a/REDCap/PARADISE_REDCap_opzet.docx
+++ b/REDCap/PARADISE_REDCap_opzet.docx
@@ -3243,7 +3243,7 @@
           <w:color w:val="00407A"/>
           <w:sz w:val="22"/>
         </w:rPr>
-        <w:t>Volgorde van opbouw, en waar je veilig fouten maakt</w:t>
+        <w:t>Stap voor stap, en waar je veilig fouten maakt</w:t>
       </w:r>
     </w:p>
     <w:p>
@@ -3261,875 +3261,22 @@
         <w:t>Een nieuw REDCap-project staat in **Development**-status, en dat is je testomgeving. Daar mag alles: velden toevoegen, verwijderen, van type veranderen, testrecords invoeren en weer wissen. Pas bij *Move to Production* gaan structurele wijzigingen via Draft Mode en goedkeuring. Je hebt dus geen apart oefenproject nodig — het echte project is de zandbak, tot jij beslist dat het dat niet meer is.</w:t>
       </w:r>
     </w:p>
-    <w:tbl>
-      <w:tblPr>
-        <w:tblW w:type="auto" w:w="0"/>
-        <w:jc w:val="left"/>
-        <w:tblLayout w:type="fixed"/>
-        <w:tblLook w:firstColumn="1" w:firstRow="1" w:lastColumn="0" w:lastRow="0" w:noHBand="0" w:noVBand="1" w:val="04A0"/>
-        <w:tblBorders>
-          <w:top w:val="single" w:sz="4" w:space="0" w:color="D8E2EA"/>
-          <w:left w:val="single" w:sz="4" w:space="0" w:color="D8E2EA"/>
-          <w:bottom w:val="single" w:sz="4" w:space="0" w:color="D8E2EA"/>
-          <w:right w:val="single" w:sz="4" w:space="0" w:color="D8E2EA"/>
-          <w:insideH w:val="single" w:sz="4" w:space="0" w:color="D8E2EA"/>
-          <w:insideV w:val="single" w:sz="4" w:space="0" w:color="D8E2EA"/>
-        </w:tblBorders>
-      </w:tblPr>
-      <w:tblGrid>
-        <w:gridCol w:w="3289"/>
-        <w:gridCol w:w="3289"/>
-        <w:gridCol w:w="3289"/>
-      </w:tblGrid>
-      <w:tr>
-        <w:tc>
-          <w:tcPr>
-            <w:tcW w:type="dxa" w:w="680"/>
-            <w:shd w:val="clear" w:color="auto" w:fill="1D8DB0"/>
-          </w:tcPr>
-          <w:p>
-            <w:pPr>
-              <w:spacing w:before="30" w:after="30" w:line="252" w:lineRule="auto"/>
-            </w:pPr>
-            <w:r/>
-            <w:r>
-              <w:rPr>
-                <w:rFonts w:ascii="Segoe UI" w:hAnsi="Segoe UI" w:eastAsia="Segoe UI"/>
-                <w:b/>
-                <w:i w:val="0"/>
-                <w:color w:val="FFFFFF"/>
-                <w:sz w:val="15"/>
-              </w:rPr>
-              <w:t>Stap</w:t>
-            </w:r>
-          </w:p>
-        </w:tc>
-        <w:tc>
-          <w:tcPr>
-            <w:tcW w:type="dxa" w:w="5783"/>
-            <w:shd w:val="clear" w:color="auto" w:fill="1D8DB0"/>
-          </w:tcPr>
-          <w:p>
-            <w:pPr>
-              <w:spacing w:before="30" w:after="30" w:line="252" w:lineRule="auto"/>
-            </w:pPr>
-            <w:r/>
-            <w:r>
-              <w:rPr>
-                <w:rFonts w:ascii="Segoe UI" w:hAnsi="Segoe UI" w:eastAsia="Segoe UI"/>
-                <w:b/>
-                <w:i w:val="0"/>
-                <w:color w:val="FFFFFF"/>
-                <w:sz w:val="15"/>
-              </w:rPr>
-              <w:t>Wat</w:t>
-            </w:r>
-          </w:p>
-        </w:tc>
-        <w:tc>
-          <w:tcPr>
-            <w:tcW w:type="dxa" w:w="3402"/>
-            <w:shd w:val="clear" w:color="auto" w:fill="1D8DB0"/>
-          </w:tcPr>
-          <w:p>
-            <w:pPr>
-              <w:spacing w:before="30" w:after="30" w:line="252" w:lineRule="auto"/>
-            </w:pPr>
-            <w:r/>
-            <w:r>
-              <w:rPr>
-                <w:rFonts w:ascii="Segoe UI" w:hAnsi="Segoe UI" w:eastAsia="Segoe UI"/>
-                <w:b/>
-                <w:i w:val="0"/>
-                <w:color w:val="FFFFFF"/>
-                <w:sz w:val="15"/>
-              </w:rPr>
-              <w:t>Waar in REDCap</w:t>
-            </w:r>
-          </w:p>
-        </w:tc>
-      </w:tr>
-      <w:tr>
-        <w:tc>
-          <w:tcPr>
-            <w:tcW w:type="dxa" w:w="680"/>
-          </w:tcPr>
-          <w:p>
-            <w:pPr>
-              <w:spacing w:before="30" w:after="30" w:line="252" w:lineRule="auto"/>
-            </w:pPr>
-            <w:r/>
-            <w:r>
-              <w:rPr>
-                <w:rFonts w:ascii="Segoe UI" w:hAnsi="Segoe UI" w:eastAsia="Segoe UI"/>
-                <w:b w:val="0"/>
-                <w:i w:val="0"/>
-                <w:color w:val="1B2630"/>
-                <w:sz w:val="15"/>
-              </w:rPr>
-              <w:t>1</w:t>
-            </w:r>
-          </w:p>
-        </w:tc>
-        <w:tc>
-          <w:tcPr>
-            <w:tcW w:type="dxa" w:w="5783"/>
-          </w:tcPr>
-          <w:p>
-            <w:pPr>
-              <w:spacing w:before="30" w:after="30" w:line="252" w:lineRule="auto"/>
-            </w:pPr>
-            <w:r/>
-            <w:r>
-              <w:rPr>
-                <w:rFonts w:ascii="Segoe UI" w:hAnsi="Segoe UI" w:eastAsia="Segoe UI"/>
-                <w:b w:val="0"/>
-                <w:i w:val="0"/>
-                <w:color w:val="1B2630"/>
-                <w:sz w:val="15"/>
-              </w:rPr>
-              <w:t>Project aanmaken als longitudinaal, met armen ingeschakeld. Blijft in Development.</w:t>
-            </w:r>
-          </w:p>
-        </w:tc>
-        <w:tc>
-          <w:tcPr>
-            <w:tcW w:type="dxa" w:w="3402"/>
-          </w:tcPr>
-          <w:p>
-            <w:pPr>
-              <w:spacing w:before="30" w:after="30" w:line="252" w:lineRule="auto"/>
-            </w:pPr>
-            <w:r/>
-            <w:r>
-              <w:rPr>
-                <w:rFonts w:ascii="Segoe UI" w:hAnsi="Segoe UI" w:eastAsia="Segoe UI"/>
-                <w:b w:val="0"/>
-                <w:i w:val="0"/>
-                <w:color w:val="1B2630"/>
-                <w:sz w:val="15"/>
-              </w:rPr>
-              <w:t>Project Setup</w:t>
-            </w:r>
-          </w:p>
-        </w:tc>
-      </w:tr>
-      <w:tr>
-        <w:tc>
-          <w:tcPr>
-            <w:tcW w:type="dxa" w:w="680"/>
-          </w:tcPr>
-          <w:p>
-            <w:pPr>
-              <w:spacing w:before="30" w:after="30" w:line="252" w:lineRule="auto"/>
-            </w:pPr>
-            <w:r/>
-            <w:r>
-              <w:rPr>
-                <w:rFonts w:ascii="Segoe UI" w:hAnsi="Segoe UI" w:eastAsia="Segoe UI"/>
-                <w:b w:val="0"/>
-                <w:i w:val="0"/>
-                <w:color w:val="1B2630"/>
-                <w:sz w:val="15"/>
-              </w:rPr>
-              <w:t>2</w:t>
-            </w:r>
-          </w:p>
-        </w:tc>
-        <w:tc>
-          <w:tcPr>
-            <w:tcW w:type="dxa" w:w="5783"/>
-          </w:tcPr>
-          <w:p>
-            <w:pPr>
-              <w:spacing w:before="30" w:after="30" w:line="252" w:lineRule="auto"/>
-            </w:pPr>
-            <w:r/>
-            <w:r>
-              <w:rPr>
-                <w:rFonts w:ascii="Segoe UI" w:hAnsi="Segoe UI" w:eastAsia="Segoe UI"/>
-                <w:b w:val="0"/>
-                <w:i w:val="0"/>
-                <w:color w:val="1B2630"/>
-                <w:sz w:val="15"/>
-              </w:rPr>
-              <w:t>Twee armen aanmaken: Usual Care en Optimal Care.</w:t>
-            </w:r>
-          </w:p>
-        </w:tc>
-        <w:tc>
-          <w:tcPr>
-            <w:tcW w:type="dxa" w:w="3402"/>
-          </w:tcPr>
-          <w:p>
-            <w:pPr>
-              <w:spacing w:before="30" w:after="30" w:line="252" w:lineRule="auto"/>
-            </w:pPr>
-            <w:r/>
-            <w:r>
-              <w:rPr>
-                <w:rFonts w:ascii="Segoe UI" w:hAnsi="Segoe UI" w:eastAsia="Segoe UI"/>
-                <w:b w:val="0"/>
-                <w:i w:val="0"/>
-                <w:color w:val="1B2630"/>
-                <w:sz w:val="15"/>
-              </w:rPr>
-              <w:t>Define My Events</w:t>
-            </w:r>
-          </w:p>
-        </w:tc>
-      </w:tr>
-      <w:tr>
-        <w:tc>
-          <w:tcPr>
-            <w:tcW w:type="dxa" w:w="680"/>
-          </w:tcPr>
-          <w:p>
-            <w:pPr>
-              <w:spacing w:before="30" w:after="30" w:line="252" w:lineRule="auto"/>
-            </w:pPr>
-            <w:r/>
-            <w:r>
-              <w:rPr>
-                <w:rFonts w:ascii="Segoe UI" w:hAnsi="Segoe UI" w:eastAsia="Segoe UI"/>
-                <w:b w:val="0"/>
-                <w:i w:val="0"/>
-                <w:color w:val="1B2630"/>
-                <w:sz w:val="15"/>
-              </w:rPr>
-              <w:t>3</w:t>
-            </w:r>
-          </w:p>
-        </w:tc>
-        <w:tc>
-          <w:tcPr>
-            <w:tcW w:type="dxa" w:w="5783"/>
-          </w:tcPr>
-          <w:p>
-            <w:pPr>
-              <w:spacing w:before="30" w:after="30" w:line="252" w:lineRule="auto"/>
-            </w:pPr>
-            <w:r/>
-            <w:r>
-              <w:rPr>
-                <w:rFonts w:ascii="Segoe UI" w:hAnsi="Segoe UI" w:eastAsia="Segoe UI"/>
-                <w:b w:val="0"/>
-                <w:i w:val="0"/>
-                <w:color w:val="1B2630"/>
-                <w:sz w:val="15"/>
-              </w:rPr>
-              <w:t>De veertien events per arm aanmaken, met offsets.</w:t>
-            </w:r>
-          </w:p>
-        </w:tc>
-        <w:tc>
-          <w:tcPr>
-            <w:tcW w:type="dxa" w:w="3402"/>
-          </w:tcPr>
-          <w:p>
-            <w:pPr>
-              <w:spacing w:before="30" w:after="30" w:line="252" w:lineRule="auto"/>
-            </w:pPr>
-            <w:r/>
-            <w:r>
-              <w:rPr>
-                <w:rFonts w:ascii="Segoe UI" w:hAnsi="Segoe UI" w:eastAsia="Segoe UI"/>
-                <w:b w:val="0"/>
-                <w:i w:val="0"/>
-                <w:color w:val="1B2630"/>
-                <w:sz w:val="15"/>
-              </w:rPr>
-              <w:t>Define My Events</w:t>
-            </w:r>
-          </w:p>
-        </w:tc>
-      </w:tr>
-      <w:tr>
-        <w:tc>
-          <w:tcPr>
-            <w:tcW w:type="dxa" w:w="680"/>
-          </w:tcPr>
-          <w:p>
-            <w:pPr>
-              <w:spacing w:before="30" w:after="30" w:line="252" w:lineRule="auto"/>
-            </w:pPr>
-            <w:r/>
-            <w:r>
-              <w:rPr>
-                <w:rFonts w:ascii="Segoe UI" w:hAnsi="Segoe UI" w:eastAsia="Segoe UI"/>
-                <w:b w:val="0"/>
-                <w:i w:val="0"/>
-                <w:color w:val="1B2630"/>
-                <w:sz w:val="15"/>
-              </w:rPr>
-              <w:t>4</w:t>
-            </w:r>
-          </w:p>
-        </w:tc>
-        <w:tc>
-          <w:tcPr>
-            <w:tcW w:type="dxa" w:w="5783"/>
-          </w:tcPr>
-          <w:p>
-            <w:pPr>
-              <w:spacing w:before="30" w:after="30" w:line="252" w:lineRule="auto"/>
-            </w:pPr>
-            <w:r/>
-            <w:r>
-              <w:rPr>
-                <w:rFonts w:ascii="Segoe UI" w:hAnsi="Segoe UI" w:eastAsia="Segoe UI"/>
-                <w:b w:val="0"/>
-                <w:i w:val="0"/>
-                <w:color w:val="1B2630"/>
-                <w:sz w:val="15"/>
-              </w:rPr>
-              <w:t>Unieke eventnamen vergelijken met events.csv en verschillen noteren.</w:t>
-            </w:r>
-          </w:p>
-        </w:tc>
-        <w:tc>
-          <w:tcPr>
-            <w:tcW w:type="dxa" w:w="3402"/>
-          </w:tcPr>
-          <w:p>
-            <w:pPr>
-              <w:spacing w:before="30" w:after="30" w:line="252" w:lineRule="auto"/>
-            </w:pPr>
-            <w:r/>
-            <w:r>
-              <w:rPr>
-                <w:rFonts w:ascii="Segoe UI" w:hAnsi="Segoe UI" w:eastAsia="Segoe UI"/>
-                <w:b w:val="0"/>
-                <w:i w:val="0"/>
-                <w:color w:val="1B2630"/>
-                <w:sz w:val="15"/>
-              </w:rPr>
-              <w:t>Define My Events</w:t>
-            </w:r>
-          </w:p>
-        </w:tc>
-      </w:tr>
-      <w:tr>
-        <w:tc>
-          <w:tcPr>
-            <w:tcW w:type="dxa" w:w="680"/>
-          </w:tcPr>
-          <w:p>
-            <w:pPr>
-              <w:spacing w:before="30" w:after="30" w:line="252" w:lineRule="auto"/>
-            </w:pPr>
-            <w:r/>
-            <w:r>
-              <w:rPr>
-                <w:rFonts w:ascii="Segoe UI" w:hAnsi="Segoe UI" w:eastAsia="Segoe UI"/>
-                <w:b w:val="0"/>
-                <w:i w:val="0"/>
-                <w:color w:val="1B2630"/>
-                <w:sz w:val="15"/>
-              </w:rPr>
-              <w:t>5</w:t>
-            </w:r>
-          </w:p>
-        </w:tc>
-        <w:tc>
-          <w:tcPr>
-            <w:tcW w:type="dxa" w:w="5783"/>
-          </w:tcPr>
-          <w:p>
-            <w:pPr>
-              <w:spacing w:before="30" w:after="30" w:line="252" w:lineRule="auto"/>
-            </w:pPr>
-            <w:r/>
-            <w:r>
-              <w:rPr>
-                <w:rFonts w:ascii="Segoe UI" w:hAnsi="Segoe UI" w:eastAsia="Segoe UI"/>
-                <w:b w:val="0"/>
-                <w:i w:val="0"/>
-                <w:color w:val="1B2630"/>
-                <w:sz w:val="15"/>
-              </w:rPr>
-              <w:t>Dagboek, Ulcus, AE SAE en Deviatie als herhalend event markeren, en concomitant_therapy als herhalend instrument op de bezoek-events.</w:t>
-            </w:r>
-          </w:p>
-        </w:tc>
-        <w:tc>
-          <w:tcPr>
-            <w:tcW w:type="dxa" w:w="3402"/>
-          </w:tcPr>
-          <w:p>
-            <w:pPr>
-              <w:spacing w:before="30" w:after="30" w:line="252" w:lineRule="auto"/>
-            </w:pPr>
-            <w:r/>
-            <w:r>
-              <w:rPr>
-                <w:rFonts w:ascii="Segoe UI" w:hAnsi="Segoe UI" w:eastAsia="Segoe UI"/>
-                <w:b w:val="0"/>
-                <w:i w:val="0"/>
-                <w:color w:val="1B2630"/>
-                <w:sz w:val="15"/>
-              </w:rPr>
-              <w:t>Repeating Instruments and Events</w:t>
-            </w:r>
-          </w:p>
-        </w:tc>
-      </w:tr>
-      <w:tr>
-        <w:tc>
-          <w:tcPr>
-            <w:tcW w:type="dxa" w:w="680"/>
-          </w:tcPr>
-          <w:p>
-            <w:pPr>
-              <w:spacing w:before="30" w:after="30" w:line="252" w:lineRule="auto"/>
-            </w:pPr>
-            <w:r/>
-            <w:r>
-              <w:rPr>
-                <w:rFonts w:ascii="Segoe UI" w:hAnsi="Segoe UI" w:eastAsia="Segoe UI"/>
-                <w:b w:val="0"/>
-                <w:i w:val="0"/>
-                <w:color w:val="1B2630"/>
-                <w:sz w:val="15"/>
-              </w:rPr>
-              <w:t>6</w:t>
-            </w:r>
-          </w:p>
-        </w:tc>
-        <w:tc>
-          <w:tcPr>
-            <w:tcW w:type="dxa" w:w="5783"/>
-          </w:tcPr>
-          <w:p>
-            <w:pPr>
-              <w:spacing w:before="30" w:after="30" w:line="252" w:lineRule="auto"/>
-            </w:pPr>
-            <w:r/>
-            <w:r>
-              <w:rPr>
-                <w:rFonts w:ascii="Segoe UI" w:hAnsi="Segoe UI" w:eastAsia="Segoe UI"/>
-                <w:b w:val="0"/>
-                <w:i w:val="0"/>
-                <w:color w:val="1B2630"/>
-                <w:sz w:val="15"/>
-              </w:rPr>
-              <w:t>data_dictionary_PARADISE.csv importeren. Dat zet de tien CTU-formulieren volledig neer en de eenendertig klinische instrumenten als skelet, elk met een datumveld, een invoerdersveld en een markering dat de inhoud nog volgt.</w:t>
-            </w:r>
-          </w:p>
-        </w:tc>
-        <w:tc>
-          <w:tcPr>
-            <w:tcW w:type="dxa" w:w="3402"/>
-          </w:tcPr>
-          <w:p>
-            <w:pPr>
-              <w:spacing w:before="30" w:after="30" w:line="252" w:lineRule="auto"/>
-            </w:pPr>
-            <w:r/>
-            <w:r>
-              <w:rPr>
-                <w:rFonts w:ascii="Segoe UI" w:hAnsi="Segoe UI" w:eastAsia="Segoe UI"/>
-                <w:b w:val="0"/>
-                <w:i w:val="0"/>
-                <w:color w:val="1B2630"/>
-                <w:sz w:val="15"/>
-              </w:rPr>
-              <w:t>Data Dictionary upload</w:t>
-            </w:r>
-          </w:p>
-        </w:tc>
-      </w:tr>
-      <w:tr>
-        <w:tc>
-          <w:tcPr>
-            <w:tcW w:type="dxa" w:w="680"/>
-          </w:tcPr>
-          <w:p>
-            <w:pPr>
-              <w:spacing w:before="30" w:after="30" w:line="252" w:lineRule="auto"/>
-            </w:pPr>
-            <w:r/>
-            <w:r>
-              <w:rPr>
-                <w:rFonts w:ascii="Segoe UI" w:hAnsi="Segoe UI" w:eastAsia="Segoe UI"/>
-                <w:b w:val="0"/>
-                <w:i w:val="0"/>
-                <w:color w:val="1B2630"/>
-                <w:sz w:val="15"/>
-              </w:rPr>
-              <w:t>7</w:t>
-            </w:r>
-          </w:p>
-        </w:tc>
-        <w:tc>
-          <w:tcPr>
-            <w:tcW w:type="dxa" w:w="5783"/>
-          </w:tcPr>
-          <w:p>
-            <w:pPr>
-              <w:spacing w:before="30" w:after="30" w:line="252" w:lineRule="auto"/>
-            </w:pPr>
-            <w:r/>
-            <w:r>
-              <w:rPr>
-                <w:rFonts w:ascii="Segoe UI" w:hAnsi="Segoe UI" w:eastAsia="Segoe UI"/>
-                <w:b w:val="0"/>
-                <w:i w:val="0"/>
-                <w:color w:val="1B2630"/>
-                <w:sz w:val="15"/>
-              </w:rPr>
-              <w:t>instrument_event_mapping.csv importeren. Vanaf hier staat het skelet en kun je door de events klikken.</w:t>
-            </w:r>
-          </w:p>
-        </w:tc>
-        <w:tc>
-          <w:tcPr>
-            <w:tcW w:type="dxa" w:w="3402"/>
-          </w:tcPr>
-          <w:p>
-            <w:pPr>
-              <w:spacing w:before="30" w:after="30" w:line="252" w:lineRule="auto"/>
-            </w:pPr>
-            <w:r/>
-            <w:r>
-              <w:rPr>
-                <w:rFonts w:ascii="Segoe UI" w:hAnsi="Segoe UI" w:eastAsia="Segoe UI"/>
-                <w:b w:val="0"/>
-                <w:i w:val="0"/>
-                <w:color w:val="1B2630"/>
-                <w:sz w:val="15"/>
-              </w:rPr>
-              <w:t>Designate Instruments for My Events</w:t>
-            </w:r>
-          </w:p>
-        </w:tc>
-      </w:tr>
-      <w:tr>
-        <w:tc>
-          <w:tcPr>
-            <w:tcW w:type="dxa" w:w="680"/>
-          </w:tcPr>
-          <w:p>
-            <w:pPr>
-              <w:spacing w:before="30" w:after="30" w:line="252" w:lineRule="auto"/>
-            </w:pPr>
-            <w:r/>
-            <w:r>
-              <w:rPr>
-                <w:rFonts w:ascii="Segoe UI" w:hAnsi="Segoe UI" w:eastAsia="Segoe UI"/>
-                <w:b w:val="0"/>
-                <w:i w:val="0"/>
-                <w:color w:val="1B2630"/>
-                <w:sz w:val="15"/>
-              </w:rPr>
-              <w:t>8</w:t>
-            </w:r>
-          </w:p>
-        </w:tc>
-        <w:tc>
-          <w:tcPr>
-            <w:tcW w:type="dxa" w:w="5783"/>
-          </w:tcPr>
-          <w:p>
-            <w:pPr>
-              <w:spacing w:before="30" w:after="30" w:line="252" w:lineRule="auto"/>
-            </w:pPr>
-            <w:r/>
-            <w:r>
-              <w:rPr>
-                <w:rFonts w:ascii="Segoe UI" w:hAnsi="Segoe UI" w:eastAsia="Segoe UI"/>
-                <w:b w:val="0"/>
-                <w:i w:val="0"/>
-                <w:color w:val="1B2630"/>
-                <w:sz w:val="15"/>
-              </w:rPr>
-              <w:t>Data Access Groups per centrum aanmaken.</w:t>
-            </w:r>
-          </w:p>
-        </w:tc>
-        <w:tc>
-          <w:tcPr>
-            <w:tcW w:type="dxa" w:w="3402"/>
-          </w:tcPr>
-          <w:p>
-            <w:pPr>
-              <w:spacing w:before="30" w:after="30" w:line="252" w:lineRule="auto"/>
-            </w:pPr>
-            <w:r/>
-            <w:r>
-              <w:rPr>
-                <w:rFonts w:ascii="Segoe UI" w:hAnsi="Segoe UI" w:eastAsia="Segoe UI"/>
-                <w:b w:val="0"/>
-                <w:i w:val="0"/>
-                <w:color w:val="1B2630"/>
-                <w:sz w:val="15"/>
-              </w:rPr>
-              <w:t>User Rights</w:t>
-            </w:r>
-          </w:p>
-        </w:tc>
-      </w:tr>
-      <w:tr>
-        <w:tc>
-          <w:tcPr>
-            <w:tcW w:type="dxa" w:w="680"/>
-          </w:tcPr>
-          <w:p>
-            <w:pPr>
-              <w:spacing w:before="30" w:after="30" w:line="252" w:lineRule="auto"/>
-            </w:pPr>
-            <w:r/>
-            <w:r>
-              <w:rPr>
-                <w:rFonts w:ascii="Segoe UI" w:hAnsi="Segoe UI" w:eastAsia="Segoe UI"/>
-                <w:b w:val="0"/>
-                <w:i w:val="0"/>
-                <w:color w:val="1B2630"/>
-                <w:sz w:val="15"/>
-              </w:rPr>
-              <w:t>9</w:t>
-            </w:r>
-          </w:p>
-        </w:tc>
-        <w:tc>
-          <w:tcPr>
-            <w:tcW w:type="dxa" w:w="5783"/>
-          </w:tcPr>
-          <w:p>
-            <w:pPr>
-              <w:spacing w:before="30" w:after="30" w:line="252" w:lineRule="auto"/>
-            </w:pPr>
-            <w:r/>
-            <w:r>
-              <w:rPr>
-                <w:rFonts w:ascii="Segoe UI" w:hAnsi="Segoe UI" w:eastAsia="Segoe UI"/>
-                <w:b w:val="0"/>
-                <w:i w:val="0"/>
-                <w:color w:val="1B2630"/>
-                <w:sz w:val="15"/>
-              </w:rPr>
-              <w:t>Gebruikersrechten instellen; alleen het studieteam krijgt invoerrechten.</w:t>
-            </w:r>
-          </w:p>
-        </w:tc>
-        <w:tc>
-          <w:tcPr>
-            <w:tcW w:type="dxa" w:w="3402"/>
-          </w:tcPr>
-          <w:p>
-            <w:pPr>
-              <w:spacing w:before="30" w:after="30" w:line="252" w:lineRule="auto"/>
-            </w:pPr>
-            <w:r/>
-            <w:r>
-              <w:rPr>
-                <w:rFonts w:ascii="Segoe UI" w:hAnsi="Segoe UI" w:eastAsia="Segoe UI"/>
-                <w:b w:val="0"/>
-                <w:i w:val="0"/>
-                <w:color w:val="1B2630"/>
-                <w:sz w:val="15"/>
-              </w:rPr>
-              <w:t>User Rights</w:t>
-            </w:r>
-          </w:p>
-        </w:tc>
-      </w:tr>
-      <w:tr>
-        <w:tc>
-          <w:tcPr>
-            <w:tcW w:type="dxa" w:w="680"/>
-          </w:tcPr>
-          <w:p>
-            <w:pPr>
-              <w:spacing w:before="30" w:after="30" w:line="252" w:lineRule="auto"/>
-            </w:pPr>
-            <w:r/>
-            <w:r>
-              <w:rPr>
-                <w:rFonts w:ascii="Segoe UI" w:hAnsi="Segoe UI" w:eastAsia="Segoe UI"/>
-                <w:b w:val="0"/>
-                <w:i w:val="0"/>
-                <w:color w:val="1B2630"/>
-                <w:sz w:val="15"/>
-              </w:rPr>
-              <w:t>10</w:t>
-            </w:r>
-          </w:p>
-        </w:tc>
-        <w:tc>
-          <w:tcPr>
-            <w:tcW w:type="dxa" w:w="5783"/>
-          </w:tcPr>
-          <w:p>
-            <w:pPr>
-              <w:spacing w:before="30" w:after="30" w:line="252" w:lineRule="auto"/>
-            </w:pPr>
-            <w:r/>
-            <w:r>
-              <w:rPr>
-                <w:rFonts w:ascii="Segoe UI" w:hAnsi="Segoe UI" w:eastAsia="Segoe UI"/>
-                <w:b w:val="0"/>
-                <w:i w:val="0"/>
-                <w:color w:val="1B2630"/>
-                <w:sz w:val="15"/>
-              </w:rPr>
-              <w:t>De inhoudelijke velden per instrument bouwen, de markering telkens verwijderen.</w:t>
-            </w:r>
-          </w:p>
-        </w:tc>
-        <w:tc>
-          <w:tcPr>
-            <w:tcW w:type="dxa" w:w="3402"/>
-          </w:tcPr>
-          <w:p>
-            <w:pPr>
-              <w:spacing w:before="30" w:after="30" w:line="252" w:lineRule="auto"/>
-            </w:pPr>
-            <w:r/>
-            <w:r>
-              <w:rPr>
-                <w:rFonts w:ascii="Segoe UI" w:hAnsi="Segoe UI" w:eastAsia="Segoe UI"/>
-                <w:b w:val="0"/>
-                <w:i w:val="0"/>
-                <w:color w:val="1B2630"/>
-                <w:sz w:val="15"/>
-              </w:rPr>
-              <w:t>Designer, of Data Dictionary upload</w:t>
-            </w:r>
-          </w:p>
-        </w:tc>
-      </w:tr>
-      <w:tr>
-        <w:tc>
-          <w:tcPr>
-            <w:tcW w:type="dxa" w:w="680"/>
-          </w:tcPr>
-          <w:p>
-            <w:pPr>
-              <w:spacing w:before="30" w:after="30" w:line="252" w:lineRule="auto"/>
-            </w:pPr>
-            <w:r/>
-            <w:r>
-              <w:rPr>
-                <w:rFonts w:ascii="Segoe UI" w:hAnsi="Segoe UI" w:eastAsia="Segoe UI"/>
-                <w:b w:val="0"/>
-                <w:i w:val="0"/>
-                <w:color w:val="1B2630"/>
-                <w:sz w:val="15"/>
-              </w:rPr>
-              <w:t>11</w:t>
-            </w:r>
-          </w:p>
-        </w:tc>
-        <w:tc>
-          <w:tcPr>
-            <w:tcW w:type="dxa" w:w="5783"/>
-          </w:tcPr>
-          <w:p>
-            <w:pPr>
-              <w:spacing w:before="30" w:after="30" w:line="252" w:lineRule="auto"/>
-            </w:pPr>
-            <w:r/>
-            <w:r>
-              <w:rPr>
-                <w:rFonts w:ascii="Segoe UI" w:hAnsi="Segoe UI" w:eastAsia="Segoe UI"/>
-                <w:b w:val="0"/>
-                <w:i w:val="0"/>
-                <w:color w:val="1B2630"/>
-                <w:sz w:val="15"/>
-              </w:rPr>
-              <w:t>Acceptatietest met een testdeelnemer per arm; branching en mapping nalopen.</w:t>
-            </w:r>
-          </w:p>
-        </w:tc>
-        <w:tc>
-          <w:tcPr>
-            <w:tcW w:type="dxa" w:w="3402"/>
-          </w:tcPr>
-          <w:p>
-            <w:pPr>
-              <w:spacing w:before="30" w:after="30" w:line="252" w:lineRule="auto"/>
-            </w:pPr>
-            <w:r/>
-            <w:r>
-              <w:rPr>
-                <w:rFonts w:ascii="Segoe UI" w:hAnsi="Segoe UI" w:eastAsia="Segoe UI"/>
-                <w:b w:val="0"/>
-                <w:i w:val="0"/>
-                <w:color w:val="1B2630"/>
-                <w:sz w:val="15"/>
-              </w:rPr>
-              <w:t>Record Status Dashboard</w:t>
-            </w:r>
-          </w:p>
-        </w:tc>
-      </w:tr>
-      <w:tr>
-        <w:tc>
-          <w:tcPr>
-            <w:tcW w:type="dxa" w:w="680"/>
-          </w:tcPr>
-          <w:p>
-            <w:pPr>
-              <w:spacing w:before="30" w:after="30" w:line="252" w:lineRule="auto"/>
-            </w:pPr>
-            <w:r/>
-            <w:r>
-              <w:rPr>
-                <w:rFonts w:ascii="Segoe UI" w:hAnsi="Segoe UI" w:eastAsia="Segoe UI"/>
-                <w:b w:val="0"/>
-                <w:i w:val="0"/>
-                <w:color w:val="1B2630"/>
-                <w:sz w:val="15"/>
-              </w:rPr>
-              <w:t>12</w:t>
-            </w:r>
-          </w:p>
-        </w:tc>
-        <w:tc>
-          <w:tcPr>
-            <w:tcW w:type="dxa" w:w="5783"/>
-          </w:tcPr>
-          <w:p>
-            <w:pPr>
-              <w:spacing w:before="30" w:after="30" w:line="252" w:lineRule="auto"/>
-            </w:pPr>
-            <w:r/>
-            <w:r>
-              <w:rPr>
-                <w:rFonts w:ascii="Segoe UI" w:hAnsi="Segoe UI" w:eastAsia="Segoe UI"/>
-                <w:b w:val="0"/>
-                <w:i w:val="0"/>
-                <w:color w:val="1B2630"/>
-                <w:sz w:val="15"/>
-              </w:rPr>
-              <w:t>Alle testdata wissen, project naar productie, versie vastleggen.</w:t>
-            </w:r>
-          </w:p>
-        </w:tc>
-        <w:tc>
-          <w:tcPr>
-            <w:tcW w:type="dxa" w:w="3402"/>
-          </w:tcPr>
-          <w:p>
-            <w:pPr>
-              <w:spacing w:before="30" w:after="30" w:line="252" w:lineRule="auto"/>
-            </w:pPr>
-            <w:r/>
-            <w:r>
-              <w:rPr>
-                <w:rFonts w:ascii="Segoe UI" w:hAnsi="Segoe UI" w:eastAsia="Segoe UI"/>
-                <w:b w:val="0"/>
-                <w:i w:val="0"/>
-                <w:color w:val="1B2630"/>
-                <w:sz w:val="15"/>
-              </w:rPr>
-              <w:t>Other Functionality, dan Project Setup</w:t>
-            </w:r>
-          </w:p>
-        </w:tc>
-      </w:tr>
-    </w:tbl>
+    <w:p>
+      <w:pPr>
+        <w:keepNext/>
+        <w:spacing w:before="160" w:after="40"/>
+      </w:pPr>
+      <w:r>
+        <w:rPr>
+          <w:rFonts w:ascii="Segoe UI" w:hAnsi="Segoe UI" w:eastAsia="Segoe UI"/>
+          <w:b/>
+          <w:i w:val="0"/>
+          <w:color w:val="00407A"/>
+          <w:sz w:val="19"/>
+        </w:rPr>
+        <w:t>Stap 1 — Project aanmaken</w:t>
+      </w:r>
+    </w:p>
     <w:p>
       <w:pPr>
         <w:spacing w:before="0" w:after="80"/>
@@ -4139,10 +3286,382 @@
           <w:rFonts w:ascii="Segoe UI" w:hAnsi="Segoe UI" w:eastAsia="Segoe UI"/>
           <w:b w:val="0"/>
           <w:i w:val="0"/>
-          <w:color w:val="5A6A78"/>
-          <w:sz w:val="17"/>
+          <w:color w:val="1B2630"/>
+          <w:sz w:val="19"/>
         </w:rPr>
-        <w:t>Stap 1 tot 9 kun je vandaag doen; ze hangen niet aan de openstaande punten. Stap 10 is het grote werk en volgt pas als de drie punten hieronder beslecht zijn.</w:t>
+        <w:t>My Projects, dan New Project. Titel: PARADISE — S71769. Purpose: Research. Kies “Create an empty project (blank slate)”. Nog niets anders instellen.</w:t>
+      </w:r>
+    </w:p>
+    <w:p>
+      <w:pPr>
+        <w:keepNext/>
+        <w:spacing w:before="160" w:after="40"/>
+      </w:pPr>
+      <w:r>
+        <w:rPr>
+          <w:rFonts w:ascii="Segoe UI" w:hAnsi="Segoe UI" w:eastAsia="Segoe UI"/>
+          <w:b/>
+          <w:i w:val="0"/>
+          <w:color w:val="00407A"/>
+          <w:sz w:val="19"/>
+        </w:rPr>
+        <w:t>Stap 2 — Longitudinaal en herhalend aanzetten</w:t>
+      </w:r>
+    </w:p>
+    <w:p>
+      <w:pPr>
+        <w:spacing w:before="0" w:after="80"/>
+      </w:pPr>
+      <w:r>
+        <w:rPr>
+          <w:rFonts w:ascii="Segoe UI" w:hAnsi="Segoe UI" w:eastAsia="Segoe UI"/>
+          <w:b w:val="0"/>
+          <w:i w:val="0"/>
+          <w:color w:val="1B2630"/>
+          <w:sz w:val="19"/>
+        </w:rPr>
+        <w:t>Op de pagina Project Setup, onder Main project settings, zet je **Use longitudinal data collection with defined events** op Enable. Zet daar ook **Repeatable instruments and events** op Enable. Beide zijn nodig voordat je verder kunt.</w:t>
+      </w:r>
+    </w:p>
+    <w:p>
+      <w:pPr>
+        <w:keepNext/>
+        <w:spacing w:before="160" w:after="40"/>
+      </w:pPr>
+      <w:r>
+        <w:rPr>
+          <w:rFonts w:ascii="Segoe UI" w:hAnsi="Segoe UI" w:eastAsia="Segoe UI"/>
+          <w:b/>
+          <w:i w:val="0"/>
+          <w:color w:val="00407A"/>
+          <w:sz w:val="19"/>
+        </w:rPr>
+        <w:t>Stap 3 — De twee armen</w:t>
+      </w:r>
+    </w:p>
+    <w:p>
+      <w:pPr>
+        <w:spacing w:before="0" w:after="80"/>
+      </w:pPr>
+      <w:r>
+        <w:rPr>
+          <w:rFonts w:ascii="Segoe UI" w:hAnsi="Segoe UI" w:eastAsia="Segoe UI"/>
+          <w:b w:val="0"/>
+          <w:i w:val="0"/>
+          <w:color w:val="1B2630"/>
+          <w:sz w:val="19"/>
+        </w:rPr>
+        <w:t>Klik Define My Events. Arm 1 bestaat al; hernoem die naar **Usual Care**. Voeg met Add New Arm een tweede toe: **Optimal Care**. De bezoekmomenten zijn in beide armen identiek; alleen de instrumenten verschillen.</w:t>
+      </w:r>
+    </w:p>
+    <w:p>
+      <w:pPr>
+        <w:keepNext/>
+        <w:spacing w:before="160" w:after="40"/>
+      </w:pPr>
+      <w:r>
+        <w:rPr>
+          <w:rFonts w:ascii="Segoe UI" w:hAnsi="Segoe UI" w:eastAsia="Segoe UI"/>
+          <w:b/>
+          <w:i w:val="0"/>
+          <w:color w:val="00407A"/>
+          <w:sz w:val="19"/>
+        </w:rPr>
+        <w:t>Stap 4 — De vijftien events, per arm</w:t>
+      </w:r>
+    </w:p>
+    <w:p>
+      <w:pPr>
+        <w:spacing w:before="0" w:after="80"/>
+      </w:pPr>
+      <w:r>
+        <w:rPr>
+          <w:rFonts w:ascii="Segoe UI" w:hAnsi="Segoe UI" w:eastAsia="Segoe UI"/>
+          <w:b w:val="0"/>
+          <w:i w:val="0"/>
+          <w:color w:val="1B2630"/>
+          <w:sz w:val="19"/>
+        </w:rPr>
+        <w:t>Voer per arm de vijftien events uit de tabel in sectie 5 in, met hun dagoffset en marge. Gebruik de labels exact zoals ze daar staan — Screening, Visite 0, Visite 1 tot Visite 8, Dagboek, Ulcus, AE SAE, Deviatie, Einde — want daar leidt REDCap de unieke naam uit af.</w:t>
+      </w:r>
+    </w:p>
+    <w:p>
+      <w:pPr>
+        <w:keepNext/>
+        <w:spacing w:before="160" w:after="40"/>
+      </w:pPr>
+      <w:r>
+        <w:rPr>
+          <w:rFonts w:ascii="Segoe UI" w:hAnsi="Segoe UI" w:eastAsia="Segoe UI"/>
+          <w:b/>
+          <w:i w:val="0"/>
+          <w:color w:val="00407A"/>
+          <w:sz w:val="19"/>
+        </w:rPr>
+        <w:t>Stap 5 — De gegenereerde namen vergelijken</w:t>
+      </w:r>
+    </w:p>
+    <w:p>
+      <w:pPr>
+        <w:spacing w:before="0" w:after="80"/>
+      </w:pPr>
+      <w:r>
+        <w:rPr>
+          <w:rFonts w:ascii="Segoe UI" w:hAnsi="Segoe UI" w:eastAsia="Segoe UI"/>
+          <w:b w:val="0"/>
+          <w:i w:val="0"/>
+          <w:color w:val="1B2630"/>
+          <w:sz w:val="19"/>
+        </w:rPr>
+        <w:t>REDCap toont naast elk event de unieke naam. Leg die naast de kolom unique_event_name in events.csv. Komt er één niet overeen, pas dan het mappingbestand aan vóór je het importeert. Dit is de enige stap die je later niet meer kunt terugzien: een instrument belandt dan stil op het verkeerde event.</w:t>
+      </w:r>
+    </w:p>
+    <w:p>
+      <w:pPr>
+        <w:keepNext/>
+        <w:spacing w:before="160" w:after="40"/>
+      </w:pPr>
+      <w:r>
+        <w:rPr>
+          <w:rFonts w:ascii="Segoe UI" w:hAnsi="Segoe UI" w:eastAsia="Segoe UI"/>
+          <w:b/>
+          <w:i w:val="0"/>
+          <w:color w:val="00407A"/>
+          <w:sz w:val="19"/>
+        </w:rPr>
+        <w:t>Stap 6 — Wat herhaalt, herhalend zetten</w:t>
+      </w:r>
+    </w:p>
+    <w:p>
+      <w:pPr>
+        <w:spacing w:before="0" w:after="80"/>
+      </w:pPr>
+      <w:r>
+        <w:rPr>
+          <w:rFonts w:ascii="Segoe UI" w:hAnsi="Segoe UI" w:eastAsia="Segoe UI"/>
+          <w:b w:val="0"/>
+          <w:i w:val="0"/>
+          <w:color w:val="1B2630"/>
+          <w:sz w:val="19"/>
+        </w:rPr>
+        <w:t>Op Project Setup, bij Repeatable instruments and events, klik Modify. Zet de events **Dagboek**, **Ulcus**, **AE SAE** en **Deviatie** op herhalend. Zet daarnaast het instrument **concomitant_therapy** als herhalend instrument op elk van de acht bezoek-events. Dat laatste is geen keuze: het veld contx_total rekent met [last-instance] en doet zonder die instelling niets.</w:t>
+      </w:r>
+    </w:p>
+    <w:p>
+      <w:pPr>
+        <w:keepNext/>
+        <w:spacing w:before="160" w:after="40"/>
+      </w:pPr>
+      <w:r>
+        <w:rPr>
+          <w:rFonts w:ascii="Segoe UI" w:hAnsi="Segoe UI" w:eastAsia="Segoe UI"/>
+          <w:b/>
+          <w:i w:val="0"/>
+          <w:color w:val="00407A"/>
+          <w:sz w:val="19"/>
+        </w:rPr>
+        <w:t>Stap 7 — De data dictionary importeren</w:t>
+      </w:r>
+    </w:p>
+    <w:p>
+      <w:pPr>
+        <w:spacing w:before="0" w:after="80"/>
+      </w:pPr>
+      <w:r>
+        <w:rPr>
+          <w:rFonts w:ascii="Segoe UI" w:hAnsi="Segoe UI" w:eastAsia="Segoe UI"/>
+          <w:b w:val="0"/>
+          <w:i w:val="0"/>
+          <w:color w:val="1B2630"/>
+          <w:sz w:val="19"/>
+        </w:rPr>
+        <w:t>Online Designer, tabblad Data Dictionary, dan Upload. Kies **data_dictionary_PARADISE.csv**. REDCap toont eerst een overzicht van wat er gaat veranderen; lees dat en bevestig. Let op: een dictionary-upload vervangt álle instrumenten, dus doe dit vóór je met de hand iets aanpast.</w:t>
+      </w:r>
+    </w:p>
+    <w:p>
+      <w:pPr>
+        <w:keepNext/>
+        <w:spacing w:before="160" w:after="40"/>
+      </w:pPr>
+      <w:r>
+        <w:rPr>
+          <w:rFonts w:ascii="Segoe UI" w:hAnsi="Segoe UI" w:eastAsia="Segoe UI"/>
+          <w:b/>
+          <w:i w:val="0"/>
+          <w:color w:val="00407A"/>
+          <w:sz w:val="19"/>
+        </w:rPr>
+        <w:t>Stap 8 — De mapping importeren</w:t>
+      </w:r>
+    </w:p>
+    <w:p>
+      <w:pPr>
+        <w:spacing w:before="0" w:after="80"/>
+      </w:pPr>
+      <w:r>
+        <w:rPr>
+          <w:rFonts w:ascii="Segoe UI" w:hAnsi="Segoe UI" w:eastAsia="Segoe UI"/>
+          <w:b w:val="0"/>
+          <w:i w:val="0"/>
+          <w:color w:val="1B2630"/>
+          <w:sz w:val="19"/>
+        </w:rPr>
+        <w:t>Designate Instruments for My Events, dan de knop om een mapping te uploaden. Kies **instrument_event_mapping.csv**. Vanaf hier staat het skelet: je kunt door de events klikken en per arm zien wat waar hoort.</w:t>
+      </w:r>
+    </w:p>
+    <w:p>
+      <w:pPr>
+        <w:keepNext/>
+        <w:spacing w:before="160" w:after="40"/>
+      </w:pPr>
+      <w:r>
+        <w:rPr>
+          <w:rFonts w:ascii="Segoe UI" w:hAnsi="Segoe UI" w:eastAsia="Segoe UI"/>
+          <w:b/>
+          <w:i w:val="0"/>
+          <w:color w:val="00407A"/>
+          <w:sz w:val="19"/>
+        </w:rPr>
+        <w:t>Stap 9 — Toegangsgroepen</w:t>
+      </w:r>
+    </w:p>
+    <w:p>
+      <w:pPr>
+        <w:spacing w:before="0" w:after="80"/>
+      </w:pPr>
+      <w:r>
+        <w:rPr>
+          <w:rFonts w:ascii="Segoe UI" w:hAnsi="Segoe UI" w:eastAsia="Segoe UI"/>
+          <w:b w:val="0"/>
+          <w:i w:val="0"/>
+          <w:color w:val="1B2630"/>
+          <w:sz w:val="19"/>
+        </w:rPr>
+        <w:t>User Rights, dan Data Access Groups. Maak er zes aan met de codes uit sectie 3: SJB, AZG, UZG, AZO, UZA en UZL.</w:t>
+      </w:r>
+    </w:p>
+    <w:p>
+      <w:pPr>
+        <w:keepNext/>
+        <w:spacing w:before="160" w:after="40"/>
+      </w:pPr>
+      <w:r>
+        <w:rPr>
+          <w:rFonts w:ascii="Segoe UI" w:hAnsi="Segoe UI" w:eastAsia="Segoe UI"/>
+          <w:b/>
+          <w:i w:val="0"/>
+          <w:color w:val="00407A"/>
+          <w:sz w:val="19"/>
+        </w:rPr>
+        <w:t>Stap 10 — Gebruikersrechten</w:t>
+      </w:r>
+    </w:p>
+    <w:p>
+      <w:pPr>
+        <w:spacing w:before="0" w:after="80"/>
+      </w:pPr>
+      <w:r>
+        <w:rPr>
+          <w:rFonts w:ascii="Segoe UI" w:hAnsi="Segoe UI" w:eastAsia="Segoe UI"/>
+          <w:b w:val="0"/>
+          <w:i w:val="0"/>
+          <w:color w:val="1B2630"/>
+          <w:sz w:val="19"/>
+        </w:rPr>
+        <w:t>Nog steeds bij User Rights. Alleen het studieteam krijgt invoerrechten; de centra voeren niets in. Geef jezelf en de mede-invoerders rechten op data-invoer en export, en beperk wie het projectontwerp mag wijzigen.</w:t>
+      </w:r>
+    </w:p>
+    <w:p>
+      <w:pPr>
+        <w:keepNext/>
+        <w:spacing w:before="160" w:after="40"/>
+      </w:pPr>
+      <w:r>
+        <w:rPr>
+          <w:rFonts w:ascii="Segoe UI" w:hAnsi="Segoe UI" w:eastAsia="Segoe UI"/>
+          <w:b/>
+          <w:i w:val="0"/>
+          <w:color w:val="00407A"/>
+          <w:sz w:val="19"/>
+        </w:rPr>
+        <w:t>Stap 11 — De velden per instrument bouwen</w:t>
+      </w:r>
+    </w:p>
+    <w:p>
+      <w:pPr>
+        <w:spacing w:before="0" w:after="80"/>
+      </w:pPr>
+      <w:r>
+        <w:rPr>
+          <w:rFonts w:ascii="Segoe UI" w:hAnsi="Segoe UI" w:eastAsia="Segoe UI"/>
+          <w:b w:val="0"/>
+          <w:i w:val="0"/>
+          <w:color w:val="1B2630"/>
+          <w:sz w:val="19"/>
+        </w:rPr>
+        <w:t>De eenendertig klinische instrumenten dragen nu alleen een datumveld, een invoerdersveld en een markering. Bouw ze uit vanuit het bijhorende eCRF, en verwijder telkens de markering zodra een formulier af is. Dit is het grote werk en hoeft niet in één keer.</w:t>
+      </w:r>
+    </w:p>
+    <w:p>
+      <w:pPr>
+        <w:keepNext/>
+        <w:spacing w:before="160" w:after="40"/>
+      </w:pPr>
+      <w:r>
+        <w:rPr>
+          <w:rFonts w:ascii="Segoe UI" w:hAnsi="Segoe UI" w:eastAsia="Segoe UI"/>
+          <w:b/>
+          <w:i w:val="0"/>
+          <w:color w:val="00407A"/>
+          <w:sz w:val="19"/>
+        </w:rPr>
+        <w:t>Stap 12 — Acceptatietest</w:t>
+      </w:r>
+    </w:p>
+    <w:p>
+      <w:pPr>
+        <w:spacing w:before="0" w:after="80"/>
+      </w:pPr>
+      <w:r>
+        <w:rPr>
+          <w:rFonts w:ascii="Segoe UI" w:hAnsi="Segoe UI" w:eastAsia="Segoe UI"/>
+          <w:b w:val="0"/>
+          <w:i w:val="0"/>
+          <w:color w:val="1B2630"/>
+          <w:sz w:val="19"/>
+        </w:rPr>
+        <w:t>Maak per arm één testdeelnemer aan en loop het volledige schema door: klopt wat er per event verschijnt, werkt de branching, vallen de armspecifieke formulieren op de juiste plaats. Noteer wat je aanpast.</w:t>
+      </w:r>
+    </w:p>
+    <w:p>
+      <w:pPr>
+        <w:keepNext/>
+        <w:spacing w:before="160" w:after="40"/>
+      </w:pPr>
+      <w:r>
+        <w:rPr>
+          <w:rFonts w:ascii="Segoe UI" w:hAnsi="Segoe UI" w:eastAsia="Segoe UI"/>
+          <w:b/>
+          <w:i w:val="0"/>
+          <w:color w:val="00407A"/>
+          <w:sz w:val="19"/>
+        </w:rPr>
+        <w:t>Stap 13 — Naar productie</w:t>
+      </w:r>
+    </w:p>
+    <w:p>
+      <w:pPr>
+        <w:spacing w:before="0" w:after="80"/>
+      </w:pPr>
+      <w:r>
+        <w:rPr>
+          <w:rFonts w:ascii="Segoe UI" w:hAnsi="Segoe UI" w:eastAsia="Segoe UI"/>
+          <w:b w:val="0"/>
+          <w:i w:val="0"/>
+          <w:color w:val="1B2630"/>
+          <w:sz w:val="19"/>
+        </w:rPr>
+        <w:t>Wis eerst alle testdata — REDCap biedt dat aan bij het overzetten. Een testrecord dat blijft staan, telt later mee in je CONSORT-aantallen. Zet dan het project op productie en leg de versie vast in je documentatie.</w:t>
       </w:r>
     </w:p>
     <w:p>
@@ -4157,7 +3676,7 @@
           <w:color w:val="5A6A78"/>
           <w:sz w:val="17"/>
         </w:rPr>
-        <w:t>Wis de testrecords vóór je naar productie gaat. REDCap biedt dat aan bij het overzetten, maar een testrecord dat blijft staan, telt later mee in je PRISMA- en CONSORT-aantallen.</w:t>
+        <w:t>Stap 1 tot 10 kun je in één dag doen; ze hangen niet af van wat er nog openstaat. Stap 11 wacht alleen nog op de vraag welke eCRF-set officieel is.</w:t>
       </w:r>
     </w:p>
     <w:p>
@@ -4183,7 +3702,7 @@
           <w:color w:val="00407A"/>
           <w:sz w:val="22"/>
         </w:rPr>
-        <w:t>Drie dingen die eerst beslist moeten worden</w:t>
+        <w:t>Nog één ding dat eerst beslist moet worden</w:t>
       </w:r>
     </w:p>
     <w:p>
@@ -4198,7 +3717,7 @@
           <w:color w:val="1B2630"/>
           <w:sz w:val="19"/>
         </w:rPr>
-        <w:t>Alle drie zitten ze in de structuur. Achteraf wijzigen kan wel, maar niet gratis: variabelenamen liggen dan vast en er zit data in.</w:t>
+        <w:t>Van de drie blokkades die ik eerder opsomde zijn er twee vervallen. Op 22 september bleek dat eCRF 09, 24 en 01 in `(e)CRF/Per nummer/` **al bijgewerkt waren**: 09 beschrijft de in-shoe meting zónder de CMFO, 24 vraagt nog twee condities, en 01 telt negen exclusiecriteria met PEDIS graad 3 en immunosuppressie erbij. Het bronnenbestand liep achter op de formulieren, niet omgekeerd.</w:t>
       </w:r>
     </w:p>
     <w:tbl>
@@ -4224,7 +3743,7 @@
       <w:tr>
         <w:tc>
           <w:tcPr>
-            <w:tcW w:type="dxa" w:w="2494"/>
+            <w:tcW w:type="dxa" w:w="2381"/>
             <w:shd w:val="clear" w:color="auto" w:fill="1D8DB0"/>
           </w:tcPr>
           <w:p>
@@ -4240,13 +3759,13 @@
                 <w:color w:val="FFFFFF"/>
                 <w:sz w:val="15"/>
               </w:rPr>
-              <w:t>Punt</w:t>
-            </w:r>
-          </w:p>
-        </w:tc>
-        <w:tc>
-          <w:tcPr>
-            <w:tcW w:type="dxa" w:w="3685"/>
+              <w:t>Wat</w:t>
+            </w:r>
+          </w:p>
+        </w:tc>
+        <w:tc>
+          <w:tcPr>
+            <w:tcW w:type="dxa" w:w="3855"/>
             <w:shd w:val="clear" w:color="auto" w:fill="1D8DB0"/>
           </w:tcPr>
           <w:p>
@@ -4268,7 +3787,7 @@
         </w:tc>
         <w:tc>
           <w:tcPr>
-            <w:tcW w:type="dxa" w:w="3685"/>
+            <w:tcW w:type="dxa" w:w="3628"/>
             <w:shd w:val="clear" w:color="auto" w:fill="1D8DB0"/>
           </w:tcPr>
           <w:p>
@@ -4292,64 +3811,64 @@
       <w:tr>
         <w:tc>
           <w:tcPr>
-            <w:tcW w:type="dxa" w:w="2494"/>
-          </w:tcPr>
-          <w:p>
-            <w:pPr>
-              <w:spacing w:before="30" w:after="30" w:line="252" w:lineRule="auto"/>
-            </w:pPr>
-            <w:r/>
-            <w:r>
-              <w:rPr>
-                <w:rFonts w:ascii="Segoe UI" w:hAnsi="Segoe UI" w:eastAsia="Segoe UI"/>
-                <w:b w:val="0"/>
-                <w:i w:val="0"/>
-                <w:color w:val="1B2630"/>
-                <w:sz w:val="15"/>
-              </w:rPr>
-              <w:t>Twee eCRF-sets met verschillende nummering — openstaand punt 6</w:t>
-            </w:r>
-          </w:p>
-        </w:tc>
-        <w:tc>
-          <w:tcPr>
-            <w:tcW w:type="dxa" w:w="3685"/>
-          </w:tcPr>
-          <w:p>
-            <w:pPr>
-              <w:spacing w:before="30" w:after="30" w:line="252" w:lineRule="auto"/>
-            </w:pPr>
-            <w:r/>
-            <w:r>
-              <w:rPr>
-                <w:rFonts w:ascii="Segoe UI" w:hAnsi="Segoe UI" w:eastAsia="Segoe UI"/>
-                <w:b w:val="0"/>
-                <w:i w:val="0"/>
-                <w:color w:val="1B2630"/>
-                <w:sz w:val="15"/>
-              </w:rPr>
-              <w:t>De instrumentnamen en het hele variabelenschema hangen aan de nummering. Twee sets betekent twee onverenigbare schema’s.</w:t>
-            </w:r>
-          </w:p>
-        </w:tc>
-        <w:tc>
-          <w:tcPr>
-            <w:tcW w:type="dxa" w:w="3685"/>
-          </w:tcPr>
-          <w:p>
-            <w:pPr>
-              <w:spacing w:before="30" w:after="30" w:line="252" w:lineRule="auto"/>
-            </w:pPr>
-            <w:r/>
-            <w:r>
-              <w:rPr>
-                <w:rFonts w:ascii="Segoe UI" w:hAnsi="Segoe UI" w:eastAsia="Segoe UI"/>
-                <w:b w:val="0"/>
-                <w:i w:val="0"/>
-                <w:color w:val="1B2630"/>
-                <w:sz w:val="15"/>
-              </w:rPr>
-              <w:t>Eén set officieel aanduiden. De skeletbestanden hier volgen de Nederlandse set 00–48 uit (e)CRF/Per nummer/.</w:t>
+            <w:tcW w:type="dxa" w:w="2381"/>
+          </w:tcPr>
+          <w:p>
+            <w:pPr>
+              <w:spacing w:before="30" w:after="30" w:line="252" w:lineRule="auto"/>
+            </w:pPr>
+            <w:r/>
+            <w:r>
+              <w:rPr>
+                <w:rFonts w:ascii="Segoe UI" w:hAnsi="Segoe UI" w:eastAsia="Segoe UI"/>
+                <w:b w:val="0"/>
+                <w:i w:val="0"/>
+                <w:color w:val="1B2630"/>
+                <w:sz w:val="15"/>
+              </w:rPr>
+              <w:t>Welke eCRF-set is officieel</w:t>
+            </w:r>
+          </w:p>
+        </w:tc>
+        <w:tc>
+          <w:tcPr>
+            <w:tcW w:type="dxa" w:w="3855"/>
+          </w:tcPr>
+          <w:p>
+            <w:pPr>
+              <w:spacing w:before="30" w:after="30" w:line="252" w:lineRule="auto"/>
+            </w:pPr>
+            <w:r/>
+            <w:r>
+              <w:rPr>
+                <w:rFonts w:ascii="Segoe UI" w:hAnsi="Segoe UI" w:eastAsia="Segoe UI"/>
+                <w:b w:val="0"/>
+                <w:i w:val="0"/>
+                <w:color w:val="1B2630"/>
+                <w:sz w:val="15"/>
+              </w:rPr>
+              <w:t>De instrumentnamen en het hele variabelenschema hangen aan de nummering. Er zijn er drie in omloop: `Per nummer/` (Nederlands, 00-48), `Per visite/` (dezelfde documenten, per bezoek gerangschikt) en `Per protocolnaam/` (Engelse bestandsnamen, andere nummering).</w:t>
+            </w:r>
+          </w:p>
+        </w:tc>
+        <w:tc>
+          <w:tcPr>
+            <w:tcW w:type="dxa" w:w="3628"/>
+          </w:tcPr>
+          <w:p>
+            <w:pPr>
+              <w:spacing w:before="30" w:after="30" w:line="252" w:lineRule="auto"/>
+            </w:pPr>
+            <w:r/>
+            <w:r>
+              <w:rPr>
+                <w:rFonts w:ascii="Segoe UI" w:hAnsi="Segoe UI" w:eastAsia="Segoe UI"/>
+                <w:b w:val="0"/>
+                <w:i w:val="0"/>
+                <w:color w:val="1B2630"/>
+                <w:sz w:val="15"/>
+              </w:rPr>
+              <w:t>Eén set als officieel aanduiden. Het skelet volgt `Per nummer/`, want dat bleek de enige actuele set.</w:t>
             </w:r>
           </w:p>
         </w:tc>
@@ -4357,129 +3876,64 @@
       <w:tr>
         <w:tc>
           <w:tcPr>
-            <w:tcW w:type="dxa" w:w="2494"/>
-          </w:tcPr>
-          <w:p>
-            <w:pPr>
-              <w:spacing w:before="30" w:after="30" w:line="252" w:lineRule="auto"/>
-            </w:pPr>
-            <w:r/>
-            <w:r>
-              <w:rPr>
-                <w:rFonts w:ascii="Segoe UI" w:hAnsi="Segoe UI" w:eastAsia="Segoe UI"/>
-                <w:b w:val="0"/>
-                <w:i w:val="0"/>
-                <w:color w:val="1B2630"/>
-                <w:sz w:val="15"/>
-              </w:rPr>
-              <w:t>eCRF 09 en 24 zijn achterhaald</w:t>
-            </w:r>
-          </w:p>
-        </w:tc>
-        <w:tc>
-          <w:tcPr>
-            <w:tcW w:type="dxa" w:w="3685"/>
-          </w:tcPr>
-          <w:p>
-            <w:pPr>
-              <w:spacing w:before="30" w:after="30" w:line="252" w:lineRule="auto"/>
-            </w:pPr>
-            <w:r/>
-            <w:r>
-              <w:rPr>
-                <w:rFonts w:ascii="Segoe UI" w:hAnsi="Segoe UI" w:eastAsia="Segoe UI"/>
-                <w:b w:val="0"/>
-                <w:i w:val="0"/>
-                <w:color w:val="1B2630"/>
-                <w:sz w:val="15"/>
-              </w:rPr>
-              <w:t>De PI besliste op 11 september 2026 dat er niet blootsvoets gemeten wordt. eCRF 09 beschrijft nog een blootsvoetse baseline, eCRF 24 vraagt nog drie condities.</w:t>
-            </w:r>
-          </w:p>
-        </w:tc>
-        <w:tc>
-          <w:tcPr>
-            <w:tcW w:type="dxa" w:w="3685"/>
-          </w:tcPr>
-          <w:p>
-            <w:pPr>
-              <w:spacing w:before="30" w:after="30" w:line="252" w:lineRule="auto"/>
-            </w:pPr>
-            <w:r/>
-            <w:r>
-              <w:rPr>
-                <w:rFonts w:ascii="Segoe UI" w:hAnsi="Segoe UI" w:eastAsia="Segoe UI"/>
-                <w:b w:val="0"/>
-                <w:i w:val="0"/>
-                <w:color w:val="1B2630"/>
-                <w:sz w:val="15"/>
-              </w:rPr>
-              <w:t>Beide formulieren bijwerken naar in-shoe, zónder en mét de CMFO in dezelfde sessie, vóór de velden in REDCap gebouwd worden.</w:t>
-            </w:r>
-          </w:p>
-        </w:tc>
-      </w:tr>
-      <w:tr>
-        <w:tc>
-          <w:tcPr>
-            <w:tcW w:type="dxa" w:w="2494"/>
-          </w:tcPr>
-          <w:p>
-            <w:pPr>
-              <w:spacing w:before="30" w:after="30" w:line="252" w:lineRule="auto"/>
-            </w:pPr>
-            <w:r/>
-            <w:r>
-              <w:rPr>
-                <w:rFonts w:ascii="Segoe UI" w:hAnsi="Segoe UI" w:eastAsia="Segoe UI"/>
-                <w:b w:val="0"/>
-                <w:i w:val="0"/>
-                <w:color w:val="1B2630"/>
-                <w:sz w:val="15"/>
-              </w:rPr>
-              <w:t>eCRF 01 mist criteria — openstaand punt 2</w:t>
-            </w:r>
-          </w:p>
-        </w:tc>
-        <w:tc>
-          <w:tcPr>
-            <w:tcW w:type="dxa" w:w="3685"/>
-          </w:tcPr>
-          <w:p>
-            <w:pPr>
-              <w:spacing w:before="30" w:after="30" w:line="252" w:lineRule="auto"/>
-            </w:pPr>
-            <w:r/>
-            <w:r>
-              <w:rPr>
-                <w:rFonts w:ascii="Segoe UI" w:hAnsi="Segoe UI" w:eastAsia="Segoe UI"/>
-                <w:b w:val="0"/>
-                <w:i w:val="0"/>
-                <w:color w:val="1B2630"/>
-                <w:sz w:val="15"/>
-              </w:rPr>
-              <w:t>PEDIS graad 3 en immunosuppressie ontbreken bij de exclusie, stabiele vaatstatus bij de inclusie. Bouw je het screeninginstrument hieruit, dan dwingt de databank de verkeerde geschiktheid af.</w:t>
-            </w:r>
-          </w:p>
-        </w:tc>
-        <w:tc>
-          <w:tcPr>
-            <w:tcW w:type="dxa" w:w="3685"/>
-          </w:tcPr>
-          <w:p>
-            <w:pPr>
-              <w:spacing w:before="30" w:after="30" w:line="252" w:lineRule="auto"/>
-            </w:pPr>
-            <w:r/>
-            <w:r>
-              <w:rPr>
-                <w:rFonts w:ascii="Segoe UI" w:hAnsi="Segoe UI" w:eastAsia="Segoe UI"/>
-                <w:b w:val="0"/>
-                <w:i w:val="0"/>
-                <w:color w:val="1B2630"/>
-                <w:sz w:val="15"/>
-              </w:rPr>
-              <w:t>Aanvullen vóór de EC-indiening, en dus zeker vóór e01_screening gebouwd wordt.</w:t>
+            <w:tcW w:type="dxa" w:w="2381"/>
+          </w:tcPr>
+          <w:p>
+            <w:pPr>
+              <w:spacing w:before="30" w:after="30" w:line="252" w:lineRule="auto"/>
+            </w:pPr>
+            <w:r/>
+            <w:r>
+              <w:rPr>
+                <w:rFonts w:ascii="Segoe UI" w:hAnsi="Segoe UI" w:eastAsia="Segoe UI"/>
+                <w:b w:val="0"/>
+                <w:i w:val="0"/>
+                <w:color w:val="1B2630"/>
+                <w:sz w:val="15"/>
+              </w:rPr>
+              <w:t>De twee andere sets liepen achter</w:t>
+            </w:r>
+          </w:p>
+        </w:tc>
+        <w:tc>
+          <w:tcPr>
+            <w:tcW w:type="dxa" w:w="3855"/>
+          </w:tcPr>
+          <w:p>
+            <w:pPr>
+              <w:spacing w:before="30" w:after="30" w:line="252" w:lineRule="auto"/>
+            </w:pPr>
+            <w:r/>
+            <w:r>
+              <w:rPr>
+                <w:rFonts w:ascii="Segoe UI" w:hAnsi="Segoe UI" w:eastAsia="Segoe UI"/>
+                <w:b w:val="0"/>
+                <w:i w:val="0"/>
+                <w:color w:val="1B2630"/>
+                <w:sz w:val="15"/>
+              </w:rPr>
+              <w:t>Op 22 september droegen `Per visite/` en `Per protocolnaam/` nog de blootsvoetse meting in 09 en 24, en een screeningsformulier zonder PEDIS graad 3, zonder immunosuppressie en zonder de stabiele vaatstatus. Een centrum dat de bezoekmappen volgde, gebruikte dus het verkeerde protocol.</w:t>
+            </w:r>
+          </w:p>
+        </w:tc>
+        <w:tc>
+          <w:tcPr>
+            <w:tcW w:type="dxa" w:w="3628"/>
+          </w:tcPr>
+          <w:p>
+            <w:pPr>
+              <w:spacing w:before="30" w:after="30" w:line="252" w:lineRule="auto"/>
+            </w:pPr>
+            <w:r/>
+            <w:r>
+              <w:rPr>
+                <w:rFonts w:ascii="Segoe UI" w:hAnsi="Segoe UI" w:eastAsia="Segoe UI"/>
+                <w:b w:val="0"/>
+                <w:i w:val="0"/>
+                <w:color w:val="1B2630"/>
+                <w:sz w:val="15"/>
+              </w:rPr>
+              <w:t>`Per visite/` is op 22 september gelijkgezet met `Per nummer/` — zes bestanden. `Per protocolnaam/` is niet aangeraakt: die vraagt eerst de beslissing hierboven.</w:t>
             </w:r>
           </w:p>
         </w:tc>
@@ -4523,7 +3977,7 @@
           <w:color w:val="1B2630"/>
           <w:sz w:val="19"/>
         </w:rPr>
-        <w:t>Het protocol zegt “aparte CRF’s per arm” maar benoemt niet welke. Ik heb de scheiding gelegd waar de interventie verschilt. Dat is een gevolgtrekking, geen vastgesteld feit, en ze staat in de mapping — dus corrigeer ze nu, niet later.</w:t>
+        <w:t>Het protocol zegt “aparte CRF’s per arm” maar benoemt niet welke. Ik heb de scheiding gelegd waar de interventie verschilt. De regel die eruit volgt en die op 22 september bevestigd werd: **in Usual Care wordt niets teruggekoppeld**. Er wordt gemeten, maar de uitkomst gaat niet naar de zorgverlener en niet naar de patiënt.</w:t>
       </w:r>
     </w:p>
     <w:tbl>
@@ -4848,7 +4302,7 @@
                 <w:color w:val="1B2630"/>
                 <w:sz w:val="15"/>
               </w:rPr>
-              <w:t>Alleen Optimal Care.</w:t>
+              <w:t>Alleen Optimal Care — bevestigd op 22 september 2026.</w:t>
             </w:r>
           </w:p>
         </w:tc>
@@ -4869,7 +4323,7 @@
                 <w:color w:val="1B2630"/>
                 <w:sz w:val="15"/>
               </w:rPr>
-              <w:t>De terugkoppeling ís de interventie.</w:t>
+              <w:t>De terugkoppeling ís de interventie. §9 zet 32 bij visites 3 tot 8 zonder armonderscheid, maar dat is het gemeenschappelijke schema. In Usual Care wordt niets teruggekoppeld: er wordt gemeten, maar de uitkomst gaat niet naar de zorgverlener en niet naar de patiënt.</w:t>
             </w:r>
           </w:p>
         </w:tc>

--- a/REDCap/PARADISE_REDCap_opzet.docx
+++ b/REDCap/PARADISE_REDCap_opzet.docx
@@ -1538,7 +1538,7 @@
           <w:color w:val="1B2630"/>
           <w:sz w:val="19"/>
         </w:rPr>
-        <w:t>Veertien events per arm. De offsets zijn dagen ten opzichte van visite 1, de baseline; die is dus het anker. Vul ze in bij “Define My Events” als je de schedulingmodule gebruikt; doe je dat niet, dan zijn ze documentatie en mag je ze weglaten.</w:t>
+        <w:t>Vijftien events per arm, dertig in totaal. De offsets zijn dagen ten opzichte van visite 1, de baseline; die is dus het anker. Je voert ze niet met de hand in — events_import.csv bevat ze allemaal. De offsets hieronder zijn documentatie, tenzij je de schedulingmodule aanzet.</w:t>
       </w:r>
     </w:p>
     <w:tbl>
@@ -3202,7 +3202,27 @@
           <w:color w:val="1B2630"/>
           <w:sz w:val="19"/>
         </w:rPr>
-        <w:t>REDCap leidt de unieke eventnaam af uit het label. De labels hierboven zijn kort gehouden zodat die afleiding voorspelbaar is: “Visite 1” wordt visite_1_arm_1. **Controleer na het aanmaken of de gegenereerde namen overeenkomen met de kolom unique_event_name in events.csv**, en pas anders het mappingbestand aan vóór je het importeert. Wijkt één naam af, dan komt dat instrument stil op het verkeerde event terecht.</w:t>
+        <w:t xml:space="preserve">REDCap leidt de unieke eventnaam af uit het label. De labels hierboven zijn kort gehouden zodat die afleiding voorspelbaar is: “Visite 1” wordt visite_1_arm_1. </w:t>
+      </w:r>
+      <w:r>
+        <w:rPr>
+          <w:rFonts w:ascii="Segoe UI" w:hAnsi="Segoe UI" w:eastAsia="Segoe UI"/>
+          <w:b/>
+          <w:i w:val="0"/>
+          <w:color w:val="1B2630"/>
+          <w:sz w:val="19"/>
+        </w:rPr>
+        <w:t>Controleer na het aanmaken of de gegenereerde namen overeenkomen met de kolom unique_event_name in events.csv</w:t>
+      </w:r>
+      <w:r>
+        <w:rPr>
+          <w:rFonts w:ascii="Segoe UI" w:hAnsi="Segoe UI" w:eastAsia="Segoe UI"/>
+          <w:b w:val="0"/>
+          <w:i w:val="0"/>
+          <w:color w:val="1B2630"/>
+          <w:sz w:val="19"/>
+        </w:rPr>
+        <w:t>, en pas anders het mappingbestand aan vóór je het importeert. Wijkt één naam af, dan komt dat instrument stil op het verkeerde event terecht.</w:t>
       </w:r>
     </w:p>
     <w:p>
@@ -3258,7 +3278,27 @@
           <w:color w:val="1B2630"/>
           <w:sz w:val="19"/>
         </w:rPr>
-        <w:t>Een nieuw REDCap-project staat in **Development**-status, en dat is je testomgeving. Daar mag alles: velden toevoegen, verwijderen, van type veranderen, testrecords invoeren en weer wissen. Pas bij *Move to Production* gaan structurele wijzigingen via Draft Mode en goedkeuring. Je hebt dus geen apart oefenproject nodig — het echte project is de zandbak, tot jij beslist dat het dat niet meer is.</w:t>
+        <w:t xml:space="preserve">Een nieuw REDCap-project staat in </w:t>
+      </w:r>
+      <w:r>
+        <w:rPr>
+          <w:rFonts w:ascii="Segoe UI" w:hAnsi="Segoe UI" w:eastAsia="Segoe UI"/>
+          <w:b/>
+          <w:i w:val="0"/>
+          <w:color w:val="1B2630"/>
+          <w:sz w:val="19"/>
+        </w:rPr>
+        <w:t>Development</w:t>
+      </w:r>
+      <w:r>
+        <w:rPr>
+          <w:rFonts w:ascii="Segoe UI" w:hAnsi="Segoe UI" w:eastAsia="Segoe UI"/>
+          <w:b w:val="0"/>
+          <w:i w:val="0"/>
+          <w:color w:val="1B2630"/>
+          <w:sz w:val="19"/>
+        </w:rPr>
+        <w:t>-status, en dat is je testomgeving. Daar mag alles: velden toevoegen, verwijderen, van type veranderen, testrecords invoeren en weer wissen. Pas bij Move to Production gaan structurele wijzigingen via Draft Mode en goedkeuring. Je hebt dus geen apart oefenproject nodig — het echte project is de zandbak, tot jij beslist dat het dat niet meer is.</w:t>
       </w:r>
     </w:p>
     <w:p>
@@ -3320,7 +3360,47 @@
           <w:color w:val="1B2630"/>
           <w:sz w:val="19"/>
         </w:rPr>
-        <w:t>Op de pagina Project Setup, onder Main project settings, zet je **Use longitudinal data collection with defined events** op Enable. Zet daar ook **Repeatable instruments and events** op Enable. Beide zijn nodig voordat je verder kunt.</w:t>
+        <w:t xml:space="preserve">Op de pagina Project Setup, onder Main project settings, zet je </w:t>
+      </w:r>
+      <w:r>
+        <w:rPr>
+          <w:rFonts w:ascii="Segoe UI" w:hAnsi="Segoe UI" w:eastAsia="Segoe UI"/>
+          <w:b/>
+          <w:i w:val="0"/>
+          <w:color w:val="1B2630"/>
+          <w:sz w:val="19"/>
+        </w:rPr>
+        <w:t>Use longitudinal data collection with defined events</w:t>
+      </w:r>
+      <w:r>
+        <w:rPr>
+          <w:rFonts w:ascii="Segoe UI" w:hAnsi="Segoe UI" w:eastAsia="Segoe UI"/>
+          <w:b w:val="0"/>
+          <w:i w:val="0"/>
+          <w:color w:val="1B2630"/>
+          <w:sz w:val="19"/>
+        </w:rPr>
+        <w:t xml:space="preserve"> op Enable. Zet daar ook </w:t>
+      </w:r>
+      <w:r>
+        <w:rPr>
+          <w:rFonts w:ascii="Segoe UI" w:hAnsi="Segoe UI" w:eastAsia="Segoe UI"/>
+          <w:b/>
+          <w:i w:val="0"/>
+          <w:color w:val="1B2630"/>
+          <w:sz w:val="19"/>
+        </w:rPr>
+        <w:t>Repeatable instruments and events</w:t>
+      </w:r>
+      <w:r>
+        <w:rPr>
+          <w:rFonts w:ascii="Segoe UI" w:hAnsi="Segoe UI" w:eastAsia="Segoe UI"/>
+          <w:b w:val="0"/>
+          <w:i w:val="0"/>
+          <w:color w:val="1B2630"/>
+          <w:sz w:val="19"/>
+        </w:rPr>
+        <w:t xml:space="preserve"> op Enable. Beide zijn nodig voordat je verder kunt.</w:t>
       </w:r>
     </w:p>
     <w:p>
@@ -3351,7 +3431,47 @@
           <w:color w:val="1B2630"/>
           <w:sz w:val="19"/>
         </w:rPr>
-        <w:t>Klik Define My Events. Arm 1 bestaat al; hernoem die naar **Usual Care**. Voeg met Add New Arm een tweede toe: **Optimal Care**. De bezoekmomenten zijn in beide armen identiek; alleen de instrumenten verschillen.</w:t>
+        <w:t xml:space="preserve">Klik Define My Events. Arm 1 bestaat al; hernoem die naar </w:t>
+      </w:r>
+      <w:r>
+        <w:rPr>
+          <w:rFonts w:ascii="Segoe UI" w:hAnsi="Segoe UI" w:eastAsia="Segoe UI"/>
+          <w:b/>
+          <w:i w:val="0"/>
+          <w:color w:val="1B2630"/>
+          <w:sz w:val="19"/>
+        </w:rPr>
+        <w:t>Usual Care</w:t>
+      </w:r>
+      <w:r>
+        <w:rPr>
+          <w:rFonts w:ascii="Segoe UI" w:hAnsi="Segoe UI" w:eastAsia="Segoe UI"/>
+          <w:b w:val="0"/>
+          <w:i w:val="0"/>
+          <w:color w:val="1B2630"/>
+          <w:sz w:val="19"/>
+        </w:rPr>
+        <w:t xml:space="preserve">. Voeg met Add New Arm een tweede toe: </w:t>
+      </w:r>
+      <w:r>
+        <w:rPr>
+          <w:rFonts w:ascii="Segoe UI" w:hAnsi="Segoe UI" w:eastAsia="Segoe UI"/>
+          <w:b/>
+          <w:i w:val="0"/>
+          <w:color w:val="1B2630"/>
+          <w:sz w:val="19"/>
+        </w:rPr>
+        <w:t>Optimal Care</w:t>
+      </w:r>
+      <w:r>
+        <w:rPr>
+          <w:rFonts w:ascii="Segoe UI" w:hAnsi="Segoe UI" w:eastAsia="Segoe UI"/>
+          <w:b w:val="0"/>
+          <w:i w:val="0"/>
+          <w:color w:val="1B2630"/>
+          <w:sz w:val="19"/>
+        </w:rPr>
+        <w:t>. De bezoekmomenten zijn in beide armen identiek; alleen de instrumenten verschillen.</w:t>
       </w:r>
     </w:p>
     <w:p>
@@ -3367,7 +3487,7 @@
           <w:color w:val="00407A"/>
           <w:sz w:val="19"/>
         </w:rPr>
-        <w:t>Stap 4 — De vijftien events, per arm</w:t>
+        <w:t>Stap 4 — De dertig events importeren</w:t>
       </w:r>
     </w:p>
     <w:p>
@@ -3382,7 +3502,42 @@
           <w:color w:val="1B2630"/>
           <w:sz w:val="19"/>
         </w:rPr>
-        <w:t>Voer per arm de vijftien events uit de tabel in sectie 5 in, met hun dagoffset en marge. Gebruik de labels exact zoals ze daar staan — Screening, Visite 0, Visite 1 tot Visite 8, Dagboek, Ulcus, AE SAE, Deviatie, Einde — want daar leidt REDCap de unieke naam uit af.</w:t>
+        <w:t xml:space="preserve">Op Define My Events staat een uploadmogelijkheid — dezelfde plek waar je een sjabloon kunt downloaden. Kies </w:t>
+      </w:r>
+      <w:r>
+        <w:rPr>
+          <w:rFonts w:ascii="Segoe UI" w:hAnsi="Segoe UI" w:eastAsia="Segoe UI"/>
+          <w:b/>
+          <w:i w:val="0"/>
+          <w:color w:val="1B2630"/>
+          <w:sz w:val="19"/>
+        </w:rPr>
+        <w:t>events_import.csv</w:t>
+      </w:r>
+      <w:r>
+        <w:rPr>
+          <w:rFonts w:ascii="Segoe UI" w:hAnsi="Segoe UI" w:eastAsia="Segoe UI"/>
+          <w:b w:val="0"/>
+          <w:i w:val="0"/>
+          <w:color w:val="1B2630"/>
+          <w:sz w:val="19"/>
+        </w:rPr>
+        <w:t>. Dat bestand staat in het formaat dat REDCap zelf exporteert, met de vier kolommen event_name, arm_num, unique_event_name en custom_event_label, en bevat de vijftien events voor beide armen.</w:t>
+      </w:r>
+    </w:p>
+    <w:p>
+      <w:pPr>
+        <w:spacing w:before="0" w:after="80"/>
+      </w:pPr>
+      <w:r>
+        <w:rPr>
+          <w:rFonts w:ascii="Segoe UI" w:hAnsi="Segoe UI" w:eastAsia="Segoe UI"/>
+          <w:b w:val="0"/>
+          <w:i w:val="0"/>
+          <w:color w:val="5A6A78"/>
+          <w:sz w:val="17"/>
+        </w:rPr>
+        <w:t>De dagoffsets staan er niet in. Die kolommen verschijnen alleen als de schedulingmodule aan staat; heb je die nodig, download dan eerst een vers sjabloon uit je eigen project en vul de offsets uit sectie 5 aan. Zonder schedulingmodule zijn ze documentatie.</w:t>
       </w:r>
     </w:p>
     <w:p>
@@ -3398,7 +3553,7 @@
           <w:color w:val="00407A"/>
           <w:sz w:val="19"/>
         </w:rPr>
-        <w:t>Stap 5 — De gegenereerde namen vergelijken</w:t>
+        <w:t>Stap 5 — De namen nakijken</w:t>
       </w:r>
     </w:p>
     <w:p>
@@ -3413,7 +3568,42 @@
           <w:color w:val="1B2630"/>
           <w:sz w:val="19"/>
         </w:rPr>
-        <w:t>REDCap toont naast elk event de unieke naam. Leg die naast de kolom unique_event_name in events.csv. Komt er één niet overeen, pas dan het mappingbestand aan vóór je het importeert. Dit is de enige stap die je later niet meer kunt terugzien: een instrument belandt dan stil op het verkeerde event.</w:t>
+        <w:t xml:space="preserve">REDCap leidt de unieke eventnaam af uit het label: kleine letters, elk niet-alfanumeriek teken wordt een underscore, en de naam wordt </w:t>
+      </w:r>
+      <w:r>
+        <w:rPr>
+          <w:rFonts w:ascii="Segoe UI" w:hAnsi="Segoe UI" w:eastAsia="Segoe UI"/>
+          <w:b/>
+          <w:i w:val="0"/>
+          <w:color w:val="1B2630"/>
+          <w:sz w:val="19"/>
+        </w:rPr>
+        <w:t>afgekapt op achttien tekens</w:t>
+      </w:r>
+      <w:r>
+        <w:rPr>
+          <w:rFonts w:ascii="Segoe UI" w:hAnsi="Segoe UI" w:eastAsia="Segoe UI"/>
+          <w:b w:val="0"/>
+          <w:i w:val="0"/>
+          <w:color w:val="1B2630"/>
+          <w:sz w:val="19"/>
+        </w:rPr>
+        <w:t xml:space="preserve"> voordat _arm_1 of _arm_2 erachter komt. Die regel is afgeleid uit je eigen REDCap-export en klopt op alle zeven voorbeelden daarin — “Concomitant medication” wordt concomitant_medica_arm_1.</w:t>
+      </w:r>
+    </w:p>
+    <w:p>
+      <w:pPr>
+        <w:spacing w:before="0" w:after="80"/>
+      </w:pPr>
+      <w:r>
+        <w:rPr>
+          <w:rFonts w:ascii="Segoe UI" w:hAnsi="Segoe UI" w:eastAsia="Segoe UI"/>
+          <w:b w:val="0"/>
+          <w:i w:val="0"/>
+          <w:color w:val="1B2630"/>
+          <w:sz w:val="19"/>
+        </w:rPr>
+        <w:t>Alle vijftien labels blijven ruim onder die achttien tekens, dus er wordt niets afgekapt en er ontstaan geen dubbele namen. Vergelijk na de import toch even wat REDCap toont met de kolom unique_event_name: wijkt er één af, pas dan het mappingbestand aan vóór stap 8. Een instrument dat op het verkeerde event belandt, valt later niet meer op.</w:t>
       </w:r>
     </w:p>
     <w:p>
@@ -3444,7 +3634,107 @@
           <w:color w:val="1B2630"/>
           <w:sz w:val="19"/>
         </w:rPr>
-        <w:t>Op Project Setup, bij Repeatable instruments and events, klik Modify. Zet de events **Dagboek**, **Ulcus**, **AE SAE** en **Deviatie** op herhalend. Zet daarnaast het instrument **concomitant_therapy** als herhalend instrument op elk van de acht bezoek-events. Dat laatste is geen keuze: het veld contx_total rekent met [last-instance] en doet zonder die instelling niets.</w:t>
+        <w:t xml:space="preserve">Op Project Setup, bij Repeatable instruments and events, klik Modify. Zet de events </w:t>
+      </w:r>
+      <w:r>
+        <w:rPr>
+          <w:rFonts w:ascii="Segoe UI" w:hAnsi="Segoe UI" w:eastAsia="Segoe UI"/>
+          <w:b/>
+          <w:i w:val="0"/>
+          <w:color w:val="1B2630"/>
+          <w:sz w:val="19"/>
+        </w:rPr>
+        <w:t>Dagboek</w:t>
+      </w:r>
+      <w:r>
+        <w:rPr>
+          <w:rFonts w:ascii="Segoe UI" w:hAnsi="Segoe UI" w:eastAsia="Segoe UI"/>
+          <w:b w:val="0"/>
+          <w:i w:val="0"/>
+          <w:color w:val="1B2630"/>
+          <w:sz w:val="19"/>
+        </w:rPr>
+        <w:t xml:space="preserve">, </w:t>
+      </w:r>
+      <w:r>
+        <w:rPr>
+          <w:rFonts w:ascii="Segoe UI" w:hAnsi="Segoe UI" w:eastAsia="Segoe UI"/>
+          <w:b/>
+          <w:i w:val="0"/>
+          <w:color w:val="1B2630"/>
+          <w:sz w:val="19"/>
+        </w:rPr>
+        <w:t>Ulcus</w:t>
+      </w:r>
+      <w:r>
+        <w:rPr>
+          <w:rFonts w:ascii="Segoe UI" w:hAnsi="Segoe UI" w:eastAsia="Segoe UI"/>
+          <w:b w:val="0"/>
+          <w:i w:val="0"/>
+          <w:color w:val="1B2630"/>
+          <w:sz w:val="19"/>
+        </w:rPr>
+        <w:t xml:space="preserve">, </w:t>
+      </w:r>
+      <w:r>
+        <w:rPr>
+          <w:rFonts w:ascii="Segoe UI" w:hAnsi="Segoe UI" w:eastAsia="Segoe UI"/>
+          <w:b/>
+          <w:i w:val="0"/>
+          <w:color w:val="1B2630"/>
+          <w:sz w:val="19"/>
+        </w:rPr>
+        <w:t>AE SAE</w:t>
+      </w:r>
+      <w:r>
+        <w:rPr>
+          <w:rFonts w:ascii="Segoe UI" w:hAnsi="Segoe UI" w:eastAsia="Segoe UI"/>
+          <w:b w:val="0"/>
+          <w:i w:val="0"/>
+          <w:color w:val="1B2630"/>
+          <w:sz w:val="19"/>
+        </w:rPr>
+        <w:t xml:space="preserve"> en </w:t>
+      </w:r>
+      <w:r>
+        <w:rPr>
+          <w:rFonts w:ascii="Segoe UI" w:hAnsi="Segoe UI" w:eastAsia="Segoe UI"/>
+          <w:b/>
+          <w:i w:val="0"/>
+          <w:color w:val="1B2630"/>
+          <w:sz w:val="19"/>
+        </w:rPr>
+        <w:t>Deviatie</w:t>
+      </w:r>
+      <w:r>
+        <w:rPr>
+          <w:rFonts w:ascii="Segoe UI" w:hAnsi="Segoe UI" w:eastAsia="Segoe UI"/>
+          <w:b w:val="0"/>
+          <w:i w:val="0"/>
+          <w:color w:val="1B2630"/>
+          <w:sz w:val="19"/>
+        </w:rPr>
+        <w:t xml:space="preserve"> op herhalend. Zet daarnaast het instrument </w:t>
+      </w:r>
+      <w:r>
+        <w:rPr>
+          <w:rFonts w:ascii="Segoe UI" w:hAnsi="Segoe UI" w:eastAsia="Segoe UI"/>
+          <w:b/>
+          <w:i w:val="0"/>
+          <w:color w:val="1B2630"/>
+          <w:sz w:val="19"/>
+        </w:rPr>
+        <w:t>concomitant_therapy</w:t>
+      </w:r>
+      <w:r>
+        <w:rPr>
+          <w:rFonts w:ascii="Segoe UI" w:hAnsi="Segoe UI" w:eastAsia="Segoe UI"/>
+          <w:b w:val="0"/>
+          <w:i w:val="0"/>
+          <w:color w:val="1B2630"/>
+          <w:sz w:val="19"/>
+        </w:rPr>
+        <w:t xml:space="preserve"> als herhalend instrument op elk van de acht bezoek-events. Dat laatste is geen keuze: het veld contx_total rekent met [last-instance] en doet zonder die instelling niets.</w:t>
       </w:r>
     </w:p>
     <w:p>
@@ -3475,7 +3765,27 @@
           <w:color w:val="1B2630"/>
           <w:sz w:val="19"/>
         </w:rPr>
-        <w:t>Online Designer, tabblad Data Dictionary, dan Upload. Kies **data_dictionary_PARADISE.csv**. REDCap toont eerst een overzicht van wat er gaat veranderen; lees dat en bevestig. Let op: een dictionary-upload vervangt álle instrumenten, dus doe dit vóór je met de hand iets aanpast.</w:t>
+        <w:t xml:space="preserve">Online Designer, tabblad Data Dictionary, dan Upload. Kies </w:t>
+      </w:r>
+      <w:r>
+        <w:rPr>
+          <w:rFonts w:ascii="Segoe UI" w:hAnsi="Segoe UI" w:eastAsia="Segoe UI"/>
+          <w:b/>
+          <w:i w:val="0"/>
+          <w:color w:val="1B2630"/>
+          <w:sz w:val="19"/>
+        </w:rPr>
+        <w:t>data_dictionary_PARADISE.csv</w:t>
+      </w:r>
+      <w:r>
+        <w:rPr>
+          <w:rFonts w:ascii="Segoe UI" w:hAnsi="Segoe UI" w:eastAsia="Segoe UI"/>
+          <w:b w:val="0"/>
+          <w:i w:val="0"/>
+          <w:color w:val="1B2630"/>
+          <w:sz w:val="19"/>
+        </w:rPr>
+        <w:t>. REDCap toont eerst een overzicht van wat er gaat veranderen; lees dat en bevestig. Let op: een dictionary-upload vervangt álle instrumenten, dus doe dit vóór je met de hand iets aanpast.</w:t>
       </w:r>
     </w:p>
     <w:p>
@@ -3506,7 +3816,27 @@
           <w:color w:val="1B2630"/>
           <w:sz w:val="19"/>
         </w:rPr>
-        <w:t>Designate Instruments for My Events, dan de knop om een mapping te uploaden. Kies **instrument_event_mapping.csv**. Vanaf hier staat het skelet: je kunt door de events klikken en per arm zien wat waar hoort.</w:t>
+        <w:t xml:space="preserve">Designate Instruments for My Events, dan de knop om een mapping te uploaden. Kies </w:t>
+      </w:r>
+      <w:r>
+        <w:rPr>
+          <w:rFonts w:ascii="Segoe UI" w:hAnsi="Segoe UI" w:eastAsia="Segoe UI"/>
+          <w:b/>
+          <w:i w:val="0"/>
+          <w:color w:val="1B2630"/>
+          <w:sz w:val="19"/>
+        </w:rPr>
+        <w:t>instrument_event_mapping.csv</w:t>
+      </w:r>
+      <w:r>
+        <w:rPr>
+          <w:rFonts w:ascii="Segoe UI" w:hAnsi="Segoe UI" w:eastAsia="Segoe UI"/>
+          <w:b w:val="0"/>
+          <w:i w:val="0"/>
+          <w:color w:val="1B2630"/>
+          <w:sz w:val="19"/>
+        </w:rPr>
+        <w:t>. Vanaf hier staat het skelet: je kunt door de events klikken en per arm zien wat waar hoort.</w:t>
       </w:r>
     </w:p>
     <w:p>
@@ -3717,7 +4047,27 @@
           <w:color w:val="1B2630"/>
           <w:sz w:val="19"/>
         </w:rPr>
-        <w:t>Van de drie blokkades die ik eerder opsomde zijn er twee vervallen. Op 22 september bleek dat eCRF 09, 24 en 01 in `(e)CRF/Per nummer/` **al bijgewerkt waren**: 09 beschrijft de in-shoe meting zónder de CMFO, 24 vraagt nog twee condities, en 01 telt negen exclusiecriteria met PEDIS graad 3 en immunosuppressie erbij. Het bronnenbestand liep achter op de formulieren, niet omgekeerd.</w:t>
+        <w:t xml:space="preserve">Van de drie blokkades die ik eerder opsomde zijn er twee vervallen. Op 22 september bleek dat eCRF 09, 24 en 01 in `(e)CRF/Per nummer/` </w:t>
+      </w:r>
+      <w:r>
+        <w:rPr>
+          <w:rFonts w:ascii="Segoe UI" w:hAnsi="Segoe UI" w:eastAsia="Segoe UI"/>
+          <w:b/>
+          <w:i w:val="0"/>
+          <w:color w:val="1B2630"/>
+          <w:sz w:val="19"/>
+        </w:rPr>
+        <w:t>al bijgewerkt waren</w:t>
+      </w:r>
+      <w:r>
+        <w:rPr>
+          <w:rFonts w:ascii="Segoe UI" w:hAnsi="Segoe UI" w:eastAsia="Segoe UI"/>
+          <w:b w:val="0"/>
+          <w:i w:val="0"/>
+          <w:color w:val="1B2630"/>
+          <w:sz w:val="19"/>
+        </w:rPr>
+        <w:t>: 09 beschrijft de in-shoe meting zónder de CMFO, 24 vraagt nog twee condities, en 01 telt negen exclusiecriteria met PEDIS graad 3 en immunosuppressie erbij. Het bronnenbestand liep achter op de formulieren, niet omgekeerd.</w:t>
       </w:r>
     </w:p>
     <w:tbl>
@@ -3977,7 +4327,27 @@
           <w:color w:val="1B2630"/>
           <w:sz w:val="19"/>
         </w:rPr>
-        <w:t>Het protocol zegt “aparte CRF’s per arm” maar benoemt niet welke. Ik heb de scheiding gelegd waar de interventie verschilt. De regel die eruit volgt en die op 22 september bevestigd werd: **in Usual Care wordt niets teruggekoppeld**. Er wordt gemeten, maar de uitkomst gaat niet naar de zorgverlener en niet naar de patiënt.</w:t>
+        <w:t xml:space="preserve">Het protocol zegt “aparte CRF’s per arm” maar benoemt niet welke. Ik heb de scheiding gelegd waar de interventie verschilt. De regel die eruit volgt en die op 22 september bevestigd werd: </w:t>
+      </w:r>
+      <w:r>
+        <w:rPr>
+          <w:rFonts w:ascii="Segoe UI" w:hAnsi="Segoe UI" w:eastAsia="Segoe UI"/>
+          <w:b/>
+          <w:i w:val="0"/>
+          <w:color w:val="1B2630"/>
+          <w:sz w:val="19"/>
+        </w:rPr>
+        <w:t>in Usual Care wordt niets teruggekoppeld</w:t>
+      </w:r>
+      <w:r>
+        <w:rPr>
+          <w:rFonts w:ascii="Segoe UI" w:hAnsi="Segoe UI" w:eastAsia="Segoe UI"/>
+          <w:b w:val="0"/>
+          <w:i w:val="0"/>
+          <w:color w:val="1B2630"/>
+          <w:sz w:val="19"/>
+        </w:rPr>
+        <w:t>. Er wordt gemeten, maar de uitkomst gaat niet naar de zorgverlener en niet naar de patiënt.</w:t>
       </w:r>
     </w:p>
     <w:tbl>

--- a/REDCap/PARADISE_REDCap_opzet.docx
+++ b/REDCap/PARADISE_REDCap_opzet.docx
@@ -3619,7 +3619,7 @@
           <w:color w:val="00407A"/>
           <w:sz w:val="19"/>
         </w:rPr>
-        <w:t>Stap 6 — Wat herhaalt, herhalend zetten</w:t>
+        <w:t>Stap 6 — De vier herhalende events</w:t>
       </w:r>
     </w:p>
     <w:p>
@@ -3634,7 +3634,7 @@
           <w:color w:val="1B2630"/>
           <w:sz w:val="19"/>
         </w:rPr>
-        <w:t xml:space="preserve">Op Project Setup, bij Repeatable instruments and events, klik Modify. Zet de events </w:t>
+        <w:t xml:space="preserve">Op Project Setup, bij Repeatable instruments and events, klik Modify. Zet </w:t>
       </w:r>
       <w:r>
         <w:rPr>
@@ -3714,7 +3714,7 @@
           <w:color w:val="1B2630"/>
           <w:sz w:val="19"/>
         </w:rPr>
-        <w:t xml:space="preserve"> op herhalend. Zet daarnaast het instrument </w:t>
+        <w:t xml:space="preserve"> op </w:t>
       </w:r>
       <w:r>
         <w:rPr>
@@ -3724,7 +3724,7 @@
           <w:color w:val="1B2630"/>
           <w:sz w:val="19"/>
         </w:rPr>
-        <w:t>concomitant_therapy</w:t>
+        <w:t>Repeat Entire Event</w:t>
       </w:r>
       <w:r>
         <w:rPr>
@@ -3734,7 +3734,22 @@
           <w:color w:val="1B2630"/>
           <w:sz w:val="19"/>
         </w:rPr>
-        <w:t xml:space="preserve"> als herhalend instrument op elk van de acht bezoek-events. Dat laatste is geen keuze: het veld contx_total rekent met [last-instance] en doet zonder die instelling niets.</w:t>
+        <w:t>, in beide armen. Dat kan nu al: daarvoor hoeven de instrumenten nog niet te bestaan.</w:t>
+      </w:r>
+    </w:p>
+    <w:p>
+      <w:pPr>
+        <w:spacing w:before="0" w:after="80"/>
+      </w:pPr>
+      <w:r>
+        <w:rPr>
+          <w:rFonts w:ascii="Segoe UI" w:hAnsi="Segoe UI" w:eastAsia="Segoe UI"/>
+          <w:b w:val="0"/>
+          <w:i w:val="0"/>
+          <w:color w:val="5A6A78"/>
+          <w:sz w:val="17"/>
+        </w:rPr>
+        <w:t>Laat de bezoek-events op “not repeating” staan. Daar komt in stap 9 iets anders: niet het hele event herhaalt, maar één instrument erbinnen.</w:t>
       </w:r>
     </w:p>
     <w:p>
@@ -3852,7 +3867,93 @@
           <w:color w:val="00407A"/>
           <w:sz w:val="19"/>
         </w:rPr>
-        <w:t>Stap 9 — Toegangsgroepen</w:t>
+        <w:t>Stap 9 — Nu pas: concomitant_therapy herhalend maken</w:t>
+      </w:r>
+    </w:p>
+    <w:p>
+      <w:pPr>
+        <w:spacing w:before="0" w:after="80"/>
+      </w:pPr>
+      <w:r>
+        <w:rPr>
+          <w:rFonts w:ascii="Segoe UI" w:hAnsi="Segoe UI" w:eastAsia="Segoe UI"/>
+          <w:b w:val="0"/>
+          <w:i w:val="0"/>
+          <w:color w:val="1B2630"/>
+          <w:sz w:val="19"/>
+        </w:rPr>
+        <w:t xml:space="preserve">Terug naar Repeatable instruments and events. Zet de acht bezoek-events — Visite 1 tot Visite 8 — op </w:t>
+      </w:r>
+      <w:r>
+        <w:rPr>
+          <w:rFonts w:ascii="Segoe UI" w:hAnsi="Segoe UI" w:eastAsia="Segoe UI"/>
+          <w:b/>
+          <w:i w:val="0"/>
+          <w:color w:val="1B2630"/>
+          <w:sz w:val="19"/>
+        </w:rPr>
+        <w:t>Repeat Instruments</w:t>
+      </w:r>
+      <w:r>
+        <w:rPr>
+          <w:rFonts w:ascii="Segoe UI" w:hAnsi="Segoe UI" w:eastAsia="Segoe UI"/>
+          <w:b w:val="0"/>
+          <w:i w:val="0"/>
+          <w:color w:val="1B2630"/>
+          <w:sz w:val="19"/>
+        </w:rPr>
+        <w:t xml:space="preserve">, en vink daar </w:t>
+      </w:r>
+      <w:r>
+        <w:rPr>
+          <w:rFonts w:ascii="Segoe UI" w:hAnsi="Segoe UI" w:eastAsia="Segoe UI"/>
+          <w:b/>
+          <w:i w:val="0"/>
+          <w:color w:val="1B2630"/>
+          <w:sz w:val="19"/>
+        </w:rPr>
+        <w:t>concomitant_therapy</w:t>
+      </w:r>
+      <w:r>
+        <w:rPr>
+          <w:rFonts w:ascii="Segoe UI" w:hAnsi="Segoe UI" w:eastAsia="Segoe UI"/>
+          <w:b w:val="0"/>
+          <w:i w:val="0"/>
+          <w:color w:val="1B2630"/>
+          <w:sz w:val="19"/>
+        </w:rPr>
+        <w:t xml:space="preserve"> aan. In beide armen.</w:t>
+      </w:r>
+    </w:p>
+    <w:p>
+      <w:pPr>
+        <w:spacing w:before="0" w:after="80"/>
+      </w:pPr>
+      <w:r>
+        <w:rPr>
+          <w:rFonts w:ascii="Segoe UI" w:hAnsi="Segoe UI" w:eastAsia="Segoe UI"/>
+          <w:b w:val="0"/>
+          <w:i w:val="0"/>
+          <w:color w:val="5A6A78"/>
+          <w:sz w:val="17"/>
+        </w:rPr>
+        <w:t>Dit kon in stap 6 nog niet. Die kolom toont alleen instrumenten die al aan dat event zijn toegewezen, en dat gebeurt pas bij de mapping in stap 8. Het is ook geen keuze: het veld contx_total rekent met [last-instance] en levert zonder deze instelling niets op.</w:t>
+      </w:r>
+    </w:p>
+    <w:p>
+      <w:pPr>
+        <w:keepNext/>
+        <w:spacing w:before="160" w:after="40"/>
+      </w:pPr>
+      <w:r>
+        <w:rPr>
+          <w:rFonts w:ascii="Segoe UI" w:hAnsi="Segoe UI" w:eastAsia="Segoe UI"/>
+          <w:b/>
+          <w:i w:val="0"/>
+          <w:color w:val="00407A"/>
+          <w:sz w:val="19"/>
+        </w:rPr>
+        <w:t>Stap 10 — Toegangsgroepen</w:t>
       </w:r>
     </w:p>
     <w:p>
@@ -3883,7 +3984,7 @@
           <w:color w:val="00407A"/>
           <w:sz w:val="19"/>
         </w:rPr>
-        <w:t>Stap 10 — Gebruikersrechten</w:t>
+        <w:t>Stap 11 — Gebruikersrechten</w:t>
       </w:r>
     </w:p>
     <w:p>
@@ -3914,7 +4015,7 @@
           <w:color w:val="00407A"/>
           <w:sz w:val="19"/>
         </w:rPr>
-        <w:t>Stap 11 — De velden per instrument bouwen</w:t>
+        <w:t>Stap 12 — De velden per instrument bouwen</w:t>
       </w:r>
     </w:p>
     <w:p>
@@ -3945,7 +4046,7 @@
           <w:color w:val="00407A"/>
           <w:sz w:val="19"/>
         </w:rPr>
-        <w:t>Stap 12 — Acceptatietest</w:t>
+        <w:t>Stap 13 — Acceptatietest</w:t>
       </w:r>
     </w:p>
     <w:p>
@@ -3976,7 +4077,7 @@
           <w:color w:val="00407A"/>
           <w:sz w:val="19"/>
         </w:rPr>
-        <w:t>Stap 13 — Naar productie</w:t>
+        <w:t>Stap 14 — Naar productie</w:t>
       </w:r>
     </w:p>
     <w:p>
@@ -4006,7 +4107,7 @@
           <w:color w:val="5A6A78"/>
           <w:sz w:val="17"/>
         </w:rPr>
-        <w:t>Stap 1 tot 10 kun je in één dag doen; ze hangen niet af van wat er nog openstaat. Stap 11 wacht alleen nog op de vraag welke eCRF-set officieel is.</w:t>
+        <w:t>Stap 1 tot 11 kun je in één dag doen; ze hangen niet af van wat er nog openstaat. Stap 12 wacht alleen nog op de vraag welke eCRF-set officieel is.</w:t>
       </w:r>
     </w:p>
     <w:p>
@@ -10364,7 +10465,7 @@
                 <w:color w:val="1B2630"/>
                 <w:sz w:val="15"/>
               </w:rPr>
-              <w:t>Het veld contx_total rekent met [last-instance]. Dat werkt alleen als het formulier als herhalend instrument is ingesteld op de bezoek-events. Geen optie dus, maar een vereiste; ze staat daarom in stap 5 van de opbouw.</w:t>
+              <w:t>Het veld contx_total rekent met [last-instance]. Dat werkt alleen als het formulier als herhalend instrument is ingesteld op de bezoek-events. Geen optie dus, maar een vereiste; ze staat daarom als stap 9 in de opbouw.</w:t>
             </w:r>
           </w:p>
         </w:tc>

--- a/REDCap/PARADISE_REDCap_opzet.docx
+++ b/REDCap/PARADISE_REDCap_opzet.docx
@@ -4015,7 +4015,7 @@
           <w:color w:val="00407A"/>
           <w:sz w:val="19"/>
         </w:rPr>
-        <w:t>Stap 12 — De velden per instrument bouwen</w:t>
+        <w:t>Stap 12 — Niets meer: de velden staan er al</w:t>
       </w:r>
     </w:p>
     <w:p>
@@ -4030,7 +4030,7 @@
           <w:color w:val="1B2630"/>
           <w:sz w:val="19"/>
         </w:rPr>
-        <w:t>De eenendertig klinische instrumenten dragen nu alleen een datumveld, een invoerdersveld en een markering. Bouw ze uit vanuit het bijhorende eCRF, en verwijder telkens de markering zodra een formulier af is. Dit is het grote werk en hoeft niet in één keer.</w:t>
+        <w:t>De veertig formulieren zijn volledig gebouwd, samen 1411 velden. De data dictionary die je bij stap 7 importeert bevat dus al de inhoud van elk eCRF; er blijft geen enkel formulier over waar je met de hand velden in moet zetten. Wat je hier nog doet is kijken of de formulieren eruitzien zoals je ze verwacht, en waar nodig de volgorde of een sectiekop bijschaven in de Online Designer.</w:t>
       </w:r>
     </w:p>
     <w:p>
@@ -4107,7 +4107,7 @@
           <w:color w:val="5A6A78"/>
           <w:sz w:val="17"/>
         </w:rPr>
-        <w:t>Stap 1 tot 11 kun je in één dag doen; ze hangen niet af van wat er nog openstaat. Stap 12 wacht alleen nog op de vraag welke eCRF-set officieel is.</w:t>
+        <w:t>Stap 1 tot 12 kun je nu in één dag doorlopen; er wacht niets meer op een beslissing. Na de acceptatietest van stap 13 kan het project naar productie.</w:t>
       </w:r>
     </w:p>
     <w:p>
@@ -10576,7 +10576,7 @@
           <w:color w:val="5A6A78"/>
           <w:sz w:val="17"/>
         </w:rPr>
-        <w:t>De drie CSV-bestanden in deze map zijn onderling gecontroleerd: elk instrument komt op minstens één event voor, de mapping verwijst nergens naar een instrument dat niet bestaat, en de armkolom klopt met de instrumentenlijst. 40 instrumenten, 30 events, 208 mappingregels, 271 velden in de dictionary, geen variabelenaam boven 26 tekens, en geen dode verwijzing.</w:t>
+        <w:t>De drie CSV-bestanden in deze map zijn onderling gecontroleerd: elk instrument komt op minstens één event voor, de mapping verwijst nergens naar een instrument dat niet bestaat, en de armkolom klopt met de instrumentenlijst. Daarbovenop zijn de veldeigenschappen zelf vier keer nagelopen: matrixregels, keuzecodes, rekenformules, branching per veld-waardepaar, minima en maxima, en de dekking van elk papieren item. Alle vier de controles geven nul fouten. 1411 velden, 40 formulieren, 30 events, 205 rijen in de mapping.</w:t>
       </w:r>
     </w:p>
     <w:sectPr>

--- a/REDCap/PARADISE_REDCap_opzet.docx
+++ b/REDCap/PARADISE_REDCap_opzet.docx
@@ -4030,7 +4030,7 @@
           <w:color w:val="1B2630"/>
           <w:sz w:val="19"/>
         </w:rPr>
-        <w:t>De veertig formulieren zijn volledig gebouwd, samen 1411 velden. De data dictionary die je bij stap 7 importeert bevat dus al de inhoud van elk eCRF; er blijft geen enkel formulier over waar je met de hand velden in moet zetten. Wat je hier nog doet is kijken of de formulieren eruitzien zoals je ze verwacht, en waar nodig de volgorde of een sectiekop bijschaven in de Online Designer.</w:t>
+        <w:t>De veertig formulieren zijn volledig gebouwd, samen 1413 velden. De data dictionary die je bij stap 7 importeert bevat dus al de inhoud van elk eCRF; er blijft geen enkel formulier over waar je met de hand velden in moet zetten. Wat je hier nog doet is kijken of de formulieren eruitzien zoals je ze verwacht, en waar nodig de volgorde of een sectiekop bijschaven in de Online Designer.</w:t>
       </w:r>
     </w:p>
     <w:p>
@@ -10576,7 +10576,7 @@
           <w:color w:val="5A6A78"/>
           <w:sz w:val="17"/>
         </w:rPr>
-        <w:t>De drie CSV-bestanden in deze map zijn onderling gecontroleerd: elk instrument komt op minstens één event voor, de mapping verwijst nergens naar een instrument dat niet bestaat, en de armkolom klopt met de instrumentenlijst. Daarbovenop zijn de veldeigenschappen zelf vier keer nagelopen: matrixregels, keuzecodes, rekenformules, branching per veld-waardepaar, minima en maxima, en de dekking van elk papieren item. Alle vier de controles geven nul fouten. 1411 velden, 40 formulieren, 30 events, 205 rijen in de mapping.</w:t>
+        <w:t>De drie CSV-bestanden in deze map zijn onderling gecontroleerd: elk instrument komt op minstens één event voor, de mapping verwijst nergens naar een instrument dat niet bestaat, en de armkolom klopt met de instrumentenlijst. Daarbovenop zijn de veldeigenschappen zelf vier keer nagelopen: matrixregels, keuzecodes, rekenformules, branching per veld-waardepaar, minima en maxima, en de dekking van elk papieren item. Alle vier de controles geven nul fouten. 1413 velden, 40 formulieren, 30 events, 205 rijen in de mapping.</w:t>
       </w:r>
     </w:p>
     <w:sectPr>

--- a/REDCap/PARADISE_REDCap_opzet.docx
+++ b/REDCap/PARADISE_REDCap_opzet.docx
@@ -4030,7 +4030,7 @@
           <w:color w:val="1B2630"/>
           <w:sz w:val="19"/>
         </w:rPr>
-        <w:t>De veertig formulieren zijn volledig gebouwd, samen 1413 velden. De data dictionary die je bij stap 7 importeert bevat dus al de inhoud van elk eCRF; er blijft geen enkel formulier over waar je met de hand velden in moet zetten. Wat je hier nog doet is kijken of de formulieren eruitzien zoals je ze verwacht, en waar nodig de volgorde of een sectiekop bijschaven in de Online Designer.</w:t>
+        <w:t>De veertig formulieren zijn volledig gebouwd, samen 1410 velden. De data dictionary die je bij stap 7 importeert bevat dus al de inhoud van elk eCRF; er blijft geen enkel formulier over waar je met de hand velden in moet zetten. Wat je hier nog doet is kijken of de formulieren eruitzien zoals je ze verwacht, en waar nodig de volgorde of een sectiekop bijschaven in de Online Designer.</w:t>
       </w:r>
     </w:p>
     <w:p>

--- a/REDCap/PARADISE_REDCap_opzet.docx
+++ b/REDCap/PARADISE_REDCap_opzet.docx
@@ -4030,7 +4030,7 @@
           <w:color w:val="1B2630"/>
           <w:sz w:val="19"/>
         </w:rPr>
-        <w:t>De veertig formulieren zijn volledig gebouwd, samen 1410 velden. De data dictionary die je bij stap 7 importeert bevat dus al de inhoud van elk eCRF; er blijft geen enkel formulier over waar je met de hand velden in moet zetten. Wat je hier nog doet is kijken of de formulieren eruitzien zoals je ze verwacht, en waar nodig de volgorde of een sectiekop bijschaven in de Online Designer.</w:t>
+        <w:t>De veertig formulieren zijn volledig gebouwd, samen 1449 velden. De data dictionary die je bij stap 7 importeert bevat dus al de inhoud van elk eCRF; er blijft geen enkel formulier over waar je met de hand velden in moet zetten. Wat je hier nog doet is kijken of de formulieren eruitzien zoals je ze verwacht, en waar nodig de volgorde of een sectiekop bijschaven in de Online Designer.</w:t>
       </w:r>
     </w:p>
     <w:p>

--- a/REDCap/PARADISE_REDCap_opzet.docx
+++ b/REDCap/PARADISE_REDCap_opzet.docx
@@ -44,7 +44,7 @@
           <w:color w:val="5A6A78"/>
           <w:sz w:val="17"/>
         </w:rPr>
-        <w:t>Longitudinaal skelet: armen, events, instrumenten en de mapping daartussen. Gebouwd uit §9 van PARADISE_BRONNEN.md, het bezoekschema, en het eCRF-register in §12. Bij deze gids horen vier bestanden in dezelfde map: data_dictionary_PARADISE.csv, instrumenten.csv, events.csv en instrument_event_mapping.csv. De dictionary voegt de CTU-template voor een hulpmiddelenstudie samen met de klinische PARADISE-instrumenten: 271 velden over 40 formulieren.</w:t>
+        <w:t>Longitudinaal skelet: armen, events, instrumenten en de mapping daartussen. Gebouwd uit §9 van PARADISE_BRONNEN.md, het bezoekschema, en het eCRF-register in §12. Bij deze gids horen vier bestanden in dezelfde map: data_dictionary_PARADISE.csv, instrumenten.csv, events.csv en instrument_event_mapping.csv. De dictionary voegt de CTU-template voor een hulpmiddelenstudie samen met de klinische PARADISE-instrumenten: 1487 velden over 41 formulieren.</w:t>
       </w:r>
     </w:p>
     <w:p>
@@ -420,7 +420,7 @@
                 <w:color w:val="1B2630"/>
                 <w:sz w:val="15"/>
               </w:rPr>
-              <w:t>Procesevaluatie — eCRF 39 tot 44</w:t>
+              <w:t>Procesevaluatie — eCRF 39 en 41 tot 44</w:t>
             </w:r>
           </w:p>
         </w:tc>
@@ -441,7 +441,7 @@
                 <w:color w:val="1B2630"/>
                 <w:sz w:val="15"/>
               </w:rPr>
-              <w:t>Interviewgidsen, dagboeken en fidelity checklists zijn kwalitatief en volgen een andere levenscyclus dan de trialdata.</w:t>
+              <w:t>Interviewgidsen en fidelity checklists zijn kwalitatief en volgen een andere levenscyclus dan de trialdata.</w:t>
             </w:r>
           </w:p>
         </w:tc>
@@ -462,7 +462,7 @@
                 <w:color w:val="1B2630"/>
                 <w:sz w:val="15"/>
               </w:rPr>
-              <w:t>Een apart REDCap-project of NVivo; houd ze uit de trialdatabank.</w:t>
+              <w:t>Een apart REDCap-project of NVivo; houd ze uit de trialdatabank. Uitzondering: het dagboek van de therapeut (eCRF 40) staat wel in de trialdatabank, op het event Dagboek therapeut.</w:t>
             </w:r>
           </w:p>
         </w:tc>
@@ -1538,7 +1538,7 @@
           <w:color w:val="1B2630"/>
           <w:sz w:val="19"/>
         </w:rPr>
-        <w:t>Vijftien events per arm, dertig in totaal. De offsets zijn dagen ten opzichte van visite 1, de baseline; die is dus het anker. Je voert ze niet met de hand in — events_import.csv bevat ze allemaal. De offsets hieronder zijn documentatie, tenzij je de schedulingmodule aanzet.</w:t>
+        <w:t>Vijftien events in Usual Care en zestien in Optimal Care, eenendertig in totaal. De offsets zijn dagen ten opzichte van visite 1, de baseline; die is dus het anker. Je voert ze niet met de hand in — events_import.csv bevat ze allemaal. De offsets hieronder zijn documentatie, tenzij je de schedulingmodule aanzet.</w:t>
       </w:r>
     </w:p>
     <w:tbl>
@@ -2861,16 +2861,17 @@
             <w:pPr>
               <w:spacing w:before="30" w:after="30" w:line="252" w:lineRule="auto"/>
             </w:pPr>
-            <w:r/>
-            <w:r>
-              <w:rPr>
-                <w:rFonts w:ascii="Segoe UI" w:hAnsi="Segoe UI" w:eastAsia="Segoe UI"/>
-                <w:b w:val="0"/>
-                <w:i w:val="0"/>
-                <w:color w:val="1B2630"/>
-                <w:sz w:val="15"/>
-              </w:rPr>
-              <w:t>Ulcus</w:t>
+            <w:r>
+              <w:t>Dagboek therapeut</w:t>
+            </w:r>
+            <w:r>
+              <w:rPr>
+                <w:rFonts w:ascii="Segoe UI" w:hAnsi="Segoe UI" w:eastAsia="Segoe UI"/>
+                <w:b w:val="0"/>
+                <w:i w:val="0"/>
+                <w:color w:val="1B2630"/>
+                <w:sz w:val="15"/>
+              </w:rPr>
             </w:r>
           </w:p>
         </w:tc>
@@ -2882,17 +2883,18 @@
             <w:pPr>
               <w:spacing w:before="30" w:after="30" w:line="252" w:lineRule="auto"/>
             </w:pPr>
-            <w:r/>
-            <w:r>
-              <w:rPr>
-                <w:rFonts w:ascii="Segoe UI" w:hAnsi="Segoe UI" w:eastAsia="Segoe UI"/>
-                <w:b w:val="0"/>
-                <w:i w:val="0"/>
-                <w:color w:val="1B2630"/>
-                <w:sz w:val="15"/>
-              </w:rPr>
+            <w:r>
               <w:t>—</w:t>
             </w:r>
+            <w:r>
+              <w:rPr>
+                <w:rFonts w:ascii="Segoe UI" w:hAnsi="Segoe UI" w:eastAsia="Segoe UI"/>
+                <w:b w:val="0"/>
+                <w:i w:val="0"/>
+                <w:color w:val="1B2630"/>
+                <w:sz w:val="15"/>
+              </w:rPr>
+            </w:r>
           </w:p>
         </w:tc>
         <w:tc>
@@ -2903,17 +2905,18 @@
             <w:pPr>
               <w:spacing w:before="30" w:after="30" w:line="252" w:lineRule="auto"/>
             </w:pPr>
-            <w:r/>
-            <w:r>
-              <w:rPr>
-                <w:rFonts w:ascii="Segoe UI" w:hAnsi="Segoe UI" w:eastAsia="Segoe UI"/>
-                <w:b w:val="0"/>
-                <w:i w:val="0"/>
-                <w:color w:val="1B2630"/>
-                <w:sz w:val="15"/>
-              </w:rPr>
+            <w:r>
               <w:t>—</w:t>
             </w:r>
+            <w:r>
+              <w:rPr>
+                <w:rFonts w:ascii="Segoe UI" w:hAnsi="Segoe UI" w:eastAsia="Segoe UI"/>
+                <w:b w:val="0"/>
+                <w:i w:val="0"/>
+                <w:color w:val="1B2630"/>
+                <w:sz w:val="15"/>
+              </w:rPr>
+            </w:r>
           </w:p>
         </w:tc>
         <w:tc>
@@ -2924,17 +2927,18 @@
             <w:pPr>
               <w:spacing w:before="30" w:after="30" w:line="252" w:lineRule="auto"/>
             </w:pPr>
-            <w:r/>
-            <w:r>
-              <w:rPr>
-                <w:rFonts w:ascii="Segoe UI" w:hAnsi="Segoe UI" w:eastAsia="Segoe UI"/>
-                <w:b w:val="0"/>
-                <w:i w:val="0"/>
-                <w:color w:val="1B2630"/>
-                <w:sz w:val="15"/>
-              </w:rPr>
+            <w:r>
               <w:t>ja</w:t>
             </w:r>
+            <w:r>
+              <w:rPr>
+                <w:rFonts w:ascii="Segoe UI" w:hAnsi="Segoe UI" w:eastAsia="Segoe UI"/>
+                <w:b w:val="0"/>
+                <w:i w:val="0"/>
+                <w:color w:val="1B2630"/>
+                <w:sz w:val="15"/>
+              </w:rPr>
+            </w:r>
           </w:p>
         </w:tc>
         <w:tc>
@@ -2945,16 +2949,17 @@
             <w:pPr>
               <w:spacing w:before="30" w:after="30" w:line="252" w:lineRule="auto"/>
             </w:pPr>
-            <w:r/>
-            <w:r>
-              <w:rPr>
-                <w:rFonts w:ascii="Segoe UI" w:hAnsi="Segoe UI" w:eastAsia="Segoe UI"/>
-                <w:b w:val="0"/>
-                <w:i w:val="0"/>
-                <w:color w:val="1B2630"/>
-                <w:sz w:val="15"/>
-              </w:rPr>
-              <w:t>Ongepland. Eén herhaling per ulcusepisode.</w:t>
+            <w:r>
+              <w:t>Alleen Optimal Care. Gestructureerd dagboek van de therapeut (eCRF 40), niet aan een visite gebonden.</w:t>
+            </w:r>
+            <w:r>
+              <w:rPr>
+                <w:rFonts w:ascii="Segoe UI" w:hAnsi="Segoe UI" w:eastAsia="Segoe UI"/>
+                <w:b w:val="0"/>
+                <w:i w:val="0"/>
+                <w:color w:val="1B2630"/>
+                <w:sz w:val="15"/>
+              </w:rPr>
             </w:r>
           </w:p>
         </w:tc>
@@ -2977,6 +2982,113 @@
                 <w:color w:val="1B2630"/>
                 <w:sz w:val="15"/>
               </w:rPr>
+              <w:t>Ulcus</w:t>
+            </w:r>
+          </w:p>
+        </w:tc>
+        <w:tc>
+          <w:tcPr>
+            <w:tcW w:type="dxa" w:w="850"/>
+          </w:tcPr>
+          <w:p>
+            <w:pPr>
+              <w:spacing w:before="30" w:after="30" w:line="252" w:lineRule="auto"/>
+            </w:pPr>
+            <w:r/>
+            <w:r>
+              <w:rPr>
+                <w:rFonts w:ascii="Segoe UI" w:hAnsi="Segoe UI" w:eastAsia="Segoe UI"/>
+                <w:b w:val="0"/>
+                <w:i w:val="0"/>
+                <w:color w:val="1B2630"/>
+                <w:sz w:val="15"/>
+              </w:rPr>
+              <w:t>—</w:t>
+            </w:r>
+          </w:p>
+        </w:tc>
+        <w:tc>
+          <w:tcPr>
+            <w:tcW w:type="dxa" w:w="1134"/>
+          </w:tcPr>
+          <w:p>
+            <w:pPr>
+              <w:spacing w:before="30" w:after="30" w:line="252" w:lineRule="auto"/>
+            </w:pPr>
+            <w:r/>
+            <w:r>
+              <w:rPr>
+                <w:rFonts w:ascii="Segoe UI" w:hAnsi="Segoe UI" w:eastAsia="Segoe UI"/>
+                <w:b w:val="0"/>
+                <w:i w:val="0"/>
+                <w:color w:val="1B2630"/>
+                <w:sz w:val="15"/>
+              </w:rPr>
+              <w:t>—</w:t>
+            </w:r>
+          </w:p>
+        </w:tc>
+        <w:tc>
+          <w:tcPr>
+            <w:tcW w:type="dxa" w:w="907"/>
+          </w:tcPr>
+          <w:p>
+            <w:pPr>
+              <w:spacing w:before="30" w:after="30" w:line="252" w:lineRule="auto"/>
+            </w:pPr>
+            <w:r/>
+            <w:r>
+              <w:rPr>
+                <w:rFonts w:ascii="Segoe UI" w:hAnsi="Segoe UI" w:eastAsia="Segoe UI"/>
+                <w:b w:val="0"/>
+                <w:i w:val="0"/>
+                <w:color w:val="1B2630"/>
+                <w:sz w:val="15"/>
+              </w:rPr>
+              <w:t>ja</w:t>
+            </w:r>
+          </w:p>
+        </w:tc>
+        <w:tc>
+          <w:tcPr>
+            <w:tcW w:type="dxa" w:w="5726"/>
+          </w:tcPr>
+          <w:p>
+            <w:pPr>
+              <w:spacing w:before="30" w:after="30" w:line="252" w:lineRule="auto"/>
+            </w:pPr>
+            <w:r/>
+            <w:r>
+              <w:rPr>
+                <w:rFonts w:ascii="Segoe UI" w:hAnsi="Segoe UI" w:eastAsia="Segoe UI"/>
+                <w:b w:val="0"/>
+                <w:i w:val="0"/>
+                <w:color w:val="1B2630"/>
+                <w:sz w:val="15"/>
+              </w:rPr>
+              <w:t>Ongepland. Eén herhaling per ulcusepisode.</w:t>
+            </w:r>
+          </w:p>
+        </w:tc>
+      </w:tr>
+      <w:tr>
+        <w:tc>
+          <w:tcPr>
+            <w:tcW w:type="dxa" w:w="1247"/>
+          </w:tcPr>
+          <w:p>
+            <w:pPr>
+              <w:spacing w:before="30" w:after="30" w:line="252" w:lineRule="auto"/>
+            </w:pPr>
+            <w:r/>
+            <w:r>
+              <w:rPr>
+                <w:rFonts w:ascii="Segoe UI" w:hAnsi="Segoe UI" w:eastAsia="Segoe UI"/>
+                <w:b w:val="0"/>
+                <w:i w:val="0"/>
+                <w:color w:val="1B2630"/>
+                <w:sz w:val="15"/>
+              </w:rPr>
               <w:t>AE SAE</w:t>
             </w:r>
           </w:p>
@@ -3062,6 +3174,118 @@
                 <w:sz w:val="15"/>
               </w:rPr>
               <w:t>Ongepland. Eén herhaling per voorval.</w:t>
+            </w:r>
+          </w:p>
+        </w:tc>
+      </w:tr>
+      <w:tr>
+        <w:tc>
+          <w:tcPr>
+            <w:tcW w:type="dxa" w:w="1247"/>
+          </w:tcPr>
+          <w:p>
+            <w:pPr>
+              <w:spacing w:before="30" w:after="30" w:line="252" w:lineRule="auto"/>
+            </w:pPr>
+            <w:r>
+              <w:t>Deviatie</w:t>
+            </w:r>
+            <w:r>
+              <w:rPr>
+                <w:rFonts w:ascii="Segoe UI" w:hAnsi="Segoe UI" w:eastAsia="Segoe UI"/>
+                <w:b w:val="0"/>
+                <w:i w:val="0"/>
+                <w:color w:val="1B2630"/>
+                <w:sz w:val="15"/>
+              </w:rPr>
+            </w:r>
+          </w:p>
+        </w:tc>
+        <w:tc>
+          <w:tcPr>
+            <w:tcW w:type="dxa" w:w="850"/>
+          </w:tcPr>
+          <w:p>
+            <w:pPr>
+              <w:spacing w:before="30" w:after="30" w:line="252" w:lineRule="auto"/>
+            </w:pPr>
+            <w:r>
+              <w:t>—</w:t>
+            </w:r>
+            <w:r>
+              <w:rPr>
+                <w:rFonts w:ascii="Segoe UI" w:hAnsi="Segoe UI" w:eastAsia="Segoe UI"/>
+                <w:b w:val="0"/>
+                <w:i w:val="0"/>
+                <w:color w:val="1B2630"/>
+                <w:sz w:val="15"/>
+              </w:rPr>
+            </w:r>
+          </w:p>
+        </w:tc>
+        <w:tc>
+          <w:tcPr>
+            <w:tcW w:type="dxa" w:w="1134"/>
+          </w:tcPr>
+          <w:p>
+            <w:pPr>
+              <w:spacing w:before="30" w:after="30" w:line="252" w:lineRule="auto"/>
+            </w:pPr>
+            <w:r>
+              <w:t>—</w:t>
+            </w:r>
+            <w:r>
+              <w:rPr>
+                <w:rFonts w:ascii="Segoe UI" w:hAnsi="Segoe UI" w:eastAsia="Segoe UI"/>
+                <w:b w:val="0"/>
+                <w:i w:val="0"/>
+                <w:color w:val="1B2630"/>
+                <w:sz w:val="15"/>
+              </w:rPr>
+            </w:r>
+          </w:p>
+        </w:tc>
+        <w:tc>
+          <w:tcPr>
+            <w:tcW w:type="dxa" w:w="907"/>
+          </w:tcPr>
+          <w:p>
+            <w:pPr>
+              <w:spacing w:before="30" w:after="30" w:line="252" w:lineRule="auto"/>
+            </w:pPr>
+            <w:r>
+              <w:t>ja</w:t>
+            </w:r>
+            <w:r>
+              <w:rPr>
+                <w:rFonts w:ascii="Segoe UI" w:hAnsi="Segoe UI" w:eastAsia="Segoe UI"/>
+                <w:b w:val="0"/>
+                <w:i w:val="0"/>
+                <w:color w:val="1B2630"/>
+                <w:sz w:val="15"/>
+              </w:rPr>
+            </w:r>
+          </w:p>
+        </w:tc>
+        <w:tc>
+          <w:tcPr>
+            <w:tcW w:type="dxa" w:w="5726"/>
+          </w:tcPr>
+          <w:p>
+            <w:pPr>
+              <w:spacing w:before="30" w:after="30" w:line="252" w:lineRule="auto"/>
+            </w:pPr>
+            <w:r>
+              <w:t>Ongepland. Eén herhaling per afwijking van het protocol.</w:t>
+            </w:r>
+            <w:r>
+              <w:rPr>
+                <w:rFonts w:ascii="Segoe UI" w:hAnsi="Segoe UI" w:eastAsia="Segoe UI"/>
+                <w:b w:val="0"/>
+                <w:i w:val="0"/>
+                <w:color w:val="1B2630"/>
+                <w:sz w:val="15"/>
+              </w:rPr>
             </w:r>
           </w:p>
         </w:tc>
@@ -3237,7 +3461,7 @@
           <w:color w:val="5A6A78"/>
           <w:sz w:val="17"/>
         </w:rPr>
-        <w:t>Zet Dagboek, Ulcus en AE SAE als herhalend event onder “Repeating Instruments and Events”, vóór de mappingimport.</w:t>
+        <w:t>Zet Dagboek, Dagboek therapeut, Ulcus, AE SAE en Deviatie als herhalend event onder “Repeating Instruments and Events”, vóór de mappingimport.</w:t>
       </w:r>
     </w:p>
     <w:p>
@@ -3487,7 +3711,7 @@
           <w:color w:val="00407A"/>
           <w:sz w:val="19"/>
         </w:rPr>
-        <w:t>Stap 4 — De dertig events importeren</w:t>
+        <w:t>Stap 4 — De eenendertig events importeren</w:t>
       </w:r>
     </w:p>
     <w:p>
@@ -3522,7 +3746,7 @@
           <w:color w:val="1B2630"/>
           <w:sz w:val="19"/>
         </w:rPr>
-        <w:t>. Dat bestand staat in het formaat dat REDCap zelf exporteert, met de vier kolommen event_name, arm_num, unique_event_name en custom_event_label, en bevat de vijftien events voor beide armen.</w:t>
+        <w:t>. Dat bestand staat in het formaat dat REDCap zelf exporteert, met de vier kolommen event_name, arm_num, unique_event_name en custom_event_label, en bevat de events voor beide armen: vijftien in Usual Care, zestien in Optimal Care.</w:t>
       </w:r>
     </w:p>
     <w:p>
@@ -3619,7 +3843,7 @@
           <w:color w:val="00407A"/>
           <w:sz w:val="19"/>
         </w:rPr>
-        <w:t>Stap 6 — De vier herhalende events</w:t>
+        <w:t>Stap 6 — De vijf herhalende events</w:t>
       </w:r>
     </w:p>
     <w:p>
@@ -3714,7 +3938,7 @@
           <w:color w:val="1B2630"/>
           <w:sz w:val="19"/>
         </w:rPr>
-        <w:t xml:space="preserve"> op </w:t>
+        <w:t xml:space="preserve"> op Repeat Entire Event, in beide armen, en Dagboek therapeut in Optimal Care.</w:t>
       </w:r>
       <w:r>
         <w:rPr>
@@ -3724,7 +3948,6 @@
           <w:color w:val="1B2630"/>
           <w:sz w:val="19"/>
         </w:rPr>
-        <w:t>Repeat Entire Event</w:t>
       </w:r>
       <w:r>
         <w:rPr>
@@ -3734,7 +3957,7 @@
           <w:color w:val="1B2630"/>
           <w:sz w:val="19"/>
         </w:rPr>
-        <w:t>, in beide armen. Dat kan nu al: daarvoor hoeven de instrumenten nog niet te bestaan.</w:t>
+        <w:t xml:space="preserve"> Dat kan nu al: daarvoor hoeven de instrumenten nog niet te bestaan.</w:t>
       </w:r>
     </w:p>
     <w:p>
@@ -4030,7 +4253,7 @@
           <w:color w:val="1B2630"/>
           <w:sz w:val="19"/>
         </w:rPr>
-        <w:t>De veertig formulieren zijn volledig gebouwd, samen 1449 velden. De data dictionary die je bij stap 7 importeert bevat dus al de inhoud van elk eCRF; er blijft geen enkel formulier over waar je met de hand velden in moet zetten. Wat je hier nog doet is kijken of de formulieren eruitzien zoals je ze verwacht, en waar nodig de volgorde of een sectiekop bijschaven in de Online Designer.</w:t>
+        <w:t>De eenenveertig formulieren zijn volledig gebouwd, samen 1487 velden. De data dictionary die je bij stap 7 importeert bevat dus al de inhoud van elk eCRF; er blijft geen enkel formulier over waar je met de hand velden in moet zetten. Wat je hier nog doet is kijken of de formulieren eruitzien zoals je ze verwacht, en waar nodig de volgorde of een sectiekop bijschaven in de Online Designer.</w:t>
       </w:r>
     </w:p>
     <w:p>
@@ -8602,16 +8825,17 @@
             <w:pPr>
               <w:spacing w:before="30" w:after="30" w:line="252" w:lineRule="auto"/>
             </w:pPr>
-            <w:r/>
-            <w:r>
-              <w:rPr>
-                <w:rFonts w:ascii="Segoe UI" w:hAnsi="Segoe UI" w:eastAsia="Segoe UI"/>
-                <w:b w:val="0"/>
-                <w:i w:val="0"/>
-                <w:color w:val="1B2630"/>
-                <w:sz w:val="15"/>
-              </w:rPr>
-              <w:t>—</w:t>
+            <w:r>
+              <w:t>e40_dagboek_therapeut</w:t>
+            </w:r>
+            <w:r>
+              <w:rPr>
+                <w:rFonts w:ascii="Segoe UI" w:hAnsi="Segoe UI" w:eastAsia="Segoe UI"/>
+                <w:b w:val="0"/>
+                <w:i w:val="0"/>
+                <w:color w:val="1B2630"/>
+                <w:sz w:val="15"/>
+              </w:rPr>
             </w:r>
           </w:p>
         </w:tc>
@@ -8623,16 +8847,17 @@
             <w:pPr>
               <w:spacing w:before="30" w:after="30" w:line="252" w:lineRule="auto"/>
             </w:pPr>
-            <w:r/>
-            <w:r>
-              <w:rPr>
-                <w:rFonts w:ascii="Segoe UI" w:hAnsi="Segoe UI" w:eastAsia="Segoe UI"/>
-                <w:b w:val="0"/>
-                <w:i w:val="0"/>
-                <w:color w:val="1B2630"/>
-                <w:sz w:val="15"/>
-              </w:rPr>
-              <w:t>Procesevaluatie.</w:t>
+            <w:r>
+              <w:t>Alleen Optimal Care, event Dagboek therapeut.</w:t>
+            </w:r>
+            <w:r>
+              <w:rPr>
+                <w:rFonts w:ascii="Segoe UI" w:hAnsi="Segoe UI" w:eastAsia="Segoe UI"/>
+                <w:b w:val="0"/>
+                <w:i w:val="0"/>
+                <w:color w:val="1B2630"/>
+                <w:sz w:val="15"/>
+              </w:rPr>
             </w:r>
           </w:p>
         </w:tc>
@@ -10576,7 +10801,7 @@
           <w:color w:val="5A6A78"/>
           <w:sz w:val="17"/>
         </w:rPr>
-        <w:t>De drie CSV-bestanden in deze map zijn onderling gecontroleerd: elk instrument komt op minstens één event voor, de mapping verwijst nergens naar een instrument dat niet bestaat, en de armkolom klopt met de instrumentenlijst. Daarbovenop zijn de veldeigenschappen zelf vier keer nagelopen: matrixregels, keuzecodes, rekenformules, branching per veld-waardepaar, minima en maxima, en de dekking van elk papieren item. Alle vier de controles geven nul fouten. 1413 velden, 40 formulieren, 30 events, 205 rijen in de mapping.</w:t>
+        <w:t>De drie CSV-bestanden in deze map zijn onderling gecontroleerd: elk instrument komt op minstens één event voor, de mapping verwijst nergens naar een instrument dat niet bestaat, en de armkolom klopt met de instrumentenlijst. Daarbovenop zijn de veldeigenschappen zelf vier keer nagelopen: matrixregels, keuzecodes, rekenformules, branching per veld-waardepaar, minima en maxima, en de dekking van elk papieren item. Alle vier de controles geven nul fouten. 1487 velden, 41 formulieren, 31 events, 206 rijen in de mapping.</w:t>
       </w:r>
     </w:p>
     <w:sectPr>

--- a/REDCap/PARADISE_REDCap_opzet.docx
+++ b/REDCap/PARADISE_REDCap_opzet.docx
@@ -2303,16 +2303,17 @@
             <w:pPr>
               <w:spacing w:before="30" w:after="30" w:line="252" w:lineRule="auto"/>
             </w:pPr>
-            <w:r/>
-            <w:r>
-              <w:rPr>
-                <w:rFonts w:ascii="Segoe UI" w:hAnsi="Segoe UI" w:eastAsia="Segoe UI"/>
-                <w:b w:val="0"/>
-                <w:i w:val="0"/>
-                <w:color w:val="1B2630"/>
-                <w:sz w:val="15"/>
-              </w:rPr>
-              <w:t>Maand 6, met drukmeting en de tweede MoveMonitorweek.</w:t>
+            <w:r>
+              <w:t>Maand 6, met drukmeting.</w:t>
+            </w:r>
+            <w:r>
+              <w:rPr>
+                <w:rFonts w:ascii="Segoe UI" w:hAnsi="Segoe UI" w:eastAsia="Segoe UI"/>
+                <w:b w:val="0"/>
+                <w:i w:val="0"/>
+                <w:color w:val="1B2630"/>
+                <w:sz w:val="15"/>
+              </w:rPr>
             </w:r>
           </w:p>
         </w:tc>
@@ -5191,7 +5192,7 @@
           <w:color w:val="1B2630"/>
           <w:sz w:val="19"/>
         </w:rPr>
-        <w:t>De tweede MoveMonitorweek op maand 6 staat in §3.2.2.2 en §5.4.5 van het protocol, maar niet in de opsomming van visites 3 tot 8 — dat is openstaand punt 4. Ik heb ze in de mapping gezet op visite 4, met eCRF 20 en 27. Klopt dat niet, haal die twee regels uit het mappingbestand.</w:t>
+        <w:t>Beslist op 30 september 2026: de MoveMonitor dient alleen nog bij de start, om de slaaptijd en dus de waaktijd te bepalen. De meetweek op maand 6 vervalt. eCRF 20 en 27 staan daarom niet meer op visite 4 in de mapping; de drie mappingbestanden zijn aangepast.</w:t>
       </w:r>
     </w:p>
     <w:p>

--- a/REDCap/PARADISE_REDCap_opzet.docx
+++ b/REDCap/PARADISE_REDCap_opzet.docx
@@ -657,7 +657,7 @@
                 <w:color w:val="1B2630"/>
                 <w:sz w:val="15"/>
               </w:rPr>
-              <w:t>De drukmeting gebeurt wel, maar de mate van ontlasting komt niet in de klinische besluitvorming. Educatie zoals ze vandaag gegeven wordt. Het meetformulier legt de waarden vast zonder velden voor terugkoppeling of aanpassing.</w:t>
+              <w:t>De drukmeting gebeurt alleen op baseline en maand 6, geblindeerd: palet met drempel 50 kPa, de waarden uit. De mate van ontlasting komt niet in de klinische besluitvorming. Educatie zoals ze vandaag gegeven wordt. Het meetformulier legt de waarden vast zonder velden voor terugkoppeling of aanpassing.</w:t>
             </w:r>
           </w:p>
         </w:tc>
@@ -2098,7 +2098,7 @@
                 <w:color w:val="1B2630"/>
                 <w:sz w:val="15"/>
               </w:rPr>
-              <w:t>Aflevering CMFO, drukoptimalisatie, sensor in de zool.</w:t>
+              <w:t>Aflevering CMFO, sensor in de zool; drukoptimalisatie alleen in Optimal Care.</w:t>
             </w:r>
           </w:p>
         </w:tc>
@@ -2304,7 +2304,7 @@
               <w:spacing w:before="30" w:after="30" w:line="252" w:lineRule="auto"/>
             </w:pPr>
             <w:r>
-              <w:t>Maand 6, met drukmeting.</w:t>
+              <w:t>Maand 6, met drukmeting in beide armen (in Usual Care geblindeerd).</w:t>
             </w:r>
             <w:r>
               <w:rPr>
@@ -2527,7 +2527,7 @@
                 <w:color w:val="1B2630"/>
                 <w:sz w:val="15"/>
               </w:rPr>
-              <w:t>Maand 12, met drukmeting. Analysepunt.</w:t>
+              <w:t>Maand 12, met drukmeting in Optimal Care. Analysepunt.</w:t>
             </w:r>
           </w:p>
         </w:tc>
@@ -2741,7 +2741,7 @@
                 <w:color w:val="1B2630"/>
                 <w:sz w:val="15"/>
               </w:rPr>
-              <w:t>Maand 18, met drukmeting en de VAS-herhaling.</w:t>
+              <w:t>Maand 18, met drukmeting in Optimal Care en de VAS-herhaling.</w:t>
             </w:r>
           </w:p>
         </w:tc>
@@ -4254,7 +4254,7 @@
           <w:color w:val="1B2630"/>
           <w:sz w:val="19"/>
         </w:rPr>
-        <w:t>De eenenveertig formulieren zijn volledig gebouwd, samen 1487 velden. De data dictionary die je bij stap 7 importeert bevat dus al de inhoud van elk eCRF; er blijft geen enkel formulier over waar je met de hand velden in moet zetten. Wat je hier nog doet is kijken of de formulieren eruitzien zoals je ze verwacht, en waar nodig de volgorde of een sectiekop bijschaven in de Online Designer.</w:t>
+        <w:t>De eenenveertig formulieren zijn volledig gebouwd, samen 1494 velden. De data dictionary die je bij stap 7 importeert bevat dus al de inhoud van elk eCRF; er blijft geen enkel formulier over waar je met de hand velden in moet zetten. Wat je hier nog doet is kijken of de formulieren eruitzien zoals je ze verwacht, en waar nodig de volgorde of een sectiekop bijschaven in de Online Designer.</w:t>
       </w:r>
     </w:p>
     <w:p>
@@ -4802,7 +4802,7 @@
                 <w:color w:val="1B2630"/>
                 <w:sz w:val="15"/>
               </w:rPr>
-              <w:t>Twee varianten: _uc zonder terugkoppelvelden, _oc met doeltoetsing en aanpassing.</w:t>
+              <w:t>Twee varianten: _uc zonder terugkoppelvelden en alleen op maand 6, _oc met doeltoetsing per sessie en aanpassing.</w:t>
             </w:r>
           </w:p>
         </w:tc>
@@ -5193,6 +5193,21 @@
           <w:sz w:val="19"/>
         </w:rPr>
         <w:t>Beslist op 30 september 2026: de MoveMonitor dient alleen nog bij de start, om de slaaptijd en dus de waaktijd te bepalen. De meetweek op maand 6 vervalt. eCRF 20 en 27 staan daarom niet meer op visite 4 in de mapping; de drie mappingbestanden zijn aangepast.</w:t>
+      </w:r>
+    </w:p>
+    <w:p>
+      <w:pPr>
+        <w:spacing w:before="0" w:after="80"/>
+      </w:pPr>
+      <w:r>
+        <w:rPr>
+          <w:rFonts w:ascii="Segoe UI" w:hAnsi="Segoe UI" w:eastAsia="Segoe UI"/>
+          <w:b w:val="0"/>
+          <w:i w:val="0"/>
+          <w:color w:val="1B2630"/>
+          <w:sz w:val="19"/>
+        </w:rPr>
+        <w:t>Beslist op 6 en 8 oktober 2026: de 25% wordt per sessie gerekend, zónder tegenover mét de CMFO in dezelfde sessie, met tot drie aanpassingen. De berekende velden van e24_drukherverdeling_oc verwijzen daarom niet meer naar visite 2, en elke doelregio heeft een derde extra ontlastingstest. In Usual Care wordt de druk alleen op baseline (e09) en maand 6 gemeten, geblindeerd: tweede palet met Pressure Cut Off 50 kPa en de waarden uit. e24_drukmeting_uc staat daarom niet meer op visite 2, 6 en 8; de drie mappingbestanden zijn aangepast.</w:t>
       </w:r>
     </w:p>
     <w:p>

--- a/REDCap/PARADISE_REDCap_opzet.docx
+++ b/REDCap/PARADISE_REDCap_opzet.docx
@@ -4254,7 +4254,7 @@
           <w:color w:val="1B2630"/>
           <w:sz w:val="19"/>
         </w:rPr>
-        <w:t>De eenenveertig formulieren zijn volledig gebouwd, samen 1494 velden. De data dictionary die je bij stap 7 importeert bevat dus al de inhoud van elk eCRF; er blijft geen enkel formulier over waar je met de hand velden in moet zetten. Wat je hier nog doet is kijken of de formulieren eruitzien zoals je ze verwacht, en waar nodig de volgorde of een sectiekop bijschaven in de Online Designer.</w:t>
+        <w:t>De tweeënveertig formulieren zijn volledig gebouwd, samen 1507 velden. De data dictionary die je bij stap 7 importeert bevat dus al de inhoud van elk eCRF; er blijft geen enkel formulier over waar je met de hand velden in moet zetten. Wat je hier nog doet is kijken of de formulieren eruitzien zoals je ze verwacht, en waar nodig de volgorde of een sectiekop bijschaven in de Online Designer.</w:t>
       </w:r>
     </w:p>
     <w:p>
@@ -9695,6 +9695,85 @@
               </w:rPr>
               <w:t>Voetzorgfolder voor de patiënt. Geen datacaptatie.</w:t>
             </w:r>
+          </w:p>
+        </w:tc>
+      </w:tr>
+      <w:tr>
+        <w:tc>
+          <w:tcPr>
+            <w:tcW w:type="dxa" w:w="680"/>
+          </w:tcPr>
+          <w:p>
+            <w:pPr>
+              <w:spacing w:before="30" w:after="30" w:line="252" w:lineRule="auto"/>
+            </w:pPr>
+            <w:r>
+              <w:t>49</w:t>
+            </w:r>
+            <w:r>
+              <w:rPr>
+                <w:rFonts w:ascii="Segoe UI" w:hAnsi="Segoe UI" w:eastAsia="Segoe UI"/>
+                <w:b w:val="0"/>
+                <w:i w:val="0"/>
+                <w:color w:val="1B2630"/>
+                <w:sz w:val="15"/>
+              </w:rPr>
+            </w:r>
+          </w:p>
+        </w:tc>
+        <w:tc>
+          <w:tcPr>
+            <w:tcW w:type="dxa" w:w="2608"/>
+          </w:tcPr>
+          <w:p>
+            <w:pPr>
+              <w:spacing w:before="30" w:after="30" w:line="252" w:lineRule="auto"/>
+            </w:pPr>
+            <w:r>
+              <w:t>Registratie consultatieduur</w:t>
+            </w:r>
+            <w:r>
+              <w:rPr>
+                <w:rFonts w:ascii="Segoe UI" w:hAnsi="Segoe UI" w:eastAsia="Segoe UI"/>
+                <w:b w:val="0"/>
+                <w:i w:val="0"/>
+                <w:color w:val="1B2630"/>
+                <w:sz w:val="15"/>
+              </w:rPr>
+            </w:r>
+          </w:p>
+        </w:tc>
+        <w:tc>
+          <w:tcPr>
+            <w:tcW w:type="dxa" w:w="2948"/>
+          </w:tcPr>
+          <w:p>
+            <w:pPr>
+              <w:spacing w:before="30" w:after="30" w:line="252" w:lineRule="auto"/>
+            </w:pPr>
+            <w:r>
+              <w:t>e49_consultatieduur</w:t>
+            </w:r>
+            <w:r>
+              <w:rPr>
+                <w:rFonts w:ascii="Segoe UI" w:hAnsi="Segoe UI" w:eastAsia="Segoe UI"/>
+                <w:b w:val="0"/>
+                <w:i w:val="0"/>
+                <w:color w:val="1B2630"/>
+                <w:sz w:val="15"/>
+              </w:rPr>
+            </w:r>
+          </w:p>
+        </w:tc>
+        <w:tc>
+          <w:tcPr>
+            <w:tcW w:type="dxa" w:w="3628"/>
+          </w:tcPr>
+          <w:p>
+            <w:pPr>
+              <w:spacing w:before="30" w:after="30" w:line="252" w:lineRule="auto"/>
+            </w:pPr>
+            <w:r/>
           </w:p>
         </w:tc>
       </w:tr>

--- a/REDCap/PARADISE_REDCap_opzet.docx
+++ b/REDCap/PARADISE_REDCap_opzet.docx
@@ -10502,7 +10502,7 @@
                 <w:color w:val="1B2630"/>
                 <w:sz w:val="15"/>
               </w:rPr>
-              <w:t>Gevuld met de zes inclusie- en negen exclusiecriteria uit §3 van PARADISE_BRONNEN.md.</w:t>
+              <w:t>Gevuld met de zes inclusie- en tien exclusiecriteria uit §3 van PARADISE_BRONNEN.md.</w:t>
             </w:r>
           </w:p>
         </w:tc>
